--- a/Phase 3 Api Endpoints.docx
+++ b/Phase 3 Api Endpoints.docx
@@ -144,9 +144,11 @@
           <w:numId w:val="3"/>
         </w:numPr>
       </w:pPr>
+      <w:proofErr w:type="spellStart"/>
       <w:r>
         <w:t>assertEquals</w:t>
       </w:r>
+      <w:proofErr w:type="spellEnd"/>
     </w:p>
     <w:p>
       <w:pPr>
@@ -156,9 +158,11 @@
           <w:numId w:val="3"/>
         </w:numPr>
       </w:pPr>
+      <w:proofErr w:type="spellStart"/>
       <w:r>
         <w:t>assertArrayEquals</w:t>
       </w:r>
+      <w:proofErr w:type="spellEnd"/>
     </w:p>
     <w:p>
       <w:pPr>
@@ -168,9 +172,11 @@
           <w:numId w:val="3"/>
         </w:numPr>
       </w:pPr>
+      <w:proofErr w:type="spellStart"/>
       <w:r>
         <w:t>assertThrows</w:t>
       </w:r>
+      <w:proofErr w:type="spellEnd"/>
     </w:p>
     <w:p>
       <w:pPr>
@@ -204,8 +210,13 @@
         <w:ind w:left="0" w:firstLine="0"/>
       </w:pPr>
       <w:r>
-        <w:t>Framework is like a semi implemented application which provides all the common functionalities an application needs</w:t>
-      </w:r>
+        <w:t xml:space="preserve">Framework is like a semi implemented application which provides all the common functionalities an application </w:t>
+      </w:r>
+      <w:proofErr w:type="gramStart"/>
+      <w:r>
+        <w:t>needs</w:t>
+      </w:r>
+      <w:proofErr w:type="gramEnd"/>
     </w:p>
     <w:p>
       <w:pPr>
@@ -263,7 +274,15 @@
         <w:t>Spring Framework:</w:t>
       </w:r>
       <w:r>
-        <w:t xml:space="preserve"> It is an application framework helps you to develop various types of applications like desktop, web, enterprise, cloud based applications</w:t>
+        <w:t xml:space="preserve"> It is an application framework helps you to develop various types of applications like desktop, web, enterprise, </w:t>
+      </w:r>
+      <w:proofErr w:type="gramStart"/>
+      <w:r>
+        <w:t>cloud based</w:t>
+      </w:r>
+      <w:proofErr w:type="gramEnd"/>
+      <w:r>
+        <w:t xml:space="preserve"> applications</w:t>
       </w:r>
     </w:p>
     <w:p>
@@ -331,18 +350,37 @@
         <w:ind w:left="0" w:firstLine="0"/>
       </w:pPr>
       <w:r>
-        <w:t>EmployeeDAO employeeDao</w:t>
-      </w:r>
+        <w:t xml:space="preserve">EmployeeDAO </w:t>
+      </w:r>
+      <w:proofErr w:type="spellStart"/>
+      <w:r>
+        <w:t>employeeDao</w:t>
+      </w:r>
+      <w:proofErr w:type="spellEnd"/>
       <w:r>
         <w:t xml:space="preserve">; </w:t>
       </w:r>
       <w:r>
         <w:br/>
-        <w:t>EmployeeService() {</w:t>
+      </w:r>
+      <w:proofErr w:type="gramStart"/>
+      <w:r>
+        <w:t>EmployeeService(</w:t>
+      </w:r>
+      <w:proofErr w:type="gramEnd"/>
+      <w:r>
+        <w:t>) {</w:t>
       </w:r>
       <w:r>
         <w:br/>
-        <w:t xml:space="preserve">employeeDao </w:t>
+      </w:r>
+      <w:proofErr w:type="spellStart"/>
+      <w:r>
+        <w:t>employeeDao</w:t>
+      </w:r>
+      <w:proofErr w:type="spellEnd"/>
+      <w:r>
+        <w:t xml:space="preserve"> </w:t>
       </w:r>
       <w:r>
         <w:t>= new EmployeeDao</w:t>
@@ -378,11 +416,26 @@
         <w:ind w:left="0" w:firstLine="0"/>
       </w:pPr>
       <w:r>
-        <w:t>EmployeeDAO employeeDao;</w:t>
+        <w:t xml:space="preserve">EmployeeDAO </w:t>
+      </w:r>
+      <w:proofErr w:type="spellStart"/>
+      <w:r>
+        <w:t>employeeDao</w:t>
+      </w:r>
+      <w:proofErr w:type="spellEnd"/>
+      <w:r>
+        <w:t>;</w:t>
       </w:r>
       <w:r>
         <w:br/>
-        <w:t>EmployeeService(EmployeeDao dao) {</w:t>
+      </w:r>
+      <w:proofErr w:type="gramStart"/>
+      <w:r>
+        <w:t>EmployeeService(</w:t>
+      </w:r>
+      <w:proofErr w:type="gramEnd"/>
+      <w:r>
+        <w:t>EmployeeDao dao) {</w:t>
       </w:r>
       <w:r>
         <w:br/>
@@ -414,7 +467,15 @@
         <w:ind w:left="0" w:firstLine="0"/>
       </w:pPr>
       <w:r>
-        <w:t>It implements the design pattern to create objects and supply objects, IOC is like a container that will maintain the objects created by spring.</w:t>
+        <w:t xml:space="preserve">It implements the design pattern to create objects and supply </w:t>
+      </w:r>
+      <w:proofErr w:type="gramStart"/>
+      <w:r>
+        <w:t>objects,</w:t>
+      </w:r>
+      <w:proofErr w:type="gramEnd"/>
+      <w:r>
+        <w:t xml:space="preserve"> IOC is like a container that will maintain the objects created by spring.</w:t>
       </w:r>
     </w:p>
     <w:p>
@@ -450,6 +511,1616 @@
       </w:pPr>
       <w:r>
         <w:t xml:space="preserve">Maven </w:t>
+      </w:r>
+    </w:p>
+    <w:p>
+      <w:pPr>
+        <w:ind w:left="0" w:firstLine="0"/>
+      </w:pPr>
+    </w:p>
+    <w:p>
+      <w:pPr>
+        <w:ind w:left="0" w:firstLine="0"/>
+      </w:pPr>
+      <w:r>
+        <w:rPr>
+          <w:highlight w:val="yellow"/>
+        </w:rPr>
+        <w:lastRenderedPageBreak/>
+        <w:t>19-04-2026</w:t>
+      </w:r>
+    </w:p>
+    <w:p>
+      <w:pPr>
+        <w:ind w:left="0" w:firstLine="0"/>
+      </w:pPr>
+      <w:r>
+        <w:t xml:space="preserve">Spring Framework helps you to </w:t>
+      </w:r>
+      <w:r>
+        <w:t>develop applications faster because it takes care of providing all the common features to the application like</w:t>
+      </w:r>
+    </w:p>
+    <w:p>
+      <w:pPr>
+        <w:pStyle w:val="ListParagraph"/>
+        <w:numPr>
+          <w:ilvl w:val="0"/>
+          <w:numId w:val="6"/>
+        </w:numPr>
+      </w:pPr>
+      <w:r>
+        <w:t>Managing the objects</w:t>
+      </w:r>
+    </w:p>
+    <w:p>
+      <w:pPr>
+        <w:pStyle w:val="ListParagraph"/>
+        <w:numPr>
+          <w:ilvl w:val="0"/>
+          <w:numId w:val="6"/>
+        </w:numPr>
+      </w:pPr>
+      <w:r>
+        <w:t>Supplying the objects</w:t>
+      </w:r>
+    </w:p>
+    <w:p>
+      <w:pPr>
+        <w:pStyle w:val="ListParagraph"/>
+        <w:numPr>
+          <w:ilvl w:val="0"/>
+          <w:numId w:val="6"/>
+        </w:numPr>
+      </w:pPr>
+      <w:r>
+        <w:t>Design patterns</w:t>
+      </w:r>
+    </w:p>
+    <w:p>
+      <w:pPr>
+        <w:pStyle w:val="ListParagraph"/>
+        <w:numPr>
+          <w:ilvl w:val="0"/>
+          <w:numId w:val="6"/>
+        </w:numPr>
+      </w:pPr>
+      <w:r>
+        <w:t>Type conversion</w:t>
+      </w:r>
+    </w:p>
+    <w:p>
+      <w:pPr>
+        <w:pStyle w:val="ListParagraph"/>
+        <w:numPr>
+          <w:ilvl w:val="0"/>
+          <w:numId w:val="6"/>
+        </w:numPr>
+      </w:pPr>
+      <w:r>
+        <w:t>DB Connections</w:t>
+      </w:r>
+    </w:p>
+    <w:p>
+      <w:pPr>
+        <w:pStyle w:val="ListParagraph"/>
+        <w:numPr>
+          <w:ilvl w:val="0"/>
+          <w:numId w:val="6"/>
+        </w:numPr>
+      </w:pPr>
+      <w:r>
+        <w:t xml:space="preserve">Handlings </w:t>
+      </w:r>
+      <w:proofErr w:type="gramStart"/>
+      <w:r>
+        <w:t>requests</w:t>
+      </w:r>
+      <w:proofErr w:type="gramEnd"/>
+      <w:r>
+        <w:t xml:space="preserve"> and forwarding to the controllers</w:t>
+      </w:r>
+    </w:p>
+    <w:p>
+      <w:pPr>
+        <w:pStyle w:val="ListParagraph"/>
+        <w:numPr>
+          <w:ilvl w:val="0"/>
+          <w:numId w:val="6"/>
+        </w:numPr>
+      </w:pPr>
+      <w:r>
+        <w:t>Exception Handling</w:t>
+      </w:r>
+    </w:p>
+    <w:p>
+      <w:pPr>
+        <w:ind w:left="0" w:firstLine="0"/>
+      </w:pPr>
+    </w:p>
+    <w:p>
+      <w:pPr>
+        <w:ind w:left="0" w:firstLine="0"/>
+      </w:pPr>
+      <w:r>
+        <w:rPr>
+          <w:highlight w:val="yellow"/>
+        </w:rPr>
+        <w:t>IOC:</w:t>
+      </w:r>
+      <w:r>
+        <w:t xml:space="preserve"> Inversion of Control takes care of creating and managing the objects which are also called as beans, it implements a design pattern called Dependency Injection that supplies an object to another object, that makes the application to be loosely coupled</w:t>
+      </w:r>
+    </w:p>
+    <w:p>
+      <w:pPr>
+        <w:ind w:left="0" w:firstLine="0"/>
+      </w:pPr>
+    </w:p>
+    <w:p>
+      <w:pPr>
+        <w:ind w:left="0" w:firstLine="0"/>
+      </w:pPr>
+      <w:proofErr w:type="spellStart"/>
+      <w:r>
+        <w:t>DBUtil</w:t>
+      </w:r>
+      <w:proofErr w:type="spellEnd"/>
+      <w:r>
+        <w:t xml:space="preserve"> -&gt; spring creates </w:t>
+      </w:r>
+      <w:r>
+        <w:t xml:space="preserve">the object &amp; manages </w:t>
+      </w:r>
+      <w:r>
+        <w:t>and we can use</w:t>
+      </w:r>
+      <w:r>
+        <w:t xml:space="preserve"> that object</w:t>
+      </w:r>
+      <w:r>
+        <w:t xml:space="preserve"> in the DAO layer</w:t>
+      </w:r>
+    </w:p>
+    <w:p>
+      <w:pPr>
+        <w:ind w:left="0" w:firstLine="0"/>
+      </w:pPr>
+      <w:r>
+        <w:t xml:space="preserve">DAO layer -&gt; spring creates the object &amp; manages so that we can use this object in the service layer </w:t>
+      </w:r>
+    </w:p>
+    <w:p>
+      <w:pPr>
+        <w:ind w:left="0" w:firstLine="0"/>
+      </w:pPr>
+      <w:r>
+        <w:t>Service layer -&gt; spring creates the object &amp; manages so that we can use this object in the controller layer</w:t>
+      </w:r>
+    </w:p>
+    <w:p>
+      <w:pPr>
+        <w:ind w:left="0" w:firstLine="0"/>
+      </w:pPr>
+      <w:r>
+        <w:t>Controller layer -&gt; spring creates the objects &amp; manages so that we can use this object to handle the request &amp; generate the response</w:t>
+      </w:r>
+    </w:p>
+    <w:p>
+      <w:pPr>
+        <w:ind w:left="0" w:firstLine="0"/>
+      </w:pPr>
+      <w:r>
+        <w:lastRenderedPageBreak/>
+        <w:drawing>
+          <wp:inline distT="0" distB="0" distL="0" distR="0" wp14:anchorId="431A27AB" wp14:editId="22B0C072">
+            <wp:extent cx="5943600" cy="3068320"/>
+            <wp:effectExtent l="0" t="0" r="0" b="0"/>
+            <wp:docPr id="2094144818" name="Picture 1"/>
+            <wp:cNvGraphicFramePr>
+              <a:graphicFrameLocks xmlns:a="http://schemas.openxmlformats.org/drawingml/2006/main" noChangeAspect="1"/>
+            </wp:cNvGraphicFramePr>
+            <a:graphic xmlns:a="http://schemas.openxmlformats.org/drawingml/2006/main">
+              <a:graphicData uri="http://schemas.openxmlformats.org/drawingml/2006/picture">
+                <pic:pic xmlns:pic="http://schemas.openxmlformats.org/drawingml/2006/picture">
+                  <pic:nvPicPr>
+                    <pic:cNvPr id="2094144818" name=""/>
+                    <pic:cNvPicPr/>
+                  </pic:nvPicPr>
+                  <pic:blipFill>
+                    <a:blip r:embed="rId5"/>
+                    <a:stretch>
+                      <a:fillRect/>
+                    </a:stretch>
+                  </pic:blipFill>
+                  <pic:spPr>
+                    <a:xfrm>
+                      <a:off x="0" y="0"/>
+                      <a:ext cx="5943600" cy="3068320"/>
+                    </a:xfrm>
+                    <a:prstGeom prst="rect">
+                      <a:avLst/>
+                    </a:prstGeom>
+                  </pic:spPr>
+                </pic:pic>
+              </a:graphicData>
+            </a:graphic>
+          </wp:inline>
+        </w:drawing>
+      </w:r>
+    </w:p>
+    <w:p>
+      <w:pPr>
+        <w:ind w:left="0" w:firstLine="0"/>
+      </w:pPr>
+      <w:r>
+        <w:rPr>
+          <w:highlight w:val="yellow"/>
+        </w:rPr>
+        <w:t>How spring creates the object and we can use that in the application</w:t>
+      </w:r>
+    </w:p>
+    <w:p>
+      <w:pPr>
+        <w:ind w:left="0" w:firstLine="0"/>
+      </w:pPr>
+      <w:r>
+        <w:t>Spring creates the object using configuration file XML or Annotations</w:t>
+      </w:r>
+    </w:p>
+    <w:p>
+      <w:pPr>
+        <w:pBdr>
+          <w:bottom w:val="double" w:sz="6" w:space="1" w:color="auto"/>
+        </w:pBdr>
+        <w:ind w:left="0" w:firstLine="0"/>
+      </w:pPr>
+      <w:r>
+        <w:t>XML</w:t>
+      </w:r>
+    </w:p>
+    <w:p>
+      <w:pPr>
+        <w:ind w:left="0" w:firstLine="0"/>
+      </w:pPr>
+      <w:r>
+        <w:t>&lt;bean id = “</w:t>
+      </w:r>
+      <w:r>
+        <w:t>dbUtil</w:t>
+      </w:r>
+      <w:r>
+        <w:t>” class = “</w:t>
+      </w:r>
+      <w:proofErr w:type="gramStart"/>
+      <w:r>
+        <w:t>com.exampels</w:t>
+      </w:r>
+      <w:proofErr w:type="gramEnd"/>
+      <w:r>
+        <w:t>.DBUtil” /&gt;</w:t>
+      </w:r>
+    </w:p>
+    <w:p>
+      <w:pPr>
+        <w:ind w:left="0" w:firstLine="0"/>
+      </w:pPr>
+      <w:r>
+        <w:t>&lt;bean id = “datasource” class = “</w:t>
+      </w:r>
+      <w:proofErr w:type="gramStart"/>
+      <w:r>
+        <w:t>com.examples</w:t>
+      </w:r>
+      <w:proofErr w:type="gramEnd"/>
+      <w:r>
+        <w:t>.Datasource”&gt;</w:t>
+      </w:r>
+      <w:r>
+        <w:br/>
+        <w:t xml:space="preserve">    &lt;property name = “username” value = “admin” /&gt;</w:t>
+      </w:r>
+      <w:r>
+        <w:br/>
+        <w:t xml:space="preserve">    &lt;property name = “password” value = “</w:t>
+      </w:r>
+      <w:r>
+        <w:t>admin123</w:t>
+      </w:r>
+      <w:r>
+        <w:t>” /&gt;</w:t>
+      </w:r>
+      <w:r>
+        <w:br/>
+        <w:t>&lt;/bean&gt;</w:t>
+      </w:r>
+    </w:p>
+    <w:p>
+      <w:pPr>
+        <w:ind w:left="0" w:firstLine="0"/>
+      </w:pPr>
+    </w:p>
+    <w:p>
+      <w:pPr>
+        <w:ind w:left="0" w:firstLine="0"/>
+      </w:pPr>
+      <w:r>
+        <w:lastRenderedPageBreak/>
+        <w:drawing>
+          <wp:inline distT="0" distB="0" distL="0" distR="0" wp14:anchorId="199BCC96" wp14:editId="21D4FC1D">
+            <wp:extent cx="5943600" cy="2791460"/>
+            <wp:effectExtent l="0" t="0" r="0" b="8890"/>
+            <wp:docPr id="1094122024" name="Picture 1"/>
+            <wp:cNvGraphicFramePr>
+              <a:graphicFrameLocks xmlns:a="http://schemas.openxmlformats.org/drawingml/2006/main" noChangeAspect="1"/>
+            </wp:cNvGraphicFramePr>
+            <a:graphic xmlns:a="http://schemas.openxmlformats.org/drawingml/2006/main">
+              <a:graphicData uri="http://schemas.openxmlformats.org/drawingml/2006/picture">
+                <pic:pic xmlns:pic="http://schemas.openxmlformats.org/drawingml/2006/picture">
+                  <pic:nvPicPr>
+                    <pic:cNvPr id="1094122024" name=""/>
+                    <pic:cNvPicPr/>
+                  </pic:nvPicPr>
+                  <pic:blipFill>
+                    <a:blip r:embed="rId6"/>
+                    <a:stretch>
+                      <a:fillRect/>
+                    </a:stretch>
+                  </pic:blipFill>
+                  <pic:spPr>
+                    <a:xfrm>
+                      <a:off x="0" y="0"/>
+                      <a:ext cx="5943600" cy="2791460"/>
+                    </a:xfrm>
+                    <a:prstGeom prst="rect">
+                      <a:avLst/>
+                    </a:prstGeom>
+                  </pic:spPr>
+                </pic:pic>
+              </a:graphicData>
+            </a:graphic>
+          </wp:inline>
+        </w:drawing>
+      </w:r>
+    </w:p>
+    <w:p>
+      <w:pPr>
+        <w:ind w:left="0" w:firstLine="0"/>
+      </w:pPr>
+    </w:p>
+    <w:p>
+      <w:pPr>
+        <w:ind w:left="0" w:firstLine="0"/>
+      </w:pPr>
+    </w:p>
+    <w:p>
+      <w:pPr>
+        <w:ind w:left="0" w:firstLine="0"/>
+      </w:pPr>
+      <w:r>
+        <w:rPr>
+          <w:highlight w:val="yellow"/>
+        </w:rPr>
+        <w:t>Dependencies</w:t>
+      </w:r>
+    </w:p>
+    <w:p>
+      <w:pPr>
+        <w:pStyle w:val="ListParagraph"/>
+        <w:numPr>
+          <w:ilvl w:val="0"/>
+          <w:numId w:val="7"/>
+        </w:numPr>
+      </w:pPr>
+      <w:r>
+        <w:t>spring-context</w:t>
+      </w:r>
+    </w:p>
+    <w:p>
+      <w:pPr>
+        <w:ind w:left="0" w:firstLine="0"/>
+      </w:pPr>
+    </w:p>
+    <w:p>
+      <w:pPr>
+        <w:ind w:left="0" w:firstLine="0"/>
+      </w:pPr>
+      <w:r>
+        <w:t>src/main/java -&gt; *.java</w:t>
+      </w:r>
+    </w:p>
+    <w:p>
+      <w:pPr>
+        <w:ind w:left="0" w:firstLine="0"/>
+      </w:pPr>
+      <w:r>
+        <w:t xml:space="preserve">src/main/resources -&gt; XML configuration </w:t>
+      </w:r>
+    </w:p>
+    <w:p>
+      <w:pPr>
+        <w:ind w:left="0" w:firstLine="0"/>
+      </w:pPr>
+    </w:p>
+    <w:p>
+      <w:pPr>
+        <w:ind w:left="0" w:firstLine="0"/>
+      </w:pPr>
+      <w:r>
+        <w:rPr>
+          <w:highlight w:val="yellow"/>
+        </w:rPr>
+        <w:t>DBUtil.java</w:t>
+      </w:r>
+    </w:p>
+    <w:p>
+      <w:pPr>
+        <w:ind w:left="0" w:firstLine="0"/>
+      </w:pPr>
+      <w:r>
+        <w:lastRenderedPageBreak/>
+        <w:drawing>
+          <wp:inline distT="0" distB="0" distL="0" distR="0" wp14:anchorId="71EDAB17" wp14:editId="59F89BEF">
+            <wp:extent cx="5943600" cy="2604135"/>
+            <wp:effectExtent l="0" t="0" r="0" b="5715"/>
+            <wp:docPr id="1766003309" name="Picture 1"/>
+            <wp:cNvGraphicFramePr>
+              <a:graphicFrameLocks xmlns:a="http://schemas.openxmlformats.org/drawingml/2006/main" noChangeAspect="1"/>
+            </wp:cNvGraphicFramePr>
+            <a:graphic xmlns:a="http://schemas.openxmlformats.org/drawingml/2006/main">
+              <a:graphicData uri="http://schemas.openxmlformats.org/drawingml/2006/picture">
+                <pic:pic xmlns:pic="http://schemas.openxmlformats.org/drawingml/2006/picture">
+                  <pic:nvPicPr>
+                    <pic:cNvPr id="1766003309" name=""/>
+                    <pic:cNvPicPr/>
+                  </pic:nvPicPr>
+                  <pic:blipFill>
+                    <a:blip r:embed="rId7"/>
+                    <a:stretch>
+                      <a:fillRect/>
+                    </a:stretch>
+                  </pic:blipFill>
+                  <pic:spPr>
+                    <a:xfrm>
+                      <a:off x="0" y="0"/>
+                      <a:ext cx="5943600" cy="2604135"/>
+                    </a:xfrm>
+                    <a:prstGeom prst="rect">
+                      <a:avLst/>
+                    </a:prstGeom>
+                  </pic:spPr>
+                </pic:pic>
+              </a:graphicData>
+            </a:graphic>
+          </wp:inline>
+        </w:drawing>
+      </w:r>
+    </w:p>
+    <w:p>
+      <w:r>
+        <w:br w:type="page"/>
+      </w:r>
+    </w:p>
+    <w:p>
+      <w:pPr>
+        <w:ind w:left="0" w:firstLine="0"/>
+      </w:pPr>
+      <w:r>
+        <w:rPr>
+          <w:highlight w:val="yellow"/>
+        </w:rPr>
+        <w:lastRenderedPageBreak/>
+        <w:t>beans.xml</w:t>
+      </w:r>
+    </w:p>
+    <w:p>
+      <w:pPr>
+        <w:ind w:left="0" w:firstLine="0"/>
+      </w:pPr>
+      <w:r>
+        <w:drawing>
+          <wp:inline distT="0" distB="0" distL="0" distR="0" wp14:anchorId="76F2E871" wp14:editId="411519D0">
+            <wp:extent cx="5943600" cy="1638935"/>
+            <wp:effectExtent l="0" t="0" r="0" b="0"/>
+            <wp:docPr id="1863780686" name="Picture 1"/>
+            <wp:cNvGraphicFramePr>
+              <a:graphicFrameLocks xmlns:a="http://schemas.openxmlformats.org/drawingml/2006/main" noChangeAspect="1"/>
+            </wp:cNvGraphicFramePr>
+            <a:graphic xmlns:a="http://schemas.openxmlformats.org/drawingml/2006/main">
+              <a:graphicData uri="http://schemas.openxmlformats.org/drawingml/2006/picture">
+                <pic:pic xmlns:pic="http://schemas.openxmlformats.org/drawingml/2006/picture">
+                  <pic:nvPicPr>
+                    <pic:cNvPr id="1863780686" name=""/>
+                    <pic:cNvPicPr/>
+                  </pic:nvPicPr>
+                  <pic:blipFill>
+                    <a:blip r:embed="rId8"/>
+                    <a:stretch>
+                      <a:fillRect/>
+                    </a:stretch>
+                  </pic:blipFill>
+                  <pic:spPr>
+                    <a:xfrm>
+                      <a:off x="0" y="0"/>
+                      <a:ext cx="5943600" cy="1638935"/>
+                    </a:xfrm>
+                    <a:prstGeom prst="rect">
+                      <a:avLst/>
+                    </a:prstGeom>
+                  </pic:spPr>
+                </pic:pic>
+              </a:graphicData>
+            </a:graphic>
+          </wp:inline>
+        </w:drawing>
+      </w:r>
+    </w:p>
+    <w:p>
+      <w:pPr>
+        <w:ind w:left="0" w:firstLine="0"/>
+      </w:pPr>
+      <w:r>
+        <w:t>ApplicationContext context = new ClassPathXMLApplicationContext(“beans.xml”);</w:t>
+      </w:r>
+    </w:p>
+    <w:p>
+      <w:pPr>
+        <w:ind w:left="0" w:firstLine="0"/>
+      </w:pPr>
+      <w:r>
+        <w:t>This code initializes the IOC and creates objects of all the beans mentioned in the beans.xml</w:t>
+      </w:r>
+    </w:p>
+    <w:p>
+      <w:pPr>
+        <w:ind w:left="0" w:firstLine="0"/>
+      </w:pPr>
+    </w:p>
+    <w:p>
+      <w:pPr>
+        <w:ind w:left="0" w:firstLine="0"/>
+      </w:pPr>
+      <w:r>
+        <w:drawing>
+          <wp:inline distT="0" distB="0" distL="0" distR="0" wp14:anchorId="0606CFF7" wp14:editId="3397D360">
+            <wp:extent cx="5943600" cy="3058795"/>
+            <wp:effectExtent l="0" t="0" r="0" b="8255"/>
+            <wp:docPr id="231766134" name="Picture 1"/>
+            <wp:cNvGraphicFramePr>
+              <a:graphicFrameLocks xmlns:a="http://schemas.openxmlformats.org/drawingml/2006/main" noChangeAspect="1"/>
+            </wp:cNvGraphicFramePr>
+            <a:graphic xmlns:a="http://schemas.openxmlformats.org/drawingml/2006/main">
+              <a:graphicData uri="http://schemas.openxmlformats.org/drawingml/2006/picture">
+                <pic:pic xmlns:pic="http://schemas.openxmlformats.org/drawingml/2006/picture">
+                  <pic:nvPicPr>
+                    <pic:cNvPr id="231766134" name=""/>
+                    <pic:cNvPicPr/>
+                  </pic:nvPicPr>
+                  <pic:blipFill>
+                    <a:blip r:embed="rId9"/>
+                    <a:stretch>
+                      <a:fillRect/>
+                    </a:stretch>
+                  </pic:blipFill>
+                  <pic:spPr>
+                    <a:xfrm>
+                      <a:off x="0" y="0"/>
+                      <a:ext cx="5943600" cy="3058795"/>
+                    </a:xfrm>
+                    <a:prstGeom prst="rect">
+                      <a:avLst/>
+                    </a:prstGeom>
+                  </pic:spPr>
+                </pic:pic>
+              </a:graphicData>
+            </a:graphic>
+          </wp:inline>
+        </w:drawing>
+      </w:r>
+    </w:p>
+    <w:p>
+      <w:pPr>
+        <w:ind w:left="0" w:firstLine="0"/>
+      </w:pPr>
+      <w:r>
+        <w:rPr>
+          <w:highlight w:val="yellow"/>
+        </w:rPr>
+        <w:t>Dependency Injection:</w:t>
+      </w:r>
+      <w:r>
+        <w:t xml:space="preserve"> This happens in two ways</w:t>
+      </w:r>
+    </w:p>
+    <w:p>
+      <w:pPr>
+        <w:pStyle w:val="ListParagraph"/>
+        <w:numPr>
+          <w:ilvl w:val="0"/>
+          <w:numId w:val="8"/>
+        </w:numPr>
+      </w:pPr>
+      <w:r>
+        <w:t>setter injection - spring calls setter method to supply the data</w:t>
+      </w:r>
+    </w:p>
+    <w:p>
+      <w:pPr>
+        <w:pStyle w:val="ListParagraph"/>
+        <w:numPr>
+          <w:ilvl w:val="0"/>
+          <w:numId w:val="8"/>
+        </w:numPr>
+      </w:pPr>
+      <w:r>
+        <w:t>constructor injection - spring calls constructor to supply the data</w:t>
+      </w:r>
+    </w:p>
+    <w:p>
+      <w:pPr>
+        <w:ind w:left="0" w:firstLine="0"/>
+      </w:pPr>
+    </w:p>
+    <w:p>
+      <w:pPr>
+        <w:ind w:left="0" w:firstLine="0"/>
+      </w:pPr>
+      <w:r>
+        <w:rPr>
+          <w:highlight w:val="yellow"/>
+        </w:rPr>
+        <w:lastRenderedPageBreak/>
+        <w:t>DBConfig.java</w:t>
+      </w:r>
+    </w:p>
+    <w:p>
+      <w:pPr>
+        <w:ind w:left="0" w:firstLine="0"/>
+      </w:pPr>
+      <w:r>
+        <w:drawing>
+          <wp:inline distT="0" distB="0" distL="0" distR="0" wp14:anchorId="60B73766" wp14:editId="6F1AAEF6">
+            <wp:extent cx="5943600" cy="5708015"/>
+            <wp:effectExtent l="0" t="0" r="0" b="6985"/>
+            <wp:docPr id="1923681805" name="Picture 1"/>
+            <wp:cNvGraphicFramePr>
+              <a:graphicFrameLocks xmlns:a="http://schemas.openxmlformats.org/drawingml/2006/main" noChangeAspect="1"/>
+            </wp:cNvGraphicFramePr>
+            <a:graphic xmlns:a="http://schemas.openxmlformats.org/drawingml/2006/main">
+              <a:graphicData uri="http://schemas.openxmlformats.org/drawingml/2006/picture">
+                <pic:pic xmlns:pic="http://schemas.openxmlformats.org/drawingml/2006/picture">
+                  <pic:nvPicPr>
+                    <pic:cNvPr id="1923681805" name=""/>
+                    <pic:cNvPicPr/>
+                  </pic:nvPicPr>
+                  <pic:blipFill>
+                    <a:blip r:embed="rId10"/>
+                    <a:stretch>
+                      <a:fillRect/>
+                    </a:stretch>
+                  </pic:blipFill>
+                  <pic:spPr>
+                    <a:xfrm>
+                      <a:off x="0" y="0"/>
+                      <a:ext cx="5943600" cy="5708015"/>
+                    </a:xfrm>
+                    <a:prstGeom prst="rect">
+                      <a:avLst/>
+                    </a:prstGeom>
+                  </pic:spPr>
+                </pic:pic>
+              </a:graphicData>
+            </a:graphic>
+          </wp:inline>
+        </w:drawing>
+      </w:r>
+    </w:p>
+    <w:p>
+      <w:pPr>
+        <w:ind w:left="0" w:firstLine="0"/>
+      </w:pPr>
+      <w:r>
+        <w:rPr>
+          <w:highlight w:val="yellow"/>
+        </w:rPr>
+        <w:t>DBUtil.java</w:t>
+      </w:r>
+    </w:p>
+    <w:p>
+      <w:pPr>
+        <w:ind w:left="0" w:firstLine="0"/>
+      </w:pPr>
+      <w:r>
+        <w:lastRenderedPageBreak/>
+        <w:drawing>
+          <wp:inline distT="0" distB="0" distL="0" distR="0" wp14:anchorId="483ECB13" wp14:editId="6F63D624">
+            <wp:extent cx="5943600" cy="2729230"/>
+            <wp:effectExtent l="0" t="0" r="0" b="0"/>
+            <wp:docPr id="1823019397" name="Picture 1"/>
+            <wp:cNvGraphicFramePr>
+              <a:graphicFrameLocks xmlns:a="http://schemas.openxmlformats.org/drawingml/2006/main" noChangeAspect="1"/>
+            </wp:cNvGraphicFramePr>
+            <a:graphic xmlns:a="http://schemas.openxmlformats.org/drawingml/2006/main">
+              <a:graphicData uri="http://schemas.openxmlformats.org/drawingml/2006/picture">
+                <pic:pic xmlns:pic="http://schemas.openxmlformats.org/drawingml/2006/picture">
+                  <pic:nvPicPr>
+                    <pic:cNvPr id="1823019397" name=""/>
+                    <pic:cNvPicPr/>
+                  </pic:nvPicPr>
+                  <pic:blipFill>
+                    <a:blip r:embed="rId11"/>
+                    <a:stretch>
+                      <a:fillRect/>
+                    </a:stretch>
+                  </pic:blipFill>
+                  <pic:spPr>
+                    <a:xfrm>
+                      <a:off x="0" y="0"/>
+                      <a:ext cx="5943600" cy="2729230"/>
+                    </a:xfrm>
+                    <a:prstGeom prst="rect">
+                      <a:avLst/>
+                    </a:prstGeom>
+                  </pic:spPr>
+                </pic:pic>
+              </a:graphicData>
+            </a:graphic>
+          </wp:inline>
+        </w:drawing>
+      </w:r>
+    </w:p>
+    <w:p>
+      <w:pPr>
+        <w:ind w:left="0" w:firstLine="0"/>
+      </w:pPr>
+      <w:r>
+        <w:rPr>
+          <w:highlight w:val="yellow"/>
+        </w:rPr>
+        <w:t>beans.xml</w:t>
+      </w:r>
+    </w:p>
+    <w:p>
+      <w:pPr>
+        <w:ind w:left="0" w:firstLine="0"/>
+      </w:pPr>
+      <w:r>
+        <w:drawing>
+          <wp:inline distT="0" distB="0" distL="0" distR="0" wp14:anchorId="40C32F71" wp14:editId="6DFD359C">
+            <wp:extent cx="5943600" cy="2202180"/>
+            <wp:effectExtent l="0" t="0" r="0" b="7620"/>
+            <wp:docPr id="1134609484" name="Picture 1"/>
+            <wp:cNvGraphicFramePr>
+              <a:graphicFrameLocks xmlns:a="http://schemas.openxmlformats.org/drawingml/2006/main" noChangeAspect="1"/>
+            </wp:cNvGraphicFramePr>
+            <a:graphic xmlns:a="http://schemas.openxmlformats.org/drawingml/2006/main">
+              <a:graphicData uri="http://schemas.openxmlformats.org/drawingml/2006/picture">
+                <pic:pic xmlns:pic="http://schemas.openxmlformats.org/drawingml/2006/picture">
+                  <pic:nvPicPr>
+                    <pic:cNvPr id="1134609484" name=""/>
+                    <pic:cNvPicPr/>
+                  </pic:nvPicPr>
+                  <pic:blipFill>
+                    <a:blip r:embed="rId12"/>
+                    <a:stretch>
+                      <a:fillRect/>
+                    </a:stretch>
+                  </pic:blipFill>
+                  <pic:spPr>
+                    <a:xfrm>
+                      <a:off x="0" y="0"/>
+                      <a:ext cx="5943600" cy="2202180"/>
+                    </a:xfrm>
+                    <a:prstGeom prst="rect">
+                      <a:avLst/>
+                    </a:prstGeom>
+                  </pic:spPr>
+                </pic:pic>
+              </a:graphicData>
+            </a:graphic>
+          </wp:inline>
+        </w:drawing>
+      </w:r>
+    </w:p>
+    <w:p>
+      <w:pPr>
+        <w:ind w:left="0" w:firstLine="0"/>
+      </w:pPr>
+      <w:r>
+        <w:rPr>
+          <w:highlight w:val="yellow"/>
+        </w:rPr>
+        <w:t>TestApp.java</w:t>
+      </w:r>
+    </w:p>
+    <w:p>
+      <w:pPr>
+        <w:ind w:left="0" w:firstLine="0"/>
+      </w:pPr>
+      <w:r>
+        <w:lastRenderedPageBreak/>
+        <w:drawing>
+          <wp:inline distT="0" distB="0" distL="0" distR="0" wp14:anchorId="28E8AB77" wp14:editId="1C73240C">
+            <wp:extent cx="5943600" cy="2721610"/>
+            <wp:effectExtent l="0" t="0" r="0" b="2540"/>
+            <wp:docPr id="1149397289" name="Picture 1"/>
+            <wp:cNvGraphicFramePr>
+              <a:graphicFrameLocks xmlns:a="http://schemas.openxmlformats.org/drawingml/2006/main" noChangeAspect="1"/>
+            </wp:cNvGraphicFramePr>
+            <a:graphic xmlns:a="http://schemas.openxmlformats.org/drawingml/2006/main">
+              <a:graphicData uri="http://schemas.openxmlformats.org/drawingml/2006/picture">
+                <pic:pic xmlns:pic="http://schemas.openxmlformats.org/drawingml/2006/picture">
+                  <pic:nvPicPr>
+                    <pic:cNvPr id="1149397289" name=""/>
+                    <pic:cNvPicPr/>
+                  </pic:nvPicPr>
+                  <pic:blipFill>
+                    <a:blip r:embed="rId13"/>
+                    <a:stretch>
+                      <a:fillRect/>
+                    </a:stretch>
+                  </pic:blipFill>
+                  <pic:spPr>
+                    <a:xfrm>
+                      <a:off x="0" y="0"/>
+                      <a:ext cx="5943600" cy="2721610"/>
+                    </a:xfrm>
+                    <a:prstGeom prst="rect">
+                      <a:avLst/>
+                    </a:prstGeom>
+                  </pic:spPr>
+                </pic:pic>
+              </a:graphicData>
+            </a:graphic>
+          </wp:inline>
+        </w:drawing>
+      </w:r>
+    </w:p>
+    <w:p>
+      <w:pPr>
+        <w:ind w:left="0" w:firstLine="0"/>
+      </w:pPr>
+      <w:r>
+        <w:rPr>
+          <w:highlight w:val="yellow"/>
+        </w:rPr>
+        <w:t>Constructor injection:</w:t>
+      </w:r>
+      <w:r>
+        <w:t xml:space="preserve"> Here the data is supplied through constructor argument, and in the </w:t>
+      </w:r>
+      <w:proofErr w:type="gramStart"/>
+      <w:r>
+        <w:t>XML</w:t>
+      </w:r>
+      <w:proofErr w:type="gramEnd"/>
+      <w:r>
+        <w:t xml:space="preserve"> you will use &lt;constructor-arg&gt; tag</w:t>
+      </w:r>
+    </w:p>
+    <w:p>
+      <w:pPr>
+        <w:ind w:left="0" w:firstLine="0"/>
+      </w:pPr>
+      <w:r>
+        <w:br/>
+      </w:r>
+      <w:r>
+        <w:rPr>
+          <w:highlight w:val="yellow"/>
+        </w:rPr>
+        <w:t>Spring JDBC</w:t>
+      </w:r>
+    </w:p>
+    <w:p>
+      <w:pPr>
+        <w:ind w:left="0" w:firstLine="0"/>
+      </w:pPr>
+      <w:r>
+        <w:t>It is a module used in spring framework to interact with the database using spring libraries</w:t>
+      </w:r>
+    </w:p>
+    <w:p>
+      <w:pPr>
+        <w:ind w:left="0" w:firstLine="0"/>
+      </w:pPr>
+      <w:r>
+        <w:rPr>
+          <w:highlight w:val="yellow"/>
+        </w:rPr>
+        <w:t>JDBC vs Spring JDBC</w:t>
+      </w:r>
+    </w:p>
+    <w:p>
+      <w:pPr>
+        <w:ind w:left="0" w:firstLine="0"/>
+      </w:pPr>
+      <w:r>
+        <w:t>Spring JDBC is built around JDBC itself, but it simplifies operations you do in the java code</w:t>
+      </w:r>
+    </w:p>
+    <w:tbl>
+      <w:tblPr>
+        <w:tblStyle w:val="TableGrid"/>
+        <w:tblW w:w="0" w:type="auto"/>
+        <w:tblLook w:val="04A0" w:firstRow="1" w:lastRow="0" w:firstColumn="1" w:lastColumn="0" w:noHBand="0" w:noVBand="1"/>
+      </w:tblPr>
+      <w:tblGrid>
+        <w:gridCol w:w="4675"/>
+        <w:gridCol w:w="4675"/>
+      </w:tblGrid>
+      <w:tr>
+        <w:tc>
+          <w:tcPr>
+            <w:tcW w:w="4675" w:type="dxa"/>
+          </w:tcPr>
+          <w:p>
+            <w:pPr>
+              <w:ind w:left="0" w:firstLine="0"/>
+              <w:rPr>
+                <w:highlight w:val="yellow"/>
+              </w:rPr>
+            </w:pPr>
+            <w:r>
+              <w:rPr>
+                <w:highlight w:val="yellow"/>
+              </w:rPr>
+              <w:t>JDBC</w:t>
+            </w:r>
+          </w:p>
+        </w:tc>
+        <w:tc>
+          <w:tcPr>
+            <w:tcW w:w="4675" w:type="dxa"/>
+          </w:tcPr>
+          <w:p>
+            <w:pPr>
+              <w:ind w:left="0" w:firstLine="0"/>
+            </w:pPr>
+            <w:r>
+              <w:rPr>
+                <w:highlight w:val="yellow"/>
+              </w:rPr>
+              <w:t>Spring JDBC</w:t>
+            </w:r>
+          </w:p>
+        </w:tc>
+      </w:tr>
+      <w:tr>
+        <w:tc>
+          <w:tcPr>
+            <w:tcW w:w="4675" w:type="dxa"/>
+          </w:tcPr>
+          <w:p>
+            <w:pPr>
+              <w:ind w:left="0" w:firstLine="0"/>
+            </w:pPr>
+            <w:r>
+              <w:t xml:space="preserve">You use Connection, PreparedStatement, ResultSet </w:t>
+            </w:r>
+          </w:p>
+        </w:tc>
+        <w:tc>
+          <w:tcPr>
+            <w:tcW w:w="4675" w:type="dxa"/>
+          </w:tcPr>
+          <w:p>
+            <w:pPr>
+              <w:ind w:left="0" w:firstLine="0"/>
+            </w:pPr>
+            <w:r>
+              <w:t xml:space="preserve">You use JdbcTemplate </w:t>
+            </w:r>
+          </w:p>
+        </w:tc>
+      </w:tr>
+      <w:tr>
+        <w:tc>
+          <w:tcPr>
+            <w:tcW w:w="4675" w:type="dxa"/>
+          </w:tcPr>
+          <w:p>
+            <w:pPr>
+              <w:ind w:left="0" w:firstLine="0"/>
+            </w:pPr>
+            <w:r>
+              <w:t>You must use try catch to handle exceptions like SQLException</w:t>
+            </w:r>
+          </w:p>
+        </w:tc>
+        <w:tc>
+          <w:tcPr>
+            <w:tcW w:w="4675" w:type="dxa"/>
+          </w:tcPr>
+          <w:p>
+            <w:pPr>
+              <w:ind w:left="0" w:firstLine="0"/>
+            </w:pPr>
+            <w:r>
+              <w:t>You don’t have to handle exceptions</w:t>
+            </w:r>
+          </w:p>
+        </w:tc>
+      </w:tr>
+      <w:tr>
+        <w:tc>
+          <w:tcPr>
+            <w:tcW w:w="4675" w:type="dxa"/>
+          </w:tcPr>
+          <w:p>
+            <w:pPr>
+              <w:ind w:left="0" w:firstLine="0"/>
+            </w:pPr>
+            <w:r>
+              <w:t xml:space="preserve">DB Connection you must establish, using </w:t>
+            </w:r>
+            <w:proofErr w:type="spellStart"/>
+            <w:proofErr w:type="gramStart"/>
+            <w:r>
+              <w:t>getConnection</w:t>
+            </w:r>
+            <w:proofErr w:type="spellEnd"/>
+            <w:r>
+              <w:t>(</w:t>
+            </w:r>
+            <w:proofErr w:type="gramEnd"/>
+            <w:r>
+              <w:t>url, username, password)</w:t>
+            </w:r>
+          </w:p>
+        </w:tc>
+        <w:tc>
+          <w:tcPr>
+            <w:tcW w:w="4675" w:type="dxa"/>
+          </w:tcPr>
+          <w:p>
+            <w:pPr>
+              <w:ind w:left="0" w:firstLine="0"/>
+            </w:pPr>
+            <w:r>
+              <w:t>Spring takes care of establishing connection, you must mention database configurations in XML</w:t>
+            </w:r>
+          </w:p>
+        </w:tc>
+      </w:tr>
+      <w:tr>
+        <w:tc>
+          <w:tcPr>
+            <w:tcW w:w="4675" w:type="dxa"/>
+          </w:tcPr>
+          <w:p>
+            <w:pPr>
+              <w:ind w:left="0" w:firstLine="0"/>
+            </w:pPr>
+            <w:r>
+              <w:t>You must use type conversion method to convert Java to SQL and vice versal</w:t>
+            </w:r>
+          </w:p>
+          <w:p>
+            <w:pPr>
+              <w:ind w:left="0" w:firstLine="0"/>
+            </w:pPr>
+            <w:r>
+              <w:t xml:space="preserve">ex: </w:t>
+            </w:r>
+            <w:proofErr w:type="gramStart"/>
+            <w:r>
+              <w:t>result.getInt</w:t>
+            </w:r>
+            <w:proofErr w:type="gramEnd"/>
+            <w:r>
+              <w:t xml:space="preserve">(“ID”) or </w:t>
+            </w:r>
+            <w:proofErr w:type="gramStart"/>
+            <w:r>
+              <w:t>statement.setInt</w:t>
+            </w:r>
+            <w:proofErr w:type="gramEnd"/>
+            <w:r>
+              <w:t>(1, value)</w:t>
+            </w:r>
+          </w:p>
+        </w:tc>
+        <w:tc>
+          <w:tcPr>
+            <w:tcW w:w="4675" w:type="dxa"/>
+          </w:tcPr>
+          <w:p>
+            <w:pPr>
+              <w:ind w:left="0" w:firstLine="0"/>
+            </w:pPr>
+            <w:r>
+              <w:t>JdbcTemplate takes care of these</w:t>
+            </w:r>
+            <w:r>
+              <w:t>, you just get some methods in JdbcTemplate to perform CRUD operations, you don’t have to explicitly convert</w:t>
+            </w:r>
+          </w:p>
+        </w:tc>
+      </w:tr>
+    </w:tbl>
+    <w:p>
+      <w:pPr>
+        <w:ind w:left="0" w:firstLine="0"/>
+      </w:pPr>
+    </w:p>
+    <w:p>
+      <w:pPr>
+        <w:ind w:left="0" w:firstLine="0"/>
+      </w:pPr>
+      <w:r>
+        <w:rPr>
+          <w:highlight w:val="yellow"/>
+        </w:rPr>
+        <w:lastRenderedPageBreak/>
+        <w:t>JdbcTemplate</w:t>
+      </w:r>
+      <w:r>
+        <w:t xml:space="preserve"> is an object that connects to the database using the datasource you provide in the XML file, it has methods to perform CRUD operations</w:t>
+      </w:r>
+    </w:p>
+    <w:p>
+      <w:pPr>
+        <w:ind w:left="0" w:firstLine="0"/>
+      </w:pPr>
+      <w:proofErr w:type="gramStart"/>
+      <w:r>
+        <w:t>update(</w:t>
+      </w:r>
+      <w:proofErr w:type="gramEnd"/>
+      <w:r>
+        <w:t>“query”, parameters): This method is used to execute insert, update &amp; delete queries</w:t>
+      </w:r>
+    </w:p>
+    <w:p>
+      <w:pPr>
+        <w:ind w:left="0" w:firstLine="0"/>
+      </w:pPr>
+      <w:proofErr w:type="gramStart"/>
+      <w:r>
+        <w:t>query(</w:t>
+      </w:r>
+      <w:proofErr w:type="gramEnd"/>
+      <w:r>
+        <w:t>“query”, RowMapper): This method is used to execute select query for multiple records, RowMapper converts ResultSet to Java object</w:t>
+      </w:r>
+    </w:p>
+    <w:p>
+      <w:pPr>
+        <w:ind w:left="0" w:firstLine="0"/>
+      </w:pPr>
+      <w:r>
+        <w:rPr>
+          <w:highlight w:val="yellow"/>
+        </w:rPr>
+        <w:t>DriverManagerDataSource:</w:t>
+      </w:r>
+      <w:r>
+        <w:t xml:space="preserve"> This object initializes datasource properties</w:t>
+      </w:r>
+    </w:p>
+    <w:p>
+      <w:pPr>
+        <w:ind w:left="0" w:firstLine="0"/>
+      </w:pPr>
+      <w:r>
+        <w:t>JdbcTemplate: It uses DriverManagerDataSource, then connects to the Database</w:t>
+      </w:r>
+    </w:p>
+    <w:p>
+      <w:pPr>
+        <w:ind w:left="0" w:firstLine="0"/>
+      </w:pPr>
+      <w:r>
+        <w:rPr>
+          <w:highlight w:val="yellow"/>
+        </w:rPr>
+        <w:t>XML</w:t>
+      </w:r>
+    </w:p>
+    <w:p>
+      <w:pPr>
+        <w:ind w:left="0" w:firstLine="0"/>
+      </w:pPr>
+      <w:r>
+        <w:t>&lt;bean id = “datasource” class = “</w:t>
+      </w:r>
+      <w:proofErr w:type="gramStart"/>
+      <w:r>
+        <w:t>org.springframework</w:t>
+      </w:r>
+      <w:proofErr w:type="gramEnd"/>
+      <w:r>
+        <w:t>…DriverManagerDataSource”&gt;</w:t>
+      </w:r>
+      <w:r>
+        <w:br/>
+        <w:t xml:space="preserve">  property - username, password, url, driverClassName</w:t>
+      </w:r>
+      <w:r>
+        <w:br/>
+        <w:t>&lt;/bean&gt;</w:t>
+      </w:r>
+    </w:p>
+    <w:p>
+      <w:pPr>
+        <w:ind w:left="0" w:firstLine="0"/>
+      </w:pPr>
+      <w:r>
+        <w:t>&lt;bean id = “template” class = “</w:t>
+      </w:r>
+      <w:proofErr w:type="spellStart"/>
+      <w:proofErr w:type="gramStart"/>
+      <w:r>
+        <w:t>org.spring</w:t>
+      </w:r>
+      <w:proofErr w:type="spellEnd"/>
+      <w:r>
+        <w:t>…..</w:t>
+      </w:r>
+      <w:proofErr w:type="gramEnd"/>
+      <w:r>
+        <w:t>JdbcTemplate”&gt;</w:t>
+      </w:r>
+      <w:r>
+        <w:br/>
+        <w:t xml:space="preserve">  property - DriverManagerDataSource -&gt; ref -&gt; datasource</w:t>
+      </w:r>
+      <w:r>
+        <w:br/>
+        <w:t>&lt;/bean&gt;</w:t>
+      </w:r>
+    </w:p>
+    <w:p>
+      <w:pPr>
+        <w:ind w:left="0" w:firstLine="0"/>
+      </w:pPr>
+      <w:r>
+        <w:t>&lt;bean id = “dao” class = “</w:t>
+      </w:r>
+      <w:proofErr w:type="spellStart"/>
+      <w:r>
+        <w:t>com.</w:t>
+      </w:r>
+      <w:proofErr w:type="gramStart"/>
+      <w:r>
+        <w:t>example.ProfileDaoImpl</w:t>
+      </w:r>
+      <w:proofErr w:type="spellEnd"/>
+      <w:proofErr w:type="gramEnd"/>
+      <w:r>
+        <w:t>”&gt;</w:t>
+      </w:r>
+      <w:r>
+        <w:br/>
+        <w:t xml:space="preserve">   property - JdbcTemplate -&gt; ref -&gt; template</w:t>
+      </w:r>
+      <w:r>
+        <w:br/>
+        <w:t>&lt;/bean&gt;</w:t>
+      </w:r>
+    </w:p>
+    <w:p>
+      <w:pPr>
+        <w:ind w:left="0" w:firstLine="0"/>
+      </w:pPr>
+      <w:r>
+        <w:lastRenderedPageBreak/>
+        <w:drawing>
+          <wp:inline distT="0" distB="0" distL="0" distR="0" wp14:anchorId="11E7B243" wp14:editId="101EAB7E">
+            <wp:extent cx="5943600" cy="2957195"/>
+            <wp:effectExtent l="0" t="0" r="0" b="0"/>
+            <wp:docPr id="1182192640" name="Picture 1"/>
+            <wp:cNvGraphicFramePr>
+              <a:graphicFrameLocks xmlns:a="http://schemas.openxmlformats.org/drawingml/2006/main" noChangeAspect="1"/>
+            </wp:cNvGraphicFramePr>
+            <a:graphic xmlns:a="http://schemas.openxmlformats.org/drawingml/2006/main">
+              <a:graphicData uri="http://schemas.openxmlformats.org/drawingml/2006/picture">
+                <pic:pic xmlns:pic="http://schemas.openxmlformats.org/drawingml/2006/picture">
+                  <pic:nvPicPr>
+                    <pic:cNvPr id="1182192640" name=""/>
+                    <pic:cNvPicPr/>
+                  </pic:nvPicPr>
+                  <pic:blipFill>
+                    <a:blip r:embed="rId14"/>
+                    <a:stretch>
+                      <a:fillRect/>
+                    </a:stretch>
+                  </pic:blipFill>
+                  <pic:spPr>
+                    <a:xfrm>
+                      <a:off x="0" y="0"/>
+                      <a:ext cx="5943600" cy="2957195"/>
+                    </a:xfrm>
+                    <a:prstGeom prst="rect">
+                      <a:avLst/>
+                    </a:prstGeom>
+                  </pic:spPr>
+                </pic:pic>
+              </a:graphicData>
+            </a:graphic>
+          </wp:inline>
+        </w:drawing>
+      </w:r>
+    </w:p>
+    <w:p>
+      <w:pPr>
+        <w:ind w:left="0" w:firstLine="0"/>
+      </w:pPr>
+    </w:p>
+    <w:p>
+      <w:pPr>
+        <w:ind w:left="0" w:firstLine="0"/>
+      </w:pPr>
+      <w:r>
+        <w:rPr>
+          <w:highlight w:val="yellow"/>
+        </w:rPr>
+        <w:t>Dependencies</w:t>
+      </w:r>
+    </w:p>
+    <w:p>
+      <w:pPr>
+        <w:pStyle w:val="ListParagraph"/>
+        <w:numPr>
+          <w:ilvl w:val="0"/>
+          <w:numId w:val="9"/>
+        </w:numPr>
+      </w:pPr>
+      <w:r>
+        <w:t>spring-context</w:t>
+      </w:r>
+    </w:p>
+    <w:p>
+      <w:pPr>
+        <w:pStyle w:val="ListParagraph"/>
+        <w:numPr>
+          <w:ilvl w:val="0"/>
+          <w:numId w:val="9"/>
+        </w:numPr>
+      </w:pPr>
+      <w:r>
+        <w:t>spring-jdbc</w:t>
+      </w:r>
+    </w:p>
+    <w:p>
+      <w:pPr>
+        <w:pStyle w:val="ListParagraph"/>
+        <w:numPr>
+          <w:ilvl w:val="0"/>
+          <w:numId w:val="9"/>
+        </w:numPr>
+      </w:pPr>
+      <w:r>
+        <w:t>mysql-connector-j</w:t>
+      </w:r>
+    </w:p>
+    <w:p>
+      <w:pPr>
+        <w:ind w:left="0" w:firstLine="0"/>
+      </w:pPr>
+      <w:r>
+        <w:rPr>
+          <w:highlight w:val="yellow"/>
+        </w:rPr>
+        <w:t>beans.xml</w:t>
+      </w:r>
+    </w:p>
+    <w:p>
+      <w:pPr>
+        <w:ind w:left="0" w:firstLine="0"/>
+      </w:pPr>
+      <w:r>
+        <w:drawing>
+          <wp:inline distT="0" distB="0" distL="0" distR="0" wp14:anchorId="5E5DD27E" wp14:editId="579BBB1A">
+            <wp:extent cx="5943600" cy="2586355"/>
+            <wp:effectExtent l="0" t="0" r="0" b="4445"/>
+            <wp:docPr id="750792538" name="Picture 1"/>
+            <wp:cNvGraphicFramePr>
+              <a:graphicFrameLocks xmlns:a="http://schemas.openxmlformats.org/drawingml/2006/main" noChangeAspect="1"/>
+            </wp:cNvGraphicFramePr>
+            <a:graphic xmlns:a="http://schemas.openxmlformats.org/drawingml/2006/main">
+              <a:graphicData uri="http://schemas.openxmlformats.org/drawingml/2006/picture">
+                <pic:pic xmlns:pic="http://schemas.openxmlformats.org/drawingml/2006/picture">
+                  <pic:nvPicPr>
+                    <pic:cNvPr id="750792538" name=""/>
+                    <pic:cNvPicPr/>
+                  </pic:nvPicPr>
+                  <pic:blipFill>
+                    <a:blip r:embed="rId15"/>
+                    <a:stretch>
+                      <a:fillRect/>
+                    </a:stretch>
+                  </pic:blipFill>
+                  <pic:spPr>
+                    <a:xfrm>
+                      <a:off x="0" y="0"/>
+                      <a:ext cx="5943600" cy="2586355"/>
+                    </a:xfrm>
+                    <a:prstGeom prst="rect">
+                      <a:avLst/>
+                    </a:prstGeom>
+                  </pic:spPr>
+                </pic:pic>
+              </a:graphicData>
+            </a:graphic>
+          </wp:inline>
+        </w:drawing>
+      </w:r>
+    </w:p>
+    <w:p>
+      <w:pPr>
+        <w:ind w:left="0" w:firstLine="0"/>
+      </w:pPr>
+    </w:p>
+    <w:p>
+      <w:pPr>
+        <w:ind w:left="0" w:firstLine="0"/>
+      </w:pPr>
+      <w:r>
+        <w:rPr>
+          <w:highlight w:val="yellow"/>
+        </w:rPr>
+        <w:lastRenderedPageBreak/>
+        <w:t>create profile table</w:t>
+      </w:r>
+    </w:p>
+    <w:p>
+      <w:pPr>
+        <w:ind w:left="0" w:firstLine="0"/>
+      </w:pPr>
+      <w:r>
+        <w:drawing>
+          <wp:inline distT="0" distB="0" distL="0" distR="0" wp14:anchorId="6ABA2364" wp14:editId="591DCB7C">
+            <wp:extent cx="5943600" cy="602615"/>
+            <wp:effectExtent l="0" t="0" r="0" b="6985"/>
+            <wp:docPr id="677005033" name="Picture 1"/>
+            <wp:cNvGraphicFramePr>
+              <a:graphicFrameLocks xmlns:a="http://schemas.openxmlformats.org/drawingml/2006/main" noChangeAspect="1"/>
+            </wp:cNvGraphicFramePr>
+            <a:graphic xmlns:a="http://schemas.openxmlformats.org/drawingml/2006/main">
+              <a:graphicData uri="http://schemas.openxmlformats.org/drawingml/2006/picture">
+                <pic:pic xmlns:pic="http://schemas.openxmlformats.org/drawingml/2006/picture">
+                  <pic:nvPicPr>
+                    <pic:cNvPr id="677005033" name=""/>
+                    <pic:cNvPicPr/>
+                  </pic:nvPicPr>
+                  <pic:blipFill>
+                    <a:blip r:embed="rId16"/>
+                    <a:stretch>
+                      <a:fillRect/>
+                    </a:stretch>
+                  </pic:blipFill>
+                  <pic:spPr>
+                    <a:xfrm>
+                      <a:off x="0" y="0"/>
+                      <a:ext cx="5943600" cy="602615"/>
+                    </a:xfrm>
+                    <a:prstGeom prst="rect">
+                      <a:avLst/>
+                    </a:prstGeom>
+                  </pic:spPr>
+                </pic:pic>
+              </a:graphicData>
+            </a:graphic>
+          </wp:inline>
+        </w:drawing>
+      </w:r>
+    </w:p>
+    <w:p>
+      <w:pPr>
+        <w:ind w:left="0" w:firstLine="0"/>
+      </w:pPr>
+      <w:r>
+        <w:rPr>
+          <w:highlight w:val="yellow"/>
+        </w:rPr>
+        <w:t>ProfileDaoImpl.java</w:t>
+      </w:r>
+    </w:p>
+    <w:p>
+      <w:pPr>
+        <w:ind w:left="0" w:firstLine="0"/>
+      </w:pPr>
+    </w:p>
+    <w:p>
+      <w:pPr>
+        <w:ind w:left="0" w:firstLine="0"/>
+      </w:pPr>
+    </w:p>
+    <w:p>
+      <w:pPr>
+        <w:ind w:left="0" w:firstLine="0"/>
+      </w:pPr>
+      <w:r>
+        <w:drawing>
+          <wp:inline distT="0" distB="0" distL="0" distR="0" wp14:anchorId="3D147881" wp14:editId="6948B713">
+            <wp:extent cx="5943600" cy="2600325"/>
+            <wp:effectExtent l="0" t="0" r="0" b="9525"/>
+            <wp:docPr id="1281807292" name="Picture 1"/>
+            <wp:cNvGraphicFramePr>
+              <a:graphicFrameLocks xmlns:a="http://schemas.openxmlformats.org/drawingml/2006/main" noChangeAspect="1"/>
+            </wp:cNvGraphicFramePr>
+            <a:graphic xmlns:a="http://schemas.openxmlformats.org/drawingml/2006/main">
+              <a:graphicData uri="http://schemas.openxmlformats.org/drawingml/2006/picture">
+                <pic:pic xmlns:pic="http://schemas.openxmlformats.org/drawingml/2006/picture">
+                  <pic:nvPicPr>
+                    <pic:cNvPr id="1281807292" name=""/>
+                    <pic:cNvPicPr/>
+                  </pic:nvPicPr>
+                  <pic:blipFill>
+                    <a:blip r:embed="rId17"/>
+                    <a:stretch>
+                      <a:fillRect/>
+                    </a:stretch>
+                  </pic:blipFill>
+                  <pic:spPr>
+                    <a:xfrm>
+                      <a:off x="0" y="0"/>
+                      <a:ext cx="5943600" cy="2600325"/>
+                    </a:xfrm>
+                    <a:prstGeom prst="rect">
+                      <a:avLst/>
+                    </a:prstGeom>
+                  </pic:spPr>
+                </pic:pic>
+              </a:graphicData>
+            </a:graphic>
+          </wp:inline>
+        </w:drawing>
+      </w:r>
+    </w:p>
+    <w:p>
+      <w:pPr>
+        <w:ind w:left="0" w:firstLine="0"/>
+      </w:pPr>
+      <w:r>
+        <w:rPr>
+          <w:highlight w:val="yellow"/>
+        </w:rPr>
+        <w:t>Main</w:t>
+      </w:r>
+    </w:p>
+    <w:p>
+      <w:pPr>
+        <w:ind w:left="0" w:firstLine="0"/>
+      </w:pPr>
+      <w:r>
+        <w:drawing>
+          <wp:inline distT="0" distB="0" distL="0" distR="0" wp14:anchorId="111BDF79" wp14:editId="56348236">
+            <wp:extent cx="5943600" cy="2386330"/>
+            <wp:effectExtent l="0" t="0" r="0" b="0"/>
+            <wp:docPr id="276727987" name="Picture 1"/>
+            <wp:cNvGraphicFramePr>
+              <a:graphicFrameLocks xmlns:a="http://schemas.openxmlformats.org/drawingml/2006/main" noChangeAspect="1"/>
+            </wp:cNvGraphicFramePr>
+            <a:graphic xmlns:a="http://schemas.openxmlformats.org/drawingml/2006/main">
+              <a:graphicData uri="http://schemas.openxmlformats.org/drawingml/2006/picture">
+                <pic:pic xmlns:pic="http://schemas.openxmlformats.org/drawingml/2006/picture">
+                  <pic:nvPicPr>
+                    <pic:cNvPr id="276727987" name=""/>
+                    <pic:cNvPicPr/>
+                  </pic:nvPicPr>
+                  <pic:blipFill>
+                    <a:blip r:embed="rId18"/>
+                    <a:stretch>
+                      <a:fillRect/>
+                    </a:stretch>
+                  </pic:blipFill>
+                  <pic:spPr>
+                    <a:xfrm>
+                      <a:off x="0" y="0"/>
+                      <a:ext cx="5943600" cy="2386330"/>
+                    </a:xfrm>
+                    <a:prstGeom prst="rect">
+                      <a:avLst/>
+                    </a:prstGeom>
+                  </pic:spPr>
+                </pic:pic>
+              </a:graphicData>
+            </a:graphic>
+          </wp:inline>
+        </w:drawing>
       </w:r>
     </w:p>
     <w:p>
@@ -470,6 +2141,95 @@
 <file path=word/numbering.xml><?xml version="1.0" encoding="utf-8"?>
 <w:numbering xmlns:wpc="http://schemas.microsoft.com/office/word/2010/wordprocessingCanvas" xmlns:cx="http://schemas.microsoft.com/office/drawing/2014/chartex" xmlns:cx1="http://schemas.microsoft.com/office/drawing/2015/9/8/chartex" xmlns:cx2="http://schemas.microsoft.com/office/drawing/2015/10/21/chartex" xmlns:cx3="http://schemas.microsoft.com/office/drawing/2016/5/9/chartex" xmlns:cx4="http://schemas.microsoft.com/office/drawing/2016/5/10/chartex" xmlns:cx5="http://schemas.microsoft.com/office/drawing/2016/5/11/chartex" xmlns:cx6="http://schemas.microsoft.com/office/drawing/2016/5/12/chartex" xmlns:cx7="http://schemas.microsoft.com/office/drawing/2016/5/13/chartex" xmlns:cx8="http://schemas.microsoft.com/office/drawing/2016/5/14/chartex" xmlns:mc="http://schemas.openxmlformats.org/markup-compatibility/2006" xmlns:aink="http://schemas.microsoft.com/office/drawing/2016/ink" xmlns:am3d="http://schemas.microsoft.com/office/drawing/2017/model3d" xmlns:o="urn:schemas-microsoft-com:office:office" xmlns:oel="http://schemas.microsoft.com/office/2019/extlst" xmlns:r="http://schemas.openxmlformats.org/officeDocument/2006/relationships" xmlns:m="http://schemas.openxmlformats.org/officeDocument/2006/math" xmlns:v="urn:schemas-microsoft-com:vml" xmlns:wp14="http://schemas.microsoft.com/office/word/2010/wordprocessingDrawing" xmlns:wp="http://schemas.openxmlformats.org/drawingml/2006/wordprocessingDrawing" xmlns:w10="urn:schemas-microsoft-com:office:word" xmlns:w="http://schemas.openxmlformats.org/wordprocessingml/2006/main" xmlns:w14="http://schemas.microsoft.com/office/word/2010/wordml" xmlns:w15="http://schemas.microsoft.com/office/word/2012/wordml" xmlns:w16cex="http://schemas.microsoft.com/office/word/2018/wordml/cex" xmlns:w16cid="http://schemas.microsoft.com/office/word/2016/wordml/cid" xmlns:w16="http://schemas.microsoft.com/office/word/2018/wordml" xmlns:w16du="http://schemas.microsoft.com/office/word/2023/wordml/word16du" xmlns:w16sdtdh="http://schemas.microsoft.com/office/word/2020/wordml/sdtdatahash" xmlns:w16sdtfl="http://schemas.microsoft.com/office/word/2024/wordml/sdtformatlock" xmlns:w16se="http://schemas.microsoft.com/office/word/2015/wordml/symex" xmlns:wpg="http://schemas.microsoft.com/office/word/2010/wordprocessingGroup" xmlns:wpi="http://schemas.microsoft.com/office/word/2010/wordprocessingInk" xmlns:wne="http://schemas.microsoft.com/office/word/2006/wordml" xmlns:wps="http://schemas.microsoft.com/office/word/2010/wordprocessingShape" mc:Ignorable="w14 w15 w16se w16cid w16 w16cex w16sdtdh w16sdtfl w16du wp14">
   <w:abstractNum w:abstractNumId="0" w15:restartNumberingAfterBreak="0">
+    <w:nsid w:val="0A1D34D6"/>
+    <w:multiLevelType w:val="hybridMultilevel"/>
+    <w:tmpl w:val="2A3A3ADA"/>
+    <w:lvl w:ilvl="0" w:tplc="0409000F">
+      <w:start w:val="1"/>
+      <w:numFmt w:val="decimal"/>
+      <w:lvlText w:val="%1."/>
+      <w:lvlJc w:val="left"/>
+      <w:pPr>
+        <w:ind w:left="720" w:hanging="360"/>
+      </w:pPr>
+      <w:rPr>
+        <w:rFonts w:hint="default"/>
+      </w:rPr>
+    </w:lvl>
+    <w:lvl w:ilvl="1" w:tplc="04090019" w:tentative="1">
+      <w:start w:val="1"/>
+      <w:numFmt w:val="lowerLetter"/>
+      <w:lvlText w:val="%2."/>
+      <w:lvlJc w:val="left"/>
+      <w:pPr>
+        <w:ind w:left="1440" w:hanging="360"/>
+      </w:pPr>
+    </w:lvl>
+    <w:lvl w:ilvl="2" w:tplc="0409001B" w:tentative="1">
+      <w:start w:val="1"/>
+      <w:numFmt w:val="lowerRoman"/>
+      <w:lvlText w:val="%3."/>
+      <w:lvlJc w:val="right"/>
+      <w:pPr>
+        <w:ind w:left="2160" w:hanging="180"/>
+      </w:pPr>
+    </w:lvl>
+    <w:lvl w:ilvl="3" w:tplc="0409000F" w:tentative="1">
+      <w:start w:val="1"/>
+      <w:numFmt w:val="decimal"/>
+      <w:lvlText w:val="%4."/>
+      <w:lvlJc w:val="left"/>
+      <w:pPr>
+        <w:ind w:left="2880" w:hanging="360"/>
+      </w:pPr>
+    </w:lvl>
+    <w:lvl w:ilvl="4" w:tplc="04090019" w:tentative="1">
+      <w:start w:val="1"/>
+      <w:numFmt w:val="lowerLetter"/>
+      <w:lvlText w:val="%5."/>
+      <w:lvlJc w:val="left"/>
+      <w:pPr>
+        <w:ind w:left="3600" w:hanging="360"/>
+      </w:pPr>
+    </w:lvl>
+    <w:lvl w:ilvl="5" w:tplc="0409001B" w:tentative="1">
+      <w:start w:val="1"/>
+      <w:numFmt w:val="lowerRoman"/>
+      <w:lvlText w:val="%6."/>
+      <w:lvlJc w:val="right"/>
+      <w:pPr>
+        <w:ind w:left="4320" w:hanging="180"/>
+      </w:pPr>
+    </w:lvl>
+    <w:lvl w:ilvl="6" w:tplc="0409000F" w:tentative="1">
+      <w:start w:val="1"/>
+      <w:numFmt w:val="decimal"/>
+      <w:lvlText w:val="%7."/>
+      <w:lvlJc w:val="left"/>
+      <w:pPr>
+        <w:ind w:left="5040" w:hanging="360"/>
+      </w:pPr>
+    </w:lvl>
+    <w:lvl w:ilvl="7" w:tplc="04090019" w:tentative="1">
+      <w:start w:val="1"/>
+      <w:numFmt w:val="lowerLetter"/>
+      <w:lvlText w:val="%8."/>
+      <w:lvlJc w:val="left"/>
+      <w:pPr>
+        <w:ind w:left="5760" w:hanging="360"/>
+      </w:pPr>
+    </w:lvl>
+    <w:lvl w:ilvl="8" w:tplc="0409001B" w:tentative="1">
+      <w:start w:val="1"/>
+      <w:numFmt w:val="lowerRoman"/>
+      <w:lvlText w:val="%9."/>
+      <w:lvlJc w:val="right"/>
+      <w:pPr>
+        <w:ind w:left="6480" w:hanging="180"/>
+      </w:pPr>
+    </w:lvl>
+  </w:abstractNum>
+  <w:abstractNum w:abstractNumId="1" w15:restartNumberingAfterBreak="0">
     <w:nsid w:val="1482674B"/>
     <w:multiLevelType w:val="hybridMultilevel"/>
     <w:tmpl w:val="C700C030"/>
@@ -558,7 +2318,7 @@
       </w:pPr>
     </w:lvl>
   </w:abstractNum>
-  <w:abstractNum w:abstractNumId="1" w15:restartNumberingAfterBreak="0">
+  <w:abstractNum w:abstractNumId="2" w15:restartNumberingAfterBreak="0">
     <w:nsid w:val="2E57703E"/>
     <w:multiLevelType w:val="hybridMultilevel"/>
     <w:tmpl w:val="2954CD1E"/>
@@ -647,7 +2407,7 @@
       </w:pPr>
     </w:lvl>
   </w:abstractNum>
-  <w:abstractNum w:abstractNumId="2" w15:restartNumberingAfterBreak="0">
+  <w:abstractNum w:abstractNumId="3" w15:restartNumberingAfterBreak="0">
     <w:nsid w:val="35105F3F"/>
     <w:multiLevelType w:val="hybridMultilevel"/>
     <w:tmpl w:val="5836731C"/>
@@ -736,7 +2496,96 @@
       </w:pPr>
     </w:lvl>
   </w:abstractNum>
-  <w:abstractNum w:abstractNumId="3" w15:restartNumberingAfterBreak="0">
+  <w:abstractNum w:abstractNumId="4" w15:restartNumberingAfterBreak="0">
+    <w:nsid w:val="4AC07085"/>
+    <w:multiLevelType w:val="hybridMultilevel"/>
+    <w:tmpl w:val="3C1447BA"/>
+    <w:lvl w:ilvl="0" w:tplc="0409000F">
+      <w:start w:val="1"/>
+      <w:numFmt w:val="decimal"/>
+      <w:lvlText w:val="%1."/>
+      <w:lvlJc w:val="left"/>
+      <w:pPr>
+        <w:ind w:left="720" w:hanging="360"/>
+      </w:pPr>
+      <w:rPr>
+        <w:rFonts w:hint="default"/>
+      </w:rPr>
+    </w:lvl>
+    <w:lvl w:ilvl="1" w:tplc="04090019" w:tentative="1">
+      <w:start w:val="1"/>
+      <w:numFmt w:val="lowerLetter"/>
+      <w:lvlText w:val="%2."/>
+      <w:lvlJc w:val="left"/>
+      <w:pPr>
+        <w:ind w:left="1440" w:hanging="360"/>
+      </w:pPr>
+    </w:lvl>
+    <w:lvl w:ilvl="2" w:tplc="0409001B" w:tentative="1">
+      <w:start w:val="1"/>
+      <w:numFmt w:val="lowerRoman"/>
+      <w:lvlText w:val="%3."/>
+      <w:lvlJc w:val="right"/>
+      <w:pPr>
+        <w:ind w:left="2160" w:hanging="180"/>
+      </w:pPr>
+    </w:lvl>
+    <w:lvl w:ilvl="3" w:tplc="0409000F" w:tentative="1">
+      <w:start w:val="1"/>
+      <w:numFmt w:val="decimal"/>
+      <w:lvlText w:val="%4."/>
+      <w:lvlJc w:val="left"/>
+      <w:pPr>
+        <w:ind w:left="2880" w:hanging="360"/>
+      </w:pPr>
+    </w:lvl>
+    <w:lvl w:ilvl="4" w:tplc="04090019" w:tentative="1">
+      <w:start w:val="1"/>
+      <w:numFmt w:val="lowerLetter"/>
+      <w:lvlText w:val="%5."/>
+      <w:lvlJc w:val="left"/>
+      <w:pPr>
+        <w:ind w:left="3600" w:hanging="360"/>
+      </w:pPr>
+    </w:lvl>
+    <w:lvl w:ilvl="5" w:tplc="0409001B" w:tentative="1">
+      <w:start w:val="1"/>
+      <w:numFmt w:val="lowerRoman"/>
+      <w:lvlText w:val="%6."/>
+      <w:lvlJc w:val="right"/>
+      <w:pPr>
+        <w:ind w:left="4320" w:hanging="180"/>
+      </w:pPr>
+    </w:lvl>
+    <w:lvl w:ilvl="6" w:tplc="0409000F" w:tentative="1">
+      <w:start w:val="1"/>
+      <w:numFmt w:val="decimal"/>
+      <w:lvlText w:val="%7."/>
+      <w:lvlJc w:val="left"/>
+      <w:pPr>
+        <w:ind w:left="5040" w:hanging="360"/>
+      </w:pPr>
+    </w:lvl>
+    <w:lvl w:ilvl="7" w:tplc="04090019" w:tentative="1">
+      <w:start w:val="1"/>
+      <w:numFmt w:val="lowerLetter"/>
+      <w:lvlText w:val="%8."/>
+      <w:lvlJc w:val="left"/>
+      <w:pPr>
+        <w:ind w:left="5760" w:hanging="360"/>
+      </w:pPr>
+    </w:lvl>
+    <w:lvl w:ilvl="8" w:tplc="0409001B" w:tentative="1">
+      <w:start w:val="1"/>
+      <w:numFmt w:val="lowerRoman"/>
+      <w:lvlText w:val="%9."/>
+      <w:lvlJc w:val="right"/>
+      <w:pPr>
+        <w:ind w:left="6480" w:hanging="180"/>
+      </w:pPr>
+    </w:lvl>
+  </w:abstractNum>
+  <w:abstractNum w:abstractNumId="5" w15:restartNumberingAfterBreak="0">
     <w:nsid w:val="58EC0FA2"/>
     <w:multiLevelType w:val="hybridMultilevel"/>
     <w:tmpl w:val="CE3EAE10"/>
@@ -825,7 +2674,7 @@
       </w:pPr>
     </w:lvl>
   </w:abstractNum>
-  <w:abstractNum w:abstractNumId="4" w15:restartNumberingAfterBreak="0">
+  <w:abstractNum w:abstractNumId="6" w15:restartNumberingAfterBreak="0">
     <w:nsid w:val="6F9628B0"/>
     <w:multiLevelType w:val="hybridMultilevel"/>
     <w:tmpl w:val="58B2F9FA"/>
@@ -914,20 +2763,210 @@
       </w:pPr>
     </w:lvl>
   </w:abstractNum>
+  <w:abstractNum w:abstractNumId="7" w15:restartNumberingAfterBreak="0">
+    <w:nsid w:val="78CF66F5"/>
+    <w:multiLevelType w:val="hybridMultilevel"/>
+    <w:tmpl w:val="FD460E22"/>
+    <w:lvl w:ilvl="0" w:tplc="0409000F">
+      <w:start w:val="1"/>
+      <w:numFmt w:val="decimal"/>
+      <w:lvlText w:val="%1."/>
+      <w:lvlJc w:val="left"/>
+      <w:pPr>
+        <w:ind w:left="720" w:hanging="360"/>
+      </w:pPr>
+      <w:rPr>
+        <w:rFonts w:hint="default"/>
+      </w:rPr>
+    </w:lvl>
+    <w:lvl w:ilvl="1" w:tplc="04090019" w:tentative="1">
+      <w:start w:val="1"/>
+      <w:numFmt w:val="lowerLetter"/>
+      <w:lvlText w:val="%2."/>
+      <w:lvlJc w:val="left"/>
+      <w:pPr>
+        <w:ind w:left="1440" w:hanging="360"/>
+      </w:pPr>
+    </w:lvl>
+    <w:lvl w:ilvl="2" w:tplc="0409001B" w:tentative="1">
+      <w:start w:val="1"/>
+      <w:numFmt w:val="lowerRoman"/>
+      <w:lvlText w:val="%3."/>
+      <w:lvlJc w:val="right"/>
+      <w:pPr>
+        <w:ind w:left="2160" w:hanging="180"/>
+      </w:pPr>
+    </w:lvl>
+    <w:lvl w:ilvl="3" w:tplc="0409000F" w:tentative="1">
+      <w:start w:val="1"/>
+      <w:numFmt w:val="decimal"/>
+      <w:lvlText w:val="%4."/>
+      <w:lvlJc w:val="left"/>
+      <w:pPr>
+        <w:ind w:left="2880" w:hanging="360"/>
+      </w:pPr>
+    </w:lvl>
+    <w:lvl w:ilvl="4" w:tplc="04090019" w:tentative="1">
+      <w:start w:val="1"/>
+      <w:numFmt w:val="lowerLetter"/>
+      <w:lvlText w:val="%5."/>
+      <w:lvlJc w:val="left"/>
+      <w:pPr>
+        <w:ind w:left="3600" w:hanging="360"/>
+      </w:pPr>
+    </w:lvl>
+    <w:lvl w:ilvl="5" w:tplc="0409001B" w:tentative="1">
+      <w:start w:val="1"/>
+      <w:numFmt w:val="lowerRoman"/>
+      <w:lvlText w:val="%6."/>
+      <w:lvlJc w:val="right"/>
+      <w:pPr>
+        <w:ind w:left="4320" w:hanging="180"/>
+      </w:pPr>
+    </w:lvl>
+    <w:lvl w:ilvl="6" w:tplc="0409000F" w:tentative="1">
+      <w:start w:val="1"/>
+      <w:numFmt w:val="decimal"/>
+      <w:lvlText w:val="%7."/>
+      <w:lvlJc w:val="left"/>
+      <w:pPr>
+        <w:ind w:left="5040" w:hanging="360"/>
+      </w:pPr>
+    </w:lvl>
+    <w:lvl w:ilvl="7" w:tplc="04090019" w:tentative="1">
+      <w:start w:val="1"/>
+      <w:numFmt w:val="lowerLetter"/>
+      <w:lvlText w:val="%8."/>
+      <w:lvlJc w:val="left"/>
+      <w:pPr>
+        <w:ind w:left="5760" w:hanging="360"/>
+      </w:pPr>
+    </w:lvl>
+    <w:lvl w:ilvl="8" w:tplc="0409001B" w:tentative="1">
+      <w:start w:val="1"/>
+      <w:numFmt w:val="lowerRoman"/>
+      <w:lvlText w:val="%9."/>
+      <w:lvlJc w:val="right"/>
+      <w:pPr>
+        <w:ind w:left="6480" w:hanging="180"/>
+      </w:pPr>
+    </w:lvl>
+  </w:abstractNum>
+  <w:abstractNum w:abstractNumId="8" w15:restartNumberingAfterBreak="0">
+    <w:nsid w:val="7DB613C1"/>
+    <w:multiLevelType w:val="hybridMultilevel"/>
+    <w:tmpl w:val="CE10F88C"/>
+    <w:lvl w:ilvl="0" w:tplc="0409000F">
+      <w:start w:val="1"/>
+      <w:numFmt w:val="decimal"/>
+      <w:lvlText w:val="%1."/>
+      <w:lvlJc w:val="left"/>
+      <w:pPr>
+        <w:ind w:left="720" w:hanging="360"/>
+      </w:pPr>
+      <w:rPr>
+        <w:rFonts w:hint="default"/>
+      </w:rPr>
+    </w:lvl>
+    <w:lvl w:ilvl="1" w:tplc="04090019" w:tentative="1">
+      <w:start w:val="1"/>
+      <w:numFmt w:val="lowerLetter"/>
+      <w:lvlText w:val="%2."/>
+      <w:lvlJc w:val="left"/>
+      <w:pPr>
+        <w:ind w:left="1440" w:hanging="360"/>
+      </w:pPr>
+    </w:lvl>
+    <w:lvl w:ilvl="2" w:tplc="0409001B" w:tentative="1">
+      <w:start w:val="1"/>
+      <w:numFmt w:val="lowerRoman"/>
+      <w:lvlText w:val="%3."/>
+      <w:lvlJc w:val="right"/>
+      <w:pPr>
+        <w:ind w:left="2160" w:hanging="180"/>
+      </w:pPr>
+    </w:lvl>
+    <w:lvl w:ilvl="3" w:tplc="0409000F" w:tentative="1">
+      <w:start w:val="1"/>
+      <w:numFmt w:val="decimal"/>
+      <w:lvlText w:val="%4."/>
+      <w:lvlJc w:val="left"/>
+      <w:pPr>
+        <w:ind w:left="2880" w:hanging="360"/>
+      </w:pPr>
+    </w:lvl>
+    <w:lvl w:ilvl="4" w:tplc="04090019" w:tentative="1">
+      <w:start w:val="1"/>
+      <w:numFmt w:val="lowerLetter"/>
+      <w:lvlText w:val="%5."/>
+      <w:lvlJc w:val="left"/>
+      <w:pPr>
+        <w:ind w:left="3600" w:hanging="360"/>
+      </w:pPr>
+    </w:lvl>
+    <w:lvl w:ilvl="5" w:tplc="0409001B" w:tentative="1">
+      <w:start w:val="1"/>
+      <w:numFmt w:val="lowerRoman"/>
+      <w:lvlText w:val="%6."/>
+      <w:lvlJc w:val="right"/>
+      <w:pPr>
+        <w:ind w:left="4320" w:hanging="180"/>
+      </w:pPr>
+    </w:lvl>
+    <w:lvl w:ilvl="6" w:tplc="0409000F" w:tentative="1">
+      <w:start w:val="1"/>
+      <w:numFmt w:val="decimal"/>
+      <w:lvlText w:val="%7."/>
+      <w:lvlJc w:val="left"/>
+      <w:pPr>
+        <w:ind w:left="5040" w:hanging="360"/>
+      </w:pPr>
+    </w:lvl>
+    <w:lvl w:ilvl="7" w:tplc="04090019" w:tentative="1">
+      <w:start w:val="1"/>
+      <w:numFmt w:val="lowerLetter"/>
+      <w:lvlText w:val="%8."/>
+      <w:lvlJc w:val="left"/>
+      <w:pPr>
+        <w:ind w:left="5760" w:hanging="360"/>
+      </w:pPr>
+    </w:lvl>
+    <w:lvl w:ilvl="8" w:tplc="0409001B" w:tentative="1">
+      <w:start w:val="1"/>
+      <w:numFmt w:val="lowerRoman"/>
+      <w:lvlText w:val="%9."/>
+      <w:lvlJc w:val="right"/>
+      <w:pPr>
+        <w:ind w:left="6480" w:hanging="180"/>
+      </w:pPr>
+    </w:lvl>
+  </w:abstractNum>
   <w:num w:numId="1" w16cid:durableId="1918829433">
+    <w:abstractNumId w:val="1"/>
+  </w:num>
+  <w:num w:numId="2" w16cid:durableId="1596203068">
+    <w:abstractNumId w:val="5"/>
+  </w:num>
+  <w:num w:numId="3" w16cid:durableId="1960138834">
+    <w:abstractNumId w:val="2"/>
+  </w:num>
+  <w:num w:numId="4" w16cid:durableId="444156143">
+    <w:abstractNumId w:val="3"/>
+  </w:num>
+  <w:num w:numId="5" w16cid:durableId="1785925703">
+    <w:abstractNumId w:val="6"/>
+  </w:num>
+  <w:num w:numId="6" w16cid:durableId="1729105484">
+    <w:abstractNumId w:val="4"/>
+  </w:num>
+  <w:num w:numId="7" w16cid:durableId="34280185">
+    <w:abstractNumId w:val="7"/>
+  </w:num>
+  <w:num w:numId="8" w16cid:durableId="1777092839">
     <w:abstractNumId w:val="0"/>
   </w:num>
-  <w:num w:numId="2" w16cid:durableId="1596203068">
-    <w:abstractNumId w:val="3"/>
-  </w:num>
-  <w:num w:numId="3" w16cid:durableId="1960138834">
-    <w:abstractNumId w:val="1"/>
-  </w:num>
-  <w:num w:numId="4" w16cid:durableId="444156143">
-    <w:abstractNumId w:val="2"/>
-  </w:num>
-  <w:num w:numId="5" w16cid:durableId="1785925703">
-    <w:abstractNumId w:val="4"/>
+  <w:num w:numId="9" w16cid:durableId="758718524">
+    <w:abstractNumId w:val="8"/>
   </w:num>
 </w:numbering>
 </file>
@@ -1852,6 +3891,25 @@
       <w:spacing w:val="5"/>
     </w:rPr>
   </w:style>
+  <w:style w:type="table" w:styleId="TableGrid">
+    <w:name w:val="Table Grid"/>
+    <w:basedOn w:val="TableNormal"/>
+    <w:uiPriority w:val="39"/>
+    <w:rsid w:val="00D577A8"/>
+    <w:pPr>
+      <w:spacing w:after="0" w:line="240" w:lineRule="auto"/>
+    </w:pPr>
+    <w:tblPr>
+      <w:tblBorders>
+        <w:top w:val="single" w:sz="4" w:space="0" w:color="auto"/>
+        <w:left w:val="single" w:sz="4" w:space="0" w:color="auto"/>
+        <w:bottom w:val="single" w:sz="4" w:space="0" w:color="auto"/>
+        <w:right w:val="single" w:sz="4" w:space="0" w:color="auto"/>
+        <w:insideH w:val="single" w:sz="4" w:space="0" w:color="auto"/>
+        <w:insideV w:val="single" w:sz="4" w:space="0" w:color="auto"/>
+      </w:tblBorders>
+    </w:tblPr>
+  </w:style>
 </w:styles>
 </file>
 

--- a/Phase 3 Api Endpoints.docx
+++ b/Phase 3 Api Endpoints.docx
@@ -711,6 +711,9 @@
         <w:ind w:left="0" w:firstLine="0"/>
       </w:pPr>
       <w:r>
+        <w:rPr>
+          <w:noProof/>
+        </w:rPr>
         <w:lastRenderedPageBreak/>
         <w:drawing>
           <wp:inline distT="0" distB="0" distL="0" distR="0" wp14:anchorId="431A27AB" wp14:editId="22B0C072">
@@ -845,6 +848,9 @@
         <w:ind w:left="0" w:firstLine="0"/>
       </w:pPr>
       <w:r>
+        <w:rPr>
+          <w:noProof/>
+        </w:rPr>
         <w:lastRenderedPageBreak/>
         <w:drawing>
           <wp:inline distT="0" distB="0" distL="0" distR="0" wp14:anchorId="199BCC96" wp14:editId="21D4FC1D">
@@ -958,6 +964,9 @@
         <w:ind w:left="0" w:firstLine="0"/>
       </w:pPr>
       <w:r>
+        <w:rPr>
+          <w:noProof/>
+        </w:rPr>
         <w:lastRenderedPageBreak/>
         <w:drawing>
           <wp:inline distT="0" distB="0" distL="0" distR="0" wp14:anchorId="71EDAB17" wp14:editId="59F89BEF">
@@ -1018,6 +1027,9 @@
         <w:ind w:left="0" w:firstLine="0"/>
       </w:pPr>
       <w:r>
+        <w:rPr>
+          <w:noProof/>
+        </w:rPr>
         <w:drawing>
           <wp:inline distT="0" distB="0" distL="0" distR="0" wp14:anchorId="76F2E871" wp14:editId="411519D0">
             <wp:extent cx="5943600" cy="1638935"/>
@@ -1081,6 +1093,9 @@
         <w:ind w:left="0" w:firstLine="0"/>
       </w:pPr>
       <w:r>
+        <w:rPr>
+          <w:noProof/>
+        </w:rPr>
         <w:drawing>
           <wp:inline distT="0" distB="0" distL="0" distR="0" wp14:anchorId="0606CFF7" wp14:editId="3397D360">
             <wp:extent cx="5943600" cy="3058795"/>
@@ -1178,6 +1193,9 @@
         <w:ind w:left="0" w:firstLine="0"/>
       </w:pPr>
       <w:r>
+        <w:rPr>
+          <w:noProof/>
+        </w:rPr>
         <w:drawing>
           <wp:inline distT="0" distB="0" distL="0" distR="0" wp14:anchorId="60B73766" wp14:editId="6F1AAEF6">
             <wp:extent cx="5943600" cy="5708015"/>
@@ -1231,6 +1249,9 @@
         <w:ind w:left="0" w:firstLine="0"/>
       </w:pPr>
       <w:r>
+        <w:rPr>
+          <w:noProof/>
+        </w:rPr>
         <w:lastRenderedPageBreak/>
         <w:drawing>
           <wp:inline distT="0" distB="0" distL="0" distR="0" wp14:anchorId="483ECB13" wp14:editId="6F63D624">
@@ -1285,6 +1306,9 @@
         <w:ind w:left="0" w:firstLine="0"/>
       </w:pPr>
       <w:r>
+        <w:rPr>
+          <w:noProof/>
+        </w:rPr>
         <w:drawing>
           <wp:inline distT="0" distB="0" distL="0" distR="0" wp14:anchorId="40C32F71" wp14:editId="6DFD359C">
             <wp:extent cx="5943600" cy="2202180"/>
@@ -1338,6 +1362,9 @@
         <w:ind w:left="0" w:firstLine="0"/>
       </w:pPr>
       <w:r>
+        <w:rPr>
+          <w:noProof/>
+        </w:rPr>
         <w:lastRenderedPageBreak/>
         <w:drawing>
           <wp:inline distT="0" distB="0" distL="0" distR="0" wp14:anchorId="28E8AB77" wp14:editId="1C73240C">
@@ -1805,6 +1832,9 @@
         <w:ind w:left="0" w:firstLine="0"/>
       </w:pPr>
       <w:r>
+        <w:rPr>
+          <w:noProof/>
+        </w:rPr>
         <w:lastRenderedPageBreak/>
         <w:drawing>
           <wp:inline distT="0" distB="0" distL="0" distR="0" wp14:anchorId="11E7B243" wp14:editId="101EAB7E">
@@ -1911,6 +1941,9 @@
         <w:ind w:left="0" w:firstLine="0"/>
       </w:pPr>
       <w:r>
+        <w:rPr>
+          <w:noProof/>
+        </w:rPr>
         <w:drawing>
           <wp:inline distT="0" distB="0" distL="0" distR="0" wp14:anchorId="5E5DD27E" wp14:editId="579BBB1A">
             <wp:extent cx="5943600" cy="2586355"/>
@@ -1970,6 +2003,9 @@
         <w:ind w:left="0" w:firstLine="0"/>
       </w:pPr>
       <w:r>
+        <w:rPr>
+          <w:noProof/>
+        </w:rPr>
         <w:drawing>
           <wp:inline distT="0" distB="0" distL="0" distR="0" wp14:anchorId="6ABA2364" wp14:editId="591DCB7C">
             <wp:extent cx="5943600" cy="602615"/>
@@ -2033,6 +2069,9 @@
         <w:ind w:left="0" w:firstLine="0"/>
       </w:pPr>
       <w:r>
+        <w:rPr>
+          <w:noProof/>
+        </w:rPr>
         <w:drawing>
           <wp:inline distT="0" distB="0" distL="0" distR="0" wp14:anchorId="3D147881" wp14:editId="6948B713">
             <wp:extent cx="5943600" cy="2600325"/>
@@ -2086,6 +2125,9 @@
         <w:ind w:left="0" w:firstLine="0"/>
       </w:pPr>
       <w:r>
+        <w:rPr>
+          <w:noProof/>
+        </w:rPr>
         <w:drawing>
           <wp:inline distT="0" distB="0" distL="0" distR="0" wp14:anchorId="111BDF79" wp14:editId="56348236">
             <wp:extent cx="5943600" cy="2386330"/>
@@ -2127,6 +2169,1163 @@
       <w:pPr>
         <w:ind w:left="0" w:firstLine="0"/>
       </w:pPr>
+      <w:r>
+        <w:rPr>
+          <w:highlight w:val="yellow"/>
+        </w:rPr>
+        <w:lastRenderedPageBreak/>
+        <w:t>25-04-2026</w:t>
+      </w:r>
+    </w:p>
+    <w:p>
+      <w:pPr>
+        <w:ind w:left="0" w:firstLine="0"/>
+      </w:pPr>
+      <w:r>
+        <w:rPr>
+          <w:highlight w:val="yellow"/>
+        </w:rPr>
+        <w:t>Summary</w:t>
+      </w:r>
+    </w:p>
+    <w:p>
+      <w:pPr>
+        <w:pStyle w:val="ListParagraph"/>
+        <w:numPr>
+          <w:ilvl w:val="0"/>
+          <w:numId w:val="10"/>
+        </w:numPr>
+      </w:pPr>
+      <w:r>
+        <w:t>Spring framework</w:t>
+      </w:r>
+    </w:p>
+    <w:p>
+      <w:pPr>
+        <w:pStyle w:val="ListParagraph"/>
+        <w:numPr>
+          <w:ilvl w:val="0"/>
+          <w:numId w:val="10"/>
+        </w:numPr>
+      </w:pPr>
+      <w:r>
+        <w:t>Dependency injection</w:t>
+      </w:r>
+    </w:p>
+    <w:p>
+      <w:pPr>
+        <w:pStyle w:val="ListParagraph"/>
+        <w:numPr>
+          <w:ilvl w:val="0"/>
+          <w:numId w:val="10"/>
+        </w:numPr>
+      </w:pPr>
+      <w:r>
+        <w:t>ApplicationContext</w:t>
+      </w:r>
+    </w:p>
+    <w:p>
+      <w:pPr>
+        <w:pStyle w:val="ListParagraph"/>
+        <w:numPr>
+          <w:ilvl w:val="0"/>
+          <w:numId w:val="10"/>
+        </w:numPr>
+      </w:pPr>
+      <w:r>
+        <w:t>JdbcTemplate</w:t>
+      </w:r>
+    </w:p>
+    <w:p>
+      <w:pPr>
+        <w:ind w:left="0" w:firstLine="0"/>
+      </w:pPr>
+    </w:p>
+    <w:p>
+      <w:pPr>
+        <w:ind w:left="0" w:firstLine="0"/>
+      </w:pPr>
+      <w:r>
+        <w:t>ResultSet -&gt; Java Object using while loop -&gt; List&lt;T&gt;</w:t>
+      </w:r>
+    </w:p>
+    <w:p>
+      <w:pPr>
+        <w:ind w:left="0" w:firstLine="0"/>
+      </w:pPr>
+      <w:r>
+        <w:t xml:space="preserve">JdbcTemplate has a method called </w:t>
+      </w:r>
+      <w:proofErr w:type="gramStart"/>
+      <w:r>
+        <w:rPr>
+          <w:color w:val="EE0000"/>
+        </w:rPr>
+        <w:t>query(</w:t>
+      </w:r>
+      <w:proofErr w:type="gramEnd"/>
+      <w:r>
+        <w:rPr>
+          <w:color w:val="EE0000"/>
+        </w:rPr>
+        <w:t xml:space="preserve">) </w:t>
+      </w:r>
+      <w:r>
+        <w:t>which accepts SQL query and takes a RowMapper object</w:t>
+      </w:r>
+    </w:p>
+    <w:p>
+      <w:pPr>
+        <w:ind w:left="0" w:firstLine="0"/>
+      </w:pPr>
+      <w:r>
+        <w:rPr>
+          <w:highlight w:val="yellow"/>
+        </w:rPr>
+        <w:t>RowMapper:</w:t>
+      </w:r>
+      <w:r>
+        <w:t xml:space="preserve"> It is an interface with one abstract method, which accepts ResultSet and row number as a parameter, we must implement this interface and the object the implementation we need to pass to the </w:t>
+      </w:r>
+      <w:proofErr w:type="gramStart"/>
+      <w:r>
+        <w:t>query(</w:t>
+      </w:r>
+      <w:proofErr w:type="gramEnd"/>
+      <w:r>
+        <w:t>) method</w:t>
+      </w:r>
+      <w:r>
+        <w:t>, the query method takes care of calling the method present in the RowMapper as per the number of records</w:t>
+      </w:r>
+    </w:p>
+    <w:p>
+      <w:pPr>
+        <w:ind w:left="0" w:firstLine="0"/>
+      </w:pPr>
+      <w:r>
+        <w:rPr>
+          <w:highlight w:val="yellow"/>
+        </w:rPr>
+        <w:t>Profile</w:t>
+      </w:r>
+    </w:p>
+    <w:p>
+      <w:pPr>
+        <w:ind w:left="0" w:firstLine="0"/>
+      </w:pPr>
+      <w:r>
+        <w:lastRenderedPageBreak/>
+        <w:drawing>
+          <wp:inline distT="0" distB="0" distL="0" distR="0" wp14:anchorId="464E1D61" wp14:editId="23E9E729">
+            <wp:extent cx="5943600" cy="5029200"/>
+            <wp:effectExtent l="0" t="0" r="0" b="0"/>
+            <wp:docPr id="1438811920" name="Picture 1"/>
+            <wp:cNvGraphicFramePr>
+              <a:graphicFrameLocks xmlns:a="http://schemas.openxmlformats.org/drawingml/2006/main" noChangeAspect="1"/>
+            </wp:cNvGraphicFramePr>
+            <a:graphic xmlns:a="http://schemas.openxmlformats.org/drawingml/2006/main">
+              <a:graphicData uri="http://schemas.openxmlformats.org/drawingml/2006/picture">
+                <pic:pic xmlns:pic="http://schemas.openxmlformats.org/drawingml/2006/picture">
+                  <pic:nvPicPr>
+                    <pic:cNvPr id="1438811920" name=""/>
+                    <pic:cNvPicPr/>
+                  </pic:nvPicPr>
+                  <pic:blipFill>
+                    <a:blip r:embed="rId19"/>
+                    <a:stretch>
+                      <a:fillRect/>
+                    </a:stretch>
+                  </pic:blipFill>
+                  <pic:spPr>
+                    <a:xfrm>
+                      <a:off x="0" y="0"/>
+                      <a:ext cx="5943600" cy="5029200"/>
+                    </a:xfrm>
+                    <a:prstGeom prst="rect">
+                      <a:avLst/>
+                    </a:prstGeom>
+                  </pic:spPr>
+                </pic:pic>
+              </a:graphicData>
+            </a:graphic>
+          </wp:inline>
+        </w:drawing>
+      </w:r>
+    </w:p>
+    <w:p>
+      <w:pPr>
+        <w:ind w:left="0" w:firstLine="0"/>
+      </w:pPr>
+      <w:r>
+        <w:rPr>
+          <w:highlight w:val="yellow"/>
+        </w:rPr>
+        <w:t>ProfileDAO</w:t>
+      </w:r>
+    </w:p>
+    <w:p>
+      <w:pPr>
+        <w:ind w:left="0" w:firstLine="0"/>
+      </w:pPr>
+      <w:r>
+        <w:lastRenderedPageBreak/>
+        <w:drawing>
+          <wp:inline distT="0" distB="0" distL="0" distR="0" wp14:anchorId="53F48F32" wp14:editId="59B2378C">
+            <wp:extent cx="5943600" cy="3513455"/>
+            <wp:effectExtent l="0" t="0" r="0" b="0"/>
+            <wp:docPr id="875591067" name="Picture 1"/>
+            <wp:cNvGraphicFramePr>
+              <a:graphicFrameLocks xmlns:a="http://schemas.openxmlformats.org/drawingml/2006/main" noChangeAspect="1"/>
+            </wp:cNvGraphicFramePr>
+            <a:graphic xmlns:a="http://schemas.openxmlformats.org/drawingml/2006/main">
+              <a:graphicData uri="http://schemas.openxmlformats.org/drawingml/2006/picture">
+                <pic:pic xmlns:pic="http://schemas.openxmlformats.org/drawingml/2006/picture">
+                  <pic:nvPicPr>
+                    <pic:cNvPr id="875591067" name=""/>
+                    <pic:cNvPicPr/>
+                  </pic:nvPicPr>
+                  <pic:blipFill>
+                    <a:blip r:embed="rId20"/>
+                    <a:stretch>
+                      <a:fillRect/>
+                    </a:stretch>
+                  </pic:blipFill>
+                  <pic:spPr>
+                    <a:xfrm>
+                      <a:off x="0" y="0"/>
+                      <a:ext cx="5943600" cy="3513455"/>
+                    </a:xfrm>
+                    <a:prstGeom prst="rect">
+                      <a:avLst/>
+                    </a:prstGeom>
+                  </pic:spPr>
+                </pic:pic>
+              </a:graphicData>
+            </a:graphic>
+          </wp:inline>
+        </w:drawing>
+      </w:r>
+    </w:p>
+    <w:p>
+      <w:pPr>
+        <w:ind w:left="0" w:firstLine="0"/>
+      </w:pPr>
+      <w:r>
+        <w:rPr>
+          <w:highlight w:val="yellow"/>
+        </w:rPr>
+        <w:t>Main class</w:t>
+      </w:r>
+    </w:p>
+    <w:p>
+      <w:pPr>
+        <w:ind w:left="0" w:firstLine="0"/>
+      </w:pPr>
+      <w:r>
+        <w:drawing>
+          <wp:inline distT="0" distB="0" distL="0" distR="0" wp14:anchorId="54AF35B0" wp14:editId="695A5B98">
+            <wp:extent cx="5943600" cy="3058795"/>
+            <wp:effectExtent l="0" t="0" r="0" b="8255"/>
+            <wp:docPr id="1810604100" name="Picture 1"/>
+            <wp:cNvGraphicFramePr>
+              <a:graphicFrameLocks xmlns:a="http://schemas.openxmlformats.org/drawingml/2006/main" noChangeAspect="1"/>
+            </wp:cNvGraphicFramePr>
+            <a:graphic xmlns:a="http://schemas.openxmlformats.org/drawingml/2006/main">
+              <a:graphicData uri="http://schemas.openxmlformats.org/drawingml/2006/picture">
+                <pic:pic xmlns:pic="http://schemas.openxmlformats.org/drawingml/2006/picture">
+                  <pic:nvPicPr>
+                    <pic:cNvPr id="1810604100" name=""/>
+                    <pic:cNvPicPr/>
+                  </pic:nvPicPr>
+                  <pic:blipFill>
+                    <a:blip r:embed="rId21"/>
+                    <a:stretch>
+                      <a:fillRect/>
+                    </a:stretch>
+                  </pic:blipFill>
+                  <pic:spPr>
+                    <a:xfrm>
+                      <a:off x="0" y="0"/>
+                      <a:ext cx="5943600" cy="3058795"/>
+                    </a:xfrm>
+                    <a:prstGeom prst="rect">
+                      <a:avLst/>
+                    </a:prstGeom>
+                  </pic:spPr>
+                </pic:pic>
+              </a:graphicData>
+            </a:graphic>
+          </wp:inline>
+        </w:drawing>
+      </w:r>
+    </w:p>
+    <w:p>
+      <w:pPr>
+        <w:ind w:left="0" w:firstLine="0"/>
+      </w:pPr>
+      <w:r>
+        <w:t>queryForObject: This method is mainly used to get a single object, even this also accepts RowMapper object.</w:t>
+      </w:r>
+    </w:p>
+    <w:p>
+      <w:pPr>
+        <w:ind w:left="0" w:firstLine="0"/>
+      </w:pPr>
+      <w:r>
+        <w:lastRenderedPageBreak/>
+        <w:drawing>
+          <wp:inline distT="0" distB="0" distL="0" distR="0" wp14:anchorId="30C4D479" wp14:editId="5F0D6F99">
+            <wp:extent cx="5943600" cy="3663315"/>
+            <wp:effectExtent l="0" t="0" r="0" b="0"/>
+            <wp:docPr id="1203338301" name="Picture 1"/>
+            <wp:cNvGraphicFramePr>
+              <a:graphicFrameLocks xmlns:a="http://schemas.openxmlformats.org/drawingml/2006/main" noChangeAspect="1"/>
+            </wp:cNvGraphicFramePr>
+            <a:graphic xmlns:a="http://schemas.openxmlformats.org/drawingml/2006/main">
+              <a:graphicData uri="http://schemas.openxmlformats.org/drawingml/2006/picture">
+                <pic:pic xmlns:pic="http://schemas.openxmlformats.org/drawingml/2006/picture">
+                  <pic:nvPicPr>
+                    <pic:cNvPr id="1203338301" name=""/>
+                    <pic:cNvPicPr/>
+                  </pic:nvPicPr>
+                  <pic:blipFill>
+                    <a:blip r:embed="rId22"/>
+                    <a:stretch>
+                      <a:fillRect/>
+                    </a:stretch>
+                  </pic:blipFill>
+                  <pic:spPr>
+                    <a:xfrm>
+                      <a:off x="0" y="0"/>
+                      <a:ext cx="5943600" cy="3663315"/>
+                    </a:xfrm>
+                    <a:prstGeom prst="rect">
+                      <a:avLst/>
+                    </a:prstGeom>
+                  </pic:spPr>
+                </pic:pic>
+              </a:graphicData>
+            </a:graphic>
+          </wp:inline>
+        </w:drawing>
+      </w:r>
+    </w:p>
+    <w:p>
+      <w:pPr>
+        <w:ind w:left="0" w:firstLine="0"/>
+      </w:pPr>
+      <w:r>
+        <w:rPr>
+          <w:highlight w:val="yellow"/>
+        </w:rPr>
+        <w:t>You can handle the exception if the id is not present</w:t>
+      </w:r>
+    </w:p>
+    <w:p>
+      <w:pPr>
+        <w:ind w:left="0" w:firstLine="0"/>
+      </w:pPr>
+      <w:r>
+        <w:drawing>
+          <wp:inline distT="0" distB="0" distL="0" distR="0" wp14:anchorId="69A633D8" wp14:editId="251EA269">
+            <wp:extent cx="5943600" cy="1360805"/>
+            <wp:effectExtent l="0" t="0" r="0" b="0"/>
+            <wp:docPr id="638428295" name="Picture 1"/>
+            <wp:cNvGraphicFramePr>
+              <a:graphicFrameLocks xmlns:a="http://schemas.openxmlformats.org/drawingml/2006/main" noChangeAspect="1"/>
+            </wp:cNvGraphicFramePr>
+            <a:graphic xmlns:a="http://schemas.openxmlformats.org/drawingml/2006/main">
+              <a:graphicData uri="http://schemas.openxmlformats.org/drawingml/2006/picture">
+                <pic:pic xmlns:pic="http://schemas.openxmlformats.org/drawingml/2006/picture">
+                  <pic:nvPicPr>
+                    <pic:cNvPr id="638428295" name=""/>
+                    <pic:cNvPicPr/>
+                  </pic:nvPicPr>
+                  <pic:blipFill>
+                    <a:blip r:embed="rId23"/>
+                    <a:stretch>
+                      <a:fillRect/>
+                    </a:stretch>
+                  </pic:blipFill>
+                  <pic:spPr>
+                    <a:xfrm>
+                      <a:off x="0" y="0"/>
+                      <a:ext cx="5943600" cy="1360805"/>
+                    </a:xfrm>
+                    <a:prstGeom prst="rect">
+                      <a:avLst/>
+                    </a:prstGeom>
+                  </pic:spPr>
+                </pic:pic>
+              </a:graphicData>
+            </a:graphic>
+          </wp:inline>
+        </w:drawing>
+      </w:r>
+    </w:p>
+    <w:p>
+      <w:pPr>
+        <w:ind w:left="0" w:firstLine="0"/>
+      </w:pPr>
+      <w:r>
+        <w:rPr>
+          <w:highlight w:val="yellow"/>
+        </w:rPr>
+        <w:t>Main meth</w:t>
+      </w:r>
+      <w:r>
+        <w:rPr>
+          <w:highlight w:val="yellow"/>
+        </w:rPr>
+        <w:t>od</w:t>
+      </w:r>
+    </w:p>
+    <w:p>
+      <w:pPr>
+        <w:ind w:left="0" w:firstLine="0"/>
+      </w:pPr>
+      <w:r>
+        <w:lastRenderedPageBreak/>
+        <w:drawing>
+          <wp:inline distT="0" distB="0" distL="0" distR="0" wp14:anchorId="524E4965" wp14:editId="60F02484">
+            <wp:extent cx="5943600" cy="3155950"/>
+            <wp:effectExtent l="0" t="0" r="0" b="6350"/>
+            <wp:docPr id="440295633" name="Picture 1"/>
+            <wp:cNvGraphicFramePr>
+              <a:graphicFrameLocks xmlns:a="http://schemas.openxmlformats.org/drawingml/2006/main" noChangeAspect="1"/>
+            </wp:cNvGraphicFramePr>
+            <a:graphic xmlns:a="http://schemas.openxmlformats.org/drawingml/2006/main">
+              <a:graphicData uri="http://schemas.openxmlformats.org/drawingml/2006/picture">
+                <pic:pic xmlns:pic="http://schemas.openxmlformats.org/drawingml/2006/picture">
+                  <pic:nvPicPr>
+                    <pic:cNvPr id="440295633" name=""/>
+                    <pic:cNvPicPr/>
+                  </pic:nvPicPr>
+                  <pic:blipFill>
+                    <a:blip r:embed="rId24"/>
+                    <a:stretch>
+                      <a:fillRect/>
+                    </a:stretch>
+                  </pic:blipFill>
+                  <pic:spPr>
+                    <a:xfrm>
+                      <a:off x="0" y="0"/>
+                      <a:ext cx="5943600" cy="3155950"/>
+                    </a:xfrm>
+                    <a:prstGeom prst="rect">
+                      <a:avLst/>
+                    </a:prstGeom>
+                  </pic:spPr>
+                </pic:pic>
+              </a:graphicData>
+            </a:graphic>
+          </wp:inline>
+        </w:drawing>
+      </w:r>
+    </w:p>
+    <w:p>
+      <w:pPr>
+        <w:ind w:left="0" w:firstLine="0"/>
+      </w:pPr>
+    </w:p>
+    <w:p>
+      <w:pPr>
+        <w:ind w:left="0" w:firstLine="0"/>
+      </w:pPr>
+      <w:r>
+        <w:rPr>
+          <w:highlight w:val="yellow"/>
+        </w:rPr>
+        <w:t>Annotation based configuration</w:t>
+      </w:r>
+    </w:p>
+    <w:p>
+      <w:pPr>
+        <w:ind w:left="0" w:firstLine="0"/>
+      </w:pPr>
+      <w:r>
+        <w:t xml:space="preserve">In Spring </w:t>
+      </w:r>
+      <w:proofErr w:type="gramStart"/>
+      <w:r>
+        <w:t>Framework</w:t>
+      </w:r>
+      <w:proofErr w:type="gramEnd"/>
+      <w:r>
+        <w:t xml:space="preserve"> we can also configure the beans using annotations and autowire as well, spring provides various annotations that are derived from @Component which you can write on top of classes, spring automatically create object of such classes &amp; maintains them in the container, some of the annotations are</w:t>
+      </w:r>
+    </w:p>
+    <w:p>
+      <w:pPr>
+        <w:ind w:left="0" w:firstLine="0"/>
+      </w:pPr>
+      <w:r>
+        <w:t>@Repository: Write this on top of DAO class</w:t>
+      </w:r>
+      <w:r>
+        <w:br/>
+        <w:t>@Service: Write this on top of Service class</w:t>
+      </w:r>
+      <w:r>
+        <w:br/>
+        <w:t>@Controller: Write this on top of controller class</w:t>
+      </w:r>
+      <w:r>
+        <w:br/>
+        <w:t>@Component: Write this on top of utility classes</w:t>
+      </w:r>
+      <w:r>
+        <w:br/>
+        <w:t xml:space="preserve">@Autowired: This supplies the dependencies to the objects, </w:t>
+      </w:r>
+    </w:p>
+    <w:p>
+      <w:pPr>
+        <w:ind w:left="0" w:firstLine="0"/>
+      </w:pPr>
+      <w:r>
+        <w:t>Spring framework needs an XML configuration that scans all the classes using annotations</w:t>
+      </w:r>
+    </w:p>
+    <w:p>
+      <w:pPr>
+        <w:ind w:left="0" w:firstLine="0"/>
+      </w:pPr>
+      <w:r>
+        <w:t>&lt;</w:t>
+      </w:r>
+      <w:proofErr w:type="gramStart"/>
+      <w:r>
+        <w:t>context:component</w:t>
+      </w:r>
+      <w:proofErr w:type="gramEnd"/>
+      <w:r>
+        <w:t>-scan base-package=”com” /&gt;</w:t>
+      </w:r>
+    </w:p>
+    <w:p>
+      <w:pPr>
+        <w:ind w:left="0" w:firstLine="0"/>
+      </w:pPr>
+    </w:p>
+    <w:p>
+      <w:pPr>
+        <w:ind w:left="0" w:firstLine="0"/>
+      </w:pPr>
+    </w:p>
+    <w:p>
+      <w:pPr>
+        <w:ind w:left="0" w:firstLine="0"/>
+      </w:pPr>
+      <w:r>
+        <w:rPr>
+          <w:highlight w:val="yellow"/>
+        </w:rPr>
+        <w:lastRenderedPageBreak/>
+        <w:t>beans.xml</w:t>
+      </w:r>
+    </w:p>
+    <w:p>
+      <w:pPr>
+        <w:ind w:left="0" w:firstLine="0"/>
+      </w:pPr>
+      <w:r>
+        <w:drawing>
+          <wp:inline distT="0" distB="0" distL="0" distR="0" wp14:anchorId="5B27BB3A" wp14:editId="0D670F8F">
+            <wp:extent cx="5943600" cy="2639695"/>
+            <wp:effectExtent l="0" t="0" r="0" b="8255"/>
+            <wp:docPr id="1622774797" name="Picture 1"/>
+            <wp:cNvGraphicFramePr>
+              <a:graphicFrameLocks xmlns:a="http://schemas.openxmlformats.org/drawingml/2006/main" noChangeAspect="1"/>
+            </wp:cNvGraphicFramePr>
+            <a:graphic xmlns:a="http://schemas.openxmlformats.org/drawingml/2006/main">
+              <a:graphicData uri="http://schemas.openxmlformats.org/drawingml/2006/picture">
+                <pic:pic xmlns:pic="http://schemas.openxmlformats.org/drawingml/2006/picture">
+                  <pic:nvPicPr>
+                    <pic:cNvPr id="1622774797" name=""/>
+                    <pic:cNvPicPr/>
+                  </pic:nvPicPr>
+                  <pic:blipFill>
+                    <a:blip r:embed="rId25"/>
+                    <a:stretch>
+                      <a:fillRect/>
+                    </a:stretch>
+                  </pic:blipFill>
+                  <pic:spPr>
+                    <a:xfrm>
+                      <a:off x="0" y="0"/>
+                      <a:ext cx="5943600" cy="2639695"/>
+                    </a:xfrm>
+                    <a:prstGeom prst="rect">
+                      <a:avLst/>
+                    </a:prstGeom>
+                  </pic:spPr>
+                </pic:pic>
+              </a:graphicData>
+            </a:graphic>
+          </wp:inline>
+        </w:drawing>
+      </w:r>
+    </w:p>
+    <w:p>
+      <w:pPr>
+        <w:ind w:left="0" w:firstLine="0"/>
+      </w:pPr>
+      <w:r>
+        <w:rPr>
+          <w:highlight w:val="yellow"/>
+        </w:rPr>
+        <w:t>DAO</w:t>
+      </w:r>
+    </w:p>
+    <w:p>
+      <w:pPr>
+        <w:ind w:left="0" w:firstLine="0"/>
+      </w:pPr>
+      <w:r>
+        <w:drawing>
+          <wp:inline distT="0" distB="0" distL="0" distR="0" wp14:anchorId="4221704E" wp14:editId="379AEBB0">
+            <wp:extent cx="5943600" cy="4130675"/>
+            <wp:effectExtent l="0" t="0" r="0" b="3175"/>
+            <wp:docPr id="436416781" name="Picture 1"/>
+            <wp:cNvGraphicFramePr>
+              <a:graphicFrameLocks xmlns:a="http://schemas.openxmlformats.org/drawingml/2006/main" noChangeAspect="1"/>
+            </wp:cNvGraphicFramePr>
+            <a:graphic xmlns:a="http://schemas.openxmlformats.org/drawingml/2006/main">
+              <a:graphicData uri="http://schemas.openxmlformats.org/drawingml/2006/picture">
+                <pic:pic xmlns:pic="http://schemas.openxmlformats.org/drawingml/2006/picture">
+                  <pic:nvPicPr>
+                    <pic:cNvPr id="436416781" name=""/>
+                    <pic:cNvPicPr/>
+                  </pic:nvPicPr>
+                  <pic:blipFill>
+                    <a:blip r:embed="rId26"/>
+                    <a:stretch>
+                      <a:fillRect/>
+                    </a:stretch>
+                  </pic:blipFill>
+                  <pic:spPr>
+                    <a:xfrm>
+                      <a:off x="0" y="0"/>
+                      <a:ext cx="5943600" cy="4130675"/>
+                    </a:xfrm>
+                    <a:prstGeom prst="rect">
+                      <a:avLst/>
+                    </a:prstGeom>
+                  </pic:spPr>
+                </pic:pic>
+              </a:graphicData>
+            </a:graphic>
+          </wp:inline>
+        </w:drawing>
+      </w:r>
+    </w:p>
+    <w:p>
+      <w:pPr>
+        <w:ind w:left="0" w:firstLine="0"/>
+      </w:pPr>
+    </w:p>
+    <w:p>
+      <w:pPr>
+        <w:ind w:left="0" w:firstLine="0"/>
+      </w:pPr>
+      <w:r>
+        <w:rPr>
+          <w:highlight w:val="yellow"/>
+        </w:rPr>
+        <w:lastRenderedPageBreak/>
+        <w:t>Spring Web MVC</w:t>
+      </w:r>
+    </w:p>
+    <w:p>
+      <w:pPr>
+        <w:ind w:left="0" w:firstLine="0"/>
+      </w:pPr>
+      <w:r>
+        <w:t>It helps you to develop web application</w:t>
+      </w:r>
+    </w:p>
+    <w:p>
+      <w:pPr>
+        <w:ind w:left="0" w:firstLine="0"/>
+      </w:pPr>
+      <w:r>
+        <w:drawing>
+          <wp:inline distT="0" distB="0" distL="0" distR="0" wp14:anchorId="149AE582" wp14:editId="31391AF5">
+            <wp:extent cx="5943600" cy="2787015"/>
+            <wp:effectExtent l="0" t="0" r="0" b="0"/>
+            <wp:docPr id="847029750" name="Picture 1"/>
+            <wp:cNvGraphicFramePr>
+              <a:graphicFrameLocks xmlns:a="http://schemas.openxmlformats.org/drawingml/2006/main" noChangeAspect="1"/>
+            </wp:cNvGraphicFramePr>
+            <a:graphic xmlns:a="http://schemas.openxmlformats.org/drawingml/2006/main">
+              <a:graphicData uri="http://schemas.openxmlformats.org/drawingml/2006/picture">
+                <pic:pic xmlns:pic="http://schemas.openxmlformats.org/drawingml/2006/picture">
+                  <pic:nvPicPr>
+                    <pic:cNvPr id="847029750" name=""/>
+                    <pic:cNvPicPr/>
+                  </pic:nvPicPr>
+                  <pic:blipFill>
+                    <a:blip r:embed="rId27"/>
+                    <a:stretch>
+                      <a:fillRect/>
+                    </a:stretch>
+                  </pic:blipFill>
+                  <pic:spPr>
+                    <a:xfrm>
+                      <a:off x="0" y="0"/>
+                      <a:ext cx="5943600" cy="2787015"/>
+                    </a:xfrm>
+                    <a:prstGeom prst="rect">
+                      <a:avLst/>
+                    </a:prstGeom>
+                  </pic:spPr>
+                </pic:pic>
+              </a:graphicData>
+            </a:graphic>
+          </wp:inline>
+        </w:drawing>
+      </w:r>
+    </w:p>
+    <w:p>
+      <w:pPr>
+        <w:ind w:left="0" w:firstLine="0"/>
+      </w:pPr>
+      <w:r>
+        <w:t>In Spring Web MVC, you will have a front controller which accepts all the incoming requests and map the request to the appropriate controller</w:t>
+      </w:r>
+    </w:p>
+    <w:p>
+      <w:pPr>
+        <w:ind w:left="0" w:firstLine="0"/>
+      </w:pPr>
+      <w:r>
+        <w:rPr>
+          <w:highlight w:val="yellow"/>
+        </w:rPr>
+        <w:t xml:space="preserve">Front Controller does </w:t>
+      </w:r>
+      <w:proofErr w:type="gramStart"/>
+      <w:r>
+        <w:rPr>
+          <w:highlight w:val="yellow"/>
+        </w:rPr>
+        <w:t>following</w:t>
+      </w:r>
+      <w:proofErr w:type="gramEnd"/>
+      <w:r>
+        <w:rPr>
+          <w:highlight w:val="yellow"/>
+        </w:rPr>
+        <w:t xml:space="preserve"> tasks</w:t>
+      </w:r>
+    </w:p>
+    <w:p>
+      <w:pPr>
+        <w:pStyle w:val="ListParagraph"/>
+        <w:numPr>
+          <w:ilvl w:val="0"/>
+          <w:numId w:val="11"/>
+        </w:numPr>
+      </w:pPr>
+      <w:r>
+        <w:t>Accept all the incoming requests</w:t>
+      </w:r>
+    </w:p>
+    <w:p>
+      <w:pPr>
+        <w:pStyle w:val="ListParagraph"/>
+        <w:numPr>
+          <w:ilvl w:val="0"/>
+          <w:numId w:val="11"/>
+        </w:numPr>
+      </w:pPr>
+      <w:r>
+        <w:t>Configure ApplicationContext by loading xml file</w:t>
+      </w:r>
+    </w:p>
+    <w:p>
+      <w:pPr>
+        <w:pStyle w:val="ListParagraph"/>
+        <w:numPr>
+          <w:ilvl w:val="0"/>
+          <w:numId w:val="11"/>
+        </w:numPr>
+      </w:pPr>
+      <w:r>
+        <w:t>Give response to the client</w:t>
+      </w:r>
+    </w:p>
+    <w:p>
+      <w:pPr>
+        <w:ind w:left="0" w:firstLine="0"/>
+      </w:pPr>
+      <w:r>
+        <w:lastRenderedPageBreak/>
+        <w:drawing>
+          <wp:inline distT="0" distB="0" distL="0" distR="0" wp14:anchorId="5CA60B15" wp14:editId="29578FFF">
+            <wp:extent cx="5943600" cy="2595245"/>
+            <wp:effectExtent l="0" t="0" r="0" b="0"/>
+            <wp:docPr id="1356193803" name="Picture 1"/>
+            <wp:cNvGraphicFramePr>
+              <a:graphicFrameLocks xmlns:a="http://schemas.openxmlformats.org/drawingml/2006/main" noChangeAspect="1"/>
+            </wp:cNvGraphicFramePr>
+            <a:graphic xmlns:a="http://schemas.openxmlformats.org/drawingml/2006/main">
+              <a:graphicData uri="http://schemas.openxmlformats.org/drawingml/2006/picture">
+                <pic:pic xmlns:pic="http://schemas.openxmlformats.org/drawingml/2006/picture">
+                  <pic:nvPicPr>
+                    <pic:cNvPr id="1356193803" name=""/>
+                    <pic:cNvPicPr/>
+                  </pic:nvPicPr>
+                  <pic:blipFill>
+                    <a:blip r:embed="rId28"/>
+                    <a:stretch>
+                      <a:fillRect/>
+                    </a:stretch>
+                  </pic:blipFill>
+                  <pic:spPr>
+                    <a:xfrm>
+                      <a:off x="0" y="0"/>
+                      <a:ext cx="5943600" cy="2595245"/>
+                    </a:xfrm>
+                    <a:prstGeom prst="rect">
+                      <a:avLst/>
+                    </a:prstGeom>
+                  </pic:spPr>
+                </pic:pic>
+              </a:graphicData>
+            </a:graphic>
+          </wp:inline>
+        </w:drawing>
+      </w:r>
+    </w:p>
+    <w:p>
+      <w:pPr>
+        <w:ind w:left="0" w:firstLine="0"/>
+      </w:pPr>
+      <w:r>
+        <w:t>dispatcher-servlet.xml -&gt; will have &lt;bean&gt; tags</w:t>
+      </w:r>
+    </w:p>
+    <w:p>
+      <w:pPr>
+        <w:ind w:left="0" w:firstLine="0"/>
+      </w:pPr>
+      <w:r>
+        <w:t>FrontController will instantiate the ApplicationContext, we don’t have to create ApplicationContext</w:t>
+      </w:r>
+    </w:p>
+    <w:p>
+      <w:pPr>
+        <w:ind w:left="0" w:firstLine="0"/>
+      </w:pPr>
+    </w:p>
+    <w:p>
+      <w:pPr>
+        <w:ind w:left="0" w:firstLine="0"/>
+      </w:pPr>
+      <w:r>
+        <w:rPr>
+          <w:highlight w:val="yellow"/>
+        </w:rPr>
+        <w:t>Environment Setup</w:t>
+      </w:r>
+    </w:p>
+    <w:p>
+      <w:pPr>
+        <w:pStyle w:val="ListParagraph"/>
+        <w:numPr>
+          <w:ilvl w:val="0"/>
+          <w:numId w:val="12"/>
+        </w:numPr>
+      </w:pPr>
+      <w:r>
+        <w:t xml:space="preserve">Dynamic Web Project -&gt; Maven </w:t>
+      </w:r>
+    </w:p>
+    <w:p>
+      <w:pPr>
+        <w:pStyle w:val="ListParagraph"/>
+        <w:numPr>
+          <w:ilvl w:val="0"/>
+          <w:numId w:val="12"/>
+        </w:numPr>
+      </w:pPr>
+      <w:r>
+        <w:t>Tomcat Server</w:t>
+      </w:r>
+    </w:p>
+    <w:p>
+      <w:pPr>
+        <w:pStyle w:val="ListParagraph"/>
+        <w:numPr>
+          <w:ilvl w:val="0"/>
+          <w:numId w:val="12"/>
+        </w:numPr>
+      </w:pPr>
+      <w:r>
+        <w:t>Maven dependencies</w:t>
+      </w:r>
+    </w:p>
+    <w:p>
+      <w:pPr>
+        <w:pStyle w:val="ListParagraph"/>
+        <w:numPr>
+          <w:ilvl w:val="1"/>
+          <w:numId w:val="12"/>
+        </w:numPr>
+      </w:pPr>
+      <w:r>
+        <w:t>spring-</w:t>
+      </w:r>
+      <w:proofErr w:type="spellStart"/>
+      <w:r>
+        <w:t>webmvc</w:t>
+      </w:r>
+      <w:proofErr w:type="spellEnd"/>
+    </w:p>
+    <w:p>
+      <w:pPr>
+        <w:pStyle w:val="ListParagraph"/>
+        <w:numPr>
+          <w:ilvl w:val="1"/>
+          <w:numId w:val="12"/>
+        </w:numPr>
+      </w:pPr>
+      <w:r>
+        <w:t>spring-context</w:t>
+      </w:r>
+    </w:p>
+    <w:p>
+      <w:pPr>
+        <w:pStyle w:val="ListParagraph"/>
+        <w:numPr>
+          <w:ilvl w:val="1"/>
+          <w:numId w:val="12"/>
+        </w:numPr>
+      </w:pPr>
+      <w:r>
+        <w:t>spring-jdbc</w:t>
+      </w:r>
+    </w:p>
+    <w:p>
+      <w:pPr>
+        <w:pStyle w:val="ListParagraph"/>
+        <w:numPr>
+          <w:ilvl w:val="1"/>
+          <w:numId w:val="12"/>
+        </w:numPr>
+      </w:pPr>
+      <w:r>
+        <w:t>mysql-connector</w:t>
+      </w:r>
+    </w:p>
+    <w:p>
+      <w:pPr>
+        <w:ind w:left="0" w:firstLine="0"/>
+      </w:pPr>
+      <w:r>
+        <w:lastRenderedPageBreak/>
+        <w:drawing>
+          <wp:inline distT="0" distB="0" distL="0" distR="0" wp14:anchorId="36D44F25" wp14:editId="09ED1CDB">
+            <wp:extent cx="4435224" cy="2651990"/>
+            <wp:effectExtent l="0" t="0" r="3810" b="0"/>
+            <wp:docPr id="411402781" name="Picture 1"/>
+            <wp:cNvGraphicFramePr>
+              <a:graphicFrameLocks xmlns:a="http://schemas.openxmlformats.org/drawingml/2006/main" noChangeAspect="1"/>
+            </wp:cNvGraphicFramePr>
+            <a:graphic xmlns:a="http://schemas.openxmlformats.org/drawingml/2006/main">
+              <a:graphicData uri="http://schemas.openxmlformats.org/drawingml/2006/picture">
+                <pic:pic xmlns:pic="http://schemas.openxmlformats.org/drawingml/2006/picture">
+                  <pic:nvPicPr>
+                    <pic:cNvPr id="411402781" name=""/>
+                    <pic:cNvPicPr/>
+                  </pic:nvPicPr>
+                  <pic:blipFill>
+                    <a:blip r:embed="rId29"/>
+                    <a:stretch>
+                      <a:fillRect/>
+                    </a:stretch>
+                  </pic:blipFill>
+                  <pic:spPr>
+                    <a:xfrm>
+                      <a:off x="0" y="0"/>
+                      <a:ext cx="4435224" cy="2651990"/>
+                    </a:xfrm>
+                    <a:prstGeom prst="rect">
+                      <a:avLst/>
+                    </a:prstGeom>
+                  </pic:spPr>
+                </pic:pic>
+              </a:graphicData>
+            </a:graphic>
+          </wp:inline>
+        </w:drawing>
+      </w:r>
+    </w:p>
+    <w:p>
+      <w:pPr>
+        <w:ind w:left="0" w:firstLine="0"/>
+      </w:pPr>
+      <w:r>
+        <w:rPr>
+          <w:highlight w:val="yellow"/>
+        </w:rPr>
+        <w:t>pom.xml</w:t>
+      </w:r>
+    </w:p>
+    <w:p>
+      <w:pPr>
+        <w:ind w:left="0" w:firstLine="0"/>
+      </w:pPr>
+      <w:r>
+        <w:t>&lt;project&gt;</w:t>
+      </w:r>
+      <w:r>
+        <w:br/>
+        <w:t>…</w:t>
+      </w:r>
+      <w:r>
+        <w:br/>
+        <w:t>&lt;dependencies&gt;</w:t>
+      </w:r>
+      <w:r>
+        <w:br/>
+        <w:t xml:space="preserve">     &lt;dependency&gt; 1 or more</w:t>
+      </w:r>
+      <w:r>
+        <w:br/>
+        <w:t>&lt;/dependencies&gt;</w:t>
+      </w:r>
+      <w:r>
+        <w:br/>
+        <w:t>…</w:t>
+      </w:r>
+      <w:r>
+        <w:br/>
+        <w:t>&lt;/project&gt;</w:t>
+      </w:r>
+    </w:p>
+    <w:p>
+      <w:pPr>
+        <w:ind w:left="0" w:firstLine="0"/>
+      </w:pPr>
+      <w:r>
+        <w:rPr>
+          <w:highlight w:val="yellow"/>
+        </w:rPr>
+        <w:t>web.xml</w:t>
+      </w:r>
+    </w:p>
+    <w:p>
+      <w:pPr>
+        <w:ind w:left="0" w:firstLine="0"/>
+      </w:pPr>
+      <w:r>
+        <w:lastRenderedPageBreak/>
+        <w:drawing>
+          <wp:inline distT="0" distB="0" distL="0" distR="0" wp14:anchorId="5EF00F44" wp14:editId="165BC820">
+            <wp:extent cx="5943600" cy="3155950"/>
+            <wp:effectExtent l="0" t="0" r="0" b="6350"/>
+            <wp:docPr id="1920134083" name="Picture 1"/>
+            <wp:cNvGraphicFramePr>
+              <a:graphicFrameLocks xmlns:a="http://schemas.openxmlformats.org/drawingml/2006/main" noChangeAspect="1"/>
+            </wp:cNvGraphicFramePr>
+            <a:graphic xmlns:a="http://schemas.openxmlformats.org/drawingml/2006/main">
+              <a:graphicData uri="http://schemas.openxmlformats.org/drawingml/2006/picture">
+                <pic:pic xmlns:pic="http://schemas.openxmlformats.org/drawingml/2006/picture">
+                  <pic:nvPicPr>
+                    <pic:cNvPr id="1920134083" name=""/>
+                    <pic:cNvPicPr/>
+                  </pic:nvPicPr>
+                  <pic:blipFill>
+                    <a:blip r:embed="rId30"/>
+                    <a:stretch>
+                      <a:fillRect/>
+                    </a:stretch>
+                  </pic:blipFill>
+                  <pic:spPr>
+                    <a:xfrm>
+                      <a:off x="0" y="0"/>
+                      <a:ext cx="5943600" cy="3155950"/>
+                    </a:xfrm>
+                    <a:prstGeom prst="rect">
+                      <a:avLst/>
+                    </a:prstGeom>
+                  </pic:spPr>
+                </pic:pic>
+              </a:graphicData>
+            </a:graphic>
+          </wp:inline>
+        </w:drawing>
+      </w:r>
+    </w:p>
+    <w:p>
+      <w:pPr>
+        <w:ind w:left="0" w:firstLine="0"/>
+      </w:pPr>
+      <w:r>
+        <w:t>Front Controller looks for the bean configuration file starting with &lt;servlet-name&gt;-servlet.xml i.e, dispatcher-servlet.xml, hence we must keep &lt;bean&gt; configurations inside this xml file.</w:t>
+      </w:r>
+    </w:p>
+    <w:p>
+      <w:pPr>
+        <w:ind w:left="0" w:firstLine="0"/>
+      </w:pPr>
+      <w:r>
+        <w:rPr>
+          <w:highlight w:val="yellow"/>
+        </w:rPr>
+        <w:t>index.html</w:t>
+      </w:r>
+    </w:p>
+    <w:p>
+      <w:pPr>
+        <w:ind w:left="0" w:firstLine="0"/>
+      </w:pPr>
+      <w:r>
+        <w:drawing>
+          <wp:inline distT="0" distB="0" distL="0" distR="0" wp14:anchorId="2C796008" wp14:editId="3055AFF4">
+            <wp:extent cx="5943600" cy="3099435"/>
+            <wp:effectExtent l="0" t="0" r="0" b="5715"/>
+            <wp:docPr id="1378692271" name="Picture 1"/>
+            <wp:cNvGraphicFramePr>
+              <a:graphicFrameLocks xmlns:a="http://schemas.openxmlformats.org/drawingml/2006/main" noChangeAspect="1"/>
+            </wp:cNvGraphicFramePr>
+            <a:graphic xmlns:a="http://schemas.openxmlformats.org/drawingml/2006/main">
+              <a:graphicData uri="http://schemas.openxmlformats.org/drawingml/2006/picture">
+                <pic:pic xmlns:pic="http://schemas.openxmlformats.org/drawingml/2006/picture">
+                  <pic:nvPicPr>
+                    <pic:cNvPr id="1378692271" name=""/>
+                    <pic:cNvPicPr/>
+                  </pic:nvPicPr>
+                  <pic:blipFill>
+                    <a:blip r:embed="rId31"/>
+                    <a:stretch>
+                      <a:fillRect/>
+                    </a:stretch>
+                  </pic:blipFill>
+                  <pic:spPr>
+                    <a:xfrm>
+                      <a:off x="0" y="0"/>
+                      <a:ext cx="5943600" cy="3099435"/>
+                    </a:xfrm>
+                    <a:prstGeom prst="rect">
+                      <a:avLst/>
+                    </a:prstGeom>
+                  </pic:spPr>
+                </pic:pic>
+              </a:graphicData>
+            </a:graphic>
+          </wp:inline>
+        </w:drawing>
+      </w:r>
+    </w:p>
+    <w:p>
+      <w:pPr>
+        <w:ind w:left="0" w:firstLine="0"/>
+      </w:pPr>
     </w:p>
     <w:sectPr>
       <w:pgSz w:w="12240" w:h="15840"/>
@@ -2319,6 +3518,184 @@
     </w:lvl>
   </w:abstractNum>
   <w:abstractNum w:abstractNumId="2" w15:restartNumberingAfterBreak="0">
+    <w:nsid w:val="230F2A23"/>
+    <w:multiLevelType w:val="hybridMultilevel"/>
+    <w:tmpl w:val="15B29E9E"/>
+    <w:lvl w:ilvl="0" w:tplc="0409000F">
+      <w:start w:val="1"/>
+      <w:numFmt w:val="decimal"/>
+      <w:lvlText w:val="%1."/>
+      <w:lvlJc w:val="left"/>
+      <w:pPr>
+        <w:ind w:left="720" w:hanging="360"/>
+      </w:pPr>
+      <w:rPr>
+        <w:rFonts w:hint="default"/>
+      </w:rPr>
+    </w:lvl>
+    <w:lvl w:ilvl="1" w:tplc="04090019" w:tentative="1">
+      <w:start w:val="1"/>
+      <w:numFmt w:val="lowerLetter"/>
+      <w:lvlText w:val="%2."/>
+      <w:lvlJc w:val="left"/>
+      <w:pPr>
+        <w:ind w:left="1440" w:hanging="360"/>
+      </w:pPr>
+    </w:lvl>
+    <w:lvl w:ilvl="2" w:tplc="0409001B" w:tentative="1">
+      <w:start w:val="1"/>
+      <w:numFmt w:val="lowerRoman"/>
+      <w:lvlText w:val="%3."/>
+      <w:lvlJc w:val="right"/>
+      <w:pPr>
+        <w:ind w:left="2160" w:hanging="180"/>
+      </w:pPr>
+    </w:lvl>
+    <w:lvl w:ilvl="3" w:tplc="0409000F" w:tentative="1">
+      <w:start w:val="1"/>
+      <w:numFmt w:val="decimal"/>
+      <w:lvlText w:val="%4."/>
+      <w:lvlJc w:val="left"/>
+      <w:pPr>
+        <w:ind w:left="2880" w:hanging="360"/>
+      </w:pPr>
+    </w:lvl>
+    <w:lvl w:ilvl="4" w:tplc="04090019" w:tentative="1">
+      <w:start w:val="1"/>
+      <w:numFmt w:val="lowerLetter"/>
+      <w:lvlText w:val="%5."/>
+      <w:lvlJc w:val="left"/>
+      <w:pPr>
+        <w:ind w:left="3600" w:hanging="360"/>
+      </w:pPr>
+    </w:lvl>
+    <w:lvl w:ilvl="5" w:tplc="0409001B" w:tentative="1">
+      <w:start w:val="1"/>
+      <w:numFmt w:val="lowerRoman"/>
+      <w:lvlText w:val="%6."/>
+      <w:lvlJc w:val="right"/>
+      <w:pPr>
+        <w:ind w:left="4320" w:hanging="180"/>
+      </w:pPr>
+    </w:lvl>
+    <w:lvl w:ilvl="6" w:tplc="0409000F" w:tentative="1">
+      <w:start w:val="1"/>
+      <w:numFmt w:val="decimal"/>
+      <w:lvlText w:val="%7."/>
+      <w:lvlJc w:val="left"/>
+      <w:pPr>
+        <w:ind w:left="5040" w:hanging="360"/>
+      </w:pPr>
+    </w:lvl>
+    <w:lvl w:ilvl="7" w:tplc="04090019" w:tentative="1">
+      <w:start w:val="1"/>
+      <w:numFmt w:val="lowerLetter"/>
+      <w:lvlText w:val="%8."/>
+      <w:lvlJc w:val="left"/>
+      <w:pPr>
+        <w:ind w:left="5760" w:hanging="360"/>
+      </w:pPr>
+    </w:lvl>
+    <w:lvl w:ilvl="8" w:tplc="0409001B" w:tentative="1">
+      <w:start w:val="1"/>
+      <w:numFmt w:val="lowerRoman"/>
+      <w:lvlText w:val="%9."/>
+      <w:lvlJc w:val="right"/>
+      <w:pPr>
+        <w:ind w:left="6480" w:hanging="180"/>
+      </w:pPr>
+    </w:lvl>
+  </w:abstractNum>
+  <w:abstractNum w:abstractNumId="3" w15:restartNumberingAfterBreak="0">
+    <w:nsid w:val="29531BAF"/>
+    <w:multiLevelType w:val="hybridMultilevel"/>
+    <w:tmpl w:val="825EDB6C"/>
+    <w:lvl w:ilvl="0" w:tplc="0409000F">
+      <w:start w:val="1"/>
+      <w:numFmt w:val="decimal"/>
+      <w:lvlText w:val="%1."/>
+      <w:lvlJc w:val="left"/>
+      <w:pPr>
+        <w:ind w:left="720" w:hanging="360"/>
+      </w:pPr>
+      <w:rPr>
+        <w:rFonts w:hint="default"/>
+      </w:rPr>
+    </w:lvl>
+    <w:lvl w:ilvl="1" w:tplc="04090019" w:tentative="1">
+      <w:start w:val="1"/>
+      <w:numFmt w:val="lowerLetter"/>
+      <w:lvlText w:val="%2."/>
+      <w:lvlJc w:val="left"/>
+      <w:pPr>
+        <w:ind w:left="1440" w:hanging="360"/>
+      </w:pPr>
+    </w:lvl>
+    <w:lvl w:ilvl="2" w:tplc="0409001B" w:tentative="1">
+      <w:start w:val="1"/>
+      <w:numFmt w:val="lowerRoman"/>
+      <w:lvlText w:val="%3."/>
+      <w:lvlJc w:val="right"/>
+      <w:pPr>
+        <w:ind w:left="2160" w:hanging="180"/>
+      </w:pPr>
+    </w:lvl>
+    <w:lvl w:ilvl="3" w:tplc="0409000F" w:tentative="1">
+      <w:start w:val="1"/>
+      <w:numFmt w:val="decimal"/>
+      <w:lvlText w:val="%4."/>
+      <w:lvlJc w:val="left"/>
+      <w:pPr>
+        <w:ind w:left="2880" w:hanging="360"/>
+      </w:pPr>
+    </w:lvl>
+    <w:lvl w:ilvl="4" w:tplc="04090019" w:tentative="1">
+      <w:start w:val="1"/>
+      <w:numFmt w:val="lowerLetter"/>
+      <w:lvlText w:val="%5."/>
+      <w:lvlJc w:val="left"/>
+      <w:pPr>
+        <w:ind w:left="3600" w:hanging="360"/>
+      </w:pPr>
+    </w:lvl>
+    <w:lvl w:ilvl="5" w:tplc="0409001B" w:tentative="1">
+      <w:start w:val="1"/>
+      <w:numFmt w:val="lowerRoman"/>
+      <w:lvlText w:val="%6."/>
+      <w:lvlJc w:val="right"/>
+      <w:pPr>
+        <w:ind w:left="4320" w:hanging="180"/>
+      </w:pPr>
+    </w:lvl>
+    <w:lvl w:ilvl="6" w:tplc="0409000F" w:tentative="1">
+      <w:start w:val="1"/>
+      <w:numFmt w:val="decimal"/>
+      <w:lvlText w:val="%7."/>
+      <w:lvlJc w:val="left"/>
+      <w:pPr>
+        <w:ind w:left="5040" w:hanging="360"/>
+      </w:pPr>
+    </w:lvl>
+    <w:lvl w:ilvl="7" w:tplc="04090019" w:tentative="1">
+      <w:start w:val="1"/>
+      <w:numFmt w:val="lowerLetter"/>
+      <w:lvlText w:val="%8."/>
+      <w:lvlJc w:val="left"/>
+      <w:pPr>
+        <w:ind w:left="5760" w:hanging="360"/>
+      </w:pPr>
+    </w:lvl>
+    <w:lvl w:ilvl="8" w:tplc="0409001B" w:tentative="1">
+      <w:start w:val="1"/>
+      <w:numFmt w:val="lowerRoman"/>
+      <w:lvlText w:val="%9."/>
+      <w:lvlJc w:val="right"/>
+      <w:pPr>
+        <w:ind w:left="6480" w:hanging="180"/>
+      </w:pPr>
+    </w:lvl>
+  </w:abstractNum>
+  <w:abstractNum w:abstractNumId="4" w15:restartNumberingAfterBreak="0">
     <w:nsid w:val="2E57703E"/>
     <w:multiLevelType w:val="hybridMultilevel"/>
     <w:tmpl w:val="2954CD1E"/>
@@ -2407,7 +3784,7 @@
       </w:pPr>
     </w:lvl>
   </w:abstractNum>
-  <w:abstractNum w:abstractNumId="3" w15:restartNumberingAfterBreak="0">
+  <w:abstractNum w:abstractNumId="5" w15:restartNumberingAfterBreak="0">
     <w:nsid w:val="35105F3F"/>
     <w:multiLevelType w:val="hybridMultilevel"/>
     <w:tmpl w:val="5836731C"/>
@@ -2496,7 +3873,7 @@
       </w:pPr>
     </w:lvl>
   </w:abstractNum>
-  <w:abstractNum w:abstractNumId="4" w15:restartNumberingAfterBreak="0">
+  <w:abstractNum w:abstractNumId="6" w15:restartNumberingAfterBreak="0">
     <w:nsid w:val="4AC07085"/>
     <w:multiLevelType w:val="hybridMultilevel"/>
     <w:tmpl w:val="3C1447BA"/>
@@ -2585,7 +3962,7 @@
       </w:pPr>
     </w:lvl>
   </w:abstractNum>
-  <w:abstractNum w:abstractNumId="5" w15:restartNumberingAfterBreak="0">
+  <w:abstractNum w:abstractNumId="7" w15:restartNumberingAfterBreak="0">
     <w:nsid w:val="58EC0FA2"/>
     <w:multiLevelType w:val="hybridMultilevel"/>
     <w:tmpl w:val="CE3EAE10"/>
@@ -2674,7 +4051,96 @@
       </w:pPr>
     </w:lvl>
   </w:abstractNum>
-  <w:abstractNum w:abstractNumId="6" w15:restartNumberingAfterBreak="0">
+  <w:abstractNum w:abstractNumId="8" w15:restartNumberingAfterBreak="0">
+    <w:nsid w:val="5ED30FF7"/>
+    <w:multiLevelType w:val="hybridMultilevel"/>
+    <w:tmpl w:val="B3AC66B8"/>
+    <w:lvl w:ilvl="0" w:tplc="0409000F">
+      <w:start w:val="1"/>
+      <w:numFmt w:val="decimal"/>
+      <w:lvlText w:val="%1."/>
+      <w:lvlJc w:val="left"/>
+      <w:pPr>
+        <w:ind w:left="720" w:hanging="360"/>
+      </w:pPr>
+      <w:rPr>
+        <w:rFonts w:hint="default"/>
+      </w:rPr>
+    </w:lvl>
+    <w:lvl w:ilvl="1" w:tplc="04090019">
+      <w:start w:val="1"/>
+      <w:numFmt w:val="lowerLetter"/>
+      <w:lvlText w:val="%2."/>
+      <w:lvlJc w:val="left"/>
+      <w:pPr>
+        <w:ind w:left="1440" w:hanging="360"/>
+      </w:pPr>
+    </w:lvl>
+    <w:lvl w:ilvl="2" w:tplc="0409001B" w:tentative="1">
+      <w:start w:val="1"/>
+      <w:numFmt w:val="lowerRoman"/>
+      <w:lvlText w:val="%3."/>
+      <w:lvlJc w:val="right"/>
+      <w:pPr>
+        <w:ind w:left="2160" w:hanging="180"/>
+      </w:pPr>
+    </w:lvl>
+    <w:lvl w:ilvl="3" w:tplc="0409000F" w:tentative="1">
+      <w:start w:val="1"/>
+      <w:numFmt w:val="decimal"/>
+      <w:lvlText w:val="%4."/>
+      <w:lvlJc w:val="left"/>
+      <w:pPr>
+        <w:ind w:left="2880" w:hanging="360"/>
+      </w:pPr>
+    </w:lvl>
+    <w:lvl w:ilvl="4" w:tplc="04090019" w:tentative="1">
+      <w:start w:val="1"/>
+      <w:numFmt w:val="lowerLetter"/>
+      <w:lvlText w:val="%5."/>
+      <w:lvlJc w:val="left"/>
+      <w:pPr>
+        <w:ind w:left="3600" w:hanging="360"/>
+      </w:pPr>
+    </w:lvl>
+    <w:lvl w:ilvl="5" w:tplc="0409001B" w:tentative="1">
+      <w:start w:val="1"/>
+      <w:numFmt w:val="lowerRoman"/>
+      <w:lvlText w:val="%6."/>
+      <w:lvlJc w:val="right"/>
+      <w:pPr>
+        <w:ind w:left="4320" w:hanging="180"/>
+      </w:pPr>
+    </w:lvl>
+    <w:lvl w:ilvl="6" w:tplc="0409000F" w:tentative="1">
+      <w:start w:val="1"/>
+      <w:numFmt w:val="decimal"/>
+      <w:lvlText w:val="%7."/>
+      <w:lvlJc w:val="left"/>
+      <w:pPr>
+        <w:ind w:left="5040" w:hanging="360"/>
+      </w:pPr>
+    </w:lvl>
+    <w:lvl w:ilvl="7" w:tplc="04090019" w:tentative="1">
+      <w:start w:val="1"/>
+      <w:numFmt w:val="lowerLetter"/>
+      <w:lvlText w:val="%8."/>
+      <w:lvlJc w:val="left"/>
+      <w:pPr>
+        <w:ind w:left="5760" w:hanging="360"/>
+      </w:pPr>
+    </w:lvl>
+    <w:lvl w:ilvl="8" w:tplc="0409001B" w:tentative="1">
+      <w:start w:val="1"/>
+      <w:numFmt w:val="lowerRoman"/>
+      <w:lvlText w:val="%9."/>
+      <w:lvlJc w:val="right"/>
+      <w:pPr>
+        <w:ind w:left="6480" w:hanging="180"/>
+      </w:pPr>
+    </w:lvl>
+  </w:abstractNum>
+  <w:abstractNum w:abstractNumId="9" w15:restartNumberingAfterBreak="0">
     <w:nsid w:val="6F9628B0"/>
     <w:multiLevelType w:val="hybridMultilevel"/>
     <w:tmpl w:val="58B2F9FA"/>
@@ -2763,7 +4229,7 @@
       </w:pPr>
     </w:lvl>
   </w:abstractNum>
-  <w:abstractNum w:abstractNumId="7" w15:restartNumberingAfterBreak="0">
+  <w:abstractNum w:abstractNumId="10" w15:restartNumberingAfterBreak="0">
     <w:nsid w:val="78CF66F5"/>
     <w:multiLevelType w:val="hybridMultilevel"/>
     <w:tmpl w:val="FD460E22"/>
@@ -2852,7 +4318,7 @@
       </w:pPr>
     </w:lvl>
   </w:abstractNum>
-  <w:abstractNum w:abstractNumId="8" w15:restartNumberingAfterBreak="0">
+  <w:abstractNum w:abstractNumId="11" w15:restartNumberingAfterBreak="0">
     <w:nsid w:val="7DB613C1"/>
     <w:multiLevelType w:val="hybridMultilevel"/>
     <w:tmpl w:val="CE10F88C"/>
@@ -2945,27 +4411,36 @@
     <w:abstractNumId w:val="1"/>
   </w:num>
   <w:num w:numId="2" w16cid:durableId="1596203068">
+    <w:abstractNumId w:val="7"/>
+  </w:num>
+  <w:num w:numId="3" w16cid:durableId="1960138834">
+    <w:abstractNumId w:val="4"/>
+  </w:num>
+  <w:num w:numId="4" w16cid:durableId="444156143">
     <w:abstractNumId w:val="5"/>
   </w:num>
-  <w:num w:numId="3" w16cid:durableId="1960138834">
-    <w:abstractNumId w:val="2"/>
+  <w:num w:numId="5" w16cid:durableId="1785925703">
+    <w:abstractNumId w:val="9"/>
   </w:num>
-  <w:num w:numId="4" w16cid:durableId="444156143">
-    <w:abstractNumId w:val="3"/>
-  </w:num>
-  <w:num w:numId="5" w16cid:durableId="1785925703">
+  <w:num w:numId="6" w16cid:durableId="1729105484">
     <w:abstractNumId w:val="6"/>
   </w:num>
-  <w:num w:numId="6" w16cid:durableId="1729105484">
-    <w:abstractNumId w:val="4"/>
-  </w:num>
   <w:num w:numId="7" w16cid:durableId="34280185">
-    <w:abstractNumId w:val="7"/>
+    <w:abstractNumId w:val="10"/>
   </w:num>
   <w:num w:numId="8" w16cid:durableId="1777092839">
     <w:abstractNumId w:val="0"/>
   </w:num>
   <w:num w:numId="9" w16cid:durableId="758718524">
+    <w:abstractNumId w:val="11"/>
+  </w:num>
+  <w:num w:numId="10" w16cid:durableId="160897060">
+    <w:abstractNumId w:val="3"/>
+  </w:num>
+  <w:num w:numId="11" w16cid:durableId="419764462">
+    <w:abstractNumId w:val="2"/>
+  </w:num>
+  <w:num w:numId="12" w16cid:durableId="1721898317">
     <w:abstractNumId w:val="8"/>
   </w:num>
 </w:numbering>

--- a/Phase 3 Api Endpoints.docx
+++ b/Phase 3 Api Endpoints.docx
@@ -2315,6 +2315,9 @@
         <w:ind w:left="0" w:firstLine="0"/>
       </w:pPr>
       <w:r>
+        <w:rPr>
+          <w:noProof/>
+        </w:rPr>
         <w:lastRenderedPageBreak/>
         <w:drawing>
           <wp:inline distT="0" distB="0" distL="0" distR="0" wp14:anchorId="464E1D61" wp14:editId="23E9E729">
@@ -2369,6 +2372,9 @@
         <w:ind w:left="0" w:firstLine="0"/>
       </w:pPr>
       <w:r>
+        <w:rPr>
+          <w:noProof/>
+        </w:rPr>
         <w:lastRenderedPageBreak/>
         <w:drawing>
           <wp:inline distT="0" distB="0" distL="0" distR="0" wp14:anchorId="53F48F32" wp14:editId="59B2378C">
@@ -2423,6 +2429,9 @@
         <w:ind w:left="0" w:firstLine="0"/>
       </w:pPr>
       <w:r>
+        <w:rPr>
+          <w:noProof/>
+        </w:rPr>
         <w:drawing>
           <wp:inline distT="0" distB="0" distL="0" distR="0" wp14:anchorId="54AF35B0" wp14:editId="695A5B98">
             <wp:extent cx="5943600" cy="3058795"/>
@@ -2473,6 +2482,9 @@
         <w:ind w:left="0" w:firstLine="0"/>
       </w:pPr>
       <w:r>
+        <w:rPr>
+          <w:noProof/>
+        </w:rPr>
         <w:lastRenderedPageBreak/>
         <w:drawing>
           <wp:inline distT="0" distB="0" distL="0" distR="0" wp14:anchorId="30C4D479" wp14:editId="5F0D6F99">
@@ -2527,6 +2539,9 @@
         <w:ind w:left="0" w:firstLine="0"/>
       </w:pPr>
       <w:r>
+        <w:rPr>
+          <w:noProof/>
+        </w:rPr>
         <w:drawing>
           <wp:inline distT="0" distB="0" distL="0" distR="0" wp14:anchorId="69A633D8" wp14:editId="251EA269">
             <wp:extent cx="5943600" cy="1360805"/>
@@ -2586,6 +2601,9 @@
         <w:ind w:left="0" w:firstLine="0"/>
       </w:pPr>
       <w:r>
+        <w:rPr>
+          <w:noProof/>
+        </w:rPr>
         <w:lastRenderedPageBreak/>
         <w:drawing>
           <wp:inline distT="0" distB="0" distL="0" distR="0" wp14:anchorId="524E4965" wp14:editId="60F02484">
@@ -2731,6 +2749,9 @@
         <w:ind w:left="0" w:firstLine="0"/>
       </w:pPr>
       <w:r>
+        <w:rPr>
+          <w:noProof/>
+        </w:rPr>
         <w:drawing>
           <wp:inline distT="0" distB="0" distL="0" distR="0" wp14:anchorId="5B27BB3A" wp14:editId="0D670F8F">
             <wp:extent cx="5943600" cy="2639695"/>
@@ -2784,6 +2805,9 @@
         <w:ind w:left="0" w:firstLine="0"/>
       </w:pPr>
       <w:r>
+        <w:rPr>
+          <w:noProof/>
+        </w:rPr>
         <w:drawing>
           <wp:inline distT="0" distB="0" distL="0" distR="0" wp14:anchorId="4221704E" wp14:editId="379AEBB0">
             <wp:extent cx="5943600" cy="4130675"/>
@@ -2851,6 +2875,9 @@
         <w:ind w:left="0" w:firstLine="0"/>
       </w:pPr>
       <w:r>
+        <w:rPr>
+          <w:noProof/>
+        </w:rPr>
         <w:drawing>
           <wp:inline distT="0" distB="0" distL="0" distR="0" wp14:anchorId="149AE582" wp14:editId="31391AF5">
             <wp:extent cx="5943600" cy="2787015"/>
@@ -2962,6 +2989,9 @@
         <w:ind w:left="0" w:firstLine="0"/>
       </w:pPr>
       <w:r>
+        <w:rPr>
+          <w:noProof/>
+        </w:rPr>
         <w:lastRenderedPageBreak/>
         <w:drawing>
           <wp:inline distT="0" distB="0" distL="0" distR="0" wp14:anchorId="5CA60B15" wp14:editId="29578FFF">
@@ -3126,6 +3156,9 @@
         <w:ind w:left="0" w:firstLine="0"/>
       </w:pPr>
       <w:r>
+        <w:rPr>
+          <w:noProof/>
+        </w:rPr>
         <w:lastRenderedPageBreak/>
         <w:drawing>
           <wp:inline distT="0" distB="0" distL="0" distR="0" wp14:anchorId="36D44F25" wp14:editId="09ED1CDB">
@@ -3223,6 +3256,9 @@
         <w:ind w:left="0" w:firstLine="0"/>
       </w:pPr>
       <w:r>
+        <w:rPr>
+          <w:noProof/>
+        </w:rPr>
         <w:lastRenderedPageBreak/>
         <w:drawing>
           <wp:inline distT="0" distB="0" distL="0" distR="0" wp14:anchorId="5EF00F44" wp14:editId="165BC820">
@@ -3285,6 +3321,9 @@
         <w:ind w:left="0" w:firstLine="0"/>
       </w:pPr>
       <w:r>
+        <w:rPr>
+          <w:noProof/>
+        </w:rPr>
         <w:drawing>
           <wp:inline distT="0" distB="0" distL="0" distR="0" wp14:anchorId="2C796008" wp14:editId="3055AFF4">
             <wp:extent cx="5943600" cy="3099435"/>
@@ -3326,6 +3365,958 @@
       <w:pPr>
         <w:ind w:left="0" w:firstLine="0"/>
       </w:pPr>
+      <w:r>
+        <w:rPr>
+          <w:highlight w:val="yellow"/>
+        </w:rPr>
+        <w:t>26-04-2026</w:t>
+      </w:r>
+    </w:p>
+    <w:p>
+      <w:pPr>
+        <w:ind w:left="0" w:firstLine="0"/>
+      </w:pPr>
+    </w:p>
+    <w:p>
+      <w:pPr>
+        <w:ind w:left="0" w:firstLine="0"/>
+      </w:pPr>
+      <w:r>
+        <w:rPr>
+          <w:highlight w:val="yellow"/>
+        </w:rPr>
+        <w:t>Controller</w:t>
+      </w:r>
+      <w:r>
+        <w:t xml:space="preserve">: This is a class with @Controller annotation, spring maintains this object to handle the request and generate the response, it can also call business logics before generating the response. </w:t>
+      </w:r>
+    </w:p>
+    <w:p>
+      <w:pPr>
+        <w:ind w:left="0" w:firstLine="0"/>
+      </w:pPr>
+    </w:p>
+    <w:p>
+      <w:pPr>
+        <w:ind w:left="0" w:firstLine="0"/>
+      </w:pPr>
+      <w:r>
+        <w:t>@Controller</w:t>
+      </w:r>
+      <w:r>
+        <w:br/>
+        <w:t>@RequestMapping(“/profile”)</w:t>
+      </w:r>
+      <w:r>
+        <w:br/>
+        <w:t xml:space="preserve">public class </w:t>
+      </w:r>
+      <w:r>
+        <w:t xml:space="preserve">ProfileController { </w:t>
+      </w:r>
+      <w:r>
+        <w:br/>
+        <w:t xml:space="preserve">  @</w:t>
+      </w:r>
+      <w:proofErr w:type="gramStart"/>
+      <w:r>
+        <w:t>RequestMapping(</w:t>
+      </w:r>
+      <w:proofErr w:type="gramEnd"/>
+      <w:r>
+        <w:t>path = “/test”, method = RequestMethod.GET)</w:t>
+      </w:r>
+      <w:r>
+        <w:br/>
+        <w:t xml:space="preserve">  public ModelAndView </w:t>
+      </w:r>
+      <w:proofErr w:type="gramStart"/>
+      <w:r>
+        <w:t>hello(</w:t>
+      </w:r>
+      <w:proofErr w:type="gramEnd"/>
+      <w:r>
+        <w:t xml:space="preserve">) { </w:t>
+      </w:r>
+      <w:r>
+        <w:br/>
+        <w:t xml:space="preserve">       // here data is model you get from the business logic</w:t>
+      </w:r>
+      <w:r>
+        <w:br/>
+        <w:t xml:space="preserve">        ModelAndView </w:t>
+      </w:r>
+      <w:proofErr w:type="spellStart"/>
+      <w:r>
+        <w:t>mav</w:t>
+      </w:r>
+      <w:proofErr w:type="spellEnd"/>
+      <w:r>
+        <w:t xml:space="preserve"> = new </w:t>
+      </w:r>
+      <w:proofErr w:type="gramStart"/>
+      <w:r>
+        <w:t>ModelAndView(</w:t>
+      </w:r>
+      <w:proofErr w:type="gramEnd"/>
+      <w:r>
+        <w:t xml:space="preserve">“display”, “obj”, </w:t>
+      </w:r>
+      <w:r>
+        <w:t>“Welcome to Spring”</w:t>
+      </w:r>
+      <w:r>
+        <w:t>)</w:t>
+      </w:r>
+      <w:r>
+        <w:br/>
+        <w:t xml:space="preserve">        return </w:t>
+      </w:r>
+      <w:proofErr w:type="spellStart"/>
+      <w:r>
+        <w:t>mav</w:t>
+      </w:r>
+      <w:proofErr w:type="spellEnd"/>
+      <w:r>
+        <w:t>;</w:t>
+      </w:r>
+      <w:r>
+        <w:br/>
+        <w:t xml:space="preserve">  } </w:t>
+      </w:r>
+      <w:r>
+        <w:br/>
+        <w:t xml:space="preserve">} </w:t>
+      </w:r>
+    </w:p>
+    <w:p>
+      <w:pPr>
+        <w:ind w:left="0" w:firstLine="0"/>
+      </w:pPr>
+      <w:r>
+        <w:t xml:space="preserve">Front Controller -&gt; View Resolver </w:t>
+      </w:r>
+      <w:r>
+        <w:t>-&gt; WEB-INF/pages/display.jsp</w:t>
+      </w:r>
+    </w:p>
+    <w:p>
+      <w:pPr>
+        <w:ind w:left="0" w:firstLine="0"/>
+      </w:pPr>
+    </w:p>
+    <w:p>
+      <w:pPr>
+        <w:ind w:left="0" w:firstLine="0"/>
+      </w:pPr>
+      <w:r>
+        <w:t>currently we have index.html that can have static HTML content there we can have links to send request</w:t>
+      </w:r>
+    </w:p>
+    <w:p>
+      <w:pPr>
+        <w:ind w:left="0" w:firstLine="0"/>
+      </w:pPr>
+      <w:r>
+        <w:rPr>
+          <w:highlight w:val="yellow"/>
+        </w:rPr>
+        <w:t>index.html</w:t>
+      </w:r>
+    </w:p>
+    <w:p>
+      <w:pPr>
+        <w:ind w:left="0" w:firstLine="0"/>
+      </w:pPr>
+      <w:r>
+        <w:drawing>
+          <wp:inline distT="0" distB="0" distL="0" distR="0" wp14:anchorId="4E72BCC2" wp14:editId="03F77E5E">
+            <wp:extent cx="5943600" cy="1549400"/>
+            <wp:effectExtent l="0" t="0" r="0" b="0"/>
+            <wp:docPr id="290742781" name="Picture 1"/>
+            <wp:cNvGraphicFramePr>
+              <a:graphicFrameLocks xmlns:a="http://schemas.openxmlformats.org/drawingml/2006/main" noChangeAspect="1"/>
+            </wp:cNvGraphicFramePr>
+            <a:graphic xmlns:a="http://schemas.openxmlformats.org/drawingml/2006/main">
+              <a:graphicData uri="http://schemas.openxmlformats.org/drawingml/2006/picture">
+                <pic:pic xmlns:pic="http://schemas.openxmlformats.org/drawingml/2006/picture">
+                  <pic:nvPicPr>
+                    <pic:cNvPr id="290742781" name=""/>
+                    <pic:cNvPicPr/>
+                  </pic:nvPicPr>
+                  <pic:blipFill>
+                    <a:blip r:embed="rId32"/>
+                    <a:stretch>
+                      <a:fillRect/>
+                    </a:stretch>
+                  </pic:blipFill>
+                  <pic:spPr>
+                    <a:xfrm>
+                      <a:off x="0" y="0"/>
+                      <a:ext cx="5943600" cy="1549400"/>
+                    </a:xfrm>
+                    <a:prstGeom prst="rect">
+                      <a:avLst/>
+                    </a:prstGeom>
+                  </pic:spPr>
+                </pic:pic>
+              </a:graphicData>
+            </a:graphic>
+          </wp:inline>
+        </w:drawing>
+      </w:r>
+    </w:p>
+    <w:p>
+      <w:pPr>
+        <w:ind w:left="0" w:firstLine="0"/>
+      </w:pPr>
+    </w:p>
+    <w:p>
+      <w:pPr>
+        <w:ind w:left="0" w:firstLine="0"/>
+      </w:pPr>
+      <w:r>
+        <w:rPr>
+          <w:highlight w:val="yellow"/>
+        </w:rPr>
+        <w:lastRenderedPageBreak/>
+        <w:t>Interacting with the backend from the controller</w:t>
+      </w:r>
+    </w:p>
+    <w:p>
+      <w:pPr>
+        <w:ind w:left="0" w:firstLine="0"/>
+      </w:pPr>
+      <w:r>
+        <w:drawing>
+          <wp:inline distT="0" distB="0" distL="0" distR="0" wp14:anchorId="4E5FD7FF" wp14:editId="47F73CC9">
+            <wp:extent cx="5943600" cy="2363470"/>
+            <wp:effectExtent l="0" t="0" r="0" b="0"/>
+            <wp:docPr id="446900244" name="Picture 1"/>
+            <wp:cNvGraphicFramePr>
+              <a:graphicFrameLocks xmlns:a="http://schemas.openxmlformats.org/drawingml/2006/main" noChangeAspect="1"/>
+            </wp:cNvGraphicFramePr>
+            <a:graphic xmlns:a="http://schemas.openxmlformats.org/drawingml/2006/main">
+              <a:graphicData uri="http://schemas.openxmlformats.org/drawingml/2006/picture">
+                <pic:pic xmlns:pic="http://schemas.openxmlformats.org/drawingml/2006/picture">
+                  <pic:nvPicPr>
+                    <pic:cNvPr id="446900244" name=""/>
+                    <pic:cNvPicPr/>
+                  </pic:nvPicPr>
+                  <pic:blipFill>
+                    <a:blip r:embed="rId33"/>
+                    <a:stretch>
+                      <a:fillRect/>
+                    </a:stretch>
+                  </pic:blipFill>
+                  <pic:spPr>
+                    <a:xfrm>
+                      <a:off x="0" y="0"/>
+                      <a:ext cx="5943600" cy="2363470"/>
+                    </a:xfrm>
+                    <a:prstGeom prst="rect">
+                      <a:avLst/>
+                    </a:prstGeom>
+                  </pic:spPr>
+                </pic:pic>
+              </a:graphicData>
+            </a:graphic>
+          </wp:inline>
+        </w:drawing>
+      </w:r>
+    </w:p>
+    <w:p>
+      <w:pPr>
+        <w:ind w:left="0" w:firstLine="0"/>
+      </w:pPr>
+      <w:r>
+        <w:rPr>
+          <w:highlight w:val="yellow"/>
+        </w:rPr>
+        <w:t>index.html</w:t>
+      </w:r>
+      <w:r>
+        <w:t xml:space="preserve"> ---&gt; /spring/profile/findAll</w:t>
+      </w:r>
+    </w:p>
+    <w:p>
+      <w:pPr>
+        <w:ind w:left="0" w:firstLine="0"/>
+      </w:pPr>
+      <w:r>
+        <w:drawing>
+          <wp:inline distT="0" distB="0" distL="0" distR="0" wp14:anchorId="46A3A69B" wp14:editId="0B54341C">
+            <wp:extent cx="5943600" cy="1857375"/>
+            <wp:effectExtent l="0" t="0" r="0" b="9525"/>
+            <wp:docPr id="309347708" name="Picture 1"/>
+            <wp:cNvGraphicFramePr>
+              <a:graphicFrameLocks xmlns:a="http://schemas.openxmlformats.org/drawingml/2006/main" noChangeAspect="1"/>
+            </wp:cNvGraphicFramePr>
+            <a:graphic xmlns:a="http://schemas.openxmlformats.org/drawingml/2006/main">
+              <a:graphicData uri="http://schemas.openxmlformats.org/drawingml/2006/picture">
+                <pic:pic xmlns:pic="http://schemas.openxmlformats.org/drawingml/2006/picture">
+                  <pic:nvPicPr>
+                    <pic:cNvPr id="309347708" name=""/>
+                    <pic:cNvPicPr/>
+                  </pic:nvPicPr>
+                  <pic:blipFill>
+                    <a:blip r:embed="rId34"/>
+                    <a:stretch>
+                      <a:fillRect/>
+                    </a:stretch>
+                  </pic:blipFill>
+                  <pic:spPr>
+                    <a:xfrm>
+                      <a:off x="0" y="0"/>
+                      <a:ext cx="5943600" cy="1857375"/>
+                    </a:xfrm>
+                    <a:prstGeom prst="rect">
+                      <a:avLst/>
+                    </a:prstGeom>
+                  </pic:spPr>
+                </pic:pic>
+              </a:graphicData>
+            </a:graphic>
+          </wp:inline>
+        </w:drawing>
+      </w:r>
+    </w:p>
+    <w:p>
+      <w:pPr>
+        <w:ind w:left="0" w:firstLine="0"/>
+      </w:pPr>
+      <w:r>
+        <w:rPr>
+          <w:highlight w:val="yellow"/>
+        </w:rPr>
+        <w:t>ProfileController.java</w:t>
+      </w:r>
+    </w:p>
+    <w:p>
+      <w:pPr>
+        <w:ind w:left="0" w:firstLine="0"/>
+      </w:pPr>
+      <w:r>
+        <w:lastRenderedPageBreak/>
+        <w:drawing>
+          <wp:inline distT="0" distB="0" distL="0" distR="0" wp14:anchorId="79FE225B" wp14:editId="1A418875">
+            <wp:extent cx="5943600" cy="3884295"/>
+            <wp:effectExtent l="0" t="0" r="0" b="1905"/>
+            <wp:docPr id="658036186" name="Picture 1"/>
+            <wp:cNvGraphicFramePr>
+              <a:graphicFrameLocks xmlns:a="http://schemas.openxmlformats.org/drawingml/2006/main" noChangeAspect="1"/>
+            </wp:cNvGraphicFramePr>
+            <a:graphic xmlns:a="http://schemas.openxmlformats.org/drawingml/2006/main">
+              <a:graphicData uri="http://schemas.openxmlformats.org/drawingml/2006/picture">
+                <pic:pic xmlns:pic="http://schemas.openxmlformats.org/drawingml/2006/picture">
+                  <pic:nvPicPr>
+                    <pic:cNvPr id="658036186" name=""/>
+                    <pic:cNvPicPr/>
+                  </pic:nvPicPr>
+                  <pic:blipFill>
+                    <a:blip r:embed="rId35"/>
+                    <a:stretch>
+                      <a:fillRect/>
+                    </a:stretch>
+                  </pic:blipFill>
+                  <pic:spPr>
+                    <a:xfrm>
+                      <a:off x="0" y="0"/>
+                      <a:ext cx="5943600" cy="3884295"/>
+                    </a:xfrm>
+                    <a:prstGeom prst="rect">
+                      <a:avLst/>
+                    </a:prstGeom>
+                  </pic:spPr>
+                </pic:pic>
+              </a:graphicData>
+            </a:graphic>
+          </wp:inline>
+        </w:drawing>
+      </w:r>
+    </w:p>
+    <w:p>
+      <w:pPr>
+        <w:ind w:left="0" w:firstLine="0"/>
+      </w:pPr>
+      <w:r>
+        <w:rPr>
+          <w:highlight w:val="yellow"/>
+        </w:rPr>
+        <w:t>display.jsp</w:t>
+      </w:r>
+    </w:p>
+    <w:p>
+      <w:pPr>
+        <w:ind w:left="0" w:firstLine="0"/>
+      </w:pPr>
+      <w:r>
+        <w:drawing>
+          <wp:inline distT="0" distB="0" distL="0" distR="0" wp14:anchorId="3FFA28B7" wp14:editId="7AF8BB5C">
+            <wp:extent cx="4706007" cy="1419423"/>
+            <wp:effectExtent l="0" t="0" r="0" b="9525"/>
+            <wp:docPr id="820180631" name="Picture 1"/>
+            <wp:cNvGraphicFramePr>
+              <a:graphicFrameLocks xmlns:a="http://schemas.openxmlformats.org/drawingml/2006/main" noChangeAspect="1"/>
+            </wp:cNvGraphicFramePr>
+            <a:graphic xmlns:a="http://schemas.openxmlformats.org/drawingml/2006/main">
+              <a:graphicData uri="http://schemas.openxmlformats.org/drawingml/2006/picture">
+                <pic:pic xmlns:pic="http://schemas.openxmlformats.org/drawingml/2006/picture">
+                  <pic:nvPicPr>
+                    <pic:cNvPr id="820180631" name=""/>
+                    <pic:cNvPicPr/>
+                  </pic:nvPicPr>
+                  <pic:blipFill>
+                    <a:blip r:embed="rId36"/>
+                    <a:stretch>
+                      <a:fillRect/>
+                    </a:stretch>
+                  </pic:blipFill>
+                  <pic:spPr>
+                    <a:xfrm>
+                      <a:off x="0" y="0"/>
+                      <a:ext cx="4706007" cy="1419423"/>
+                    </a:xfrm>
+                    <a:prstGeom prst="rect">
+                      <a:avLst/>
+                    </a:prstGeom>
+                  </pic:spPr>
+                </pic:pic>
+              </a:graphicData>
+            </a:graphic>
+          </wp:inline>
+        </w:drawing>
+      </w:r>
+    </w:p>
+    <w:p>
+      <w:pPr>
+        <w:ind w:left="0" w:firstLine="0"/>
+      </w:pPr>
+    </w:p>
+    <w:p>
+      <w:pPr>
+        <w:ind w:left="0" w:firstLine="0"/>
+      </w:pPr>
+      <w:r>
+        <w:rPr>
+          <w:highlight w:val="yellow"/>
+        </w:rPr>
+        <w:t>Output:</w:t>
+      </w:r>
+    </w:p>
+    <w:p>
+      <w:pPr>
+        <w:ind w:left="0" w:firstLine="0"/>
+      </w:pPr>
+      <w:r>
+        <w:lastRenderedPageBreak/>
+        <w:drawing>
+          <wp:inline distT="0" distB="0" distL="0" distR="0" wp14:anchorId="3000F6D2" wp14:editId="3ED82C51">
+            <wp:extent cx="5943600" cy="1423035"/>
+            <wp:effectExtent l="0" t="0" r="0" b="5715"/>
+            <wp:docPr id="1331504175" name="Picture 1"/>
+            <wp:cNvGraphicFramePr>
+              <a:graphicFrameLocks xmlns:a="http://schemas.openxmlformats.org/drawingml/2006/main" noChangeAspect="1"/>
+            </wp:cNvGraphicFramePr>
+            <a:graphic xmlns:a="http://schemas.openxmlformats.org/drawingml/2006/main">
+              <a:graphicData uri="http://schemas.openxmlformats.org/drawingml/2006/picture">
+                <pic:pic xmlns:pic="http://schemas.openxmlformats.org/drawingml/2006/picture">
+                  <pic:nvPicPr>
+                    <pic:cNvPr id="1331504175" name=""/>
+                    <pic:cNvPicPr/>
+                  </pic:nvPicPr>
+                  <pic:blipFill>
+                    <a:blip r:embed="rId37"/>
+                    <a:stretch>
+                      <a:fillRect/>
+                    </a:stretch>
+                  </pic:blipFill>
+                  <pic:spPr>
+                    <a:xfrm>
+                      <a:off x="0" y="0"/>
+                      <a:ext cx="5943600" cy="1423035"/>
+                    </a:xfrm>
+                    <a:prstGeom prst="rect">
+                      <a:avLst/>
+                    </a:prstGeom>
+                  </pic:spPr>
+                </pic:pic>
+              </a:graphicData>
+            </a:graphic>
+          </wp:inline>
+        </w:drawing>
+      </w:r>
+    </w:p>
+    <w:p>
+      <w:pPr>
+        <w:ind w:left="0" w:firstLine="0"/>
+      </w:pPr>
+      <w:r>
+        <w:rPr>
+          <w:highlight w:val="yellow"/>
+        </w:rPr>
+        <w:t>Webservices:</w:t>
+      </w:r>
+    </w:p>
+    <w:p>
+      <w:pPr>
+        <w:ind w:left="0" w:firstLine="0"/>
+      </w:pPr>
+      <w:r>
+        <w:t xml:space="preserve">These are online API’s which helps applications to exchange the data in a common format called XML/JSON so that the application can convert to the structure they understand and process it </w:t>
+      </w:r>
+    </w:p>
+    <w:p>
+      <w:pPr>
+        <w:ind w:left="0" w:firstLine="0"/>
+      </w:pPr>
+      <w:r>
+        <w:t>You can develop webservices using any backend technologies</w:t>
+      </w:r>
+    </w:p>
+    <w:p>
+      <w:pPr>
+        <w:pStyle w:val="ListParagraph"/>
+        <w:numPr>
+          <w:ilvl w:val="0"/>
+          <w:numId w:val="13"/>
+        </w:numPr>
+      </w:pPr>
+      <w:r>
+        <w:t>Java - Spring / JAX RS &amp; JAX WS</w:t>
+      </w:r>
+    </w:p>
+    <w:p>
+      <w:pPr>
+        <w:pStyle w:val="ListParagraph"/>
+        <w:numPr>
+          <w:ilvl w:val="0"/>
+          <w:numId w:val="13"/>
+        </w:numPr>
+      </w:pPr>
+      <w:r>
+        <w:t>Python</w:t>
+      </w:r>
+    </w:p>
+    <w:p>
+      <w:pPr>
+        <w:pStyle w:val="ListParagraph"/>
+        <w:numPr>
+          <w:ilvl w:val="0"/>
+          <w:numId w:val="13"/>
+        </w:numPr>
+      </w:pPr>
+      <w:r>
+        <w:t>Node.js</w:t>
+      </w:r>
+    </w:p>
+    <w:p>
+      <w:pPr>
+        <w:pStyle w:val="ListParagraph"/>
+        <w:numPr>
+          <w:ilvl w:val="0"/>
+          <w:numId w:val="13"/>
+        </w:numPr>
+      </w:pPr>
+      <w:r>
+        <w:t>ASP.NET</w:t>
+      </w:r>
+    </w:p>
+    <w:p>
+      <w:pPr>
+        <w:ind w:left="0" w:firstLine="0"/>
+      </w:pPr>
+    </w:p>
+    <w:p>
+      <w:pPr>
+        <w:ind w:left="0" w:firstLine="0"/>
+      </w:pPr>
+      <w:r>
+        <w:rPr>
+          <w:highlight w:val="yellow"/>
+        </w:rPr>
+        <w:t>Types of webservices</w:t>
+      </w:r>
+    </w:p>
+    <w:p>
+      <w:pPr>
+        <w:pStyle w:val="ListParagraph"/>
+        <w:numPr>
+          <w:ilvl w:val="0"/>
+          <w:numId w:val="14"/>
+        </w:numPr>
+      </w:pPr>
+      <w:r>
+        <w:t>SOAP - Simple Object Access Protocol</w:t>
+      </w:r>
+      <w:r>
+        <w:t xml:space="preserve"> (later)</w:t>
+      </w:r>
+    </w:p>
+    <w:p>
+      <w:pPr>
+        <w:pStyle w:val="ListParagraph"/>
+        <w:numPr>
+          <w:ilvl w:val="0"/>
+          <w:numId w:val="14"/>
+        </w:numPr>
+      </w:pPr>
+      <w:r>
+        <w:t>RESTful - Representational State Transfer</w:t>
+      </w:r>
+    </w:p>
+    <w:p>
+      <w:pPr>
+        <w:ind w:left="0" w:firstLine="0"/>
+      </w:pPr>
+      <w:r>
+        <w:t>RESTful webservices - This helps you to share the data in various structure like JSON, XML, TEXT, CSV and so on, but more preferred is JSON, it uses HTTP methods to specify the type of operation the webservice does</w:t>
+      </w:r>
+    </w:p>
+    <w:p>
+      <w:pPr>
+        <w:pStyle w:val="ListParagraph"/>
+        <w:numPr>
+          <w:ilvl w:val="0"/>
+          <w:numId w:val="15"/>
+        </w:numPr>
+      </w:pPr>
+      <w:r>
+        <w:t>POST - create new resource like storing the data</w:t>
+      </w:r>
+    </w:p>
+    <w:p>
+      <w:pPr>
+        <w:pStyle w:val="ListParagraph"/>
+        <w:numPr>
+          <w:ilvl w:val="0"/>
+          <w:numId w:val="15"/>
+        </w:numPr>
+      </w:pPr>
+      <w:r>
+        <w:t>GET - fetch the resource</w:t>
+      </w:r>
+    </w:p>
+    <w:p>
+      <w:pPr>
+        <w:pStyle w:val="ListParagraph"/>
+        <w:numPr>
+          <w:ilvl w:val="0"/>
+          <w:numId w:val="15"/>
+        </w:numPr>
+      </w:pPr>
+      <w:r>
+        <w:t>PUT - update the resource</w:t>
+      </w:r>
+    </w:p>
+    <w:p>
+      <w:pPr>
+        <w:pStyle w:val="ListParagraph"/>
+        <w:numPr>
+          <w:ilvl w:val="0"/>
+          <w:numId w:val="15"/>
+        </w:numPr>
+      </w:pPr>
+      <w:r>
+        <w:t xml:space="preserve">DELETE - delete the resource </w:t>
+      </w:r>
+    </w:p>
+    <w:p>
+      <w:pPr>
+        <w:ind w:left="0" w:firstLine="0"/>
+      </w:pPr>
+      <w:r>
+        <w:lastRenderedPageBreak/>
+        <w:t xml:space="preserve">Spring REST: To develop RESTful webservices in Spring we use same Spring MVC module, but the annotation is @RestController </w:t>
+      </w:r>
+    </w:p>
+    <w:p>
+      <w:pPr>
+        <w:ind w:left="0" w:firstLine="0"/>
+      </w:pPr>
+      <w:r>
+        <w:t>Webservices also fall into controller part</w:t>
+      </w:r>
+      <w:r>
+        <w:t>, because that is the layer handles the request and generate response</w:t>
+      </w:r>
+    </w:p>
+    <w:p>
+      <w:pPr>
+        <w:ind w:left="0" w:firstLine="0"/>
+      </w:pPr>
+      <w:r>
+        <w:rPr>
+          <w:highlight w:val="yellow"/>
+        </w:rPr>
+        <w:t>@RestController vs @Controller</w:t>
+      </w:r>
+    </w:p>
+    <w:p>
+      <w:pPr>
+        <w:ind w:left="0" w:firstLine="0"/>
+      </w:pPr>
+      <w:r>
+        <w:t>@Controller is used only for web applications where view is JSP</w:t>
+      </w:r>
+    </w:p>
+    <w:p>
+      <w:pPr>
+        <w:ind w:left="0" w:firstLine="0"/>
+      </w:pPr>
+      <w:r>
+        <w:t>@RestController is used for Webservices where view is independent from Spring, it only sends raw data like JSON/XML/TEXT/CSV</w:t>
+      </w:r>
+    </w:p>
+    <w:p>
+      <w:pPr>
+        <w:ind w:left="0" w:firstLine="0"/>
+      </w:pPr>
+      <w:r>
+        <w:t>@Controller method returns ModelAndView</w:t>
+      </w:r>
+    </w:p>
+    <w:p>
+      <w:pPr>
+        <w:ind w:left="0" w:firstLine="0"/>
+      </w:pPr>
+      <w:r>
+        <w:t>@Rest</w:t>
+      </w:r>
+    </w:p>
+    <w:tbl>
+      <w:tblPr>
+        <w:tblStyle w:val="TableGrid"/>
+        <w:tblW w:w="0" w:type="auto"/>
+        <w:tblLook w:val="04A0" w:firstRow="1" w:lastRow="0" w:firstColumn="1" w:lastColumn="0" w:noHBand="0" w:noVBand="1"/>
+      </w:tblPr>
+      <w:tblGrid>
+        <w:gridCol w:w="4675"/>
+        <w:gridCol w:w="4675"/>
+      </w:tblGrid>
+      <w:tr>
+        <w:tc>
+          <w:tcPr>
+            <w:tcW w:w="4675" w:type="dxa"/>
+          </w:tcPr>
+          <w:p>
+            <w:pPr>
+              <w:ind w:left="0" w:firstLine="0"/>
+              <w:rPr>
+                <w:highlight w:val="yellow"/>
+              </w:rPr>
+            </w:pPr>
+            <w:r>
+              <w:rPr>
+                <w:highlight w:val="yellow"/>
+              </w:rPr>
+              <w:t>@Controller</w:t>
+            </w:r>
+          </w:p>
+        </w:tc>
+        <w:tc>
+          <w:tcPr>
+            <w:tcW w:w="4675" w:type="dxa"/>
+          </w:tcPr>
+          <w:p>
+            <w:pPr>
+              <w:ind w:left="0" w:firstLine="0"/>
+            </w:pPr>
+            <w:r>
+              <w:rPr>
+                <w:highlight w:val="yellow"/>
+              </w:rPr>
+              <w:t>@RestController</w:t>
+            </w:r>
+          </w:p>
+        </w:tc>
+      </w:tr>
+      <w:tr>
+        <w:tc>
+          <w:tcPr>
+            <w:tcW w:w="4675" w:type="dxa"/>
+          </w:tcPr>
+          <w:p>
+            <w:pPr>
+              <w:ind w:left="0" w:firstLine="0"/>
+            </w:pPr>
+            <w:r>
+              <w:t>It is used only for web applications where view is JSP</w:t>
+            </w:r>
+          </w:p>
+        </w:tc>
+        <w:tc>
+          <w:tcPr>
+            <w:tcW w:w="4675" w:type="dxa"/>
+          </w:tcPr>
+          <w:p>
+            <w:pPr>
+              <w:ind w:left="0" w:firstLine="0"/>
+            </w:pPr>
+            <w:r>
+              <w:t>It is used for Webservices where view is unknown and sends the data in raw format like XML/JSON/TEXT/CSV</w:t>
+            </w:r>
+          </w:p>
+        </w:tc>
+      </w:tr>
+      <w:tr>
+        <w:tc>
+          <w:tcPr>
+            <w:tcW w:w="4675" w:type="dxa"/>
+          </w:tcPr>
+          <w:p>
+            <w:pPr>
+              <w:ind w:left="0" w:firstLine="0"/>
+            </w:pPr>
+            <w:r>
+              <w:t>its method returns ModelAndView</w:t>
+            </w:r>
+          </w:p>
+        </w:tc>
+        <w:tc>
+          <w:tcPr>
+            <w:tcW w:w="4675" w:type="dxa"/>
+          </w:tcPr>
+          <w:p>
+            <w:pPr>
+              <w:ind w:left="0" w:firstLine="0"/>
+            </w:pPr>
+            <w:r>
+              <w:t>Its method returns ResponseEntity&lt;T&gt; that will have content, status code of the response</w:t>
+            </w:r>
+          </w:p>
+        </w:tc>
+      </w:tr>
+    </w:tbl>
+    <w:p>
+      <w:pPr>
+        <w:ind w:left="0" w:firstLine="0"/>
+      </w:pPr>
+    </w:p>
+    <w:p>
+      <w:pPr>
+        <w:ind w:left="0" w:firstLine="0"/>
+      </w:pPr>
+      <w:r>
+        <w:rPr>
+          <w:highlight w:val="yellow"/>
+        </w:rPr>
+        <w:t>Note:</w:t>
+      </w:r>
+      <w:r>
+        <w:t xml:space="preserve"> Spring REST webservice needs a converter to convert Java objects to JSON, that library is called Jackson databinding.</w:t>
+      </w:r>
+    </w:p>
+    <w:p>
+      <w:pPr>
+        <w:ind w:left="0" w:firstLine="0"/>
+      </w:pPr>
+    </w:p>
+    <w:p>
+      <w:pPr>
+        <w:ind w:left="0" w:firstLine="0"/>
+      </w:pPr>
+      <w:r>
+        <w:lastRenderedPageBreak/>
+        <w:drawing>
+          <wp:inline distT="0" distB="0" distL="0" distR="0" wp14:anchorId="4ECDD61E" wp14:editId="67F5BF71">
+            <wp:extent cx="5943600" cy="3475990"/>
+            <wp:effectExtent l="0" t="0" r="0" b="0"/>
+            <wp:docPr id="669021950" name="Picture 1"/>
+            <wp:cNvGraphicFramePr>
+              <a:graphicFrameLocks xmlns:a="http://schemas.openxmlformats.org/drawingml/2006/main" noChangeAspect="1"/>
+            </wp:cNvGraphicFramePr>
+            <a:graphic xmlns:a="http://schemas.openxmlformats.org/drawingml/2006/main">
+              <a:graphicData uri="http://schemas.openxmlformats.org/drawingml/2006/picture">
+                <pic:pic xmlns:pic="http://schemas.openxmlformats.org/drawingml/2006/picture">
+                  <pic:nvPicPr>
+                    <pic:cNvPr id="669021950" name=""/>
+                    <pic:cNvPicPr/>
+                  </pic:nvPicPr>
+                  <pic:blipFill>
+                    <a:blip r:embed="rId38"/>
+                    <a:stretch>
+                      <a:fillRect/>
+                    </a:stretch>
+                  </pic:blipFill>
+                  <pic:spPr>
+                    <a:xfrm>
+                      <a:off x="0" y="0"/>
+                      <a:ext cx="5943600" cy="3475990"/>
+                    </a:xfrm>
+                    <a:prstGeom prst="rect">
+                      <a:avLst/>
+                    </a:prstGeom>
+                  </pic:spPr>
+                </pic:pic>
+              </a:graphicData>
+            </a:graphic>
+          </wp:inline>
+        </w:drawing>
+      </w:r>
+    </w:p>
+    <w:p>
+      <w:pPr>
+        <w:ind w:left="0" w:firstLine="0"/>
+      </w:pPr>
+    </w:p>
+    <w:p>
+      <w:pPr>
+        <w:ind w:left="0" w:firstLine="0"/>
+      </w:pPr>
+      <w:r>
+        <w:rPr>
+          <w:highlight w:val="yellow"/>
+        </w:rPr>
+        <w:t>using @PathVariable</w:t>
+      </w:r>
+    </w:p>
+    <w:p>
+      <w:pPr>
+        <w:ind w:left="0" w:firstLine="0"/>
+      </w:pPr>
+      <w:r>
+        <w:drawing>
+          <wp:inline distT="0" distB="0" distL="0" distR="0" wp14:anchorId="0818D272" wp14:editId="211B72DA">
+            <wp:extent cx="5943600" cy="3590290"/>
+            <wp:effectExtent l="0" t="0" r="0" b="0"/>
+            <wp:docPr id="2073315479" name="Picture 1"/>
+            <wp:cNvGraphicFramePr>
+              <a:graphicFrameLocks xmlns:a="http://schemas.openxmlformats.org/drawingml/2006/main" noChangeAspect="1"/>
+            </wp:cNvGraphicFramePr>
+            <a:graphic xmlns:a="http://schemas.openxmlformats.org/drawingml/2006/main">
+              <a:graphicData uri="http://schemas.openxmlformats.org/drawingml/2006/picture">
+                <pic:pic xmlns:pic="http://schemas.openxmlformats.org/drawingml/2006/picture">
+                  <pic:nvPicPr>
+                    <pic:cNvPr id="2073315479" name=""/>
+                    <pic:cNvPicPr/>
+                  </pic:nvPicPr>
+                  <pic:blipFill>
+                    <a:blip r:embed="rId39"/>
+                    <a:stretch>
+                      <a:fillRect/>
+                    </a:stretch>
+                  </pic:blipFill>
+                  <pic:spPr>
+                    <a:xfrm>
+                      <a:off x="0" y="0"/>
+                      <a:ext cx="5943600" cy="3590290"/>
+                    </a:xfrm>
+                    <a:prstGeom prst="rect">
+                      <a:avLst/>
+                    </a:prstGeom>
+                  </pic:spPr>
+                </pic:pic>
+              </a:graphicData>
+            </a:graphic>
+          </wp:inline>
+        </w:drawing>
+      </w:r>
+    </w:p>
+    <w:p>
+      <w:pPr>
+        <w:ind w:left="0" w:firstLine="0"/>
+      </w:pPr>
     </w:p>
     <w:sectPr>
       <w:pgSz w:w="12240" w:h="15840"/>
@@ -3785,6 +4776,95 @@
     </w:lvl>
   </w:abstractNum>
   <w:abstractNum w:abstractNumId="5" w15:restartNumberingAfterBreak="0">
+    <w:nsid w:val="2E8E3B7C"/>
+    <w:multiLevelType w:val="hybridMultilevel"/>
+    <w:tmpl w:val="642A09EE"/>
+    <w:lvl w:ilvl="0" w:tplc="0409000F">
+      <w:start w:val="1"/>
+      <w:numFmt w:val="decimal"/>
+      <w:lvlText w:val="%1."/>
+      <w:lvlJc w:val="left"/>
+      <w:pPr>
+        <w:ind w:left="720" w:hanging="360"/>
+      </w:pPr>
+      <w:rPr>
+        <w:rFonts w:hint="default"/>
+      </w:rPr>
+    </w:lvl>
+    <w:lvl w:ilvl="1" w:tplc="04090019" w:tentative="1">
+      <w:start w:val="1"/>
+      <w:numFmt w:val="lowerLetter"/>
+      <w:lvlText w:val="%2."/>
+      <w:lvlJc w:val="left"/>
+      <w:pPr>
+        <w:ind w:left="1440" w:hanging="360"/>
+      </w:pPr>
+    </w:lvl>
+    <w:lvl w:ilvl="2" w:tplc="0409001B" w:tentative="1">
+      <w:start w:val="1"/>
+      <w:numFmt w:val="lowerRoman"/>
+      <w:lvlText w:val="%3."/>
+      <w:lvlJc w:val="right"/>
+      <w:pPr>
+        <w:ind w:left="2160" w:hanging="180"/>
+      </w:pPr>
+    </w:lvl>
+    <w:lvl w:ilvl="3" w:tplc="0409000F" w:tentative="1">
+      <w:start w:val="1"/>
+      <w:numFmt w:val="decimal"/>
+      <w:lvlText w:val="%4."/>
+      <w:lvlJc w:val="left"/>
+      <w:pPr>
+        <w:ind w:left="2880" w:hanging="360"/>
+      </w:pPr>
+    </w:lvl>
+    <w:lvl w:ilvl="4" w:tplc="04090019" w:tentative="1">
+      <w:start w:val="1"/>
+      <w:numFmt w:val="lowerLetter"/>
+      <w:lvlText w:val="%5."/>
+      <w:lvlJc w:val="left"/>
+      <w:pPr>
+        <w:ind w:left="3600" w:hanging="360"/>
+      </w:pPr>
+    </w:lvl>
+    <w:lvl w:ilvl="5" w:tplc="0409001B" w:tentative="1">
+      <w:start w:val="1"/>
+      <w:numFmt w:val="lowerRoman"/>
+      <w:lvlText w:val="%6."/>
+      <w:lvlJc w:val="right"/>
+      <w:pPr>
+        <w:ind w:left="4320" w:hanging="180"/>
+      </w:pPr>
+    </w:lvl>
+    <w:lvl w:ilvl="6" w:tplc="0409000F" w:tentative="1">
+      <w:start w:val="1"/>
+      <w:numFmt w:val="decimal"/>
+      <w:lvlText w:val="%7."/>
+      <w:lvlJc w:val="left"/>
+      <w:pPr>
+        <w:ind w:left="5040" w:hanging="360"/>
+      </w:pPr>
+    </w:lvl>
+    <w:lvl w:ilvl="7" w:tplc="04090019" w:tentative="1">
+      <w:start w:val="1"/>
+      <w:numFmt w:val="lowerLetter"/>
+      <w:lvlText w:val="%8."/>
+      <w:lvlJc w:val="left"/>
+      <w:pPr>
+        <w:ind w:left="5760" w:hanging="360"/>
+      </w:pPr>
+    </w:lvl>
+    <w:lvl w:ilvl="8" w:tplc="0409001B" w:tentative="1">
+      <w:start w:val="1"/>
+      <w:numFmt w:val="lowerRoman"/>
+      <w:lvlText w:val="%9."/>
+      <w:lvlJc w:val="right"/>
+      <w:pPr>
+        <w:ind w:left="6480" w:hanging="180"/>
+      </w:pPr>
+    </w:lvl>
+  </w:abstractNum>
+  <w:abstractNum w:abstractNumId="6" w15:restartNumberingAfterBreak="0">
     <w:nsid w:val="35105F3F"/>
     <w:multiLevelType w:val="hybridMultilevel"/>
     <w:tmpl w:val="5836731C"/>
@@ -3873,7 +4953,96 @@
       </w:pPr>
     </w:lvl>
   </w:abstractNum>
-  <w:abstractNum w:abstractNumId="6" w15:restartNumberingAfterBreak="0">
+  <w:abstractNum w:abstractNumId="7" w15:restartNumberingAfterBreak="0">
+    <w:nsid w:val="46044801"/>
+    <w:multiLevelType w:val="hybridMultilevel"/>
+    <w:tmpl w:val="5ACEF4C4"/>
+    <w:lvl w:ilvl="0" w:tplc="0409000F">
+      <w:start w:val="1"/>
+      <w:numFmt w:val="decimal"/>
+      <w:lvlText w:val="%1."/>
+      <w:lvlJc w:val="left"/>
+      <w:pPr>
+        <w:ind w:left="720" w:hanging="360"/>
+      </w:pPr>
+      <w:rPr>
+        <w:rFonts w:hint="default"/>
+      </w:rPr>
+    </w:lvl>
+    <w:lvl w:ilvl="1" w:tplc="04090019" w:tentative="1">
+      <w:start w:val="1"/>
+      <w:numFmt w:val="lowerLetter"/>
+      <w:lvlText w:val="%2."/>
+      <w:lvlJc w:val="left"/>
+      <w:pPr>
+        <w:ind w:left="1440" w:hanging="360"/>
+      </w:pPr>
+    </w:lvl>
+    <w:lvl w:ilvl="2" w:tplc="0409001B" w:tentative="1">
+      <w:start w:val="1"/>
+      <w:numFmt w:val="lowerRoman"/>
+      <w:lvlText w:val="%3."/>
+      <w:lvlJc w:val="right"/>
+      <w:pPr>
+        <w:ind w:left="2160" w:hanging="180"/>
+      </w:pPr>
+    </w:lvl>
+    <w:lvl w:ilvl="3" w:tplc="0409000F" w:tentative="1">
+      <w:start w:val="1"/>
+      <w:numFmt w:val="decimal"/>
+      <w:lvlText w:val="%4."/>
+      <w:lvlJc w:val="left"/>
+      <w:pPr>
+        <w:ind w:left="2880" w:hanging="360"/>
+      </w:pPr>
+    </w:lvl>
+    <w:lvl w:ilvl="4" w:tplc="04090019" w:tentative="1">
+      <w:start w:val="1"/>
+      <w:numFmt w:val="lowerLetter"/>
+      <w:lvlText w:val="%5."/>
+      <w:lvlJc w:val="left"/>
+      <w:pPr>
+        <w:ind w:left="3600" w:hanging="360"/>
+      </w:pPr>
+    </w:lvl>
+    <w:lvl w:ilvl="5" w:tplc="0409001B" w:tentative="1">
+      <w:start w:val="1"/>
+      <w:numFmt w:val="lowerRoman"/>
+      <w:lvlText w:val="%6."/>
+      <w:lvlJc w:val="right"/>
+      <w:pPr>
+        <w:ind w:left="4320" w:hanging="180"/>
+      </w:pPr>
+    </w:lvl>
+    <w:lvl w:ilvl="6" w:tplc="0409000F" w:tentative="1">
+      <w:start w:val="1"/>
+      <w:numFmt w:val="decimal"/>
+      <w:lvlText w:val="%7."/>
+      <w:lvlJc w:val="left"/>
+      <w:pPr>
+        <w:ind w:left="5040" w:hanging="360"/>
+      </w:pPr>
+    </w:lvl>
+    <w:lvl w:ilvl="7" w:tplc="04090019" w:tentative="1">
+      <w:start w:val="1"/>
+      <w:numFmt w:val="lowerLetter"/>
+      <w:lvlText w:val="%8."/>
+      <w:lvlJc w:val="left"/>
+      <w:pPr>
+        <w:ind w:left="5760" w:hanging="360"/>
+      </w:pPr>
+    </w:lvl>
+    <w:lvl w:ilvl="8" w:tplc="0409001B" w:tentative="1">
+      <w:start w:val="1"/>
+      <w:numFmt w:val="lowerRoman"/>
+      <w:lvlText w:val="%9."/>
+      <w:lvlJc w:val="right"/>
+      <w:pPr>
+        <w:ind w:left="6480" w:hanging="180"/>
+      </w:pPr>
+    </w:lvl>
+  </w:abstractNum>
+  <w:abstractNum w:abstractNumId="8" w15:restartNumberingAfterBreak="0">
     <w:nsid w:val="4AC07085"/>
     <w:multiLevelType w:val="hybridMultilevel"/>
     <w:tmpl w:val="3C1447BA"/>
@@ -3962,7 +5131,96 @@
       </w:pPr>
     </w:lvl>
   </w:abstractNum>
-  <w:abstractNum w:abstractNumId="7" w15:restartNumberingAfterBreak="0">
+  <w:abstractNum w:abstractNumId="9" w15:restartNumberingAfterBreak="0">
+    <w:nsid w:val="582E2516"/>
+    <w:multiLevelType w:val="hybridMultilevel"/>
+    <w:tmpl w:val="E55C935C"/>
+    <w:lvl w:ilvl="0" w:tplc="0409000F">
+      <w:start w:val="1"/>
+      <w:numFmt w:val="decimal"/>
+      <w:lvlText w:val="%1."/>
+      <w:lvlJc w:val="left"/>
+      <w:pPr>
+        <w:ind w:left="720" w:hanging="360"/>
+      </w:pPr>
+      <w:rPr>
+        <w:rFonts w:hint="default"/>
+      </w:rPr>
+    </w:lvl>
+    <w:lvl w:ilvl="1" w:tplc="04090019" w:tentative="1">
+      <w:start w:val="1"/>
+      <w:numFmt w:val="lowerLetter"/>
+      <w:lvlText w:val="%2."/>
+      <w:lvlJc w:val="left"/>
+      <w:pPr>
+        <w:ind w:left="1440" w:hanging="360"/>
+      </w:pPr>
+    </w:lvl>
+    <w:lvl w:ilvl="2" w:tplc="0409001B" w:tentative="1">
+      <w:start w:val="1"/>
+      <w:numFmt w:val="lowerRoman"/>
+      <w:lvlText w:val="%3."/>
+      <w:lvlJc w:val="right"/>
+      <w:pPr>
+        <w:ind w:left="2160" w:hanging="180"/>
+      </w:pPr>
+    </w:lvl>
+    <w:lvl w:ilvl="3" w:tplc="0409000F" w:tentative="1">
+      <w:start w:val="1"/>
+      <w:numFmt w:val="decimal"/>
+      <w:lvlText w:val="%4."/>
+      <w:lvlJc w:val="left"/>
+      <w:pPr>
+        <w:ind w:left="2880" w:hanging="360"/>
+      </w:pPr>
+    </w:lvl>
+    <w:lvl w:ilvl="4" w:tplc="04090019" w:tentative="1">
+      <w:start w:val="1"/>
+      <w:numFmt w:val="lowerLetter"/>
+      <w:lvlText w:val="%5."/>
+      <w:lvlJc w:val="left"/>
+      <w:pPr>
+        <w:ind w:left="3600" w:hanging="360"/>
+      </w:pPr>
+    </w:lvl>
+    <w:lvl w:ilvl="5" w:tplc="0409001B" w:tentative="1">
+      <w:start w:val="1"/>
+      <w:numFmt w:val="lowerRoman"/>
+      <w:lvlText w:val="%6."/>
+      <w:lvlJc w:val="right"/>
+      <w:pPr>
+        <w:ind w:left="4320" w:hanging="180"/>
+      </w:pPr>
+    </w:lvl>
+    <w:lvl w:ilvl="6" w:tplc="0409000F" w:tentative="1">
+      <w:start w:val="1"/>
+      <w:numFmt w:val="decimal"/>
+      <w:lvlText w:val="%7."/>
+      <w:lvlJc w:val="left"/>
+      <w:pPr>
+        <w:ind w:left="5040" w:hanging="360"/>
+      </w:pPr>
+    </w:lvl>
+    <w:lvl w:ilvl="7" w:tplc="04090019" w:tentative="1">
+      <w:start w:val="1"/>
+      <w:numFmt w:val="lowerLetter"/>
+      <w:lvlText w:val="%8."/>
+      <w:lvlJc w:val="left"/>
+      <w:pPr>
+        <w:ind w:left="5760" w:hanging="360"/>
+      </w:pPr>
+    </w:lvl>
+    <w:lvl w:ilvl="8" w:tplc="0409001B" w:tentative="1">
+      <w:start w:val="1"/>
+      <w:numFmt w:val="lowerRoman"/>
+      <w:lvlText w:val="%9."/>
+      <w:lvlJc w:val="right"/>
+      <w:pPr>
+        <w:ind w:left="6480" w:hanging="180"/>
+      </w:pPr>
+    </w:lvl>
+  </w:abstractNum>
+  <w:abstractNum w:abstractNumId="10" w15:restartNumberingAfterBreak="0">
     <w:nsid w:val="58EC0FA2"/>
     <w:multiLevelType w:val="hybridMultilevel"/>
     <w:tmpl w:val="CE3EAE10"/>
@@ -4051,7 +5309,7 @@
       </w:pPr>
     </w:lvl>
   </w:abstractNum>
-  <w:abstractNum w:abstractNumId="8" w15:restartNumberingAfterBreak="0">
+  <w:abstractNum w:abstractNumId="11" w15:restartNumberingAfterBreak="0">
     <w:nsid w:val="5ED30FF7"/>
     <w:multiLevelType w:val="hybridMultilevel"/>
     <w:tmpl w:val="B3AC66B8"/>
@@ -4140,7 +5398,7 @@
       </w:pPr>
     </w:lvl>
   </w:abstractNum>
-  <w:abstractNum w:abstractNumId="9" w15:restartNumberingAfterBreak="0">
+  <w:abstractNum w:abstractNumId="12" w15:restartNumberingAfterBreak="0">
     <w:nsid w:val="6F9628B0"/>
     <w:multiLevelType w:val="hybridMultilevel"/>
     <w:tmpl w:val="58B2F9FA"/>
@@ -4229,7 +5487,7 @@
       </w:pPr>
     </w:lvl>
   </w:abstractNum>
-  <w:abstractNum w:abstractNumId="10" w15:restartNumberingAfterBreak="0">
+  <w:abstractNum w:abstractNumId="13" w15:restartNumberingAfterBreak="0">
     <w:nsid w:val="78CF66F5"/>
     <w:multiLevelType w:val="hybridMultilevel"/>
     <w:tmpl w:val="FD460E22"/>
@@ -4318,7 +5576,7 @@
       </w:pPr>
     </w:lvl>
   </w:abstractNum>
-  <w:abstractNum w:abstractNumId="11" w15:restartNumberingAfterBreak="0">
+  <w:abstractNum w:abstractNumId="14" w15:restartNumberingAfterBreak="0">
     <w:nsid w:val="7DB613C1"/>
     <w:multiLevelType w:val="hybridMultilevel"/>
     <w:tmpl w:val="CE10F88C"/>
@@ -4411,28 +5669,28 @@
     <w:abstractNumId w:val="1"/>
   </w:num>
   <w:num w:numId="2" w16cid:durableId="1596203068">
-    <w:abstractNumId w:val="7"/>
+    <w:abstractNumId w:val="10"/>
   </w:num>
   <w:num w:numId="3" w16cid:durableId="1960138834">
     <w:abstractNumId w:val="4"/>
   </w:num>
   <w:num w:numId="4" w16cid:durableId="444156143">
-    <w:abstractNumId w:val="5"/>
+    <w:abstractNumId w:val="6"/>
   </w:num>
   <w:num w:numId="5" w16cid:durableId="1785925703">
-    <w:abstractNumId w:val="9"/>
+    <w:abstractNumId w:val="12"/>
   </w:num>
   <w:num w:numId="6" w16cid:durableId="1729105484">
-    <w:abstractNumId w:val="6"/>
+    <w:abstractNumId w:val="8"/>
   </w:num>
   <w:num w:numId="7" w16cid:durableId="34280185">
-    <w:abstractNumId w:val="10"/>
+    <w:abstractNumId w:val="13"/>
   </w:num>
   <w:num w:numId="8" w16cid:durableId="1777092839">
     <w:abstractNumId w:val="0"/>
   </w:num>
   <w:num w:numId="9" w16cid:durableId="758718524">
-    <w:abstractNumId w:val="11"/>
+    <w:abstractNumId w:val="14"/>
   </w:num>
   <w:num w:numId="10" w16cid:durableId="160897060">
     <w:abstractNumId w:val="3"/>
@@ -4441,7 +5699,16 @@
     <w:abstractNumId w:val="2"/>
   </w:num>
   <w:num w:numId="12" w16cid:durableId="1721898317">
-    <w:abstractNumId w:val="8"/>
+    <w:abstractNumId w:val="11"/>
+  </w:num>
+  <w:num w:numId="13" w16cid:durableId="120151737">
+    <w:abstractNumId w:val="7"/>
+  </w:num>
+  <w:num w:numId="14" w16cid:durableId="1319262171">
+    <w:abstractNumId w:val="5"/>
+  </w:num>
+  <w:num w:numId="15" w16cid:durableId="1268582426">
+    <w:abstractNumId w:val="9"/>
   </w:num>
 </w:numbering>
 </file>

--- a/Phase 3 Api Endpoints.docx
+++ b/Phase 3 Api Endpoints.docx
@@ -144,11 +144,9 @@
           <w:numId w:val="3"/>
         </w:numPr>
       </w:pPr>
-      <w:proofErr w:type="spellStart"/>
       <w:r>
         <w:t>assertEquals</w:t>
       </w:r>
-      <w:proofErr w:type="spellEnd"/>
     </w:p>
     <w:p>
       <w:pPr>
@@ -158,11 +156,9 @@
           <w:numId w:val="3"/>
         </w:numPr>
       </w:pPr>
-      <w:proofErr w:type="spellStart"/>
       <w:r>
         <w:t>assertArrayEquals</w:t>
       </w:r>
-      <w:proofErr w:type="spellEnd"/>
     </w:p>
     <w:p>
       <w:pPr>
@@ -172,11 +168,9 @@
           <w:numId w:val="3"/>
         </w:numPr>
       </w:pPr>
-      <w:proofErr w:type="spellStart"/>
       <w:r>
         <w:t>assertThrows</w:t>
       </w:r>
-      <w:proofErr w:type="spellEnd"/>
     </w:p>
     <w:p>
       <w:pPr>
@@ -210,13 +204,8 @@
         <w:ind w:left="0" w:firstLine="0"/>
       </w:pPr>
       <w:r>
-        <w:t xml:space="preserve">Framework is like a semi implemented application which provides all the common functionalities an application </w:t>
-      </w:r>
-      <w:proofErr w:type="gramStart"/>
-      <w:r>
-        <w:t>needs</w:t>
-      </w:r>
-      <w:proofErr w:type="gramEnd"/>
+        <w:t>Framework is like a semi implemented application which provides all the common functionalities an application needs</w:t>
+      </w:r>
     </w:p>
     <w:p>
       <w:pPr>
@@ -274,15 +263,7 @@
         <w:t>Spring Framework:</w:t>
       </w:r>
       <w:r>
-        <w:t xml:space="preserve"> It is an application framework helps you to develop various types of applications like desktop, web, enterprise, </w:t>
-      </w:r>
-      <w:proofErr w:type="gramStart"/>
-      <w:r>
-        <w:t>cloud based</w:t>
-      </w:r>
-      <w:proofErr w:type="gramEnd"/>
-      <w:r>
-        <w:t xml:space="preserve"> applications</w:t>
+        <w:t xml:space="preserve"> It is an application framework helps you to develop various types of applications like desktop, web, enterprise, cloud based applications</w:t>
       </w:r>
     </w:p>
     <w:p>
@@ -350,37 +331,18 @@
         <w:ind w:left="0" w:firstLine="0"/>
       </w:pPr>
       <w:r>
-        <w:t xml:space="preserve">EmployeeDAO </w:t>
-      </w:r>
-      <w:proofErr w:type="spellStart"/>
-      <w:r>
-        <w:t>employeeDao</w:t>
-      </w:r>
-      <w:proofErr w:type="spellEnd"/>
+        <w:t>EmployeeDAO employeeDao</w:t>
+      </w:r>
       <w:r>
         <w:t xml:space="preserve">; </w:t>
       </w:r>
       <w:r>
         <w:br/>
-      </w:r>
-      <w:proofErr w:type="gramStart"/>
-      <w:r>
-        <w:t>EmployeeService(</w:t>
-      </w:r>
-      <w:proofErr w:type="gramEnd"/>
-      <w:r>
-        <w:t>) {</w:t>
+        <w:t>EmployeeService() {</w:t>
       </w:r>
       <w:r>
         <w:br/>
-      </w:r>
-      <w:proofErr w:type="spellStart"/>
-      <w:r>
-        <w:t>employeeDao</w:t>
-      </w:r>
-      <w:proofErr w:type="spellEnd"/>
-      <w:r>
-        <w:t xml:space="preserve"> </w:t>
+        <w:t xml:space="preserve">employeeDao </w:t>
       </w:r>
       <w:r>
         <w:t>= new EmployeeDao</w:t>
@@ -416,26 +378,11 @@
         <w:ind w:left="0" w:firstLine="0"/>
       </w:pPr>
       <w:r>
-        <w:t xml:space="preserve">EmployeeDAO </w:t>
-      </w:r>
-      <w:proofErr w:type="spellStart"/>
-      <w:r>
-        <w:t>employeeDao</w:t>
-      </w:r>
-      <w:proofErr w:type="spellEnd"/>
-      <w:r>
-        <w:t>;</w:t>
+        <w:t>EmployeeDAO employeeDao;</w:t>
       </w:r>
       <w:r>
         <w:br/>
-      </w:r>
-      <w:proofErr w:type="gramStart"/>
-      <w:r>
-        <w:t>EmployeeService(</w:t>
-      </w:r>
-      <w:proofErr w:type="gramEnd"/>
-      <w:r>
-        <w:t>EmployeeDao dao) {</w:t>
+        <w:t>EmployeeService(EmployeeDao dao) {</w:t>
       </w:r>
       <w:r>
         <w:br/>
@@ -467,15 +414,7 @@
         <w:ind w:left="0" w:firstLine="0"/>
       </w:pPr>
       <w:r>
-        <w:t xml:space="preserve">It implements the design pattern to create objects and supply </w:t>
-      </w:r>
-      <w:proofErr w:type="gramStart"/>
-      <w:r>
-        <w:t>objects,</w:t>
-      </w:r>
-      <w:proofErr w:type="gramEnd"/>
-      <w:r>
-        <w:t xml:space="preserve"> IOC is like a container that will maintain the objects created by spring.</w:t>
+        <w:t>It implements the design pattern to create objects and supply objects, IOC is like a container that will maintain the objects created by spring.</w:t>
       </w:r>
     </w:p>
     <w:p>
@@ -610,15 +549,7 @@
         </w:numPr>
       </w:pPr>
       <w:r>
-        <w:t xml:space="preserve">Handlings </w:t>
-      </w:r>
-      <w:proofErr w:type="gramStart"/>
-      <w:r>
-        <w:t>requests</w:t>
-      </w:r>
-      <w:proofErr w:type="gramEnd"/>
-      <w:r>
-        <w:t xml:space="preserve"> and forwarding to the controllers</w:t>
+        <w:t>Handlings requests and forwarding to the controllers</w:t>
       </w:r>
     </w:p>
     <w:p>
@@ -661,13 +592,8 @@
       <w:pPr>
         <w:ind w:left="0" w:firstLine="0"/>
       </w:pPr>
-      <w:proofErr w:type="spellStart"/>
-      <w:r>
-        <w:t>DBUtil</w:t>
-      </w:r>
-      <w:proofErr w:type="spellEnd"/>
-      <w:r>
-        <w:t xml:space="preserve"> -&gt; spring creates </w:t>
+      <w:r>
+        <w:t xml:space="preserve">DBUtil -&gt; spring creates </w:t>
       </w:r>
       <w:r>
         <w:t xml:space="preserve">the object &amp; manages </w:t>
@@ -793,31 +719,15 @@
         <w:t>dbUtil</w:t>
       </w:r>
       <w:r>
-        <w:t>” class = “</w:t>
-      </w:r>
-      <w:proofErr w:type="gramStart"/>
-      <w:r>
-        <w:t>com.exampels</w:t>
-      </w:r>
-      <w:proofErr w:type="gramEnd"/>
-      <w:r>
-        <w:t>.DBUtil” /&gt;</w:t>
-      </w:r>
-    </w:p>
-    <w:p>
-      <w:pPr>
-        <w:ind w:left="0" w:firstLine="0"/>
-      </w:pPr>
-      <w:r>
-        <w:t>&lt;bean id = “datasource” class = “</w:t>
-      </w:r>
-      <w:proofErr w:type="gramStart"/>
-      <w:r>
-        <w:t>com.examples</w:t>
-      </w:r>
-      <w:proofErr w:type="gramEnd"/>
-      <w:r>
-        <w:t>.Datasource”&gt;</w:t>
+        <w:t>” class = “com.exampels.DBUtil” /&gt;</w:t>
+      </w:r>
+    </w:p>
+    <w:p>
+      <w:pPr>
+        <w:ind w:left="0" w:firstLine="0"/>
+      </w:pPr>
+      <w:r>
+        <w:t>&lt;bean id = “datasource” class = “com.examples.Datasource”&gt;</w:t>
       </w:r>
       <w:r>
         <w:br/>
@@ -1414,15 +1324,7 @@
         <w:t>Constructor injection:</w:t>
       </w:r>
       <w:r>
-        <w:t xml:space="preserve"> Here the data is supplied through constructor argument, and in the </w:t>
-      </w:r>
-      <w:proofErr w:type="gramStart"/>
-      <w:r>
-        <w:t>XML</w:t>
-      </w:r>
-      <w:proofErr w:type="gramEnd"/>
-      <w:r>
-        <w:t xml:space="preserve"> you will use &lt;constructor-arg&gt; tag</w:t>
+        <w:t xml:space="preserve"> Here the data is supplied through constructor argument, and in the XML you will use &lt;constructor-arg&gt; tag</w:t>
       </w:r>
     </w:p>
     <w:p>
@@ -1579,20 +1481,7 @@
               <w:ind w:left="0" w:firstLine="0"/>
             </w:pPr>
             <w:r>
-              <w:t xml:space="preserve">DB Connection you must establish, using </w:t>
-            </w:r>
-            <w:proofErr w:type="spellStart"/>
-            <w:proofErr w:type="gramStart"/>
-            <w:r>
-              <w:t>getConnection</w:t>
-            </w:r>
-            <w:proofErr w:type="spellEnd"/>
-            <w:r>
-              <w:t>(</w:t>
-            </w:r>
-            <w:proofErr w:type="gramEnd"/>
-            <w:r>
-              <w:t>url, username, password)</w:t>
+              <w:t>DB Connection you must establish, using getConnection(url, username, password)</w:t>
             </w:r>
           </w:p>
         </w:tc>
@@ -1628,23 +1517,7 @@
               <w:ind w:left="0" w:firstLine="0"/>
             </w:pPr>
             <w:r>
-              <w:t xml:space="preserve">ex: </w:t>
-            </w:r>
-            <w:proofErr w:type="gramStart"/>
-            <w:r>
-              <w:t>result.getInt</w:t>
-            </w:r>
-            <w:proofErr w:type="gramEnd"/>
-            <w:r>
-              <w:t xml:space="preserve">(“ID”) or </w:t>
-            </w:r>
-            <w:proofErr w:type="gramStart"/>
-            <w:r>
-              <w:t>statement.setInt</w:t>
-            </w:r>
-            <w:proofErr w:type="gramEnd"/>
-            <w:r>
-              <w:t>(1, value)</w:t>
+              <w:t>ex: result.getInt(“ID”) or statement.setInt(1, value)</w:t>
             </w:r>
           </w:p>
         </w:tc>
@@ -1690,26 +1563,16 @@
       <w:pPr>
         <w:ind w:left="0" w:firstLine="0"/>
       </w:pPr>
-      <w:proofErr w:type="gramStart"/>
-      <w:r>
-        <w:t>update(</w:t>
-      </w:r>
-      <w:proofErr w:type="gramEnd"/>
-      <w:r>
-        <w:t>“query”, parameters): This method is used to execute insert, update &amp; delete queries</w:t>
-      </w:r>
-    </w:p>
-    <w:p>
-      <w:pPr>
-        <w:ind w:left="0" w:firstLine="0"/>
-      </w:pPr>
-      <w:proofErr w:type="gramStart"/>
-      <w:r>
-        <w:t>query(</w:t>
-      </w:r>
-      <w:proofErr w:type="gramEnd"/>
-      <w:r>
-        <w:t>“query”, RowMapper): This method is used to execute select query for multiple records, RowMapper converts ResultSet to Java object</w:t>
+      <w:r>
+        <w:t>update(“query”, parameters): This method is used to execute insert, update &amp; delete queries</w:t>
+      </w:r>
+    </w:p>
+    <w:p>
+      <w:pPr>
+        <w:ind w:left="0" w:firstLine="0"/>
+      </w:pPr>
+      <w:r>
+        <w:t>query(“query”, RowMapper): This method is used to execute select query for multiple records, RowMapper converts ResultSet to Java object</w:t>
       </w:r>
     </w:p>
     <w:p>
@@ -1750,15 +1613,7 @@
         <w:ind w:left="0" w:firstLine="0"/>
       </w:pPr>
       <w:r>
-        <w:t>&lt;bean id = “datasource” class = “</w:t>
-      </w:r>
-      <w:proofErr w:type="gramStart"/>
-      <w:r>
-        <w:t>org.springframework</w:t>
-      </w:r>
-      <w:proofErr w:type="gramEnd"/>
-      <w:r>
-        <w:t>…DriverManagerDataSource”&gt;</w:t>
+        <w:t>&lt;bean id = “datasource” class = “org.springframework…DriverManagerDataSource”&gt;</w:t>
       </w:r>
       <w:r>
         <w:br/>
@@ -1774,20 +1629,7 @@
         <w:ind w:left="0" w:firstLine="0"/>
       </w:pPr>
       <w:r>
-        <w:t>&lt;bean id = “template” class = “</w:t>
-      </w:r>
-      <w:proofErr w:type="spellStart"/>
-      <w:proofErr w:type="gramStart"/>
-      <w:r>
-        <w:t>org.spring</w:t>
-      </w:r>
-      <w:proofErr w:type="spellEnd"/>
-      <w:r>
-        <w:t>…..</w:t>
-      </w:r>
-      <w:proofErr w:type="gramEnd"/>
-      <w:r>
-        <w:t>JdbcTemplate”&gt;</w:t>
+        <w:t>&lt;bean id = “template” class = “org.spring…..JdbcTemplate”&gt;</w:t>
       </w:r>
       <w:r>
         <w:br/>
@@ -1803,20 +1645,7 @@
         <w:ind w:left="0" w:firstLine="0"/>
       </w:pPr>
       <w:r>
-        <w:t>&lt;bean id = “dao” class = “</w:t>
-      </w:r>
-      <w:proofErr w:type="spellStart"/>
-      <w:r>
-        <w:t>com.</w:t>
-      </w:r>
-      <w:proofErr w:type="gramStart"/>
-      <w:r>
-        <w:t>example.ProfileDaoImpl</w:t>
-      </w:r>
-      <w:proofErr w:type="spellEnd"/>
-      <w:proofErr w:type="gramEnd"/>
-      <w:r>
-        <w:t>”&gt;</w:t>
+        <w:t>&lt;bean id = “dao” class = “com.example.ProfileDaoImpl”&gt;</w:t>
       </w:r>
       <w:r>
         <w:br/>
@@ -2256,19 +2085,11 @@
       <w:r>
         <w:t xml:space="preserve">JdbcTemplate has a method called </w:t>
       </w:r>
-      <w:proofErr w:type="gramStart"/>
       <w:r>
         <w:rPr>
           <w:color w:val="EE0000"/>
         </w:rPr>
-        <w:t>query(</w:t>
-      </w:r>
-      <w:proofErr w:type="gramEnd"/>
-      <w:r>
-        <w:rPr>
-          <w:color w:val="EE0000"/>
-        </w:rPr>
-        <w:t xml:space="preserve">) </w:t>
+        <w:t xml:space="preserve">query() </w:t>
       </w:r>
       <w:r>
         <w:t>which accepts SQL query and takes a RowMapper object</w:t>
@@ -2285,15 +2106,7 @@
         <w:t>RowMapper:</w:t>
       </w:r>
       <w:r>
-        <w:t xml:space="preserve"> It is an interface with one abstract method, which accepts ResultSet and row number as a parameter, we must implement this interface and the object the implementation we need to pass to the </w:t>
-      </w:r>
-      <w:proofErr w:type="gramStart"/>
-      <w:r>
-        <w:t>query(</w:t>
-      </w:r>
-      <w:proofErr w:type="gramEnd"/>
-      <w:r>
-        <w:t>) method</w:t>
+        <w:t xml:space="preserve"> It is an interface with one abstract method, which accepts ResultSet and row number as a parameter, we must implement this interface and the object the implementation we need to pass to the query() method</w:t>
       </w:r>
       <w:r>
         <w:t>, the query method takes care of calling the method present in the RowMapper as per the number of records</w:t>
@@ -2663,15 +2476,7 @@
         <w:ind w:left="0" w:firstLine="0"/>
       </w:pPr>
       <w:r>
-        <w:t xml:space="preserve">In Spring </w:t>
-      </w:r>
-      <w:proofErr w:type="gramStart"/>
-      <w:r>
-        <w:t>Framework</w:t>
-      </w:r>
-      <w:proofErr w:type="gramEnd"/>
-      <w:r>
-        <w:t xml:space="preserve"> we can also configure the beans using annotations and autowire as well, spring provides various annotations that are derived from @Component which you can write on top of classes, spring automatically create object of such classes &amp; maintains them in the container, some of the annotations are</w:t>
+        <w:t>In Spring Framework we can also configure the beans using annotations and autowire as well, spring provides various annotations that are derived from @Component which you can write on top of classes, spring automatically create object of such classes &amp; maintains them in the container, some of the annotations are</w:t>
       </w:r>
     </w:p>
     <w:p>
@@ -2711,15 +2516,7 @@
         <w:ind w:left="0" w:firstLine="0"/>
       </w:pPr>
       <w:r>
-        <w:t>&lt;</w:t>
-      </w:r>
-      <w:proofErr w:type="gramStart"/>
-      <w:r>
-        <w:t>context:component</w:t>
-      </w:r>
-      <w:proofErr w:type="gramEnd"/>
-      <w:r>
-        <w:t>-scan base-package=”com” /&gt;</w:t>
+        <w:t>&lt;context:component-scan base-package=”com” /&gt;</w:t>
       </w:r>
     </w:p>
     <w:p>
@@ -2931,21 +2728,7 @@
         <w:rPr>
           <w:highlight w:val="yellow"/>
         </w:rPr>
-        <w:t xml:space="preserve">Front Controller does </w:t>
-      </w:r>
-      <w:proofErr w:type="gramStart"/>
-      <w:r>
-        <w:rPr>
-          <w:highlight w:val="yellow"/>
-        </w:rPr>
-        <w:t>following</w:t>
-      </w:r>
-      <w:proofErr w:type="gramEnd"/>
-      <w:r>
-        <w:rPr>
-          <w:highlight w:val="yellow"/>
-        </w:rPr>
-        <w:t xml:space="preserve"> tasks</w:t>
+        <w:t>Front Controller does following tasks</w:t>
       </w:r>
     </w:p>
     <w:p>
@@ -3107,13 +2890,8 @@
         </w:numPr>
       </w:pPr>
       <w:r>
-        <w:t>spring-</w:t>
-      </w:r>
-      <w:proofErr w:type="spellStart"/>
-      <w:r>
-        <w:t>webmvc</w:t>
-      </w:r>
-      <w:proofErr w:type="spellEnd"/>
+        <w:t>spring-webmvc</w:t>
+      </w:r>
     </w:p>
     <w:p>
       <w:pPr>
@@ -3416,27 +3194,11 @@
       </w:r>
       <w:r>
         <w:br/>
-        <w:t xml:space="preserve">  @</w:t>
-      </w:r>
-      <w:proofErr w:type="gramStart"/>
-      <w:r>
-        <w:t>RequestMapping(</w:t>
-      </w:r>
-      <w:proofErr w:type="gramEnd"/>
-      <w:r>
-        <w:t>path = “/test”, method = RequestMethod.GET)</w:t>
+        <w:t xml:space="preserve">  @RequestMapping(path = “/test”, method = RequestMethod.GET)</w:t>
       </w:r>
       <w:r>
         <w:br/>
-        <w:t xml:space="preserve">  public ModelAndView </w:t>
-      </w:r>
-      <w:proofErr w:type="gramStart"/>
-      <w:r>
-        <w:t>hello(</w:t>
-      </w:r>
-      <w:proofErr w:type="gramEnd"/>
-      <w:r>
-        <w:t xml:space="preserve">) { </w:t>
+        <w:t xml:space="preserve">  public ModelAndView hello() { </w:t>
       </w:r>
       <w:r>
         <w:br/>
@@ -3444,21 +3206,8 @@
       </w:r>
       <w:r>
         <w:br/>
-        <w:t xml:space="preserve">        ModelAndView </w:t>
-      </w:r>
-      <w:proofErr w:type="spellStart"/>
-      <w:r>
-        <w:t>mav</w:t>
-      </w:r>
-      <w:proofErr w:type="spellEnd"/>
-      <w:r>
-        <w:t xml:space="preserve"> = new </w:t>
-      </w:r>
-      <w:proofErr w:type="gramStart"/>
-      <w:r>
-        <w:t>ModelAndView(</w:t>
-      </w:r>
-      <w:proofErr w:type="gramEnd"/>
+        <w:t xml:space="preserve">        ModelAndView mav = new ModelAndView(</w:t>
+      </w:r>
       <w:r>
         <w:t xml:space="preserve">“display”, “obj”, </w:t>
       </w:r>
@@ -3470,15 +3219,7 @@
       </w:r>
       <w:r>
         <w:br/>
-        <w:t xml:space="preserve">        return </w:t>
-      </w:r>
-      <w:proofErr w:type="spellStart"/>
-      <w:r>
-        <w:t>mav</w:t>
-      </w:r>
-      <w:proofErr w:type="spellEnd"/>
-      <w:r>
-        <w:t>;</w:t>
+        <w:t xml:space="preserve">        return mav;</w:t>
       </w:r>
       <w:r>
         <w:br/>
@@ -3529,6 +3270,9 @@
         <w:ind w:left="0" w:firstLine="0"/>
       </w:pPr>
       <w:r>
+        <w:rPr>
+          <w:noProof/>
+        </w:rPr>
         <w:drawing>
           <wp:inline distT="0" distB="0" distL="0" distR="0" wp14:anchorId="4E72BCC2" wp14:editId="03F77E5E">
             <wp:extent cx="5943600" cy="1549400"/>
@@ -3588,6 +3332,9 @@
         <w:ind w:left="0" w:firstLine="0"/>
       </w:pPr>
       <w:r>
+        <w:rPr>
+          <w:noProof/>
+        </w:rPr>
         <w:drawing>
           <wp:inline distT="0" distB="0" distL="0" distR="0" wp14:anchorId="4E5FD7FF" wp14:editId="47F73CC9">
             <wp:extent cx="5943600" cy="2363470"/>
@@ -3644,6 +3391,9 @@
         <w:ind w:left="0" w:firstLine="0"/>
       </w:pPr>
       <w:r>
+        <w:rPr>
+          <w:noProof/>
+        </w:rPr>
         <w:drawing>
           <wp:inline distT="0" distB="0" distL="0" distR="0" wp14:anchorId="46A3A69B" wp14:editId="0B54341C">
             <wp:extent cx="5943600" cy="1857375"/>
@@ -3697,6 +3447,9 @@
         <w:ind w:left="0" w:firstLine="0"/>
       </w:pPr>
       <w:r>
+        <w:rPr>
+          <w:noProof/>
+        </w:rPr>
         <w:lastRenderedPageBreak/>
         <w:drawing>
           <wp:inline distT="0" distB="0" distL="0" distR="0" wp14:anchorId="79FE225B" wp14:editId="1A418875">
@@ -3751,6 +3504,9 @@
         <w:ind w:left="0" w:firstLine="0"/>
       </w:pPr>
       <w:r>
+        <w:rPr>
+          <w:noProof/>
+        </w:rPr>
         <w:drawing>
           <wp:inline distT="0" distB="0" distL="0" distR="0" wp14:anchorId="3FFA28B7" wp14:editId="7AF8BB5C">
             <wp:extent cx="4706007" cy="1419423"/>
@@ -3809,6 +3565,9 @@
         <w:ind w:left="0" w:firstLine="0"/>
       </w:pPr>
       <w:r>
+        <w:rPr>
+          <w:noProof/>
+        </w:rPr>
         <w:lastRenderedPageBreak/>
         <w:drawing>
           <wp:inline distT="0" distB="0" distL="0" distR="0" wp14:anchorId="3000F6D2" wp14:editId="3ED82C51">
@@ -4217,6 +3976,9 @@
         <w:ind w:left="0" w:firstLine="0"/>
       </w:pPr>
       <w:r>
+        <w:rPr>
+          <w:noProof/>
+        </w:rPr>
         <w:lastRenderedPageBreak/>
         <w:drawing>
           <wp:inline distT="0" distB="0" distL="0" distR="0" wp14:anchorId="4ECDD61E" wp14:editId="67F5BF71">
@@ -4276,6 +4038,9 @@
         <w:ind w:left="0" w:firstLine="0"/>
       </w:pPr>
       <w:r>
+        <w:rPr>
+          <w:noProof/>
+        </w:rPr>
         <w:drawing>
           <wp:inline distT="0" distB="0" distL="0" distR="0" wp14:anchorId="0818D272" wp14:editId="211B72DA">
             <wp:extent cx="5943600" cy="3590290"/>
@@ -4317,6 +4082,737 @@
       <w:pPr>
         <w:ind w:left="0" w:firstLine="0"/>
       </w:pPr>
+      <w:r>
+        <w:rPr>
+          <w:highlight w:val="yellow"/>
+        </w:rPr>
+        <w:lastRenderedPageBreak/>
+        <w:t>05-02-2026</w:t>
+      </w:r>
+    </w:p>
+    <w:p>
+      <w:pPr>
+        <w:ind w:left="0" w:firstLine="0"/>
+      </w:pPr>
+      <w:r>
+        <w:rPr>
+          <w:highlight w:val="yellow"/>
+        </w:rPr>
+        <w:t>Spring Boot</w:t>
+      </w:r>
+    </w:p>
+    <w:p>
+      <w:pPr>
+        <w:ind w:left="0" w:firstLine="0"/>
+      </w:pPr>
+      <w:r>
+        <w:t>It simplifies developing Java applications by reducing all the generic configurations you do in the spring framework, it helps developers to completely avoid repeated configurations for every project like</w:t>
+      </w:r>
+    </w:p>
+    <w:p>
+      <w:pPr>
+        <w:pStyle w:val="ListParagraph"/>
+        <w:numPr>
+          <w:ilvl w:val="0"/>
+          <w:numId w:val="16"/>
+        </w:numPr>
+      </w:pPr>
+      <w:r>
+        <w:t>XML configurations</w:t>
+      </w:r>
+    </w:p>
+    <w:p>
+      <w:pPr>
+        <w:pStyle w:val="ListParagraph"/>
+        <w:numPr>
+          <w:ilvl w:val="0"/>
+          <w:numId w:val="16"/>
+        </w:numPr>
+      </w:pPr>
+      <w:r>
+        <w:t>Server configurations</w:t>
+      </w:r>
+    </w:p>
+    <w:p>
+      <w:pPr>
+        <w:pStyle w:val="ListParagraph"/>
+        <w:numPr>
+          <w:ilvl w:val="0"/>
+          <w:numId w:val="16"/>
+        </w:numPr>
+      </w:pPr>
+      <w:r>
+        <w:t>Front Controller configurations</w:t>
+      </w:r>
+    </w:p>
+    <w:p>
+      <w:pPr>
+        <w:pStyle w:val="ListParagraph"/>
+        <w:numPr>
+          <w:ilvl w:val="0"/>
+          <w:numId w:val="16"/>
+        </w:numPr>
+      </w:pPr>
+      <w:r>
+        <w:t xml:space="preserve">Bean configurations </w:t>
+      </w:r>
+    </w:p>
+    <w:p>
+      <w:pPr>
+        <w:pStyle w:val="ListParagraph"/>
+        <w:numPr>
+          <w:ilvl w:val="0"/>
+          <w:numId w:val="16"/>
+        </w:numPr>
+      </w:pPr>
+      <w:r>
+        <w:t xml:space="preserve">Maven &amp; </w:t>
+      </w:r>
+      <w:r>
+        <w:t xml:space="preserve">Dependency configurations </w:t>
+      </w:r>
+    </w:p>
+    <w:p>
+      <w:pPr>
+        <w:ind w:left="0" w:firstLine="0"/>
+      </w:pPr>
+      <w:r>
+        <w:t>Spring Boot automates the configurations based on the type of application you develop, for example</w:t>
+      </w:r>
+    </w:p>
+    <w:p>
+      <w:pPr>
+        <w:pStyle w:val="ListParagraph"/>
+        <w:numPr>
+          <w:ilvl w:val="0"/>
+          <w:numId w:val="17"/>
+        </w:numPr>
+      </w:pPr>
+      <w:r>
+        <w:t>Web application - spring boot automatically configures the environment required for web - front controller, server configuration, component scanning</w:t>
+      </w:r>
+      <w:r>
+        <w:t>, view resolver</w:t>
+      </w:r>
+    </w:p>
+    <w:p>
+      <w:pPr>
+        <w:pStyle w:val="ListParagraph"/>
+        <w:numPr>
+          <w:ilvl w:val="0"/>
+          <w:numId w:val="17"/>
+        </w:numPr>
+      </w:pPr>
+      <w:r>
+        <w:t>Database access - spring boot automatically configures the object required to perform DB operations</w:t>
+      </w:r>
+    </w:p>
+    <w:p>
+      <w:pPr>
+        <w:pStyle w:val="ListParagraph"/>
+        <w:numPr>
+          <w:ilvl w:val="0"/>
+          <w:numId w:val="17"/>
+        </w:numPr>
+      </w:pPr>
+      <w:r>
+        <w:t>Cloud based applications - spring boot automatically configures the application to deploy on any cloud platform</w:t>
+      </w:r>
+    </w:p>
+    <w:p>
+      <w:pPr>
+        <w:ind w:left="0" w:firstLine="0"/>
+      </w:pPr>
+      <w:r>
+        <w:t>Spring Boot doesn’t need any XML configurations, so that you can avoid using structured XML elements, but spring boot uses properties file to configure any application specific configurations like server port, database credentials, cloud details</w:t>
+      </w:r>
+    </w:p>
+    <w:p>
+      <w:pPr>
+        <w:ind w:left="0" w:firstLine="0"/>
+      </w:pPr>
+      <w:r>
+        <w:rPr>
+          <w:highlight w:val="yellow"/>
+        </w:rPr>
+        <w:t>Spring Boot provides starter libraries that automates the environment</w:t>
+      </w:r>
+      <w:r>
+        <w:t xml:space="preserve"> </w:t>
+      </w:r>
+    </w:p>
+    <w:p>
+      <w:pPr>
+        <w:pStyle w:val="ListParagraph"/>
+        <w:numPr>
+          <w:ilvl w:val="0"/>
+          <w:numId w:val="18"/>
+        </w:numPr>
+      </w:pPr>
+      <w:r>
+        <w:t>Spring Boot Starter Web - this will automate all the configurations required to develop web application - server, front controller, component scanning, view resolvers, libraries required for java to json and vice versa</w:t>
+      </w:r>
+    </w:p>
+    <w:p>
+      <w:pPr>
+        <w:pStyle w:val="ListParagraph"/>
+        <w:numPr>
+          <w:ilvl w:val="0"/>
+          <w:numId w:val="18"/>
+        </w:numPr>
+      </w:pPr>
+      <w:r>
+        <w:t>Spring Data JPA - this will take care creating dependent objects to connect to the DB without having JdbcTemplate &amp; DataSource configuration</w:t>
+      </w:r>
+    </w:p>
+    <w:p>
+      <w:pPr>
+        <w:ind w:left="0" w:firstLine="0"/>
+      </w:pPr>
+    </w:p>
+    <w:p>
+      <w:pPr>
+        <w:ind w:left="0" w:firstLine="0"/>
+      </w:pPr>
+      <w:r>
+        <w:rPr>
+          <w:highlight w:val="yellow"/>
+        </w:rPr>
+        <w:t>Note:</w:t>
+      </w:r>
+      <w:r>
+        <w:t xml:space="preserve"> Spring Boot forces you to use build tools like Maven / Gradle and also it gives a project template from its official website </w:t>
+      </w:r>
+      <w:r>
+        <w:t>http://start.</w:t>
+      </w:r>
+      <w:r>
+        <w:t>spring.io</w:t>
+      </w:r>
+    </w:p>
+    <w:p>
+      <w:pPr>
+        <w:ind w:left="0" w:firstLine="0"/>
+      </w:pPr>
+      <w:r>
+        <w:rPr>
+          <w:highlight w:val="yellow"/>
+        </w:rPr>
+        <w:t>Spring Framework uses following configurations to create REST API’s</w:t>
+      </w:r>
+    </w:p>
+    <w:p>
+      <w:pPr>
+        <w:pStyle w:val="ListParagraph"/>
+        <w:numPr>
+          <w:ilvl w:val="0"/>
+          <w:numId w:val="19"/>
+        </w:numPr>
+      </w:pPr>
+      <w:r>
+        <w:t>Dynamic Web Project -&gt; Convert to Maven</w:t>
+      </w:r>
+    </w:p>
+    <w:p>
+      <w:pPr>
+        <w:pStyle w:val="ListParagraph"/>
+        <w:numPr>
+          <w:ilvl w:val="0"/>
+          <w:numId w:val="19"/>
+        </w:numPr>
+      </w:pPr>
+      <w:r>
+        <w:t>Server configuration</w:t>
+      </w:r>
+    </w:p>
+    <w:p>
+      <w:pPr>
+        <w:pStyle w:val="ListParagraph"/>
+        <w:numPr>
+          <w:ilvl w:val="0"/>
+          <w:numId w:val="19"/>
+        </w:numPr>
+      </w:pPr>
+      <w:r>
+        <w:t>Front Controller configuration</w:t>
+      </w:r>
+    </w:p>
+    <w:p>
+      <w:pPr>
+        <w:pStyle w:val="ListParagraph"/>
+        <w:numPr>
+          <w:ilvl w:val="0"/>
+          <w:numId w:val="19"/>
+        </w:numPr>
+      </w:pPr>
+      <w:r>
+        <w:t>Component scanning</w:t>
+      </w:r>
+    </w:p>
+    <w:p>
+      <w:pPr>
+        <w:pStyle w:val="ListParagraph"/>
+        <w:numPr>
+          <w:ilvl w:val="0"/>
+          <w:numId w:val="19"/>
+        </w:numPr>
+      </w:pPr>
+      <w:r>
+        <w:t>Libraries to convert Java to JSON &amp; vice versa</w:t>
+      </w:r>
+    </w:p>
+    <w:p>
+      <w:pPr>
+        <w:ind w:left="0" w:firstLine="0"/>
+      </w:pPr>
+      <w:r>
+        <w:rPr>
+          <w:highlight w:val="yellow"/>
+        </w:rPr>
+        <w:t>Spring Boot uses following configurations to create REST APIs</w:t>
+      </w:r>
+    </w:p>
+    <w:p>
+      <w:pPr>
+        <w:pStyle w:val="ListParagraph"/>
+        <w:numPr>
+          <w:ilvl w:val="0"/>
+          <w:numId w:val="20"/>
+        </w:numPr>
+      </w:pPr>
+      <w:r>
+        <w:t xml:space="preserve">Create a spring boot project from </w:t>
+      </w:r>
+      <w:r>
+        <w:t>http://start.</w:t>
+      </w:r>
+      <w:r>
+        <w:t>spring.io website</w:t>
+      </w:r>
+    </w:p>
+    <w:p>
+      <w:pPr>
+        <w:pStyle w:val="ListParagraph"/>
+        <w:numPr>
+          <w:ilvl w:val="0"/>
+          <w:numId w:val="20"/>
+        </w:numPr>
+      </w:pPr>
+      <w:r>
+        <w:t xml:space="preserve">Add Spring Boot Starter library </w:t>
+      </w:r>
+    </w:p>
+    <w:p>
+      <w:pPr>
+        <w:ind w:left="0" w:firstLine="0"/>
+      </w:pPr>
+      <w:r>
+        <w:t xml:space="preserve">Download the project zip from spring initializr and from </w:t>
+      </w:r>
+      <w:r>
+        <w:t>E</w:t>
+      </w:r>
+      <w:r>
+        <w:t>clipse -&gt; File -&gt; Open Project</w:t>
+      </w:r>
+      <w:r>
+        <w:t xml:space="preserve"> from File System</w:t>
+      </w:r>
+      <w:r>
+        <w:t xml:space="preserve"> -&gt; Select Archive -&gt; Select the zip file</w:t>
+      </w:r>
+    </w:p>
+    <w:p>
+      <w:pPr>
+        <w:ind w:left="0" w:firstLine="0"/>
+      </w:pPr>
+      <w:r>
+        <w:lastRenderedPageBreak/>
+        <w:drawing>
+          <wp:inline distT="0" distB="0" distL="0" distR="0" wp14:anchorId="09C0DDE9" wp14:editId="2142E293">
+            <wp:extent cx="5943600" cy="4200525"/>
+            <wp:effectExtent l="0" t="0" r="0" b="9525"/>
+            <wp:docPr id="1038207914" name="Picture 1"/>
+            <wp:cNvGraphicFramePr>
+              <a:graphicFrameLocks xmlns:a="http://schemas.openxmlformats.org/drawingml/2006/main" noChangeAspect="1"/>
+            </wp:cNvGraphicFramePr>
+            <a:graphic xmlns:a="http://schemas.openxmlformats.org/drawingml/2006/main">
+              <a:graphicData uri="http://schemas.openxmlformats.org/drawingml/2006/picture">
+                <pic:pic xmlns:pic="http://schemas.openxmlformats.org/drawingml/2006/picture">
+                  <pic:nvPicPr>
+                    <pic:cNvPr id="1038207914" name=""/>
+                    <pic:cNvPicPr/>
+                  </pic:nvPicPr>
+                  <pic:blipFill>
+                    <a:blip r:embed="rId40"/>
+                    <a:stretch>
+                      <a:fillRect/>
+                    </a:stretch>
+                  </pic:blipFill>
+                  <pic:spPr>
+                    <a:xfrm>
+                      <a:off x="0" y="0"/>
+                      <a:ext cx="5943600" cy="4200525"/>
+                    </a:xfrm>
+                    <a:prstGeom prst="rect">
+                      <a:avLst/>
+                    </a:prstGeom>
+                  </pic:spPr>
+                </pic:pic>
+              </a:graphicData>
+            </a:graphic>
+          </wp:inline>
+        </w:drawing>
+      </w:r>
+    </w:p>
+    <w:p>
+      <w:pPr>
+        <w:ind w:left="0" w:firstLine="0"/>
+      </w:pPr>
+      <w:r>
+        <w:rPr>
+          <w:highlight w:val="yellow"/>
+        </w:rPr>
+        <w:t>Activity:</w:t>
+      </w:r>
+    </w:p>
+    <w:p>
+      <w:pPr>
+        <w:ind w:left="0" w:firstLine="0"/>
+      </w:pPr>
+      <w:r>
+        <w:t>Create a class Profile with id, name, phone and dob, then create a web service that returns a hard code profile object when you send a GET request</w:t>
+      </w:r>
+      <w:r>
+        <w:br/>
+        <w:t>expected output: JSON data</w:t>
+      </w:r>
+    </w:p>
+    <w:p>
+      <w:pPr>
+        <w:ind w:left="0" w:firstLine="0"/>
+      </w:pPr>
+    </w:p>
+    <w:p>
+      <w:pPr>
+        <w:ind w:left="0" w:firstLine="0"/>
+      </w:pPr>
+      <w:r>
+        <w:t>Developer -&gt; build -&gt; jar -&gt; deploy the jar using java -jar command</w:t>
+      </w:r>
+    </w:p>
+    <w:p>
+      <w:pPr>
+        <w:ind w:left="0" w:firstLine="0"/>
+      </w:pPr>
+    </w:p>
+    <w:p>
+      <w:pPr>
+        <w:ind w:left="0" w:firstLine="0"/>
+      </w:pPr>
+      <w:r>
+        <w:rPr>
+          <w:highlight w:val="yellow"/>
+        </w:rPr>
+        <w:t>HTTP methods:</w:t>
+      </w:r>
+    </w:p>
+    <w:p>
+      <w:pPr>
+        <w:pStyle w:val="ListParagraph"/>
+        <w:numPr>
+          <w:ilvl w:val="0"/>
+          <w:numId w:val="21"/>
+        </w:numPr>
+      </w:pPr>
+      <w:r>
+        <w:t xml:space="preserve">POST - CREATE </w:t>
+      </w:r>
+    </w:p>
+    <w:p>
+      <w:pPr>
+        <w:pStyle w:val="ListParagraph"/>
+        <w:numPr>
+          <w:ilvl w:val="0"/>
+          <w:numId w:val="21"/>
+        </w:numPr>
+      </w:pPr>
+      <w:r>
+        <w:t>GET - READ</w:t>
+      </w:r>
+    </w:p>
+    <w:p>
+      <w:pPr>
+        <w:pStyle w:val="ListParagraph"/>
+        <w:numPr>
+          <w:ilvl w:val="0"/>
+          <w:numId w:val="21"/>
+        </w:numPr>
+      </w:pPr>
+      <w:r>
+        <w:t>PUT - UPDATE entire resource</w:t>
+      </w:r>
+    </w:p>
+    <w:p>
+      <w:pPr>
+        <w:pStyle w:val="ListParagraph"/>
+        <w:numPr>
+          <w:ilvl w:val="0"/>
+          <w:numId w:val="21"/>
+        </w:numPr>
+      </w:pPr>
+      <w:r>
+        <w:t>PATCH - Partial UPDATE</w:t>
+      </w:r>
+    </w:p>
+    <w:p>
+      <w:pPr>
+        <w:pStyle w:val="ListParagraph"/>
+        <w:numPr>
+          <w:ilvl w:val="0"/>
+          <w:numId w:val="21"/>
+        </w:numPr>
+      </w:pPr>
+      <w:r>
+        <w:lastRenderedPageBreak/>
+        <w:t>DELETE - REMOVE</w:t>
+      </w:r>
+    </w:p>
+    <w:p>
+      <w:pPr>
+        <w:ind w:left="0" w:firstLine="0"/>
+      </w:pPr>
+      <w:r>
+        <w:t>Out of these GET method doesn’t support body while sending the request</w:t>
+      </w:r>
+    </w:p>
+    <w:p>
+      <w:pPr>
+        <w:ind w:left="0" w:firstLine="0"/>
+      </w:pPr>
+    </w:p>
+    <w:p>
+      <w:pPr>
+        <w:ind w:left="0" w:firstLine="0"/>
+      </w:pPr>
+      <w:r>
+        <w:drawing>
+          <wp:inline distT="0" distB="0" distL="0" distR="0" wp14:anchorId="04873AC0" wp14:editId="7ECCB4FE">
+            <wp:extent cx="5943600" cy="2485390"/>
+            <wp:effectExtent l="0" t="0" r="0" b="0"/>
+            <wp:docPr id="1531130547" name="Picture 1"/>
+            <wp:cNvGraphicFramePr>
+              <a:graphicFrameLocks xmlns:a="http://schemas.openxmlformats.org/drawingml/2006/main" noChangeAspect="1"/>
+            </wp:cNvGraphicFramePr>
+            <a:graphic xmlns:a="http://schemas.openxmlformats.org/drawingml/2006/main">
+              <a:graphicData uri="http://schemas.openxmlformats.org/drawingml/2006/picture">
+                <pic:pic xmlns:pic="http://schemas.openxmlformats.org/drawingml/2006/picture">
+                  <pic:nvPicPr>
+                    <pic:cNvPr id="1531130547" name=""/>
+                    <pic:cNvPicPr/>
+                  </pic:nvPicPr>
+                  <pic:blipFill>
+                    <a:blip r:embed="rId41"/>
+                    <a:stretch>
+                      <a:fillRect/>
+                    </a:stretch>
+                  </pic:blipFill>
+                  <pic:spPr>
+                    <a:xfrm>
+                      <a:off x="0" y="0"/>
+                      <a:ext cx="5943600" cy="2485390"/>
+                    </a:xfrm>
+                    <a:prstGeom prst="rect">
+                      <a:avLst/>
+                    </a:prstGeom>
+                  </pic:spPr>
+                </pic:pic>
+              </a:graphicData>
+            </a:graphic>
+          </wp:inline>
+        </w:drawing>
+      </w:r>
+    </w:p>
+    <w:p>
+      <w:pPr>
+        <w:ind w:left="0" w:firstLine="0"/>
+      </w:pPr>
+    </w:p>
+    <w:p>
+      <w:pPr>
+        <w:ind w:left="0" w:firstLine="0"/>
+      </w:pPr>
+      <w:r>
+        <w:rPr>
+          <w:highlight w:val="yellow"/>
+        </w:rPr>
+        <w:t>Implement POST &amp; PUT mapping</w:t>
+      </w:r>
+    </w:p>
+    <w:p>
+      <w:pPr>
+        <w:ind w:left="0" w:firstLine="0"/>
+      </w:pPr>
+      <w:r>
+        <w:drawing>
+          <wp:inline distT="0" distB="0" distL="0" distR="0" wp14:anchorId="3AD2F390" wp14:editId="6CFAE10A">
+            <wp:extent cx="5943600" cy="1718310"/>
+            <wp:effectExtent l="0" t="0" r="0" b="0"/>
+            <wp:docPr id="1021145526" name="Picture 1"/>
+            <wp:cNvGraphicFramePr>
+              <a:graphicFrameLocks xmlns:a="http://schemas.openxmlformats.org/drawingml/2006/main" noChangeAspect="1"/>
+            </wp:cNvGraphicFramePr>
+            <a:graphic xmlns:a="http://schemas.openxmlformats.org/drawingml/2006/main">
+              <a:graphicData uri="http://schemas.openxmlformats.org/drawingml/2006/picture">
+                <pic:pic xmlns:pic="http://schemas.openxmlformats.org/drawingml/2006/picture">
+                  <pic:nvPicPr>
+                    <pic:cNvPr id="1021145526" name=""/>
+                    <pic:cNvPicPr/>
+                  </pic:nvPicPr>
+                  <pic:blipFill>
+                    <a:blip r:embed="rId42"/>
+                    <a:stretch>
+                      <a:fillRect/>
+                    </a:stretch>
+                  </pic:blipFill>
+                  <pic:spPr>
+                    <a:xfrm>
+                      <a:off x="0" y="0"/>
+                      <a:ext cx="5943600" cy="1718310"/>
+                    </a:xfrm>
+                    <a:prstGeom prst="rect">
+                      <a:avLst/>
+                    </a:prstGeom>
+                  </pic:spPr>
+                </pic:pic>
+              </a:graphicData>
+            </a:graphic>
+          </wp:inline>
+        </w:drawing>
+      </w:r>
+    </w:p>
+    <w:p>
+      <w:pPr>
+        <w:ind w:left="0" w:firstLine="0"/>
+      </w:pPr>
+      <w:r>
+        <w:rPr>
+          <w:highlight w:val="yellow"/>
+        </w:rPr>
+        <w:t>Output:</w:t>
+      </w:r>
+    </w:p>
+    <w:p>
+      <w:pPr>
+        <w:ind w:left="0" w:firstLine="0"/>
+      </w:pPr>
+      <w:r>
+        <w:lastRenderedPageBreak/>
+        <w:drawing>
+          <wp:inline distT="0" distB="0" distL="0" distR="0" wp14:anchorId="253C162C" wp14:editId="437E7E77">
+            <wp:extent cx="5943600" cy="2098040"/>
+            <wp:effectExtent l="0" t="0" r="0" b="0"/>
+            <wp:docPr id="682690833" name="Picture 1"/>
+            <wp:cNvGraphicFramePr>
+              <a:graphicFrameLocks xmlns:a="http://schemas.openxmlformats.org/drawingml/2006/main" noChangeAspect="1"/>
+            </wp:cNvGraphicFramePr>
+            <a:graphic xmlns:a="http://schemas.openxmlformats.org/drawingml/2006/main">
+              <a:graphicData uri="http://schemas.openxmlformats.org/drawingml/2006/picture">
+                <pic:pic xmlns:pic="http://schemas.openxmlformats.org/drawingml/2006/picture">
+                  <pic:nvPicPr>
+                    <pic:cNvPr id="682690833" name=""/>
+                    <pic:cNvPicPr/>
+                  </pic:nvPicPr>
+                  <pic:blipFill>
+                    <a:blip r:embed="rId43"/>
+                    <a:stretch>
+                      <a:fillRect/>
+                    </a:stretch>
+                  </pic:blipFill>
+                  <pic:spPr>
+                    <a:xfrm>
+                      <a:off x="0" y="0"/>
+                      <a:ext cx="5943600" cy="2098040"/>
+                    </a:xfrm>
+                    <a:prstGeom prst="rect">
+                      <a:avLst/>
+                    </a:prstGeom>
+                  </pic:spPr>
+                </pic:pic>
+              </a:graphicData>
+            </a:graphic>
+          </wp:inline>
+        </w:drawing>
+      </w:r>
+    </w:p>
+    <w:p>
+      <w:pPr>
+        <w:ind w:left="0" w:firstLine="0"/>
+      </w:pPr>
+      <w:r>
+        <w:rPr>
+          <w:highlight w:val="yellow"/>
+        </w:rPr>
+        <w:t>Activity:</w:t>
+      </w:r>
+    </w:p>
+    <w:p>
+      <w:pPr>
+        <w:ind w:left="0" w:firstLine="0"/>
+      </w:pPr>
+      <w:r>
+        <w:t xml:space="preserve">Send a PUT request with phone number and profileId in the URL, read </w:t>
+      </w:r>
+      <w:r>
+        <w:t>those value</w:t>
+      </w:r>
+      <w:r>
+        <w:t xml:space="preserve"> in the webservice and return </w:t>
+      </w:r>
+      <w:r>
+        <w:t>them in string format</w:t>
+      </w:r>
+      <w:r>
+        <w:t xml:space="preserve"> just like post mapping </w:t>
+      </w:r>
+    </w:p>
+    <w:p>
+      <w:pPr>
+        <w:ind w:left="0" w:firstLine="0"/>
+      </w:pPr>
+      <w:r>
+        <w:rPr>
+          <w:highlight w:val="yellow"/>
+        </w:rPr>
+        <w:t>Input:</w:t>
+      </w:r>
+    </w:p>
+    <w:p>
+      <w:pPr>
+        <w:ind w:left="0" w:firstLine="0"/>
+      </w:pPr>
+      <w:r>
+        <w:t>api/update/10/8899099</w:t>
+      </w:r>
+    </w:p>
+    <w:p>
+      <w:pPr>
+        <w:ind w:left="0" w:firstLine="0"/>
+      </w:pPr>
+      <w:r>
+        <w:rPr>
+          <w:highlight w:val="yellow"/>
+        </w:rPr>
+        <w:t>Output:</w:t>
+      </w:r>
+    </w:p>
+    <w:p>
+      <w:pPr>
+        <w:ind w:left="0" w:firstLine="0"/>
+      </w:pPr>
+      <w:r>
+        <w:t>Updated phone: 8899099 for an id: 10</w:t>
+      </w:r>
     </w:p>
     <w:sectPr>
       <w:pgSz w:w="12240" w:h="15840"/>
@@ -4954,6 +5450,95 @@
     </w:lvl>
   </w:abstractNum>
   <w:abstractNum w:abstractNumId="7" w15:restartNumberingAfterBreak="0">
+    <w:nsid w:val="44CA2C52"/>
+    <w:multiLevelType w:val="hybridMultilevel"/>
+    <w:tmpl w:val="CE54277C"/>
+    <w:lvl w:ilvl="0" w:tplc="0409000F">
+      <w:start w:val="1"/>
+      <w:numFmt w:val="decimal"/>
+      <w:lvlText w:val="%1."/>
+      <w:lvlJc w:val="left"/>
+      <w:pPr>
+        <w:ind w:left="720" w:hanging="360"/>
+      </w:pPr>
+      <w:rPr>
+        <w:rFonts w:hint="default"/>
+      </w:rPr>
+    </w:lvl>
+    <w:lvl w:ilvl="1" w:tplc="04090019" w:tentative="1">
+      <w:start w:val="1"/>
+      <w:numFmt w:val="lowerLetter"/>
+      <w:lvlText w:val="%2."/>
+      <w:lvlJc w:val="left"/>
+      <w:pPr>
+        <w:ind w:left="1440" w:hanging="360"/>
+      </w:pPr>
+    </w:lvl>
+    <w:lvl w:ilvl="2" w:tplc="0409001B" w:tentative="1">
+      <w:start w:val="1"/>
+      <w:numFmt w:val="lowerRoman"/>
+      <w:lvlText w:val="%3."/>
+      <w:lvlJc w:val="right"/>
+      <w:pPr>
+        <w:ind w:left="2160" w:hanging="180"/>
+      </w:pPr>
+    </w:lvl>
+    <w:lvl w:ilvl="3" w:tplc="0409000F" w:tentative="1">
+      <w:start w:val="1"/>
+      <w:numFmt w:val="decimal"/>
+      <w:lvlText w:val="%4."/>
+      <w:lvlJc w:val="left"/>
+      <w:pPr>
+        <w:ind w:left="2880" w:hanging="360"/>
+      </w:pPr>
+    </w:lvl>
+    <w:lvl w:ilvl="4" w:tplc="04090019" w:tentative="1">
+      <w:start w:val="1"/>
+      <w:numFmt w:val="lowerLetter"/>
+      <w:lvlText w:val="%5."/>
+      <w:lvlJc w:val="left"/>
+      <w:pPr>
+        <w:ind w:left="3600" w:hanging="360"/>
+      </w:pPr>
+    </w:lvl>
+    <w:lvl w:ilvl="5" w:tplc="0409001B" w:tentative="1">
+      <w:start w:val="1"/>
+      <w:numFmt w:val="lowerRoman"/>
+      <w:lvlText w:val="%6."/>
+      <w:lvlJc w:val="right"/>
+      <w:pPr>
+        <w:ind w:left="4320" w:hanging="180"/>
+      </w:pPr>
+    </w:lvl>
+    <w:lvl w:ilvl="6" w:tplc="0409000F" w:tentative="1">
+      <w:start w:val="1"/>
+      <w:numFmt w:val="decimal"/>
+      <w:lvlText w:val="%7."/>
+      <w:lvlJc w:val="left"/>
+      <w:pPr>
+        <w:ind w:left="5040" w:hanging="360"/>
+      </w:pPr>
+    </w:lvl>
+    <w:lvl w:ilvl="7" w:tplc="04090019" w:tentative="1">
+      <w:start w:val="1"/>
+      <w:numFmt w:val="lowerLetter"/>
+      <w:lvlText w:val="%8."/>
+      <w:lvlJc w:val="left"/>
+      <w:pPr>
+        <w:ind w:left="5760" w:hanging="360"/>
+      </w:pPr>
+    </w:lvl>
+    <w:lvl w:ilvl="8" w:tplc="0409001B" w:tentative="1">
+      <w:start w:val="1"/>
+      <w:numFmt w:val="lowerRoman"/>
+      <w:lvlText w:val="%9."/>
+      <w:lvlJc w:val="right"/>
+      <w:pPr>
+        <w:ind w:left="6480" w:hanging="180"/>
+      </w:pPr>
+    </w:lvl>
+  </w:abstractNum>
+  <w:abstractNum w:abstractNumId="8" w15:restartNumberingAfterBreak="0">
     <w:nsid w:val="46044801"/>
     <w:multiLevelType w:val="hybridMultilevel"/>
     <w:tmpl w:val="5ACEF4C4"/>
@@ -5042,7 +5627,7 @@
       </w:pPr>
     </w:lvl>
   </w:abstractNum>
-  <w:abstractNum w:abstractNumId="8" w15:restartNumberingAfterBreak="0">
+  <w:abstractNum w:abstractNumId="9" w15:restartNumberingAfterBreak="0">
     <w:nsid w:val="4AC07085"/>
     <w:multiLevelType w:val="hybridMultilevel"/>
     <w:tmpl w:val="3C1447BA"/>
@@ -5131,7 +5716,185 @@
       </w:pPr>
     </w:lvl>
   </w:abstractNum>
-  <w:abstractNum w:abstractNumId="9" w15:restartNumberingAfterBreak="0">
+  <w:abstractNum w:abstractNumId="10" w15:restartNumberingAfterBreak="0">
+    <w:nsid w:val="4FAA6A76"/>
+    <w:multiLevelType w:val="hybridMultilevel"/>
+    <w:tmpl w:val="E74AB79A"/>
+    <w:lvl w:ilvl="0" w:tplc="0409000F">
+      <w:start w:val="1"/>
+      <w:numFmt w:val="decimal"/>
+      <w:lvlText w:val="%1."/>
+      <w:lvlJc w:val="left"/>
+      <w:pPr>
+        <w:ind w:left="720" w:hanging="360"/>
+      </w:pPr>
+      <w:rPr>
+        <w:rFonts w:hint="default"/>
+      </w:rPr>
+    </w:lvl>
+    <w:lvl w:ilvl="1" w:tplc="04090019" w:tentative="1">
+      <w:start w:val="1"/>
+      <w:numFmt w:val="lowerLetter"/>
+      <w:lvlText w:val="%2."/>
+      <w:lvlJc w:val="left"/>
+      <w:pPr>
+        <w:ind w:left="1440" w:hanging="360"/>
+      </w:pPr>
+    </w:lvl>
+    <w:lvl w:ilvl="2" w:tplc="0409001B" w:tentative="1">
+      <w:start w:val="1"/>
+      <w:numFmt w:val="lowerRoman"/>
+      <w:lvlText w:val="%3."/>
+      <w:lvlJc w:val="right"/>
+      <w:pPr>
+        <w:ind w:left="2160" w:hanging="180"/>
+      </w:pPr>
+    </w:lvl>
+    <w:lvl w:ilvl="3" w:tplc="0409000F" w:tentative="1">
+      <w:start w:val="1"/>
+      <w:numFmt w:val="decimal"/>
+      <w:lvlText w:val="%4."/>
+      <w:lvlJc w:val="left"/>
+      <w:pPr>
+        <w:ind w:left="2880" w:hanging="360"/>
+      </w:pPr>
+    </w:lvl>
+    <w:lvl w:ilvl="4" w:tplc="04090019" w:tentative="1">
+      <w:start w:val="1"/>
+      <w:numFmt w:val="lowerLetter"/>
+      <w:lvlText w:val="%5."/>
+      <w:lvlJc w:val="left"/>
+      <w:pPr>
+        <w:ind w:left="3600" w:hanging="360"/>
+      </w:pPr>
+    </w:lvl>
+    <w:lvl w:ilvl="5" w:tplc="0409001B" w:tentative="1">
+      <w:start w:val="1"/>
+      <w:numFmt w:val="lowerRoman"/>
+      <w:lvlText w:val="%6."/>
+      <w:lvlJc w:val="right"/>
+      <w:pPr>
+        <w:ind w:left="4320" w:hanging="180"/>
+      </w:pPr>
+    </w:lvl>
+    <w:lvl w:ilvl="6" w:tplc="0409000F" w:tentative="1">
+      <w:start w:val="1"/>
+      <w:numFmt w:val="decimal"/>
+      <w:lvlText w:val="%7."/>
+      <w:lvlJc w:val="left"/>
+      <w:pPr>
+        <w:ind w:left="5040" w:hanging="360"/>
+      </w:pPr>
+    </w:lvl>
+    <w:lvl w:ilvl="7" w:tplc="04090019" w:tentative="1">
+      <w:start w:val="1"/>
+      <w:numFmt w:val="lowerLetter"/>
+      <w:lvlText w:val="%8."/>
+      <w:lvlJc w:val="left"/>
+      <w:pPr>
+        <w:ind w:left="5760" w:hanging="360"/>
+      </w:pPr>
+    </w:lvl>
+    <w:lvl w:ilvl="8" w:tplc="0409001B" w:tentative="1">
+      <w:start w:val="1"/>
+      <w:numFmt w:val="lowerRoman"/>
+      <w:lvlText w:val="%9."/>
+      <w:lvlJc w:val="right"/>
+      <w:pPr>
+        <w:ind w:left="6480" w:hanging="180"/>
+      </w:pPr>
+    </w:lvl>
+  </w:abstractNum>
+  <w:abstractNum w:abstractNumId="11" w15:restartNumberingAfterBreak="0">
+    <w:nsid w:val="51370263"/>
+    <w:multiLevelType w:val="hybridMultilevel"/>
+    <w:tmpl w:val="A19EA814"/>
+    <w:lvl w:ilvl="0" w:tplc="0409000F">
+      <w:start w:val="1"/>
+      <w:numFmt w:val="decimal"/>
+      <w:lvlText w:val="%1."/>
+      <w:lvlJc w:val="left"/>
+      <w:pPr>
+        <w:ind w:left="720" w:hanging="360"/>
+      </w:pPr>
+      <w:rPr>
+        <w:rFonts w:hint="default"/>
+      </w:rPr>
+    </w:lvl>
+    <w:lvl w:ilvl="1" w:tplc="04090019" w:tentative="1">
+      <w:start w:val="1"/>
+      <w:numFmt w:val="lowerLetter"/>
+      <w:lvlText w:val="%2."/>
+      <w:lvlJc w:val="left"/>
+      <w:pPr>
+        <w:ind w:left="1440" w:hanging="360"/>
+      </w:pPr>
+    </w:lvl>
+    <w:lvl w:ilvl="2" w:tplc="0409001B" w:tentative="1">
+      <w:start w:val="1"/>
+      <w:numFmt w:val="lowerRoman"/>
+      <w:lvlText w:val="%3."/>
+      <w:lvlJc w:val="right"/>
+      <w:pPr>
+        <w:ind w:left="2160" w:hanging="180"/>
+      </w:pPr>
+    </w:lvl>
+    <w:lvl w:ilvl="3" w:tplc="0409000F" w:tentative="1">
+      <w:start w:val="1"/>
+      <w:numFmt w:val="decimal"/>
+      <w:lvlText w:val="%4."/>
+      <w:lvlJc w:val="left"/>
+      <w:pPr>
+        <w:ind w:left="2880" w:hanging="360"/>
+      </w:pPr>
+    </w:lvl>
+    <w:lvl w:ilvl="4" w:tplc="04090019" w:tentative="1">
+      <w:start w:val="1"/>
+      <w:numFmt w:val="lowerLetter"/>
+      <w:lvlText w:val="%5."/>
+      <w:lvlJc w:val="left"/>
+      <w:pPr>
+        <w:ind w:left="3600" w:hanging="360"/>
+      </w:pPr>
+    </w:lvl>
+    <w:lvl w:ilvl="5" w:tplc="0409001B" w:tentative="1">
+      <w:start w:val="1"/>
+      <w:numFmt w:val="lowerRoman"/>
+      <w:lvlText w:val="%6."/>
+      <w:lvlJc w:val="right"/>
+      <w:pPr>
+        <w:ind w:left="4320" w:hanging="180"/>
+      </w:pPr>
+    </w:lvl>
+    <w:lvl w:ilvl="6" w:tplc="0409000F" w:tentative="1">
+      <w:start w:val="1"/>
+      <w:numFmt w:val="decimal"/>
+      <w:lvlText w:val="%7."/>
+      <w:lvlJc w:val="left"/>
+      <w:pPr>
+        <w:ind w:left="5040" w:hanging="360"/>
+      </w:pPr>
+    </w:lvl>
+    <w:lvl w:ilvl="7" w:tplc="04090019" w:tentative="1">
+      <w:start w:val="1"/>
+      <w:numFmt w:val="lowerLetter"/>
+      <w:lvlText w:val="%8."/>
+      <w:lvlJc w:val="left"/>
+      <w:pPr>
+        <w:ind w:left="5760" w:hanging="360"/>
+      </w:pPr>
+    </w:lvl>
+    <w:lvl w:ilvl="8" w:tplc="0409001B" w:tentative="1">
+      <w:start w:val="1"/>
+      <w:numFmt w:val="lowerRoman"/>
+      <w:lvlText w:val="%9."/>
+      <w:lvlJc w:val="right"/>
+      <w:pPr>
+        <w:ind w:left="6480" w:hanging="180"/>
+      </w:pPr>
+    </w:lvl>
+  </w:abstractNum>
+  <w:abstractNum w:abstractNumId="12" w15:restartNumberingAfterBreak="0">
     <w:nsid w:val="582E2516"/>
     <w:multiLevelType w:val="hybridMultilevel"/>
     <w:tmpl w:val="E55C935C"/>
@@ -5220,7 +5983,7 @@
       </w:pPr>
     </w:lvl>
   </w:abstractNum>
-  <w:abstractNum w:abstractNumId="10" w15:restartNumberingAfterBreak="0">
+  <w:abstractNum w:abstractNumId="13" w15:restartNumberingAfterBreak="0">
     <w:nsid w:val="58EC0FA2"/>
     <w:multiLevelType w:val="hybridMultilevel"/>
     <w:tmpl w:val="CE3EAE10"/>
@@ -5309,7 +6072,96 @@
       </w:pPr>
     </w:lvl>
   </w:abstractNum>
-  <w:abstractNum w:abstractNumId="11" w15:restartNumberingAfterBreak="0">
+  <w:abstractNum w:abstractNumId="14" w15:restartNumberingAfterBreak="0">
+    <w:nsid w:val="5B3F3CEC"/>
+    <w:multiLevelType w:val="hybridMultilevel"/>
+    <w:tmpl w:val="71460F90"/>
+    <w:lvl w:ilvl="0" w:tplc="0409000F">
+      <w:start w:val="1"/>
+      <w:numFmt w:val="decimal"/>
+      <w:lvlText w:val="%1."/>
+      <w:lvlJc w:val="left"/>
+      <w:pPr>
+        <w:ind w:left="720" w:hanging="360"/>
+      </w:pPr>
+      <w:rPr>
+        <w:rFonts w:hint="default"/>
+      </w:rPr>
+    </w:lvl>
+    <w:lvl w:ilvl="1" w:tplc="04090019" w:tentative="1">
+      <w:start w:val="1"/>
+      <w:numFmt w:val="lowerLetter"/>
+      <w:lvlText w:val="%2."/>
+      <w:lvlJc w:val="left"/>
+      <w:pPr>
+        <w:ind w:left="1440" w:hanging="360"/>
+      </w:pPr>
+    </w:lvl>
+    <w:lvl w:ilvl="2" w:tplc="0409001B" w:tentative="1">
+      <w:start w:val="1"/>
+      <w:numFmt w:val="lowerRoman"/>
+      <w:lvlText w:val="%3."/>
+      <w:lvlJc w:val="right"/>
+      <w:pPr>
+        <w:ind w:left="2160" w:hanging="180"/>
+      </w:pPr>
+    </w:lvl>
+    <w:lvl w:ilvl="3" w:tplc="0409000F" w:tentative="1">
+      <w:start w:val="1"/>
+      <w:numFmt w:val="decimal"/>
+      <w:lvlText w:val="%4."/>
+      <w:lvlJc w:val="left"/>
+      <w:pPr>
+        <w:ind w:left="2880" w:hanging="360"/>
+      </w:pPr>
+    </w:lvl>
+    <w:lvl w:ilvl="4" w:tplc="04090019" w:tentative="1">
+      <w:start w:val="1"/>
+      <w:numFmt w:val="lowerLetter"/>
+      <w:lvlText w:val="%5."/>
+      <w:lvlJc w:val="left"/>
+      <w:pPr>
+        <w:ind w:left="3600" w:hanging="360"/>
+      </w:pPr>
+    </w:lvl>
+    <w:lvl w:ilvl="5" w:tplc="0409001B" w:tentative="1">
+      <w:start w:val="1"/>
+      <w:numFmt w:val="lowerRoman"/>
+      <w:lvlText w:val="%6."/>
+      <w:lvlJc w:val="right"/>
+      <w:pPr>
+        <w:ind w:left="4320" w:hanging="180"/>
+      </w:pPr>
+    </w:lvl>
+    <w:lvl w:ilvl="6" w:tplc="0409000F" w:tentative="1">
+      <w:start w:val="1"/>
+      <w:numFmt w:val="decimal"/>
+      <w:lvlText w:val="%7."/>
+      <w:lvlJc w:val="left"/>
+      <w:pPr>
+        <w:ind w:left="5040" w:hanging="360"/>
+      </w:pPr>
+    </w:lvl>
+    <w:lvl w:ilvl="7" w:tplc="04090019" w:tentative="1">
+      <w:start w:val="1"/>
+      <w:numFmt w:val="lowerLetter"/>
+      <w:lvlText w:val="%8."/>
+      <w:lvlJc w:val="left"/>
+      <w:pPr>
+        <w:ind w:left="5760" w:hanging="360"/>
+      </w:pPr>
+    </w:lvl>
+    <w:lvl w:ilvl="8" w:tplc="0409001B" w:tentative="1">
+      <w:start w:val="1"/>
+      <w:numFmt w:val="lowerRoman"/>
+      <w:lvlText w:val="%9."/>
+      <w:lvlJc w:val="right"/>
+      <w:pPr>
+        <w:ind w:left="6480" w:hanging="180"/>
+      </w:pPr>
+    </w:lvl>
+  </w:abstractNum>
+  <w:abstractNum w:abstractNumId="15" w15:restartNumberingAfterBreak="0">
     <w:nsid w:val="5ED30FF7"/>
     <w:multiLevelType w:val="hybridMultilevel"/>
     <w:tmpl w:val="B3AC66B8"/>
@@ -5398,7 +6250,209 @@
       </w:pPr>
     </w:lvl>
   </w:abstractNum>
-  <w:abstractNum w:abstractNumId="12" w15:restartNumberingAfterBreak="0">
+  <w:abstractNum w:abstractNumId="16" w15:restartNumberingAfterBreak="0">
+    <w:nsid w:val="6561046C"/>
+    <w:multiLevelType w:val="hybridMultilevel"/>
+    <w:tmpl w:val="54BC4562"/>
+    <w:lvl w:ilvl="0" w:tplc="0409000F">
+      <w:start w:val="1"/>
+      <w:numFmt w:val="decimal"/>
+      <w:lvlText w:val="%1."/>
+      <w:lvlJc w:val="left"/>
+      <w:pPr>
+        <w:ind w:left="720" w:hanging="360"/>
+      </w:pPr>
+      <w:rPr>
+        <w:rFonts w:hint="default"/>
+      </w:rPr>
+    </w:lvl>
+    <w:lvl w:ilvl="1" w:tplc="04090019" w:tentative="1">
+      <w:start w:val="1"/>
+      <w:numFmt w:val="lowerLetter"/>
+      <w:lvlText w:val="%2."/>
+      <w:lvlJc w:val="left"/>
+      <w:pPr>
+        <w:ind w:left="1440" w:hanging="360"/>
+      </w:pPr>
+    </w:lvl>
+    <w:lvl w:ilvl="2" w:tplc="0409001B" w:tentative="1">
+      <w:start w:val="1"/>
+      <w:numFmt w:val="lowerRoman"/>
+      <w:lvlText w:val="%3."/>
+      <w:lvlJc w:val="right"/>
+      <w:pPr>
+        <w:ind w:left="2160" w:hanging="180"/>
+      </w:pPr>
+    </w:lvl>
+    <w:lvl w:ilvl="3" w:tplc="0409000F" w:tentative="1">
+      <w:start w:val="1"/>
+      <w:numFmt w:val="decimal"/>
+      <w:lvlText w:val="%4."/>
+      <w:lvlJc w:val="left"/>
+      <w:pPr>
+        <w:ind w:left="2880" w:hanging="360"/>
+      </w:pPr>
+    </w:lvl>
+    <w:lvl w:ilvl="4" w:tplc="04090019" w:tentative="1">
+      <w:start w:val="1"/>
+      <w:numFmt w:val="lowerLetter"/>
+      <w:lvlText w:val="%5."/>
+      <w:lvlJc w:val="left"/>
+      <w:pPr>
+        <w:ind w:left="3600" w:hanging="360"/>
+      </w:pPr>
+    </w:lvl>
+    <w:lvl w:ilvl="5" w:tplc="0409001B" w:tentative="1">
+      <w:start w:val="1"/>
+      <w:numFmt w:val="lowerRoman"/>
+      <w:lvlText w:val="%6."/>
+      <w:lvlJc w:val="right"/>
+      <w:pPr>
+        <w:ind w:left="4320" w:hanging="180"/>
+      </w:pPr>
+    </w:lvl>
+    <w:lvl w:ilvl="6" w:tplc="0409000F" w:tentative="1">
+      <w:start w:val="1"/>
+      <w:numFmt w:val="decimal"/>
+      <w:lvlText w:val="%7."/>
+      <w:lvlJc w:val="left"/>
+      <w:pPr>
+        <w:ind w:left="5040" w:hanging="360"/>
+      </w:pPr>
+    </w:lvl>
+    <w:lvl w:ilvl="7" w:tplc="04090019" w:tentative="1">
+      <w:start w:val="1"/>
+      <w:numFmt w:val="lowerLetter"/>
+      <w:lvlText w:val="%8."/>
+      <w:lvlJc w:val="left"/>
+      <w:pPr>
+        <w:ind w:left="5760" w:hanging="360"/>
+      </w:pPr>
+    </w:lvl>
+    <w:lvl w:ilvl="8" w:tplc="0409001B" w:tentative="1">
+      <w:start w:val="1"/>
+      <w:numFmt w:val="lowerRoman"/>
+      <w:lvlText w:val="%9."/>
+      <w:lvlJc w:val="right"/>
+      <w:pPr>
+        <w:ind w:left="6480" w:hanging="180"/>
+      </w:pPr>
+    </w:lvl>
+  </w:abstractNum>
+  <w:abstractNum w:abstractNumId="17" w15:restartNumberingAfterBreak="0">
+    <w:nsid w:val="676E2B6B"/>
+    <w:multiLevelType w:val="hybridMultilevel"/>
+    <w:tmpl w:val="E7204440"/>
+    <w:lvl w:ilvl="0" w:tplc="13786818">
+      <w:start w:val="5"/>
+      <w:numFmt w:val="bullet"/>
+      <w:lvlText w:val="-"/>
+      <w:lvlJc w:val="left"/>
+      <w:pPr>
+        <w:ind w:left="720" w:hanging="360"/>
+      </w:pPr>
+      <w:rPr>
+        <w:rFonts w:ascii="Franklin Gothic Book" w:eastAsiaTheme="minorHAnsi" w:hAnsi="Franklin Gothic Book" w:cstheme="minorBidi" w:hint="default"/>
+      </w:rPr>
+    </w:lvl>
+    <w:lvl w:ilvl="1" w:tplc="04090003" w:tentative="1">
+      <w:start w:val="1"/>
+      <w:numFmt w:val="bullet"/>
+      <w:lvlText w:val="o"/>
+      <w:lvlJc w:val="left"/>
+      <w:pPr>
+        <w:ind w:left="1440" w:hanging="360"/>
+      </w:pPr>
+      <w:rPr>
+        <w:rFonts w:ascii="Courier New" w:hAnsi="Courier New" w:cs="Courier New" w:hint="default"/>
+      </w:rPr>
+    </w:lvl>
+    <w:lvl w:ilvl="2" w:tplc="04090005" w:tentative="1">
+      <w:start w:val="1"/>
+      <w:numFmt w:val="bullet"/>
+      <w:lvlText w:val=""/>
+      <w:lvlJc w:val="left"/>
+      <w:pPr>
+        <w:ind w:left="2160" w:hanging="360"/>
+      </w:pPr>
+      <w:rPr>
+        <w:rFonts w:ascii="Wingdings" w:hAnsi="Wingdings" w:hint="default"/>
+      </w:rPr>
+    </w:lvl>
+    <w:lvl w:ilvl="3" w:tplc="04090001" w:tentative="1">
+      <w:start w:val="1"/>
+      <w:numFmt w:val="bullet"/>
+      <w:lvlText w:val=""/>
+      <w:lvlJc w:val="left"/>
+      <w:pPr>
+        <w:ind w:left="2880" w:hanging="360"/>
+      </w:pPr>
+      <w:rPr>
+        <w:rFonts w:ascii="Symbol" w:hAnsi="Symbol" w:hint="default"/>
+      </w:rPr>
+    </w:lvl>
+    <w:lvl w:ilvl="4" w:tplc="04090003" w:tentative="1">
+      <w:start w:val="1"/>
+      <w:numFmt w:val="bullet"/>
+      <w:lvlText w:val="o"/>
+      <w:lvlJc w:val="left"/>
+      <w:pPr>
+        <w:ind w:left="3600" w:hanging="360"/>
+      </w:pPr>
+      <w:rPr>
+        <w:rFonts w:ascii="Courier New" w:hAnsi="Courier New" w:cs="Courier New" w:hint="default"/>
+      </w:rPr>
+    </w:lvl>
+    <w:lvl w:ilvl="5" w:tplc="04090005" w:tentative="1">
+      <w:start w:val="1"/>
+      <w:numFmt w:val="bullet"/>
+      <w:lvlText w:val=""/>
+      <w:lvlJc w:val="left"/>
+      <w:pPr>
+        <w:ind w:left="4320" w:hanging="360"/>
+      </w:pPr>
+      <w:rPr>
+        <w:rFonts w:ascii="Wingdings" w:hAnsi="Wingdings" w:hint="default"/>
+      </w:rPr>
+    </w:lvl>
+    <w:lvl w:ilvl="6" w:tplc="04090001" w:tentative="1">
+      <w:start w:val="1"/>
+      <w:numFmt w:val="bullet"/>
+      <w:lvlText w:val=""/>
+      <w:lvlJc w:val="left"/>
+      <w:pPr>
+        <w:ind w:left="5040" w:hanging="360"/>
+      </w:pPr>
+      <w:rPr>
+        <w:rFonts w:ascii="Symbol" w:hAnsi="Symbol" w:hint="default"/>
+      </w:rPr>
+    </w:lvl>
+    <w:lvl w:ilvl="7" w:tplc="04090003" w:tentative="1">
+      <w:start w:val="1"/>
+      <w:numFmt w:val="bullet"/>
+      <w:lvlText w:val="o"/>
+      <w:lvlJc w:val="left"/>
+      <w:pPr>
+        <w:ind w:left="5760" w:hanging="360"/>
+      </w:pPr>
+      <w:rPr>
+        <w:rFonts w:ascii="Courier New" w:hAnsi="Courier New" w:cs="Courier New" w:hint="default"/>
+      </w:rPr>
+    </w:lvl>
+    <w:lvl w:ilvl="8" w:tplc="04090005" w:tentative="1">
+      <w:start w:val="1"/>
+      <w:numFmt w:val="bullet"/>
+      <w:lvlText w:val=""/>
+      <w:lvlJc w:val="left"/>
+      <w:pPr>
+        <w:ind w:left="6480" w:hanging="360"/>
+      </w:pPr>
+      <w:rPr>
+        <w:rFonts w:ascii="Wingdings" w:hAnsi="Wingdings" w:hint="default"/>
+      </w:rPr>
+    </w:lvl>
+  </w:abstractNum>
+  <w:abstractNum w:abstractNumId="18" w15:restartNumberingAfterBreak="0">
     <w:nsid w:val="6F9628B0"/>
     <w:multiLevelType w:val="hybridMultilevel"/>
     <w:tmpl w:val="58B2F9FA"/>
@@ -5487,7 +6541,7 @@
       </w:pPr>
     </w:lvl>
   </w:abstractNum>
-  <w:abstractNum w:abstractNumId="13" w15:restartNumberingAfterBreak="0">
+  <w:abstractNum w:abstractNumId="19" w15:restartNumberingAfterBreak="0">
     <w:nsid w:val="78CF66F5"/>
     <w:multiLevelType w:val="hybridMultilevel"/>
     <w:tmpl w:val="FD460E22"/>
@@ -5576,7 +6630,7 @@
       </w:pPr>
     </w:lvl>
   </w:abstractNum>
-  <w:abstractNum w:abstractNumId="14" w15:restartNumberingAfterBreak="0">
+  <w:abstractNum w:abstractNumId="20" w15:restartNumberingAfterBreak="0">
     <w:nsid w:val="7DB613C1"/>
     <w:multiLevelType w:val="hybridMultilevel"/>
     <w:tmpl w:val="CE10F88C"/>
@@ -5669,7 +6723,7 @@
     <w:abstractNumId w:val="1"/>
   </w:num>
   <w:num w:numId="2" w16cid:durableId="1596203068">
-    <w:abstractNumId w:val="10"/>
+    <w:abstractNumId w:val="13"/>
   </w:num>
   <w:num w:numId="3" w16cid:durableId="1960138834">
     <w:abstractNumId w:val="4"/>
@@ -5678,19 +6732,19 @@
     <w:abstractNumId w:val="6"/>
   </w:num>
   <w:num w:numId="5" w16cid:durableId="1785925703">
-    <w:abstractNumId w:val="12"/>
+    <w:abstractNumId w:val="18"/>
   </w:num>
   <w:num w:numId="6" w16cid:durableId="1729105484">
-    <w:abstractNumId w:val="8"/>
+    <w:abstractNumId w:val="9"/>
   </w:num>
   <w:num w:numId="7" w16cid:durableId="34280185">
-    <w:abstractNumId w:val="13"/>
+    <w:abstractNumId w:val="19"/>
   </w:num>
   <w:num w:numId="8" w16cid:durableId="1777092839">
     <w:abstractNumId w:val="0"/>
   </w:num>
   <w:num w:numId="9" w16cid:durableId="758718524">
-    <w:abstractNumId w:val="14"/>
+    <w:abstractNumId w:val="20"/>
   </w:num>
   <w:num w:numId="10" w16cid:durableId="160897060">
     <w:abstractNumId w:val="3"/>
@@ -5699,16 +6753,34 @@
     <w:abstractNumId w:val="2"/>
   </w:num>
   <w:num w:numId="12" w16cid:durableId="1721898317">
-    <w:abstractNumId w:val="11"/>
+    <w:abstractNumId w:val="15"/>
   </w:num>
   <w:num w:numId="13" w16cid:durableId="120151737">
-    <w:abstractNumId w:val="7"/>
+    <w:abstractNumId w:val="8"/>
   </w:num>
   <w:num w:numId="14" w16cid:durableId="1319262171">
     <w:abstractNumId w:val="5"/>
   </w:num>
   <w:num w:numId="15" w16cid:durableId="1268582426">
-    <w:abstractNumId w:val="9"/>
+    <w:abstractNumId w:val="12"/>
+  </w:num>
+  <w:num w:numId="16" w16cid:durableId="2088308342">
+    <w:abstractNumId w:val="17"/>
+  </w:num>
+  <w:num w:numId="17" w16cid:durableId="1731228637">
+    <w:abstractNumId w:val="16"/>
+  </w:num>
+  <w:num w:numId="18" w16cid:durableId="1541242673">
+    <w:abstractNumId w:val="11"/>
+  </w:num>
+  <w:num w:numId="19" w16cid:durableId="654335855">
+    <w:abstractNumId w:val="10"/>
+  </w:num>
+  <w:num w:numId="20" w16cid:durableId="1070467808">
+    <w:abstractNumId w:val="7"/>
+  </w:num>
+  <w:num w:numId="21" w16cid:durableId="1911192305">
+    <w:abstractNumId w:val="14"/>
   </w:num>
 </w:numbering>
 </file>

--- a/Phase 3 Api Endpoints.docx
+++ b/Phase 3 Api Endpoints.docx
@@ -4427,6 +4427,9 @@
         <w:ind w:left="0" w:firstLine="0"/>
       </w:pPr>
       <w:r>
+        <w:rPr>
+          <w:noProof/>
+        </w:rPr>
         <w:lastRenderedPageBreak/>
         <w:drawing>
           <wp:inline distT="0" distB="0" distL="0" distR="0" wp14:anchorId="09C0DDE9" wp14:editId="2142E293">
@@ -4596,6 +4599,9 @@
         <w:ind w:left="0" w:firstLine="0"/>
       </w:pPr>
       <w:r>
+        <w:rPr>
+          <w:noProof/>
+        </w:rPr>
         <w:drawing>
           <wp:inline distT="0" distB="0" distL="0" distR="0" wp14:anchorId="04873AC0" wp14:editId="7ECCB4FE">
             <wp:extent cx="5943600" cy="2485390"/>
@@ -4654,6 +4660,9 @@
         <w:ind w:left="0" w:firstLine="0"/>
       </w:pPr>
       <w:r>
+        <w:rPr>
+          <w:noProof/>
+        </w:rPr>
         <w:drawing>
           <wp:inline distT="0" distB="0" distL="0" distR="0" wp14:anchorId="3AD2F390" wp14:editId="6CFAE10A">
             <wp:extent cx="5943600" cy="1718310"/>
@@ -4707,6 +4716,9 @@
         <w:ind w:left="0" w:firstLine="0"/>
       </w:pPr>
       <w:r>
+        <w:rPr>
+          <w:noProof/>
+        </w:rPr>
         <w:lastRenderedPageBreak/>
         <w:drawing>
           <wp:inline distT="0" distB="0" distL="0" distR="0" wp14:anchorId="253C162C" wp14:editId="437E7E77">
@@ -4814,6 +4826,864 @@
         <w:t>Updated phone: 8899099 for an id: 10</w:t>
       </w:r>
     </w:p>
+    <w:p>
+      <w:pPr>
+        <w:ind w:left="0" w:firstLine="0"/>
+      </w:pPr>
+      <w:r>
+        <w:rPr>
+          <w:highlight w:val="yellow"/>
+        </w:rPr>
+        <w:t>Spring Data JPA</w:t>
+      </w:r>
+    </w:p>
+    <w:p>
+      <w:pPr>
+        <w:ind w:left="0" w:firstLine="0"/>
+      </w:pPr>
+      <w:r>
+        <w:t>JPA stands for Java Persistence API</w:t>
+      </w:r>
+      <w:r>
+        <w:t xml:space="preserve">, it provides a mechanism to directly map </w:t>
+      </w:r>
+      <w:r>
+        <w:t>J</w:t>
+      </w:r>
+      <w:r>
+        <w:t xml:space="preserve">ava objects to the database which avoids type conversion, SQL queries </w:t>
+      </w:r>
+    </w:p>
+    <w:p>
+      <w:pPr>
+        <w:ind w:left="0" w:firstLine="0"/>
+      </w:pPr>
+      <w:r>
+        <w:t>With Spring Data JPA you don’t need to write DAO classes</w:t>
+      </w:r>
+      <w:r>
+        <w:t>.</w:t>
+      </w:r>
+    </w:p>
+    <w:p>
+      <w:pPr>
+        <w:ind w:left="0" w:firstLine="0"/>
+      </w:pPr>
+      <w:r>
+        <w:t>You just create interfaces by extending the interfaces provided by Spring Data JPA and spring writes implementation automatically.</w:t>
+      </w:r>
+    </w:p>
+    <w:p>
+      <w:pPr>
+        <w:ind w:left="0" w:firstLine="0"/>
+      </w:pPr>
+      <w:r>
+        <w:t>It gives built-in interfaces with all the major DB operations like insert, update, delete, find and so on</w:t>
+      </w:r>
+      <w:r>
+        <w:t>, below are the interfaces</w:t>
+      </w:r>
+    </w:p>
+    <w:p>
+      <w:pPr>
+        <w:pStyle w:val="ListParagraph"/>
+        <w:numPr>
+          <w:ilvl w:val="0"/>
+          <w:numId w:val="22"/>
+        </w:numPr>
+      </w:pPr>
+      <w:r>
+        <w:t>CrudRepository&lt;T, ID&gt;</w:t>
+      </w:r>
+    </w:p>
+    <w:p>
+      <w:pPr>
+        <w:pStyle w:val="ListParagraph"/>
+        <w:numPr>
+          <w:ilvl w:val="0"/>
+          <w:numId w:val="22"/>
+        </w:numPr>
+      </w:pPr>
+      <w:r>
+        <w:t>JpaRepository&lt;T,ID&gt; extends CrudRepository&lt;T, ID&gt;</w:t>
+      </w:r>
+    </w:p>
+    <w:p>
+      <w:pPr>
+        <w:ind w:left="360" w:firstLine="0"/>
+      </w:pPr>
+      <w:r>
+        <w:lastRenderedPageBreak/>
+        <w:t>T is an entity class name.</w:t>
+      </w:r>
+    </w:p>
+    <w:p>
+      <w:pPr>
+        <w:ind w:left="360" w:firstLine="0"/>
+      </w:pPr>
+      <w:r>
+        <w:t>ID is a primary key type</w:t>
+      </w:r>
+    </w:p>
+    <w:p>
+      <w:pPr>
+        <w:ind w:left="360" w:firstLine="0"/>
+      </w:pPr>
+      <w:r>
+        <w:rPr>
+          <w:highlight w:val="yellow"/>
+        </w:rPr>
+        <w:t>What is an entity class</w:t>
+      </w:r>
+    </w:p>
+    <w:p>
+      <w:pPr>
+        <w:ind w:left="360" w:firstLine="0"/>
+      </w:pPr>
+      <w:r>
+        <w:t>These classes are java beans with @Entity annotation that represents the database table &amp; their columns.</w:t>
+      </w:r>
+    </w:p>
+    <w:p>
+      <w:pPr>
+        <w:ind w:left="360" w:firstLine="0"/>
+      </w:pPr>
+      <w:r>
+        <w:rPr>
+          <w:highlight w:val="yellow"/>
+        </w:rPr>
+        <w:t>Benefits of entity class</w:t>
+      </w:r>
+    </w:p>
+    <w:p>
+      <w:pPr>
+        <w:ind w:left="360" w:firstLine="0"/>
+      </w:pPr>
+      <w:r>
+        <w:t>Programs can directly map these objects to the database</w:t>
+      </w:r>
+      <w:r>
+        <w:t xml:space="preserve"> without writing any SQL queries</w:t>
+      </w:r>
+    </w:p>
+    <w:p>
+      <w:pPr>
+        <w:ind w:left="360" w:firstLine="0"/>
+      </w:pPr>
+    </w:p>
+    <w:p>
+      <w:pPr>
+        <w:ind w:left="360" w:firstLine="0"/>
+      </w:pPr>
+      <w:r>
+        <w:t>CrudRepository&lt;T, ID&gt;: it provides generic methods to perform CRUD operations like save(T), deleteById(ID), findById(ID), findAll(), count()</w:t>
+      </w:r>
+    </w:p>
+    <w:p>
+      <w:pPr>
+        <w:ind w:left="360" w:firstLine="0"/>
+      </w:pPr>
+      <w:r>
+        <w:t xml:space="preserve">JpaRepository&lt;T, ID&gt; extends CrudRepository&lt;T, ID&gt;: It has all the </w:t>
+      </w:r>
+      <w:r>
+        <w:t xml:space="preserve">generic </w:t>
+      </w:r>
+      <w:r>
+        <w:t>methods of CRUD and extra methods for sorting and pagination</w:t>
+      </w:r>
+    </w:p>
+    <w:p>
+      <w:pPr>
+        <w:ind w:left="360" w:firstLine="0"/>
+      </w:pPr>
+      <w:r>
+        <w:t>We must extend any of these interfaces by mentioning the entity class and primary key type</w:t>
+      </w:r>
+      <w:r>
+        <w:t>, spring automatically implements your interface &amp; its object will be created in the IOC container</w:t>
+      </w:r>
+    </w:p>
+    <w:p>
+      <w:pPr>
+        <w:ind w:left="360" w:firstLine="0"/>
+      </w:pPr>
+      <w:r>
+        <w:lastRenderedPageBreak/>
+        <w:drawing>
+          <wp:inline distT="0" distB="0" distL="0" distR="0" wp14:anchorId="2CFD8939" wp14:editId="142CDB06">
+            <wp:extent cx="5943600" cy="3228975"/>
+            <wp:effectExtent l="0" t="0" r="0" b="9525"/>
+            <wp:docPr id="1487246530" name="Picture 1"/>
+            <wp:cNvGraphicFramePr>
+              <a:graphicFrameLocks xmlns:a="http://schemas.openxmlformats.org/drawingml/2006/main" noChangeAspect="1"/>
+            </wp:cNvGraphicFramePr>
+            <a:graphic xmlns:a="http://schemas.openxmlformats.org/drawingml/2006/main">
+              <a:graphicData uri="http://schemas.openxmlformats.org/drawingml/2006/picture">
+                <pic:pic xmlns:pic="http://schemas.openxmlformats.org/drawingml/2006/picture">
+                  <pic:nvPicPr>
+                    <pic:cNvPr id="1487246530" name=""/>
+                    <pic:cNvPicPr/>
+                  </pic:nvPicPr>
+                  <pic:blipFill>
+                    <a:blip r:embed="rId44"/>
+                    <a:stretch>
+                      <a:fillRect/>
+                    </a:stretch>
+                  </pic:blipFill>
+                  <pic:spPr>
+                    <a:xfrm>
+                      <a:off x="0" y="0"/>
+                      <a:ext cx="5943600" cy="3228975"/>
+                    </a:xfrm>
+                    <a:prstGeom prst="rect">
+                      <a:avLst/>
+                    </a:prstGeom>
+                  </pic:spPr>
+                </pic:pic>
+              </a:graphicData>
+            </a:graphic>
+          </wp:inline>
+        </w:drawing>
+      </w:r>
+    </w:p>
+    <w:p>
+      <w:pPr>
+        <w:ind w:left="360" w:firstLine="0"/>
+      </w:pPr>
+    </w:p>
+    <w:p>
+      <w:pPr>
+        <w:ind w:left="360" w:firstLine="0"/>
+      </w:pPr>
+      <w:r>
+        <w:t>In Spring Data JPA developers don’t write DAO classes instead they extend the interfaces provided by the Data JPA and spring implements the interface properly, these interfaces have methods to perform all the DB operations like save, delete, find and so on.</w:t>
+      </w:r>
+    </w:p>
+    <w:p>
+      <w:pPr>
+        <w:ind w:left="360" w:firstLine="0"/>
+      </w:pPr>
+      <w:r>
+        <w:rPr>
+          <w:highlight w:val="yellow"/>
+        </w:rPr>
+        <w:t>How the DB connection is established?</w:t>
+      </w:r>
+    </w:p>
+    <w:p>
+      <w:pPr>
+        <w:ind w:left="360" w:firstLine="0"/>
+      </w:pPr>
+      <w:r>
+        <w:t xml:space="preserve">Spring Data JPA looks for </w:t>
+      </w:r>
+      <w:r>
+        <w:rPr>
+          <w:highlight w:val="yellow"/>
+        </w:rPr>
+        <w:t>application.properties</w:t>
+      </w:r>
+      <w:r>
+        <w:t xml:space="preserve"> for database information like </w:t>
+      </w:r>
+    </w:p>
+    <w:p>
+      <w:pPr>
+        <w:ind w:left="360" w:firstLine="0"/>
+      </w:pPr>
+      <w:r>
+        <w:t>url, username, password, driverClassName, form that it establishes connection.</w:t>
+      </w:r>
+    </w:p>
+    <w:p>
+      <w:pPr>
+        <w:ind w:left="360" w:firstLine="0"/>
+      </w:pPr>
+      <w:r>
+        <w:lastRenderedPageBreak/>
+        <w:drawing>
+          <wp:inline distT="0" distB="0" distL="0" distR="0" wp14:anchorId="0BCFEC57" wp14:editId="39BA12BC">
+            <wp:extent cx="5943600" cy="2650490"/>
+            <wp:effectExtent l="0" t="0" r="0" b="0"/>
+            <wp:docPr id="711812703" name="Picture 1"/>
+            <wp:cNvGraphicFramePr>
+              <a:graphicFrameLocks xmlns:a="http://schemas.openxmlformats.org/drawingml/2006/main" noChangeAspect="1"/>
+            </wp:cNvGraphicFramePr>
+            <a:graphic xmlns:a="http://schemas.openxmlformats.org/drawingml/2006/main">
+              <a:graphicData uri="http://schemas.openxmlformats.org/drawingml/2006/picture">
+                <pic:pic xmlns:pic="http://schemas.openxmlformats.org/drawingml/2006/picture">
+                  <pic:nvPicPr>
+                    <pic:cNvPr id="711812703" name=""/>
+                    <pic:cNvPicPr/>
+                  </pic:nvPicPr>
+                  <pic:blipFill>
+                    <a:blip r:embed="rId45"/>
+                    <a:stretch>
+                      <a:fillRect/>
+                    </a:stretch>
+                  </pic:blipFill>
+                  <pic:spPr>
+                    <a:xfrm>
+                      <a:off x="0" y="0"/>
+                      <a:ext cx="5943600" cy="2650490"/>
+                    </a:xfrm>
+                    <a:prstGeom prst="rect">
+                      <a:avLst/>
+                    </a:prstGeom>
+                  </pic:spPr>
+                </pic:pic>
+              </a:graphicData>
+            </a:graphic>
+          </wp:inline>
+        </w:drawing>
+      </w:r>
+    </w:p>
+    <w:p>
+      <w:pPr>
+        <w:ind w:left="360" w:firstLine="0"/>
+      </w:pPr>
+    </w:p>
+    <w:p>
+      <w:pPr>
+        <w:ind w:left="360" w:firstLine="0"/>
+      </w:pPr>
+    </w:p>
+    <w:p>
+      <w:pPr>
+        <w:ind w:left="360" w:firstLine="0"/>
+      </w:pPr>
+      <w:r>
+        <w:rPr>
+          <w:highlight w:val="yellow"/>
+        </w:rPr>
+        <w:t>Layered architecture</w:t>
+      </w:r>
+    </w:p>
+    <w:p>
+      <w:pPr>
+        <w:ind w:left="360" w:firstLine="0"/>
+      </w:pPr>
+      <w:r>
+        <w:drawing>
+          <wp:inline distT="0" distB="0" distL="0" distR="0" wp14:anchorId="69538871" wp14:editId="30BB0B01">
+            <wp:extent cx="5943600" cy="3091180"/>
+            <wp:effectExtent l="0" t="0" r="0" b="0"/>
+            <wp:docPr id="1665633210" name="Picture 1"/>
+            <wp:cNvGraphicFramePr>
+              <a:graphicFrameLocks xmlns:a="http://schemas.openxmlformats.org/drawingml/2006/main" noChangeAspect="1"/>
+            </wp:cNvGraphicFramePr>
+            <a:graphic xmlns:a="http://schemas.openxmlformats.org/drawingml/2006/main">
+              <a:graphicData uri="http://schemas.openxmlformats.org/drawingml/2006/picture">
+                <pic:pic xmlns:pic="http://schemas.openxmlformats.org/drawingml/2006/picture">
+                  <pic:nvPicPr>
+                    <pic:cNvPr id="1665633210" name=""/>
+                    <pic:cNvPicPr/>
+                  </pic:nvPicPr>
+                  <pic:blipFill>
+                    <a:blip r:embed="rId46"/>
+                    <a:stretch>
+                      <a:fillRect/>
+                    </a:stretch>
+                  </pic:blipFill>
+                  <pic:spPr>
+                    <a:xfrm>
+                      <a:off x="0" y="0"/>
+                      <a:ext cx="5943600" cy="3091180"/>
+                    </a:xfrm>
+                    <a:prstGeom prst="rect">
+                      <a:avLst/>
+                    </a:prstGeom>
+                  </pic:spPr>
+                </pic:pic>
+              </a:graphicData>
+            </a:graphic>
+          </wp:inline>
+        </w:drawing>
+      </w:r>
+    </w:p>
+    <w:p>
+      <w:pPr>
+        <w:ind w:left="360" w:firstLine="0"/>
+      </w:pPr>
+      <w:r>
+        <w:rPr>
+          <w:highlight w:val="yellow"/>
+        </w:rPr>
+        <w:t>JpaRepository has all the methods of CrudRepository and their signature is</w:t>
+      </w:r>
+    </w:p>
+    <w:p>
+      <w:pPr>
+        <w:pStyle w:val="ListParagraph"/>
+        <w:numPr>
+          <w:ilvl w:val="0"/>
+          <w:numId w:val="23"/>
+        </w:numPr>
+      </w:pPr>
+      <w:r>
+        <w:t>public T save(T t): Here T is an entity class</w:t>
+      </w:r>
+    </w:p>
+    <w:p>
+      <w:pPr>
+        <w:pStyle w:val="ListParagraph"/>
+        <w:numPr>
+          <w:ilvl w:val="0"/>
+          <w:numId w:val="23"/>
+        </w:numPr>
+      </w:pPr>
+      <w:r>
+        <w:lastRenderedPageBreak/>
+        <w:t>public Optional&lt;T&gt; findById(ID id): Here Optional is an object that either stores entity or null</w:t>
+      </w:r>
+    </w:p>
+    <w:p>
+      <w:pPr>
+        <w:pStyle w:val="ListParagraph"/>
+        <w:numPr>
+          <w:ilvl w:val="0"/>
+          <w:numId w:val="23"/>
+        </w:numPr>
+      </w:pPr>
+      <w:r>
+        <w:t xml:space="preserve">public List&lt;T&gt; findAll(): Here findAll returns all the entities </w:t>
+      </w:r>
+    </w:p>
+    <w:p>
+      <w:pPr>
+        <w:pStyle w:val="ListParagraph"/>
+        <w:numPr>
+          <w:ilvl w:val="0"/>
+          <w:numId w:val="23"/>
+        </w:numPr>
+      </w:pPr>
+      <w:r>
+        <w:t>public void deleteById(ID id): Here ID is a primary key value</w:t>
+      </w:r>
+    </w:p>
+    <w:p>
+      <w:pPr>
+        <w:ind w:left="360" w:firstLine="0"/>
+      </w:pPr>
+    </w:p>
+    <w:p>
+      <w:pPr>
+        <w:ind w:left="360" w:firstLine="0"/>
+      </w:pPr>
+      <w:r>
+        <w:rPr>
+          <w:highlight w:val="yellow"/>
+        </w:rPr>
+        <w:t>Steps to work with Spring Data JPA</w:t>
+      </w:r>
+    </w:p>
+    <w:p>
+      <w:pPr>
+        <w:pStyle w:val="ListParagraph"/>
+        <w:numPr>
+          <w:ilvl w:val="0"/>
+          <w:numId w:val="24"/>
+        </w:numPr>
+      </w:pPr>
+      <w:r>
+        <w:t>Add Spring Data JPA library</w:t>
+      </w:r>
+      <w:r>
+        <w:t xml:space="preserve"> &amp; MySQL Driver </w:t>
+      </w:r>
+    </w:p>
+    <w:p>
+      <w:pPr>
+        <w:pStyle w:val="ListParagraph"/>
+        <w:numPr>
+          <w:ilvl w:val="0"/>
+          <w:numId w:val="24"/>
+        </w:numPr>
+      </w:pPr>
+      <w:r>
+        <w:t>Use datasource information in application.properties</w:t>
+      </w:r>
+    </w:p>
+    <w:p>
+      <w:pPr>
+        <w:pStyle w:val="ListParagraph"/>
+        <w:numPr>
+          <w:ilvl w:val="0"/>
+          <w:numId w:val="24"/>
+        </w:numPr>
+      </w:pPr>
+      <w:r>
+        <w:t>Create entity class for Profile table</w:t>
+      </w:r>
+    </w:p>
+    <w:p>
+      <w:pPr>
+        <w:pStyle w:val="ListParagraph"/>
+        <w:numPr>
+          <w:ilvl w:val="0"/>
+          <w:numId w:val="24"/>
+        </w:numPr>
+      </w:pPr>
+      <w:r>
+        <w:t>Create an interface that extends JpaRepository (DAO is auto-implemented)</w:t>
+      </w:r>
+    </w:p>
+    <w:p>
+      <w:pPr>
+        <w:pStyle w:val="ListParagraph"/>
+        <w:numPr>
+          <w:ilvl w:val="0"/>
+          <w:numId w:val="24"/>
+        </w:numPr>
+      </w:pPr>
+      <w:r>
+        <w:t xml:space="preserve">Create a Service class that invokes methods of DAO </w:t>
+      </w:r>
+    </w:p>
+    <w:p>
+      <w:pPr>
+        <w:pStyle w:val="ListParagraph"/>
+        <w:numPr>
+          <w:ilvl w:val="0"/>
+          <w:numId w:val="24"/>
+        </w:numPr>
+      </w:pPr>
+      <w:r>
+        <w:t>From Controller invoke methods of Service</w:t>
+      </w:r>
+    </w:p>
+    <w:p>
+      <w:pPr>
+        <w:ind w:left="0" w:firstLine="0"/>
+      </w:pPr>
+      <w:r>
+        <w:drawing>
+          <wp:inline distT="0" distB="0" distL="0" distR="0" wp14:anchorId="768A834B" wp14:editId="6A0B6A4C">
+            <wp:extent cx="5943600" cy="814705"/>
+            <wp:effectExtent l="0" t="0" r="0" b="4445"/>
+            <wp:docPr id="1464853372" name="Picture 1"/>
+            <wp:cNvGraphicFramePr>
+              <a:graphicFrameLocks xmlns:a="http://schemas.openxmlformats.org/drawingml/2006/main" noChangeAspect="1"/>
+            </wp:cNvGraphicFramePr>
+            <a:graphic xmlns:a="http://schemas.openxmlformats.org/drawingml/2006/main">
+              <a:graphicData uri="http://schemas.openxmlformats.org/drawingml/2006/picture">
+                <pic:pic xmlns:pic="http://schemas.openxmlformats.org/drawingml/2006/picture">
+                  <pic:nvPicPr>
+                    <pic:cNvPr id="1464853372" name=""/>
+                    <pic:cNvPicPr/>
+                  </pic:nvPicPr>
+                  <pic:blipFill>
+                    <a:blip r:embed="rId47"/>
+                    <a:stretch>
+                      <a:fillRect/>
+                    </a:stretch>
+                  </pic:blipFill>
+                  <pic:spPr>
+                    <a:xfrm>
+                      <a:off x="0" y="0"/>
+                      <a:ext cx="5943600" cy="814705"/>
+                    </a:xfrm>
+                    <a:prstGeom prst="rect">
+                      <a:avLst/>
+                    </a:prstGeom>
+                  </pic:spPr>
+                </pic:pic>
+              </a:graphicData>
+            </a:graphic>
+          </wp:inline>
+        </w:drawing>
+      </w:r>
+    </w:p>
+    <w:p>
+      <w:pPr>
+        <w:ind w:left="0" w:firstLine="0"/>
+      </w:pPr>
+      <w:r>
+        <w:rPr>
+          <w:highlight w:val="yellow"/>
+        </w:rPr>
+        <w:t>pom.xml</w:t>
+      </w:r>
+    </w:p>
+    <w:p>
+      <w:pPr>
+        <w:ind w:left="0" w:firstLine="0"/>
+      </w:pPr>
+      <w:r>
+        <w:lastRenderedPageBreak/>
+        <w:drawing>
+          <wp:inline distT="0" distB="0" distL="0" distR="0" wp14:anchorId="3178BEB4" wp14:editId="0BE93E58">
+            <wp:extent cx="5943600" cy="4130675"/>
+            <wp:effectExtent l="0" t="0" r="0" b="3175"/>
+            <wp:docPr id="1286479051" name="Picture 1"/>
+            <wp:cNvGraphicFramePr>
+              <a:graphicFrameLocks xmlns:a="http://schemas.openxmlformats.org/drawingml/2006/main" noChangeAspect="1"/>
+            </wp:cNvGraphicFramePr>
+            <a:graphic xmlns:a="http://schemas.openxmlformats.org/drawingml/2006/main">
+              <a:graphicData uri="http://schemas.openxmlformats.org/drawingml/2006/picture">
+                <pic:pic xmlns:pic="http://schemas.openxmlformats.org/drawingml/2006/picture">
+                  <pic:nvPicPr>
+                    <pic:cNvPr id="1286479051" name=""/>
+                    <pic:cNvPicPr/>
+                  </pic:nvPicPr>
+                  <pic:blipFill>
+                    <a:blip r:embed="rId48"/>
+                    <a:stretch>
+                      <a:fillRect/>
+                    </a:stretch>
+                  </pic:blipFill>
+                  <pic:spPr>
+                    <a:xfrm>
+                      <a:off x="0" y="0"/>
+                      <a:ext cx="5943600" cy="4130675"/>
+                    </a:xfrm>
+                    <a:prstGeom prst="rect">
+                      <a:avLst/>
+                    </a:prstGeom>
+                  </pic:spPr>
+                </pic:pic>
+              </a:graphicData>
+            </a:graphic>
+          </wp:inline>
+        </w:drawing>
+      </w:r>
+    </w:p>
+    <w:p>
+      <w:pPr>
+        <w:ind w:left="0" w:firstLine="0"/>
+      </w:pPr>
+    </w:p>
+    <w:p>
+      <w:pPr>
+        <w:ind w:left="0" w:firstLine="0"/>
+      </w:pPr>
+      <w:r>
+        <w:rPr>
+          <w:highlight w:val="yellow"/>
+        </w:rPr>
+        <w:t>application.properties</w:t>
+      </w:r>
+    </w:p>
+    <w:p>
+      <w:pPr>
+        <w:ind w:left="0" w:firstLine="0"/>
+      </w:pPr>
+      <w:r>
+        <w:drawing>
+          <wp:inline distT="0" distB="0" distL="0" distR="0" wp14:anchorId="27C73FE2" wp14:editId="7759EFD6">
+            <wp:extent cx="5943600" cy="1869440"/>
+            <wp:effectExtent l="0" t="0" r="0" b="0"/>
+            <wp:docPr id="434472497" name="Picture 1"/>
+            <wp:cNvGraphicFramePr>
+              <a:graphicFrameLocks xmlns:a="http://schemas.openxmlformats.org/drawingml/2006/main" noChangeAspect="1"/>
+            </wp:cNvGraphicFramePr>
+            <a:graphic xmlns:a="http://schemas.openxmlformats.org/drawingml/2006/main">
+              <a:graphicData uri="http://schemas.openxmlformats.org/drawingml/2006/picture">
+                <pic:pic xmlns:pic="http://schemas.openxmlformats.org/drawingml/2006/picture">
+                  <pic:nvPicPr>
+                    <pic:cNvPr id="434472497" name=""/>
+                    <pic:cNvPicPr/>
+                  </pic:nvPicPr>
+                  <pic:blipFill>
+                    <a:blip r:embed="rId49"/>
+                    <a:stretch>
+                      <a:fillRect/>
+                    </a:stretch>
+                  </pic:blipFill>
+                  <pic:spPr>
+                    <a:xfrm>
+                      <a:off x="0" y="0"/>
+                      <a:ext cx="5943600" cy="1869440"/>
+                    </a:xfrm>
+                    <a:prstGeom prst="rect">
+                      <a:avLst/>
+                    </a:prstGeom>
+                  </pic:spPr>
+                </pic:pic>
+              </a:graphicData>
+            </a:graphic>
+          </wp:inline>
+        </w:drawing>
+      </w:r>
+    </w:p>
+    <w:p>
+      <w:pPr>
+        <w:ind w:left="0" w:firstLine="0"/>
+      </w:pPr>
+      <w:r>
+        <w:rPr>
+          <w:highlight w:val="yellow"/>
+        </w:rPr>
+        <w:t>Entity class</w:t>
+      </w:r>
+    </w:p>
+    <w:p>
+      <w:pPr>
+        <w:ind w:left="0" w:firstLine="0"/>
+      </w:pPr>
+      <w:r>
+        <w:lastRenderedPageBreak/>
+        <w:drawing>
+          <wp:inline distT="0" distB="0" distL="0" distR="0" wp14:anchorId="37C776A5" wp14:editId="3D7625AC">
+            <wp:extent cx="5943600" cy="4086225"/>
+            <wp:effectExtent l="0" t="0" r="0" b="9525"/>
+            <wp:docPr id="333911781" name="Picture 1"/>
+            <wp:cNvGraphicFramePr>
+              <a:graphicFrameLocks xmlns:a="http://schemas.openxmlformats.org/drawingml/2006/main" noChangeAspect="1"/>
+            </wp:cNvGraphicFramePr>
+            <a:graphic xmlns:a="http://schemas.openxmlformats.org/drawingml/2006/main">
+              <a:graphicData uri="http://schemas.openxmlformats.org/drawingml/2006/picture">
+                <pic:pic xmlns:pic="http://schemas.openxmlformats.org/drawingml/2006/picture">
+                  <pic:nvPicPr>
+                    <pic:cNvPr id="333911781" name=""/>
+                    <pic:cNvPicPr/>
+                  </pic:nvPicPr>
+                  <pic:blipFill>
+                    <a:blip r:embed="rId50"/>
+                    <a:stretch>
+                      <a:fillRect/>
+                    </a:stretch>
+                  </pic:blipFill>
+                  <pic:spPr>
+                    <a:xfrm>
+                      <a:off x="0" y="0"/>
+                      <a:ext cx="5943600" cy="4086225"/>
+                    </a:xfrm>
+                    <a:prstGeom prst="rect">
+                      <a:avLst/>
+                    </a:prstGeom>
+                  </pic:spPr>
+                </pic:pic>
+              </a:graphicData>
+            </a:graphic>
+          </wp:inline>
+        </w:drawing>
+      </w:r>
+    </w:p>
+    <w:p>
+      <w:pPr>
+        <w:ind w:left="0" w:firstLine="0"/>
+      </w:pPr>
+      <w:r>
+        <w:rPr>
+          <w:highlight w:val="yellow"/>
+        </w:rPr>
+        <w:t>ProfileRepository.java</w:t>
+      </w:r>
+    </w:p>
+    <w:p>
+      <w:pPr>
+        <w:ind w:left="0" w:firstLine="0"/>
+      </w:pPr>
+      <w:r>
+        <w:drawing>
+          <wp:inline distT="0" distB="0" distL="0" distR="0" wp14:anchorId="6F10E536" wp14:editId="678A4646">
+            <wp:extent cx="5943600" cy="2390775"/>
+            <wp:effectExtent l="0" t="0" r="0" b="9525"/>
+            <wp:docPr id="420950864" name="Picture 1"/>
+            <wp:cNvGraphicFramePr>
+              <a:graphicFrameLocks xmlns:a="http://schemas.openxmlformats.org/drawingml/2006/main" noChangeAspect="1"/>
+            </wp:cNvGraphicFramePr>
+            <a:graphic xmlns:a="http://schemas.openxmlformats.org/drawingml/2006/main">
+              <a:graphicData uri="http://schemas.openxmlformats.org/drawingml/2006/picture">
+                <pic:pic xmlns:pic="http://schemas.openxmlformats.org/drawingml/2006/picture">
+                  <pic:nvPicPr>
+                    <pic:cNvPr id="420950864" name=""/>
+                    <pic:cNvPicPr/>
+                  </pic:nvPicPr>
+                  <pic:blipFill>
+                    <a:blip r:embed="rId51"/>
+                    <a:stretch>
+                      <a:fillRect/>
+                    </a:stretch>
+                  </pic:blipFill>
+                  <pic:spPr>
+                    <a:xfrm>
+                      <a:off x="0" y="0"/>
+                      <a:ext cx="5943600" cy="2390775"/>
+                    </a:xfrm>
+                    <a:prstGeom prst="rect">
+                      <a:avLst/>
+                    </a:prstGeom>
+                  </pic:spPr>
+                </pic:pic>
+              </a:graphicData>
+            </a:graphic>
+          </wp:inline>
+        </w:drawing>
+      </w:r>
+    </w:p>
+    <w:p>
+      <w:pPr>
+        <w:ind w:left="0" w:firstLine="0"/>
+      </w:pPr>
+      <w:r>
+        <w:t>Now we must inject the implementation object in the service layer and we must able to perform all the CRUD operations so we will create service layer with @Service annotation so that its object will be registered in the IOC container</w:t>
+      </w:r>
+    </w:p>
+    <w:p>
+      <w:pPr>
+        <w:ind w:left="0" w:firstLine="0"/>
+      </w:pPr>
+      <w:r>
+        <w:rPr>
+          <w:highlight w:val="yellow"/>
+        </w:rPr>
+        <w:lastRenderedPageBreak/>
+        <w:t>ProfileServiceImpl.java</w:t>
+      </w:r>
+    </w:p>
+    <w:p>
+      <w:pPr>
+        <w:ind w:left="0" w:firstLine="0"/>
+      </w:pPr>
+      <w:r>
+        <w:drawing>
+          <wp:inline distT="0" distB="0" distL="0" distR="0" wp14:anchorId="75D5CB40" wp14:editId="1B2982A0">
+            <wp:extent cx="5943600" cy="4473575"/>
+            <wp:effectExtent l="0" t="0" r="0" b="3175"/>
+            <wp:docPr id="1648799544" name="Picture 1"/>
+            <wp:cNvGraphicFramePr>
+              <a:graphicFrameLocks xmlns:a="http://schemas.openxmlformats.org/drawingml/2006/main" noChangeAspect="1"/>
+            </wp:cNvGraphicFramePr>
+            <a:graphic xmlns:a="http://schemas.openxmlformats.org/drawingml/2006/main">
+              <a:graphicData uri="http://schemas.openxmlformats.org/drawingml/2006/picture">
+                <pic:pic xmlns:pic="http://schemas.openxmlformats.org/drawingml/2006/picture">
+                  <pic:nvPicPr>
+                    <pic:cNvPr id="1648799544" name=""/>
+                    <pic:cNvPicPr/>
+                  </pic:nvPicPr>
+                  <pic:blipFill>
+                    <a:blip r:embed="rId52"/>
+                    <a:stretch>
+                      <a:fillRect/>
+                    </a:stretch>
+                  </pic:blipFill>
+                  <pic:spPr>
+                    <a:xfrm>
+                      <a:off x="0" y="0"/>
+                      <a:ext cx="5943600" cy="4473575"/>
+                    </a:xfrm>
+                    <a:prstGeom prst="rect">
+                      <a:avLst/>
+                    </a:prstGeom>
+                  </pic:spPr>
+                </pic:pic>
+              </a:graphicData>
+            </a:graphic>
+          </wp:inline>
+        </w:drawing>
+      </w:r>
+    </w:p>
+    <w:p>
+      <w:pPr>
+        <w:ind w:left="0" w:firstLine="0"/>
+      </w:pPr>
+      <w:r>
+        <w:t>Right now we will keep only three operations and later we can implement update &amp; delete, now in the webservice we must create controllers to invoke create and read profiles, but we will keep same URL but different HTTP methods.</w:t>
+      </w:r>
+    </w:p>
     <w:sectPr>
       <w:pgSz w:w="12240" w:h="15840"/>
       <w:pgMar w:top="1440" w:right="1440" w:bottom="1440" w:left="1440" w:header="720" w:footer="720" w:gutter="0"/>
@@ -5361,6 +6231,95 @@
     </w:lvl>
   </w:abstractNum>
   <w:abstractNum w:abstractNumId="6" w15:restartNumberingAfterBreak="0">
+    <w:nsid w:val="316C2ABE"/>
+    <w:multiLevelType w:val="hybridMultilevel"/>
+    <w:tmpl w:val="B8122270"/>
+    <w:lvl w:ilvl="0" w:tplc="0409000F">
+      <w:start w:val="1"/>
+      <w:numFmt w:val="decimal"/>
+      <w:lvlText w:val="%1."/>
+      <w:lvlJc w:val="left"/>
+      <w:pPr>
+        <w:ind w:left="720" w:hanging="360"/>
+      </w:pPr>
+      <w:rPr>
+        <w:rFonts w:hint="default"/>
+      </w:rPr>
+    </w:lvl>
+    <w:lvl w:ilvl="1" w:tplc="04090019" w:tentative="1">
+      <w:start w:val="1"/>
+      <w:numFmt w:val="lowerLetter"/>
+      <w:lvlText w:val="%2."/>
+      <w:lvlJc w:val="left"/>
+      <w:pPr>
+        <w:ind w:left="1440" w:hanging="360"/>
+      </w:pPr>
+    </w:lvl>
+    <w:lvl w:ilvl="2" w:tplc="0409001B" w:tentative="1">
+      <w:start w:val="1"/>
+      <w:numFmt w:val="lowerRoman"/>
+      <w:lvlText w:val="%3."/>
+      <w:lvlJc w:val="right"/>
+      <w:pPr>
+        <w:ind w:left="2160" w:hanging="180"/>
+      </w:pPr>
+    </w:lvl>
+    <w:lvl w:ilvl="3" w:tplc="0409000F" w:tentative="1">
+      <w:start w:val="1"/>
+      <w:numFmt w:val="decimal"/>
+      <w:lvlText w:val="%4."/>
+      <w:lvlJc w:val="left"/>
+      <w:pPr>
+        <w:ind w:left="2880" w:hanging="360"/>
+      </w:pPr>
+    </w:lvl>
+    <w:lvl w:ilvl="4" w:tplc="04090019" w:tentative="1">
+      <w:start w:val="1"/>
+      <w:numFmt w:val="lowerLetter"/>
+      <w:lvlText w:val="%5."/>
+      <w:lvlJc w:val="left"/>
+      <w:pPr>
+        <w:ind w:left="3600" w:hanging="360"/>
+      </w:pPr>
+    </w:lvl>
+    <w:lvl w:ilvl="5" w:tplc="0409001B" w:tentative="1">
+      <w:start w:val="1"/>
+      <w:numFmt w:val="lowerRoman"/>
+      <w:lvlText w:val="%6."/>
+      <w:lvlJc w:val="right"/>
+      <w:pPr>
+        <w:ind w:left="4320" w:hanging="180"/>
+      </w:pPr>
+    </w:lvl>
+    <w:lvl w:ilvl="6" w:tplc="0409000F" w:tentative="1">
+      <w:start w:val="1"/>
+      <w:numFmt w:val="decimal"/>
+      <w:lvlText w:val="%7."/>
+      <w:lvlJc w:val="left"/>
+      <w:pPr>
+        <w:ind w:left="5040" w:hanging="360"/>
+      </w:pPr>
+    </w:lvl>
+    <w:lvl w:ilvl="7" w:tplc="04090019" w:tentative="1">
+      <w:start w:val="1"/>
+      <w:numFmt w:val="lowerLetter"/>
+      <w:lvlText w:val="%8."/>
+      <w:lvlJc w:val="left"/>
+      <w:pPr>
+        <w:ind w:left="5760" w:hanging="360"/>
+      </w:pPr>
+    </w:lvl>
+    <w:lvl w:ilvl="8" w:tplc="0409001B" w:tentative="1">
+      <w:start w:val="1"/>
+      <w:numFmt w:val="lowerRoman"/>
+      <w:lvlText w:val="%9."/>
+      <w:lvlJc w:val="right"/>
+      <w:pPr>
+        <w:ind w:left="6480" w:hanging="180"/>
+      </w:pPr>
+    </w:lvl>
+  </w:abstractNum>
+  <w:abstractNum w:abstractNumId="7" w15:restartNumberingAfterBreak="0">
     <w:nsid w:val="35105F3F"/>
     <w:multiLevelType w:val="hybridMultilevel"/>
     <w:tmpl w:val="5836731C"/>
@@ -5449,7 +6408,96 @@
       </w:pPr>
     </w:lvl>
   </w:abstractNum>
-  <w:abstractNum w:abstractNumId="7" w15:restartNumberingAfterBreak="0">
+  <w:abstractNum w:abstractNumId="8" w15:restartNumberingAfterBreak="0">
+    <w:nsid w:val="379F1E0F"/>
+    <w:multiLevelType w:val="hybridMultilevel"/>
+    <w:tmpl w:val="0B867A42"/>
+    <w:lvl w:ilvl="0" w:tplc="0409000F">
+      <w:start w:val="1"/>
+      <w:numFmt w:val="decimal"/>
+      <w:lvlText w:val="%1."/>
+      <w:lvlJc w:val="left"/>
+      <w:pPr>
+        <w:ind w:left="720" w:hanging="360"/>
+      </w:pPr>
+      <w:rPr>
+        <w:rFonts w:hint="default"/>
+      </w:rPr>
+    </w:lvl>
+    <w:lvl w:ilvl="1" w:tplc="04090019" w:tentative="1">
+      <w:start w:val="1"/>
+      <w:numFmt w:val="lowerLetter"/>
+      <w:lvlText w:val="%2."/>
+      <w:lvlJc w:val="left"/>
+      <w:pPr>
+        <w:ind w:left="1440" w:hanging="360"/>
+      </w:pPr>
+    </w:lvl>
+    <w:lvl w:ilvl="2" w:tplc="0409001B" w:tentative="1">
+      <w:start w:val="1"/>
+      <w:numFmt w:val="lowerRoman"/>
+      <w:lvlText w:val="%3."/>
+      <w:lvlJc w:val="right"/>
+      <w:pPr>
+        <w:ind w:left="2160" w:hanging="180"/>
+      </w:pPr>
+    </w:lvl>
+    <w:lvl w:ilvl="3" w:tplc="0409000F" w:tentative="1">
+      <w:start w:val="1"/>
+      <w:numFmt w:val="decimal"/>
+      <w:lvlText w:val="%4."/>
+      <w:lvlJc w:val="left"/>
+      <w:pPr>
+        <w:ind w:left="2880" w:hanging="360"/>
+      </w:pPr>
+    </w:lvl>
+    <w:lvl w:ilvl="4" w:tplc="04090019" w:tentative="1">
+      <w:start w:val="1"/>
+      <w:numFmt w:val="lowerLetter"/>
+      <w:lvlText w:val="%5."/>
+      <w:lvlJc w:val="left"/>
+      <w:pPr>
+        <w:ind w:left="3600" w:hanging="360"/>
+      </w:pPr>
+    </w:lvl>
+    <w:lvl w:ilvl="5" w:tplc="0409001B" w:tentative="1">
+      <w:start w:val="1"/>
+      <w:numFmt w:val="lowerRoman"/>
+      <w:lvlText w:val="%6."/>
+      <w:lvlJc w:val="right"/>
+      <w:pPr>
+        <w:ind w:left="4320" w:hanging="180"/>
+      </w:pPr>
+    </w:lvl>
+    <w:lvl w:ilvl="6" w:tplc="0409000F" w:tentative="1">
+      <w:start w:val="1"/>
+      <w:numFmt w:val="decimal"/>
+      <w:lvlText w:val="%7."/>
+      <w:lvlJc w:val="left"/>
+      <w:pPr>
+        <w:ind w:left="5040" w:hanging="360"/>
+      </w:pPr>
+    </w:lvl>
+    <w:lvl w:ilvl="7" w:tplc="04090019" w:tentative="1">
+      <w:start w:val="1"/>
+      <w:numFmt w:val="lowerLetter"/>
+      <w:lvlText w:val="%8."/>
+      <w:lvlJc w:val="left"/>
+      <w:pPr>
+        <w:ind w:left="5760" w:hanging="360"/>
+      </w:pPr>
+    </w:lvl>
+    <w:lvl w:ilvl="8" w:tplc="0409001B" w:tentative="1">
+      <w:start w:val="1"/>
+      <w:numFmt w:val="lowerRoman"/>
+      <w:lvlText w:val="%9."/>
+      <w:lvlJc w:val="right"/>
+      <w:pPr>
+        <w:ind w:left="6480" w:hanging="180"/>
+      </w:pPr>
+    </w:lvl>
+  </w:abstractNum>
+  <w:abstractNum w:abstractNumId="9" w15:restartNumberingAfterBreak="0">
     <w:nsid w:val="44CA2C52"/>
     <w:multiLevelType w:val="hybridMultilevel"/>
     <w:tmpl w:val="CE54277C"/>
@@ -5538,7 +6586,7 @@
       </w:pPr>
     </w:lvl>
   </w:abstractNum>
-  <w:abstractNum w:abstractNumId="8" w15:restartNumberingAfterBreak="0">
+  <w:abstractNum w:abstractNumId="10" w15:restartNumberingAfterBreak="0">
     <w:nsid w:val="46044801"/>
     <w:multiLevelType w:val="hybridMultilevel"/>
     <w:tmpl w:val="5ACEF4C4"/>
@@ -5627,7 +6675,7 @@
       </w:pPr>
     </w:lvl>
   </w:abstractNum>
-  <w:abstractNum w:abstractNumId="9" w15:restartNumberingAfterBreak="0">
+  <w:abstractNum w:abstractNumId="11" w15:restartNumberingAfterBreak="0">
     <w:nsid w:val="4AC07085"/>
     <w:multiLevelType w:val="hybridMultilevel"/>
     <w:tmpl w:val="3C1447BA"/>
@@ -5716,7 +6764,7 @@
       </w:pPr>
     </w:lvl>
   </w:abstractNum>
-  <w:abstractNum w:abstractNumId="10" w15:restartNumberingAfterBreak="0">
+  <w:abstractNum w:abstractNumId="12" w15:restartNumberingAfterBreak="0">
     <w:nsid w:val="4FAA6A76"/>
     <w:multiLevelType w:val="hybridMultilevel"/>
     <w:tmpl w:val="E74AB79A"/>
@@ -5805,7 +6853,7 @@
       </w:pPr>
     </w:lvl>
   </w:abstractNum>
-  <w:abstractNum w:abstractNumId="11" w15:restartNumberingAfterBreak="0">
+  <w:abstractNum w:abstractNumId="13" w15:restartNumberingAfterBreak="0">
     <w:nsid w:val="51370263"/>
     <w:multiLevelType w:val="hybridMultilevel"/>
     <w:tmpl w:val="A19EA814"/>
@@ -5894,7 +6942,7 @@
       </w:pPr>
     </w:lvl>
   </w:abstractNum>
-  <w:abstractNum w:abstractNumId="12" w15:restartNumberingAfterBreak="0">
+  <w:abstractNum w:abstractNumId="14" w15:restartNumberingAfterBreak="0">
     <w:nsid w:val="582E2516"/>
     <w:multiLevelType w:val="hybridMultilevel"/>
     <w:tmpl w:val="E55C935C"/>
@@ -5983,7 +7031,7 @@
       </w:pPr>
     </w:lvl>
   </w:abstractNum>
-  <w:abstractNum w:abstractNumId="13" w15:restartNumberingAfterBreak="0">
+  <w:abstractNum w:abstractNumId="15" w15:restartNumberingAfterBreak="0">
     <w:nsid w:val="58EC0FA2"/>
     <w:multiLevelType w:val="hybridMultilevel"/>
     <w:tmpl w:val="CE3EAE10"/>
@@ -6072,7 +7120,7 @@
       </w:pPr>
     </w:lvl>
   </w:abstractNum>
-  <w:abstractNum w:abstractNumId="14" w15:restartNumberingAfterBreak="0">
+  <w:abstractNum w:abstractNumId="16" w15:restartNumberingAfterBreak="0">
     <w:nsid w:val="5B3F3CEC"/>
     <w:multiLevelType w:val="hybridMultilevel"/>
     <w:tmpl w:val="71460F90"/>
@@ -6161,7 +7209,7 @@
       </w:pPr>
     </w:lvl>
   </w:abstractNum>
-  <w:abstractNum w:abstractNumId="15" w15:restartNumberingAfterBreak="0">
+  <w:abstractNum w:abstractNumId="17" w15:restartNumberingAfterBreak="0">
     <w:nsid w:val="5ED30FF7"/>
     <w:multiLevelType w:val="hybridMultilevel"/>
     <w:tmpl w:val="B3AC66B8"/>
@@ -6250,7 +7298,7 @@
       </w:pPr>
     </w:lvl>
   </w:abstractNum>
-  <w:abstractNum w:abstractNumId="16" w15:restartNumberingAfterBreak="0">
+  <w:abstractNum w:abstractNumId="18" w15:restartNumberingAfterBreak="0">
     <w:nsid w:val="6561046C"/>
     <w:multiLevelType w:val="hybridMultilevel"/>
     <w:tmpl w:val="54BC4562"/>
@@ -6339,7 +7387,7 @@
       </w:pPr>
     </w:lvl>
   </w:abstractNum>
-  <w:abstractNum w:abstractNumId="17" w15:restartNumberingAfterBreak="0">
+  <w:abstractNum w:abstractNumId="19" w15:restartNumberingAfterBreak="0">
     <w:nsid w:val="676E2B6B"/>
     <w:multiLevelType w:val="hybridMultilevel"/>
     <w:tmpl w:val="E7204440"/>
@@ -6452,7 +7500,7 @@
       </w:rPr>
     </w:lvl>
   </w:abstractNum>
-  <w:abstractNum w:abstractNumId="18" w15:restartNumberingAfterBreak="0">
+  <w:abstractNum w:abstractNumId="20" w15:restartNumberingAfterBreak="0">
     <w:nsid w:val="6F9628B0"/>
     <w:multiLevelType w:val="hybridMultilevel"/>
     <w:tmpl w:val="58B2F9FA"/>
@@ -6541,7 +7589,7 @@
       </w:pPr>
     </w:lvl>
   </w:abstractNum>
-  <w:abstractNum w:abstractNumId="19" w15:restartNumberingAfterBreak="0">
+  <w:abstractNum w:abstractNumId="21" w15:restartNumberingAfterBreak="0">
     <w:nsid w:val="78CF66F5"/>
     <w:multiLevelType w:val="hybridMultilevel"/>
     <w:tmpl w:val="FD460E22"/>
@@ -6630,7 +7678,96 @@
       </w:pPr>
     </w:lvl>
   </w:abstractNum>
-  <w:abstractNum w:abstractNumId="20" w15:restartNumberingAfterBreak="0">
+  <w:abstractNum w:abstractNumId="22" w15:restartNumberingAfterBreak="0">
+    <w:nsid w:val="78FE7F30"/>
+    <w:multiLevelType w:val="hybridMultilevel"/>
+    <w:tmpl w:val="545CA6A2"/>
+    <w:lvl w:ilvl="0" w:tplc="0409000F">
+      <w:start w:val="1"/>
+      <w:numFmt w:val="decimal"/>
+      <w:lvlText w:val="%1."/>
+      <w:lvlJc w:val="left"/>
+      <w:pPr>
+        <w:ind w:left="720" w:hanging="360"/>
+      </w:pPr>
+      <w:rPr>
+        <w:rFonts w:hint="default"/>
+      </w:rPr>
+    </w:lvl>
+    <w:lvl w:ilvl="1" w:tplc="04090019" w:tentative="1">
+      <w:start w:val="1"/>
+      <w:numFmt w:val="lowerLetter"/>
+      <w:lvlText w:val="%2."/>
+      <w:lvlJc w:val="left"/>
+      <w:pPr>
+        <w:ind w:left="1440" w:hanging="360"/>
+      </w:pPr>
+    </w:lvl>
+    <w:lvl w:ilvl="2" w:tplc="0409001B" w:tentative="1">
+      <w:start w:val="1"/>
+      <w:numFmt w:val="lowerRoman"/>
+      <w:lvlText w:val="%3."/>
+      <w:lvlJc w:val="right"/>
+      <w:pPr>
+        <w:ind w:left="2160" w:hanging="180"/>
+      </w:pPr>
+    </w:lvl>
+    <w:lvl w:ilvl="3" w:tplc="0409000F" w:tentative="1">
+      <w:start w:val="1"/>
+      <w:numFmt w:val="decimal"/>
+      <w:lvlText w:val="%4."/>
+      <w:lvlJc w:val="left"/>
+      <w:pPr>
+        <w:ind w:left="2880" w:hanging="360"/>
+      </w:pPr>
+    </w:lvl>
+    <w:lvl w:ilvl="4" w:tplc="04090019" w:tentative="1">
+      <w:start w:val="1"/>
+      <w:numFmt w:val="lowerLetter"/>
+      <w:lvlText w:val="%5."/>
+      <w:lvlJc w:val="left"/>
+      <w:pPr>
+        <w:ind w:left="3600" w:hanging="360"/>
+      </w:pPr>
+    </w:lvl>
+    <w:lvl w:ilvl="5" w:tplc="0409001B" w:tentative="1">
+      <w:start w:val="1"/>
+      <w:numFmt w:val="lowerRoman"/>
+      <w:lvlText w:val="%6."/>
+      <w:lvlJc w:val="right"/>
+      <w:pPr>
+        <w:ind w:left="4320" w:hanging="180"/>
+      </w:pPr>
+    </w:lvl>
+    <w:lvl w:ilvl="6" w:tplc="0409000F" w:tentative="1">
+      <w:start w:val="1"/>
+      <w:numFmt w:val="decimal"/>
+      <w:lvlText w:val="%7."/>
+      <w:lvlJc w:val="left"/>
+      <w:pPr>
+        <w:ind w:left="5040" w:hanging="360"/>
+      </w:pPr>
+    </w:lvl>
+    <w:lvl w:ilvl="7" w:tplc="04090019" w:tentative="1">
+      <w:start w:val="1"/>
+      <w:numFmt w:val="lowerLetter"/>
+      <w:lvlText w:val="%8."/>
+      <w:lvlJc w:val="left"/>
+      <w:pPr>
+        <w:ind w:left="5760" w:hanging="360"/>
+      </w:pPr>
+    </w:lvl>
+    <w:lvl w:ilvl="8" w:tplc="0409001B" w:tentative="1">
+      <w:start w:val="1"/>
+      <w:numFmt w:val="lowerRoman"/>
+      <w:lvlText w:val="%9."/>
+      <w:lvlJc w:val="right"/>
+      <w:pPr>
+        <w:ind w:left="6480" w:hanging="180"/>
+      </w:pPr>
+    </w:lvl>
+  </w:abstractNum>
+  <w:abstractNum w:abstractNumId="23" w15:restartNumberingAfterBreak="0">
     <w:nsid w:val="7DB613C1"/>
     <w:multiLevelType w:val="hybridMultilevel"/>
     <w:tmpl w:val="CE10F88C"/>
@@ -6723,28 +7860,28 @@
     <w:abstractNumId w:val="1"/>
   </w:num>
   <w:num w:numId="2" w16cid:durableId="1596203068">
-    <w:abstractNumId w:val="13"/>
+    <w:abstractNumId w:val="15"/>
   </w:num>
   <w:num w:numId="3" w16cid:durableId="1960138834">
     <w:abstractNumId w:val="4"/>
   </w:num>
   <w:num w:numId="4" w16cid:durableId="444156143">
-    <w:abstractNumId w:val="6"/>
+    <w:abstractNumId w:val="7"/>
   </w:num>
   <w:num w:numId="5" w16cid:durableId="1785925703">
-    <w:abstractNumId w:val="18"/>
+    <w:abstractNumId w:val="20"/>
   </w:num>
   <w:num w:numId="6" w16cid:durableId="1729105484">
-    <w:abstractNumId w:val="9"/>
+    <w:abstractNumId w:val="11"/>
   </w:num>
   <w:num w:numId="7" w16cid:durableId="34280185">
-    <w:abstractNumId w:val="19"/>
+    <w:abstractNumId w:val="21"/>
   </w:num>
   <w:num w:numId="8" w16cid:durableId="1777092839">
     <w:abstractNumId w:val="0"/>
   </w:num>
   <w:num w:numId="9" w16cid:durableId="758718524">
-    <w:abstractNumId w:val="20"/>
+    <w:abstractNumId w:val="23"/>
   </w:num>
   <w:num w:numId="10" w16cid:durableId="160897060">
     <w:abstractNumId w:val="3"/>
@@ -6753,34 +7890,43 @@
     <w:abstractNumId w:val="2"/>
   </w:num>
   <w:num w:numId="12" w16cid:durableId="1721898317">
-    <w:abstractNumId w:val="15"/>
+    <w:abstractNumId w:val="17"/>
   </w:num>
   <w:num w:numId="13" w16cid:durableId="120151737">
-    <w:abstractNumId w:val="8"/>
+    <w:abstractNumId w:val="10"/>
   </w:num>
   <w:num w:numId="14" w16cid:durableId="1319262171">
     <w:abstractNumId w:val="5"/>
   </w:num>
   <w:num w:numId="15" w16cid:durableId="1268582426">
+    <w:abstractNumId w:val="14"/>
+  </w:num>
+  <w:num w:numId="16" w16cid:durableId="2088308342">
+    <w:abstractNumId w:val="19"/>
+  </w:num>
+  <w:num w:numId="17" w16cid:durableId="1731228637">
+    <w:abstractNumId w:val="18"/>
+  </w:num>
+  <w:num w:numId="18" w16cid:durableId="1541242673">
+    <w:abstractNumId w:val="13"/>
+  </w:num>
+  <w:num w:numId="19" w16cid:durableId="654335855">
     <w:abstractNumId w:val="12"/>
   </w:num>
-  <w:num w:numId="16" w16cid:durableId="2088308342">
-    <w:abstractNumId w:val="17"/>
+  <w:num w:numId="20" w16cid:durableId="1070467808">
+    <w:abstractNumId w:val="9"/>
   </w:num>
-  <w:num w:numId="17" w16cid:durableId="1731228637">
+  <w:num w:numId="21" w16cid:durableId="1911192305">
     <w:abstractNumId w:val="16"/>
   </w:num>
-  <w:num w:numId="18" w16cid:durableId="1541242673">
-    <w:abstractNumId w:val="11"/>
+  <w:num w:numId="22" w16cid:durableId="1167987115">
+    <w:abstractNumId w:val="8"/>
   </w:num>
-  <w:num w:numId="19" w16cid:durableId="654335855">
-    <w:abstractNumId w:val="10"/>
+  <w:num w:numId="23" w16cid:durableId="1645891084">
+    <w:abstractNumId w:val="6"/>
   </w:num>
-  <w:num w:numId="20" w16cid:durableId="1070467808">
-    <w:abstractNumId w:val="7"/>
-  </w:num>
-  <w:num w:numId="21" w16cid:durableId="1911192305">
-    <w:abstractNumId w:val="14"/>
+  <w:num w:numId="24" w16cid:durableId="1099522345">
+    <w:abstractNumId w:val="22"/>
   </w:num>
 </w:numbering>
 </file>

--- a/Phase 3 Api Endpoints.docx
+++ b/Phase 3 Api Endpoints.docx
@@ -5009,6 +5009,9 @@
         <w:ind w:left="360" w:firstLine="0"/>
       </w:pPr>
       <w:r>
+        <w:rPr>
+          <w:noProof/>
+        </w:rPr>
         <w:lastRenderedPageBreak/>
         <w:drawing>
           <wp:inline distT="0" distB="0" distL="0" distR="0" wp14:anchorId="2CFD8939" wp14:editId="142CDB06">
@@ -5101,6 +5104,9 @@
         <w:ind w:left="360" w:firstLine="0"/>
       </w:pPr>
       <w:r>
+        <w:rPr>
+          <w:noProof/>
+        </w:rPr>
         <w:lastRenderedPageBreak/>
         <w:drawing>
           <wp:inline distT="0" distB="0" distL="0" distR="0" wp14:anchorId="0BCFEC57" wp14:editId="39BA12BC">
@@ -5165,6 +5171,9 @@
         <w:ind w:left="360" w:firstLine="0"/>
       </w:pPr>
       <w:r>
+        <w:rPr>
+          <w:noProof/>
+        </w:rPr>
         <w:drawing>
           <wp:inline distT="0" distB="0" distL="0" distR="0" wp14:anchorId="69538871" wp14:editId="30BB0B01">
             <wp:extent cx="5943600" cy="3091180"/>
@@ -5358,6 +5367,9 @@
         <w:ind w:left="0" w:firstLine="0"/>
       </w:pPr>
       <w:r>
+        <w:rPr>
+          <w:noProof/>
+        </w:rPr>
         <w:drawing>
           <wp:inline distT="0" distB="0" distL="0" distR="0" wp14:anchorId="768A834B" wp14:editId="6A0B6A4C">
             <wp:extent cx="5943600" cy="814705"/>
@@ -5411,6 +5423,9 @@
         <w:ind w:left="0" w:firstLine="0"/>
       </w:pPr>
       <w:r>
+        <w:rPr>
+          <w:noProof/>
+        </w:rPr>
         <w:lastRenderedPageBreak/>
         <w:drawing>
           <wp:inline distT="0" distB="0" distL="0" distR="0" wp14:anchorId="3178BEB4" wp14:editId="0BE93E58">
@@ -5470,6 +5485,9 @@
         <w:ind w:left="0" w:firstLine="0"/>
       </w:pPr>
       <w:r>
+        <w:rPr>
+          <w:noProof/>
+        </w:rPr>
         <w:drawing>
           <wp:inline distT="0" distB="0" distL="0" distR="0" wp14:anchorId="27C73FE2" wp14:editId="7759EFD6">
             <wp:extent cx="5943600" cy="1869440"/>
@@ -5523,6 +5541,9 @@
         <w:ind w:left="0" w:firstLine="0"/>
       </w:pPr>
       <w:r>
+        <w:rPr>
+          <w:noProof/>
+        </w:rPr>
         <w:lastRenderedPageBreak/>
         <w:drawing>
           <wp:inline distT="0" distB="0" distL="0" distR="0" wp14:anchorId="37C776A5" wp14:editId="3D7625AC">
@@ -5577,6 +5598,9 @@
         <w:ind w:left="0" w:firstLine="0"/>
       </w:pPr>
       <w:r>
+        <w:rPr>
+          <w:noProof/>
+        </w:rPr>
         <w:drawing>
           <wp:inline distT="0" distB="0" distL="0" distR="0" wp14:anchorId="6F10E536" wp14:editId="678A4646">
             <wp:extent cx="5943600" cy="2390775"/>
@@ -5639,6 +5663,9 @@
         <w:ind w:left="0" w:firstLine="0"/>
       </w:pPr>
       <w:r>
+        <w:rPr>
+          <w:noProof/>
+        </w:rPr>
         <w:drawing>
           <wp:inline distT="0" distB="0" distL="0" distR="0" wp14:anchorId="75D5CB40" wp14:editId="1B2982A0">
             <wp:extent cx="5943600" cy="4473575"/>
@@ -5684,6 +5711,1121 @@
         <w:t>Right now we will keep only three operations and later we can implement update &amp; delete, now in the webservice we must create controllers to invoke create and read profiles, but we will keep same URL but different HTTP methods.</w:t>
       </w:r>
     </w:p>
+    <w:p>
+      <w:pPr>
+        <w:ind w:left="0" w:firstLine="0"/>
+      </w:pPr>
+      <w:r>
+        <w:rPr>
+          <w:highlight w:val="yellow"/>
+        </w:rPr>
+        <w:t>09-05-2026</w:t>
+      </w:r>
+    </w:p>
+    <w:p>
+      <w:pPr>
+        <w:ind w:left="0" w:firstLine="0"/>
+      </w:pPr>
+      <w:r>
+        <w:t>DELETE &amp; UPDATE: To delete or update you can use HTTP methods like DELETE &amp; PUT/PATCH</w:t>
+      </w:r>
+    </w:p>
+    <w:p>
+      <w:pPr>
+        <w:ind w:left="0" w:firstLine="0"/>
+      </w:pPr>
+      <w:r>
+        <w:t>For Update you don’t have any method inside the JpaRepository, you just get the entity and set the value, then it automatically updates the entity and reflects in the table</w:t>
+      </w:r>
+    </w:p>
+    <w:p>
+      <w:pPr>
+        <w:ind w:left="0" w:firstLine="0"/>
+      </w:pPr>
+      <w:r>
+        <w:t>Profile profile = findProfile(100);</w:t>
+      </w:r>
+      <w:r>
+        <w:br/>
+        <w:t>if(profile != null) profile.setPhone(93892323); // this automatically saves changes to the DB</w:t>
+      </w:r>
+    </w:p>
+    <w:p>
+      <w:pPr>
+        <w:ind w:left="0" w:firstLine="0"/>
+      </w:pPr>
+      <w:r>
+        <w:lastRenderedPageBreak/>
+        <w:t>For Delete you can use deleteById(ID id) method of JpaRepository</w:t>
+      </w:r>
+    </w:p>
+    <w:p>
+      <w:pPr>
+        <w:ind w:left="0" w:firstLine="0"/>
+      </w:pPr>
+      <w:r>
+        <w:t>dao.deleteById(100);</w:t>
+      </w:r>
+    </w:p>
+    <w:p>
+      <w:pPr>
+        <w:ind w:left="0" w:firstLine="0"/>
+      </w:pPr>
+      <w:r>
+        <w:rPr>
+          <w:highlight w:val="yellow"/>
+        </w:rPr>
+        <w:t>Update Profile</w:t>
+      </w:r>
+    </w:p>
+    <w:p>
+      <w:pPr>
+        <w:ind w:left="0" w:firstLine="0"/>
+      </w:pPr>
+      <w:r>
+        <w:drawing>
+          <wp:inline distT="0" distB="0" distL="0" distR="0" wp14:anchorId="0D36A0FB" wp14:editId="07540371">
+            <wp:extent cx="5943600" cy="3937635"/>
+            <wp:effectExtent l="0" t="0" r="0" b="5715"/>
+            <wp:docPr id="518589958" name="Picture 1"/>
+            <wp:cNvGraphicFramePr>
+              <a:graphicFrameLocks xmlns:a="http://schemas.openxmlformats.org/drawingml/2006/main" noChangeAspect="1"/>
+            </wp:cNvGraphicFramePr>
+            <a:graphic xmlns:a="http://schemas.openxmlformats.org/drawingml/2006/main">
+              <a:graphicData uri="http://schemas.openxmlformats.org/drawingml/2006/picture">
+                <pic:pic xmlns:pic="http://schemas.openxmlformats.org/drawingml/2006/picture">
+                  <pic:nvPicPr>
+                    <pic:cNvPr id="518589958" name=""/>
+                    <pic:cNvPicPr/>
+                  </pic:nvPicPr>
+                  <pic:blipFill>
+                    <a:blip r:embed="rId53"/>
+                    <a:stretch>
+                      <a:fillRect/>
+                    </a:stretch>
+                  </pic:blipFill>
+                  <pic:spPr>
+                    <a:xfrm>
+                      <a:off x="0" y="0"/>
+                      <a:ext cx="5943600" cy="3937635"/>
+                    </a:xfrm>
+                    <a:prstGeom prst="rect">
+                      <a:avLst/>
+                    </a:prstGeom>
+                  </pic:spPr>
+                </pic:pic>
+              </a:graphicData>
+            </a:graphic>
+          </wp:inline>
+        </w:drawing>
+      </w:r>
+    </w:p>
+    <w:p>
+      <w:pPr>
+        <w:ind w:left="0" w:firstLine="0"/>
+      </w:pPr>
+      <w:r>
+        <w:rPr>
+          <w:highlight w:val="yellow"/>
+        </w:rPr>
+        <w:t>Profile.java</w:t>
+      </w:r>
+    </w:p>
+    <w:p>
+      <w:pPr>
+        <w:ind w:left="0" w:firstLine="0"/>
+      </w:pPr>
+      <w:r>
+        <w:lastRenderedPageBreak/>
+        <w:drawing>
+          <wp:inline distT="0" distB="0" distL="0" distR="0" wp14:anchorId="55C5C3BC" wp14:editId="7802E20B">
+            <wp:extent cx="5943600" cy="5031740"/>
+            <wp:effectExtent l="0" t="0" r="0" b="0"/>
+            <wp:docPr id="1181390551" name="Picture 1"/>
+            <wp:cNvGraphicFramePr>
+              <a:graphicFrameLocks xmlns:a="http://schemas.openxmlformats.org/drawingml/2006/main" noChangeAspect="1"/>
+            </wp:cNvGraphicFramePr>
+            <a:graphic xmlns:a="http://schemas.openxmlformats.org/drawingml/2006/main">
+              <a:graphicData uri="http://schemas.openxmlformats.org/drawingml/2006/picture">
+                <pic:pic xmlns:pic="http://schemas.openxmlformats.org/drawingml/2006/picture">
+                  <pic:nvPicPr>
+                    <pic:cNvPr id="1181390551" name=""/>
+                    <pic:cNvPicPr/>
+                  </pic:nvPicPr>
+                  <pic:blipFill>
+                    <a:blip r:embed="rId54"/>
+                    <a:stretch>
+                      <a:fillRect/>
+                    </a:stretch>
+                  </pic:blipFill>
+                  <pic:spPr>
+                    <a:xfrm>
+                      <a:off x="0" y="0"/>
+                      <a:ext cx="5943600" cy="5031740"/>
+                    </a:xfrm>
+                    <a:prstGeom prst="rect">
+                      <a:avLst/>
+                    </a:prstGeom>
+                  </pic:spPr>
+                </pic:pic>
+              </a:graphicData>
+            </a:graphic>
+          </wp:inline>
+        </w:drawing>
+      </w:r>
+    </w:p>
+    <w:p>
+      <w:pPr>
+        <w:ind w:left="0" w:firstLine="0"/>
+      </w:pPr>
+      <w:r>
+        <w:rPr>
+          <w:highlight w:val="yellow"/>
+        </w:rPr>
+        <w:t>ProfileApi.java</w:t>
+      </w:r>
+    </w:p>
+    <w:p>
+      <w:pPr>
+        <w:ind w:left="0" w:firstLine="0"/>
+      </w:pPr>
+      <w:r>
+        <w:lastRenderedPageBreak/>
+        <w:drawing>
+          <wp:inline distT="0" distB="0" distL="0" distR="0" wp14:anchorId="74DCD4AC" wp14:editId="04E77E69">
+            <wp:extent cx="5943600" cy="4549140"/>
+            <wp:effectExtent l="0" t="0" r="0" b="3810"/>
+            <wp:docPr id="1569005286" name="Picture 1"/>
+            <wp:cNvGraphicFramePr>
+              <a:graphicFrameLocks xmlns:a="http://schemas.openxmlformats.org/drawingml/2006/main" noChangeAspect="1"/>
+            </wp:cNvGraphicFramePr>
+            <a:graphic xmlns:a="http://schemas.openxmlformats.org/drawingml/2006/main">
+              <a:graphicData uri="http://schemas.openxmlformats.org/drawingml/2006/picture">
+                <pic:pic xmlns:pic="http://schemas.openxmlformats.org/drawingml/2006/picture">
+                  <pic:nvPicPr>
+                    <pic:cNvPr id="1569005286" name=""/>
+                    <pic:cNvPicPr/>
+                  </pic:nvPicPr>
+                  <pic:blipFill>
+                    <a:blip r:embed="rId55"/>
+                    <a:stretch>
+                      <a:fillRect/>
+                    </a:stretch>
+                  </pic:blipFill>
+                  <pic:spPr>
+                    <a:xfrm>
+                      <a:off x="0" y="0"/>
+                      <a:ext cx="5943600" cy="4549140"/>
+                    </a:xfrm>
+                    <a:prstGeom prst="rect">
+                      <a:avLst/>
+                    </a:prstGeom>
+                  </pic:spPr>
+                </pic:pic>
+              </a:graphicData>
+            </a:graphic>
+          </wp:inline>
+        </w:drawing>
+      </w:r>
+    </w:p>
+    <w:p>
+      <w:pPr>
+        <w:ind w:left="0" w:firstLine="0"/>
+      </w:pPr>
+      <w:r>
+        <w:t>Note: For PutMapping, we are sending partial data just for learning purpose, but in real time we use PutMapping whenever we want to perform full update</w:t>
+      </w:r>
+    </w:p>
+    <w:p>
+      <w:pPr>
+        <w:ind w:left="0" w:firstLine="0"/>
+      </w:pPr>
+      <w:r>
+        <w:t>Note: For long type the spring library is sending null, hence we use Long instead of long</w:t>
+      </w:r>
+    </w:p>
+    <w:p>
+      <w:pPr>
+        <w:ind w:left="0" w:firstLine="0"/>
+      </w:pPr>
+      <w:r>
+        <w:rPr>
+          <w:highlight w:val="yellow"/>
+        </w:rPr>
+        <w:t>Activity:</w:t>
+      </w:r>
+    </w:p>
+    <w:p>
+      <w:pPr>
+        <w:ind w:left="0" w:firstLine="0"/>
+      </w:pPr>
+      <w:r>
+        <w:t>Implement Delete operation, where you send id as a path parameter and the profile with an id should be deleted</w:t>
+      </w:r>
+      <w:r>
+        <w:t>.</w:t>
+      </w:r>
+    </w:p>
+    <w:p>
+      <w:pPr>
+        <w:ind w:left="0" w:firstLine="0"/>
+      </w:pPr>
+    </w:p>
+    <w:p>
+      <w:pPr>
+        <w:ind w:left="0" w:firstLine="0"/>
+      </w:pPr>
+      <w:r>
+        <w:rPr>
+          <w:highlight w:val="yellow"/>
+        </w:rPr>
+        <w:t>AOP</w:t>
+      </w:r>
+      <w:r>
+        <w:t>: Aspect Oriented Programming, it enables implementing cross cutting concerns in the application</w:t>
+      </w:r>
+    </w:p>
+    <w:p>
+      <w:pPr>
+        <w:ind w:left="0" w:firstLine="0"/>
+      </w:pPr>
+      <w:r>
+        <w:lastRenderedPageBreak/>
+        <w:t>Cross Cutting concerns are the logics that are executed when some other logics are executed.</w:t>
+      </w:r>
+    </w:p>
+    <w:p>
+      <w:pPr>
+        <w:ind w:left="0" w:firstLine="0"/>
+      </w:pPr>
+      <w:r>
+        <w:t>ex: logging</w:t>
+      </w:r>
+      <w:r>
+        <w:t>, tracing</w:t>
+      </w:r>
+    </w:p>
+    <w:p>
+      <w:pPr>
+        <w:ind w:left="0" w:firstLine="0"/>
+      </w:pPr>
+      <w:r>
+        <w:rPr>
+          <w:highlight w:val="yellow"/>
+        </w:rPr>
+        <w:t>AOP terminologies</w:t>
+      </w:r>
+    </w:p>
+    <w:p>
+      <w:pPr>
+        <w:pStyle w:val="ListParagraph"/>
+        <w:numPr>
+          <w:ilvl w:val="0"/>
+          <w:numId w:val="25"/>
+        </w:numPr>
+      </w:pPr>
+      <w:r>
+        <w:t>Advice: These are the logics or cross cutting concerns that needs to be called when a particular logic gets executed</w:t>
+      </w:r>
+    </w:p>
+    <w:p>
+      <w:pPr>
+        <w:pStyle w:val="ListParagraph"/>
+        <w:numPr>
+          <w:ilvl w:val="0"/>
+          <w:numId w:val="25"/>
+        </w:numPr>
+      </w:pPr>
+      <w:r>
+        <w:t>Aspect: These are classes which will have advice</w:t>
+      </w:r>
+      <w:r>
+        <w:t xml:space="preserve"> </w:t>
+      </w:r>
+    </w:p>
+    <w:p>
+      <w:pPr>
+        <w:pStyle w:val="ListParagraph"/>
+        <w:numPr>
+          <w:ilvl w:val="0"/>
+          <w:numId w:val="25"/>
+        </w:numPr>
+      </w:pPr>
+      <w:r>
+        <w:t>Join Point: These are the logics for which cross cutting concerns are applied</w:t>
+      </w:r>
+      <w:r>
+        <w:t>, this is the actual business logics</w:t>
+      </w:r>
+    </w:p>
+    <w:p>
+      <w:pPr>
+        <w:ind w:left="0" w:firstLine="0"/>
+      </w:pPr>
+    </w:p>
+    <w:p>
+      <w:pPr>
+        <w:ind w:left="0" w:firstLine="0"/>
+      </w:pPr>
+      <w:r>
+        <w:t>@Aspect</w:t>
+      </w:r>
+      <w:r>
+        <w:br/>
+        <w:t xml:space="preserve">class AspectDemo { </w:t>
+      </w:r>
+      <w:r>
+        <w:br/>
+        <w:t xml:space="preserve">  @Before</w:t>
+      </w:r>
+      <w:r>
+        <w:t>(“</w:t>
+      </w:r>
+      <w:r>
+        <w:t>execution(“com.examples.ProfileServiceImpl.createProfile”)</w:t>
+      </w:r>
+      <w:r>
+        <w:t xml:space="preserve">”) </w:t>
+      </w:r>
+      <w:r>
+        <w:br/>
+        <w:t xml:space="preserve">  public void beforeExec()  { .. } </w:t>
+      </w:r>
+      <w:r>
+        <w:br/>
+        <w:t xml:space="preserve">  @After</w:t>
+      </w:r>
+      <w:r>
+        <w:t>(“</w:t>
+      </w:r>
+      <w:r>
+        <w:t>execution(“com.examples.ProfileServiceImpl.createProfile”)</w:t>
+      </w:r>
+      <w:r>
+        <w:t>”)</w:t>
+      </w:r>
+      <w:r>
+        <w:br/>
+        <w:t xml:space="preserve">  </w:t>
+      </w:r>
+      <w:r>
+        <w:t xml:space="preserve"> </w:t>
+      </w:r>
+      <w:r>
+        <w:t xml:space="preserve">   public void afterExce() { .. }</w:t>
+      </w:r>
+      <w:r>
+        <w:br/>
+        <w:t>}</w:t>
+      </w:r>
+    </w:p>
+    <w:p>
+      <w:pPr>
+        <w:ind w:left="0" w:firstLine="0"/>
+      </w:pPr>
+      <w:r>
+        <w:rPr>
+          <w:highlight w:val="yellow"/>
+        </w:rPr>
+        <w:t>We must use following libraries</w:t>
+      </w:r>
+      <w:r>
+        <w:t xml:space="preserve"> </w:t>
+      </w:r>
+    </w:p>
+    <w:p>
+      <w:pPr>
+        <w:pStyle w:val="ListParagraph"/>
+        <w:numPr>
+          <w:ilvl w:val="0"/>
+          <w:numId w:val="26"/>
+        </w:numPr>
+      </w:pPr>
+      <w:r>
+        <w:t>spring boot aop starter</w:t>
+      </w:r>
+    </w:p>
+    <w:p>
+      <w:pPr>
+        <w:pStyle w:val="ListParagraph"/>
+        <w:numPr>
+          <w:ilvl w:val="0"/>
+          <w:numId w:val="26"/>
+        </w:numPr>
+      </w:pPr>
+      <w:r>
+        <w:t>aspectjweaver</w:t>
+      </w:r>
+    </w:p>
+    <w:p>
+      <w:pPr>
+        <w:ind w:left="0" w:firstLine="0"/>
+      </w:pPr>
+    </w:p>
+    <w:p>
+      <w:pPr>
+        <w:ind w:left="0" w:firstLine="0"/>
+      </w:pPr>
+      <w:r>
+        <w:rPr>
+          <w:highlight w:val="yellow"/>
+        </w:rPr>
+        <w:t>What are microservices?</w:t>
+      </w:r>
+    </w:p>
+    <w:p>
+      <w:pPr>
+        <w:ind w:left="0" w:firstLine="0"/>
+      </w:pPr>
+      <w:r>
+        <w:t xml:space="preserve">These are independent services which you can develop and deploy independently </w:t>
+      </w:r>
+      <w:r>
+        <w:t>to create loosely coupled services</w:t>
+      </w:r>
+    </w:p>
+    <w:p>
+      <w:pPr>
+        <w:ind w:left="0" w:firstLine="0"/>
+      </w:pPr>
+      <w:r>
+        <w:rPr>
+          <w:highlight w:val="yellow"/>
+        </w:rPr>
+        <w:t>Monolithic architecture</w:t>
+      </w:r>
+      <w:r>
+        <w:t xml:space="preserve"> </w:t>
+      </w:r>
+    </w:p>
+    <w:p>
+      <w:pPr>
+        <w:ind w:left="0" w:firstLine="0"/>
+      </w:pPr>
+      <w:r>
+        <w:lastRenderedPageBreak/>
+        <w:t>In monolithic architecture all the services are packaged and deployed into a single artifact, this increases dependency because when you make changes in any service other services need to be tested, you can’t scale single service, if the server goes down then all the services go down.</w:t>
+      </w:r>
+    </w:p>
+    <w:p>
+      <w:pPr>
+        <w:ind w:left="0" w:firstLine="0"/>
+      </w:pPr>
+      <w:r>
+        <w:drawing>
+          <wp:inline distT="0" distB="0" distL="0" distR="0" wp14:anchorId="4F2CEF36" wp14:editId="6E38F70F">
+            <wp:extent cx="5943600" cy="2633345"/>
+            <wp:effectExtent l="0" t="0" r="0" b="0"/>
+            <wp:docPr id="1747741849" name="Picture 1"/>
+            <wp:cNvGraphicFramePr>
+              <a:graphicFrameLocks xmlns:a="http://schemas.openxmlformats.org/drawingml/2006/main" noChangeAspect="1"/>
+            </wp:cNvGraphicFramePr>
+            <a:graphic xmlns:a="http://schemas.openxmlformats.org/drawingml/2006/main">
+              <a:graphicData uri="http://schemas.openxmlformats.org/drawingml/2006/picture">
+                <pic:pic xmlns:pic="http://schemas.openxmlformats.org/drawingml/2006/picture">
+                  <pic:nvPicPr>
+                    <pic:cNvPr id="1747741849" name=""/>
+                    <pic:cNvPicPr/>
+                  </pic:nvPicPr>
+                  <pic:blipFill>
+                    <a:blip r:embed="rId56"/>
+                    <a:stretch>
+                      <a:fillRect/>
+                    </a:stretch>
+                  </pic:blipFill>
+                  <pic:spPr>
+                    <a:xfrm>
+                      <a:off x="0" y="0"/>
+                      <a:ext cx="5943600" cy="2633345"/>
+                    </a:xfrm>
+                    <a:prstGeom prst="rect">
+                      <a:avLst/>
+                    </a:prstGeom>
+                  </pic:spPr>
+                </pic:pic>
+              </a:graphicData>
+            </a:graphic>
+          </wp:inline>
+        </w:drawing>
+      </w:r>
+    </w:p>
+    <w:p>
+      <w:pPr>
+        <w:ind w:left="0" w:firstLine="0"/>
+      </w:pPr>
+    </w:p>
+    <w:p>
+      <w:pPr>
+        <w:ind w:left="0" w:firstLine="0"/>
+      </w:pPr>
+      <w:r>
+        <w:t>In Microservices architecture each service are developed, tested and deployed independently, you can scale whichever the service gets high traffic without scaling other services, if you modify any one service you can only test that service, without testing other services, if any service goes down, other services will be still working, releasing new feature is quicker</w:t>
+      </w:r>
+    </w:p>
+    <w:p>
+      <w:pPr>
+        <w:ind w:left="0" w:firstLine="0"/>
+      </w:pPr>
+      <w:r>
+        <w:lastRenderedPageBreak/>
+        <w:drawing>
+          <wp:inline distT="0" distB="0" distL="0" distR="0" wp14:anchorId="774EF095" wp14:editId="2C65338D">
+            <wp:extent cx="5943600" cy="2809875"/>
+            <wp:effectExtent l="0" t="0" r="0" b="9525"/>
+            <wp:docPr id="1543908012" name="Picture 1"/>
+            <wp:cNvGraphicFramePr>
+              <a:graphicFrameLocks xmlns:a="http://schemas.openxmlformats.org/drawingml/2006/main" noChangeAspect="1"/>
+            </wp:cNvGraphicFramePr>
+            <a:graphic xmlns:a="http://schemas.openxmlformats.org/drawingml/2006/main">
+              <a:graphicData uri="http://schemas.openxmlformats.org/drawingml/2006/picture">
+                <pic:pic xmlns:pic="http://schemas.openxmlformats.org/drawingml/2006/picture">
+                  <pic:nvPicPr>
+                    <pic:cNvPr id="1543908012" name=""/>
+                    <pic:cNvPicPr/>
+                  </pic:nvPicPr>
+                  <pic:blipFill>
+                    <a:blip r:embed="rId57"/>
+                    <a:stretch>
+                      <a:fillRect/>
+                    </a:stretch>
+                  </pic:blipFill>
+                  <pic:spPr>
+                    <a:xfrm>
+                      <a:off x="0" y="0"/>
+                      <a:ext cx="5943600" cy="2809875"/>
+                    </a:xfrm>
+                    <a:prstGeom prst="rect">
+                      <a:avLst/>
+                    </a:prstGeom>
+                  </pic:spPr>
+                </pic:pic>
+              </a:graphicData>
+            </a:graphic>
+          </wp:inline>
+        </w:drawing>
+      </w:r>
+    </w:p>
+    <w:p>
+      <w:pPr>
+        <w:ind w:left="0" w:firstLine="0"/>
+      </w:pPr>
+    </w:p>
+    <w:p>
+      <w:pPr>
+        <w:ind w:left="0" w:firstLine="0"/>
+      </w:pPr>
+      <w:r>
+        <w:rPr>
+          <w:highlight w:val="yellow"/>
+        </w:rPr>
+        <w:t>Guidelines to follow while developing microservices</w:t>
+      </w:r>
+      <w:r>
+        <w:t xml:space="preserve"> </w:t>
+      </w:r>
+    </w:p>
+    <w:p>
+      <w:pPr>
+        <w:pStyle w:val="ListParagraph"/>
+        <w:numPr>
+          <w:ilvl w:val="0"/>
+          <w:numId w:val="27"/>
+        </w:numPr>
+      </w:pPr>
+      <w:r>
+        <w:t>Discovery Server -&gt; This registers all the microservices, so that microservices can locate other microservices to communicate</w:t>
+      </w:r>
+    </w:p>
+    <w:p>
+      <w:pPr>
+        <w:ind w:left="0" w:firstLine="0"/>
+      </w:pPr>
+      <w:r>
+        <w:drawing>
+          <wp:inline distT="0" distB="0" distL="0" distR="0" wp14:anchorId="72A1ACCC" wp14:editId="26CDAE15">
+            <wp:extent cx="5943600" cy="3055620"/>
+            <wp:effectExtent l="0" t="0" r="0" b="0"/>
+            <wp:docPr id="220492803" name="Picture 1"/>
+            <wp:cNvGraphicFramePr>
+              <a:graphicFrameLocks xmlns:a="http://schemas.openxmlformats.org/drawingml/2006/main" noChangeAspect="1"/>
+            </wp:cNvGraphicFramePr>
+            <a:graphic xmlns:a="http://schemas.openxmlformats.org/drawingml/2006/main">
+              <a:graphicData uri="http://schemas.openxmlformats.org/drawingml/2006/picture">
+                <pic:pic xmlns:pic="http://schemas.openxmlformats.org/drawingml/2006/picture">
+                  <pic:nvPicPr>
+                    <pic:cNvPr id="220492803" name=""/>
+                    <pic:cNvPicPr/>
+                  </pic:nvPicPr>
+                  <pic:blipFill>
+                    <a:blip r:embed="rId58"/>
+                    <a:stretch>
+                      <a:fillRect/>
+                    </a:stretch>
+                  </pic:blipFill>
+                  <pic:spPr>
+                    <a:xfrm>
+                      <a:off x="0" y="0"/>
+                      <a:ext cx="5943600" cy="3055620"/>
+                    </a:xfrm>
+                    <a:prstGeom prst="rect">
+                      <a:avLst/>
+                    </a:prstGeom>
+                  </pic:spPr>
+                </pic:pic>
+              </a:graphicData>
+            </a:graphic>
+          </wp:inline>
+        </w:drawing>
+      </w:r>
+    </w:p>
+    <w:p>
+      <w:pPr>
+        <w:ind w:left="0" w:firstLine="0"/>
+      </w:pPr>
+    </w:p>
+    <w:p>
+      <w:pPr>
+        <w:ind w:left="0" w:firstLine="0"/>
+      </w:pPr>
+      <w:r>
+        <w:lastRenderedPageBreak/>
+        <w:t>Spring Microservices - This uses 2 projects to develop microservices</w:t>
+      </w:r>
+    </w:p>
+    <w:p>
+      <w:pPr>
+        <w:pStyle w:val="ListParagraph"/>
+        <w:numPr>
+          <w:ilvl w:val="0"/>
+          <w:numId w:val="28"/>
+        </w:numPr>
+      </w:pPr>
+      <w:r>
+        <w:t>spring boot - automates the configuration</w:t>
+      </w:r>
+    </w:p>
+    <w:p>
+      <w:pPr>
+        <w:pStyle w:val="ListParagraph"/>
+        <w:numPr>
+          <w:ilvl w:val="0"/>
+          <w:numId w:val="28"/>
+        </w:numPr>
+      </w:pPr>
+      <w:r>
+        <w:t xml:space="preserve">spring cloud - implements all the microservice best practices like Service Discovery, Load Balancing, Distributed Cloud Configuration </w:t>
+      </w:r>
+    </w:p>
+    <w:p>
+      <w:pPr>
+        <w:ind w:left="0" w:firstLine="0"/>
+      </w:pPr>
+      <w:r>
+        <w:rPr>
+          <w:highlight w:val="yellow"/>
+        </w:rPr>
+        <w:t>Spring Cloud</w:t>
+      </w:r>
+      <w:r>
+        <w:t xml:space="preserve"> - it is a library that provides all the necessary design patterns to develop microservices, </w:t>
+      </w:r>
+    </w:p>
+    <w:p>
+      <w:pPr>
+        <w:ind w:left="0" w:firstLine="0"/>
+      </w:pPr>
+      <w:r>
+        <w:t xml:space="preserve">Service Discovery - Eureka Server is the library spring microservices provide to create the service discovery </w:t>
+      </w:r>
+    </w:p>
+    <w:p>
+      <w:pPr>
+        <w:ind w:left="0" w:firstLine="0"/>
+      </w:pPr>
+      <w:r>
+        <w:t>Eureka Client - These are microservices that register with eureka server</w:t>
+      </w:r>
+    </w:p>
+    <w:p>
+      <w:pPr>
+        <w:ind w:left="0" w:firstLine="0"/>
+      </w:pPr>
+    </w:p>
+    <w:p>
+      <w:pPr>
+        <w:ind w:left="0" w:firstLine="0"/>
+      </w:pPr>
+      <w:r>
+        <w:drawing>
+          <wp:inline distT="0" distB="0" distL="0" distR="0" wp14:anchorId="56F55736" wp14:editId="66FABC1A">
+            <wp:extent cx="5943600" cy="2632075"/>
+            <wp:effectExtent l="0" t="0" r="0" b="0"/>
+            <wp:docPr id="679111690" name="Picture 1"/>
+            <wp:cNvGraphicFramePr>
+              <a:graphicFrameLocks xmlns:a="http://schemas.openxmlformats.org/drawingml/2006/main" noChangeAspect="1"/>
+            </wp:cNvGraphicFramePr>
+            <a:graphic xmlns:a="http://schemas.openxmlformats.org/drawingml/2006/main">
+              <a:graphicData uri="http://schemas.openxmlformats.org/drawingml/2006/picture">
+                <pic:pic xmlns:pic="http://schemas.openxmlformats.org/drawingml/2006/picture">
+                  <pic:nvPicPr>
+                    <pic:cNvPr id="679111690" name=""/>
+                    <pic:cNvPicPr/>
+                  </pic:nvPicPr>
+                  <pic:blipFill>
+                    <a:blip r:embed="rId59"/>
+                    <a:stretch>
+                      <a:fillRect/>
+                    </a:stretch>
+                  </pic:blipFill>
+                  <pic:spPr>
+                    <a:xfrm>
+                      <a:off x="0" y="0"/>
+                      <a:ext cx="5943600" cy="2632075"/>
+                    </a:xfrm>
+                    <a:prstGeom prst="rect">
+                      <a:avLst/>
+                    </a:prstGeom>
+                  </pic:spPr>
+                </pic:pic>
+              </a:graphicData>
+            </a:graphic>
+          </wp:inline>
+        </w:drawing>
+      </w:r>
+      <w:r>
+        <w:rPr>
+          <w:highlight w:val="yellow"/>
+        </w:rPr>
+        <w:t>Benefits of using eureka server</w:t>
+      </w:r>
+    </w:p>
+    <w:p>
+      <w:pPr>
+        <w:pStyle w:val="ListParagraph"/>
+        <w:numPr>
+          <w:ilvl w:val="0"/>
+          <w:numId w:val="16"/>
+        </w:numPr>
+      </w:pPr>
+      <w:r>
+        <w:t xml:space="preserve">It creates service discovery </w:t>
+      </w:r>
+    </w:p>
+    <w:p>
+      <w:pPr>
+        <w:pStyle w:val="ListParagraph"/>
+        <w:numPr>
+          <w:ilvl w:val="0"/>
+          <w:numId w:val="16"/>
+        </w:numPr>
+      </w:pPr>
+      <w:r>
+        <w:t>it allows all the clients (microservices) to register with an unique name called instance id</w:t>
+      </w:r>
+    </w:p>
+    <w:p>
+      <w:pPr>
+        <w:pStyle w:val="ListParagraph"/>
+        <w:numPr>
+          <w:ilvl w:val="0"/>
+          <w:numId w:val="16"/>
+        </w:numPr>
+      </w:pPr>
+      <w:r>
+        <w:t>It provides a web page that you can use to see all the registered microservices</w:t>
+      </w:r>
+    </w:p>
+    <w:p>
+      <w:pPr>
+        <w:ind w:left="0" w:firstLine="0"/>
+      </w:pPr>
+      <w:r>
+        <w:rPr>
+          <w:highlight w:val="yellow"/>
+        </w:rPr>
+        <w:t>Benefits of using eureka client</w:t>
+      </w:r>
+    </w:p>
+    <w:p>
+      <w:pPr>
+        <w:pStyle w:val="ListParagraph"/>
+        <w:numPr>
+          <w:ilvl w:val="0"/>
+          <w:numId w:val="16"/>
+        </w:numPr>
+      </w:pPr>
+      <w:r>
+        <w:t>It is a microservice (will be having controller, service, dao and etc)</w:t>
+      </w:r>
+    </w:p>
+    <w:p>
+      <w:pPr>
+        <w:pStyle w:val="ListParagraph"/>
+        <w:numPr>
+          <w:ilvl w:val="0"/>
+          <w:numId w:val="16"/>
+        </w:numPr>
+      </w:pPr>
+      <w:r>
+        <w:lastRenderedPageBreak/>
+        <w:t>it searches automatically the eureka server in 8761 by default</w:t>
+      </w:r>
+    </w:p>
+    <w:p>
+      <w:pPr>
+        <w:ind w:left="360" w:firstLine="0"/>
+      </w:pPr>
+      <w:r>
+        <w:rPr>
+          <w:highlight w:val="yellow"/>
+        </w:rPr>
+        <w:t>Note:</w:t>
+      </w:r>
+      <w:r>
+        <w:t xml:space="preserve"> You can change the location of the eureka server &amp; configure eureka client to look eureka server in different port</w:t>
+      </w:r>
+    </w:p>
+    <w:p>
+      <w:pPr>
+        <w:ind w:left="360" w:firstLine="0"/>
+      </w:pPr>
+    </w:p>
+    <w:p>
+      <w:pPr>
+        <w:ind w:left="360" w:firstLine="0"/>
+      </w:pPr>
+      <w:r>
+        <w:drawing>
+          <wp:inline distT="0" distB="0" distL="0" distR="0" wp14:anchorId="5A09AE55" wp14:editId="30E99D8F">
+            <wp:extent cx="5943600" cy="2950845"/>
+            <wp:effectExtent l="0" t="0" r="0" b="1905"/>
+            <wp:docPr id="1990469835" name="Picture 1"/>
+            <wp:cNvGraphicFramePr>
+              <a:graphicFrameLocks xmlns:a="http://schemas.openxmlformats.org/drawingml/2006/main" noChangeAspect="1"/>
+            </wp:cNvGraphicFramePr>
+            <a:graphic xmlns:a="http://schemas.openxmlformats.org/drawingml/2006/main">
+              <a:graphicData uri="http://schemas.openxmlformats.org/drawingml/2006/picture">
+                <pic:pic xmlns:pic="http://schemas.openxmlformats.org/drawingml/2006/picture">
+                  <pic:nvPicPr>
+                    <pic:cNvPr id="1990469835" name=""/>
+                    <pic:cNvPicPr/>
+                  </pic:nvPicPr>
+                  <pic:blipFill>
+                    <a:blip r:embed="rId60"/>
+                    <a:stretch>
+                      <a:fillRect/>
+                    </a:stretch>
+                  </pic:blipFill>
+                  <pic:spPr>
+                    <a:xfrm>
+                      <a:off x="0" y="0"/>
+                      <a:ext cx="5943600" cy="2950845"/>
+                    </a:xfrm>
+                    <a:prstGeom prst="rect">
+                      <a:avLst/>
+                    </a:prstGeom>
+                  </pic:spPr>
+                </pic:pic>
+              </a:graphicData>
+            </a:graphic>
+          </wp:inline>
+        </w:drawing>
+      </w:r>
+    </w:p>
+    <w:p>
+      <w:pPr>
+        <w:ind w:left="360" w:firstLine="0"/>
+      </w:pPr>
+    </w:p>
+    <w:p>
+      <w:pPr>
+        <w:ind w:left="360" w:firstLine="0"/>
+      </w:pPr>
+      <w:r>
+        <w:rPr>
+          <w:highlight w:val="yellow"/>
+        </w:rPr>
+        <w:t>Steps to develop microservice</w:t>
+      </w:r>
+    </w:p>
+    <w:p>
+      <w:pPr>
+        <w:pStyle w:val="ListParagraph"/>
+        <w:numPr>
+          <w:ilvl w:val="0"/>
+          <w:numId w:val="30"/>
+        </w:numPr>
+      </w:pPr>
+      <w:r>
+        <w:t>You must create 2 projects minimum</w:t>
+      </w:r>
+    </w:p>
+    <w:p>
+      <w:pPr>
+        <w:pStyle w:val="ListParagraph"/>
+        <w:numPr>
+          <w:ilvl w:val="1"/>
+          <w:numId w:val="30"/>
+        </w:numPr>
+      </w:pPr>
+      <w:r>
+        <w:t>Service Discovery - libraries : eureka server, devtools</w:t>
+      </w:r>
+    </w:p>
+    <w:p>
+      <w:pPr>
+        <w:pStyle w:val="ListParagraph"/>
+        <w:numPr>
+          <w:ilvl w:val="1"/>
+          <w:numId w:val="30"/>
+        </w:numPr>
+      </w:pPr>
+      <w:r>
+        <w:t>Microservice - libraries : eureka client, devtools, web, jpa and so on</w:t>
+      </w:r>
+    </w:p>
+    <w:p>
+      <w:pPr>
+        <w:ind w:left="0" w:firstLine="0"/>
+      </w:pPr>
+      <w:r>
+        <w:rPr>
+          <w:highlight w:val="yellow"/>
+        </w:rPr>
+        <w:t>Changes in Service Discovery</w:t>
+      </w:r>
+    </w:p>
+    <w:p>
+      <w:pPr>
+        <w:pStyle w:val="ListParagraph"/>
+        <w:numPr>
+          <w:ilvl w:val="0"/>
+          <w:numId w:val="31"/>
+        </w:numPr>
+      </w:pPr>
+      <w:r>
+        <w:t xml:space="preserve">application.properties -&gt; port = 8761, disable client features </w:t>
+      </w:r>
+    </w:p>
+    <w:p>
+      <w:pPr>
+        <w:pStyle w:val="ListParagraph"/>
+        <w:numPr>
+          <w:ilvl w:val="0"/>
+          <w:numId w:val="31"/>
+        </w:numPr>
+      </w:pPr>
+      <w:r>
+        <w:t xml:space="preserve">@EnableEurekaServer -&gt; This enables your program as a service discovery </w:t>
+      </w:r>
+    </w:p>
+    <w:p>
+      <w:pPr>
+        <w:ind w:left="0" w:firstLine="0"/>
+      </w:pPr>
+      <w:r>
+        <w:rPr>
+          <w:highlight w:val="yellow"/>
+        </w:rPr>
+        <w:t>application.properties</w:t>
+      </w:r>
+    </w:p>
+    <w:p>
+      <w:pPr>
+        <w:ind w:left="0" w:firstLine="0"/>
+      </w:pPr>
+      <w:r>
+        <w:lastRenderedPageBreak/>
+        <w:drawing>
+          <wp:inline distT="0" distB="0" distL="0" distR="0" wp14:anchorId="0E36BB21" wp14:editId="022A6FDE">
+            <wp:extent cx="5943600" cy="1756410"/>
+            <wp:effectExtent l="0" t="0" r="0" b="0"/>
+            <wp:docPr id="1544581416" name="Picture 1"/>
+            <wp:cNvGraphicFramePr>
+              <a:graphicFrameLocks xmlns:a="http://schemas.openxmlformats.org/drawingml/2006/main" noChangeAspect="1"/>
+            </wp:cNvGraphicFramePr>
+            <a:graphic xmlns:a="http://schemas.openxmlformats.org/drawingml/2006/main">
+              <a:graphicData uri="http://schemas.openxmlformats.org/drawingml/2006/picture">
+                <pic:pic xmlns:pic="http://schemas.openxmlformats.org/drawingml/2006/picture">
+                  <pic:nvPicPr>
+                    <pic:cNvPr id="1544581416" name=""/>
+                    <pic:cNvPicPr/>
+                  </pic:nvPicPr>
+                  <pic:blipFill>
+                    <a:blip r:embed="rId61"/>
+                    <a:stretch>
+                      <a:fillRect/>
+                    </a:stretch>
+                  </pic:blipFill>
+                  <pic:spPr>
+                    <a:xfrm>
+                      <a:off x="0" y="0"/>
+                      <a:ext cx="5943600" cy="1756410"/>
+                    </a:xfrm>
+                    <a:prstGeom prst="rect">
+                      <a:avLst/>
+                    </a:prstGeom>
+                  </pic:spPr>
+                </pic:pic>
+              </a:graphicData>
+            </a:graphic>
+          </wp:inline>
+        </w:drawing>
+      </w:r>
+    </w:p>
+    <w:p>
+      <w:pPr>
+        <w:ind w:left="0" w:firstLine="0"/>
+      </w:pPr>
+      <w:r>
+        <w:rPr>
+          <w:highlight w:val="yellow"/>
+        </w:rPr>
+        <w:t>Adding @EnableEurekaServer</w:t>
+      </w:r>
+    </w:p>
+    <w:p>
+      <w:pPr>
+        <w:ind w:left="0" w:firstLine="0"/>
+      </w:pPr>
+      <w:r>
+        <w:drawing>
+          <wp:inline distT="0" distB="0" distL="0" distR="0" wp14:anchorId="3DD4C316" wp14:editId="3997945C">
+            <wp:extent cx="5943600" cy="2672080"/>
+            <wp:effectExtent l="0" t="0" r="0" b="0"/>
+            <wp:docPr id="200502264" name="Picture 1"/>
+            <wp:cNvGraphicFramePr>
+              <a:graphicFrameLocks xmlns:a="http://schemas.openxmlformats.org/drawingml/2006/main" noChangeAspect="1"/>
+            </wp:cNvGraphicFramePr>
+            <a:graphic xmlns:a="http://schemas.openxmlformats.org/drawingml/2006/main">
+              <a:graphicData uri="http://schemas.openxmlformats.org/drawingml/2006/picture">
+                <pic:pic xmlns:pic="http://schemas.openxmlformats.org/drawingml/2006/picture">
+                  <pic:nvPicPr>
+                    <pic:cNvPr id="200502264" name=""/>
+                    <pic:cNvPicPr/>
+                  </pic:nvPicPr>
+                  <pic:blipFill>
+                    <a:blip r:embed="rId62"/>
+                    <a:stretch>
+                      <a:fillRect/>
+                    </a:stretch>
+                  </pic:blipFill>
+                  <pic:spPr>
+                    <a:xfrm>
+                      <a:off x="0" y="0"/>
+                      <a:ext cx="5943600" cy="2672080"/>
+                    </a:xfrm>
+                    <a:prstGeom prst="rect">
+                      <a:avLst/>
+                    </a:prstGeom>
+                  </pic:spPr>
+                </pic:pic>
+              </a:graphicData>
+            </a:graphic>
+          </wp:inline>
+        </w:drawing>
+      </w:r>
+    </w:p>
     <w:sectPr>
       <w:pgSz w:w="12240" w:h="15840"/>
       <w:pgMar w:top="1440" w:right="1440" w:bottom="1440" w:left="1440" w:header="720" w:footer="720" w:gutter="0"/>
@@ -5697,6 +6839,95 @@
 <file path=word/numbering.xml><?xml version="1.0" encoding="utf-8"?>
 <w:numbering xmlns:wpc="http://schemas.microsoft.com/office/word/2010/wordprocessingCanvas" xmlns:cx="http://schemas.microsoft.com/office/drawing/2014/chartex" xmlns:cx1="http://schemas.microsoft.com/office/drawing/2015/9/8/chartex" xmlns:cx2="http://schemas.microsoft.com/office/drawing/2015/10/21/chartex" xmlns:cx3="http://schemas.microsoft.com/office/drawing/2016/5/9/chartex" xmlns:cx4="http://schemas.microsoft.com/office/drawing/2016/5/10/chartex" xmlns:cx5="http://schemas.microsoft.com/office/drawing/2016/5/11/chartex" xmlns:cx6="http://schemas.microsoft.com/office/drawing/2016/5/12/chartex" xmlns:cx7="http://schemas.microsoft.com/office/drawing/2016/5/13/chartex" xmlns:cx8="http://schemas.microsoft.com/office/drawing/2016/5/14/chartex" xmlns:mc="http://schemas.openxmlformats.org/markup-compatibility/2006" xmlns:aink="http://schemas.microsoft.com/office/drawing/2016/ink" xmlns:am3d="http://schemas.microsoft.com/office/drawing/2017/model3d" xmlns:o="urn:schemas-microsoft-com:office:office" xmlns:oel="http://schemas.microsoft.com/office/2019/extlst" xmlns:r="http://schemas.openxmlformats.org/officeDocument/2006/relationships" xmlns:m="http://schemas.openxmlformats.org/officeDocument/2006/math" xmlns:v="urn:schemas-microsoft-com:vml" xmlns:wp14="http://schemas.microsoft.com/office/word/2010/wordprocessingDrawing" xmlns:wp="http://schemas.openxmlformats.org/drawingml/2006/wordprocessingDrawing" xmlns:w10="urn:schemas-microsoft-com:office:word" xmlns:w="http://schemas.openxmlformats.org/wordprocessingml/2006/main" xmlns:w14="http://schemas.microsoft.com/office/word/2010/wordml" xmlns:w15="http://schemas.microsoft.com/office/word/2012/wordml" xmlns:w16cex="http://schemas.microsoft.com/office/word/2018/wordml/cex" xmlns:w16cid="http://schemas.microsoft.com/office/word/2016/wordml/cid" xmlns:w16="http://schemas.microsoft.com/office/word/2018/wordml" xmlns:w16du="http://schemas.microsoft.com/office/word/2023/wordml/word16du" xmlns:w16sdtdh="http://schemas.microsoft.com/office/word/2020/wordml/sdtdatahash" xmlns:w16sdtfl="http://schemas.microsoft.com/office/word/2024/wordml/sdtformatlock" xmlns:w16se="http://schemas.microsoft.com/office/word/2015/wordml/symex" xmlns:wpg="http://schemas.microsoft.com/office/word/2010/wordprocessingGroup" xmlns:wpi="http://schemas.microsoft.com/office/word/2010/wordprocessingInk" xmlns:wne="http://schemas.microsoft.com/office/word/2006/wordml" xmlns:wps="http://schemas.microsoft.com/office/word/2010/wordprocessingShape" mc:Ignorable="w14 w15 w16se w16cid w16 w16cex w16sdtdh w16sdtfl w16du wp14">
   <w:abstractNum w:abstractNumId="0" w15:restartNumberingAfterBreak="0">
+    <w:nsid w:val="01C6436C"/>
+    <w:multiLevelType w:val="hybridMultilevel"/>
+    <w:tmpl w:val="C46CE6E6"/>
+    <w:lvl w:ilvl="0" w:tplc="0409000F">
+      <w:start w:val="1"/>
+      <w:numFmt w:val="decimal"/>
+      <w:lvlText w:val="%1."/>
+      <w:lvlJc w:val="left"/>
+      <w:pPr>
+        <w:ind w:left="720" w:hanging="360"/>
+      </w:pPr>
+      <w:rPr>
+        <w:rFonts w:hint="default"/>
+      </w:rPr>
+    </w:lvl>
+    <w:lvl w:ilvl="1" w:tplc="04090019" w:tentative="1">
+      <w:start w:val="1"/>
+      <w:numFmt w:val="lowerLetter"/>
+      <w:lvlText w:val="%2."/>
+      <w:lvlJc w:val="left"/>
+      <w:pPr>
+        <w:ind w:left="1440" w:hanging="360"/>
+      </w:pPr>
+    </w:lvl>
+    <w:lvl w:ilvl="2" w:tplc="0409001B" w:tentative="1">
+      <w:start w:val="1"/>
+      <w:numFmt w:val="lowerRoman"/>
+      <w:lvlText w:val="%3."/>
+      <w:lvlJc w:val="right"/>
+      <w:pPr>
+        <w:ind w:left="2160" w:hanging="180"/>
+      </w:pPr>
+    </w:lvl>
+    <w:lvl w:ilvl="3" w:tplc="0409000F" w:tentative="1">
+      <w:start w:val="1"/>
+      <w:numFmt w:val="decimal"/>
+      <w:lvlText w:val="%4."/>
+      <w:lvlJc w:val="left"/>
+      <w:pPr>
+        <w:ind w:left="2880" w:hanging="360"/>
+      </w:pPr>
+    </w:lvl>
+    <w:lvl w:ilvl="4" w:tplc="04090019" w:tentative="1">
+      <w:start w:val="1"/>
+      <w:numFmt w:val="lowerLetter"/>
+      <w:lvlText w:val="%5."/>
+      <w:lvlJc w:val="left"/>
+      <w:pPr>
+        <w:ind w:left="3600" w:hanging="360"/>
+      </w:pPr>
+    </w:lvl>
+    <w:lvl w:ilvl="5" w:tplc="0409001B" w:tentative="1">
+      <w:start w:val="1"/>
+      <w:numFmt w:val="lowerRoman"/>
+      <w:lvlText w:val="%6."/>
+      <w:lvlJc w:val="right"/>
+      <w:pPr>
+        <w:ind w:left="4320" w:hanging="180"/>
+      </w:pPr>
+    </w:lvl>
+    <w:lvl w:ilvl="6" w:tplc="0409000F" w:tentative="1">
+      <w:start w:val="1"/>
+      <w:numFmt w:val="decimal"/>
+      <w:lvlText w:val="%7."/>
+      <w:lvlJc w:val="left"/>
+      <w:pPr>
+        <w:ind w:left="5040" w:hanging="360"/>
+      </w:pPr>
+    </w:lvl>
+    <w:lvl w:ilvl="7" w:tplc="04090019" w:tentative="1">
+      <w:start w:val="1"/>
+      <w:numFmt w:val="lowerLetter"/>
+      <w:lvlText w:val="%8."/>
+      <w:lvlJc w:val="left"/>
+      <w:pPr>
+        <w:ind w:left="5760" w:hanging="360"/>
+      </w:pPr>
+    </w:lvl>
+    <w:lvl w:ilvl="8" w:tplc="0409001B" w:tentative="1">
+      <w:start w:val="1"/>
+      <w:numFmt w:val="lowerRoman"/>
+      <w:lvlText w:val="%9."/>
+      <w:lvlJc w:val="right"/>
+      <w:pPr>
+        <w:ind w:left="6480" w:hanging="180"/>
+      </w:pPr>
+    </w:lvl>
+  </w:abstractNum>
+  <w:abstractNum w:abstractNumId="1" w15:restartNumberingAfterBreak="0">
     <w:nsid w:val="0A1D34D6"/>
     <w:multiLevelType w:val="hybridMultilevel"/>
     <w:tmpl w:val="2A3A3ADA"/>
@@ -5785,7 +7016,7 @@
       </w:pPr>
     </w:lvl>
   </w:abstractNum>
-  <w:abstractNum w:abstractNumId="1" w15:restartNumberingAfterBreak="0">
+  <w:abstractNum w:abstractNumId="2" w15:restartNumberingAfterBreak="0">
     <w:nsid w:val="1482674B"/>
     <w:multiLevelType w:val="hybridMultilevel"/>
     <w:tmpl w:val="C700C030"/>
@@ -5874,7 +7105,96 @@
       </w:pPr>
     </w:lvl>
   </w:abstractNum>
-  <w:abstractNum w:abstractNumId="2" w15:restartNumberingAfterBreak="0">
+  <w:abstractNum w:abstractNumId="3" w15:restartNumberingAfterBreak="0">
+    <w:nsid w:val="16EE63D6"/>
+    <w:multiLevelType w:val="hybridMultilevel"/>
+    <w:tmpl w:val="A5BC9698"/>
+    <w:lvl w:ilvl="0" w:tplc="0409000F">
+      <w:start w:val="1"/>
+      <w:numFmt w:val="decimal"/>
+      <w:lvlText w:val="%1."/>
+      <w:lvlJc w:val="left"/>
+      <w:pPr>
+        <w:ind w:left="720" w:hanging="360"/>
+      </w:pPr>
+      <w:rPr>
+        <w:rFonts w:hint="default"/>
+      </w:rPr>
+    </w:lvl>
+    <w:lvl w:ilvl="1" w:tplc="04090019">
+      <w:start w:val="1"/>
+      <w:numFmt w:val="lowerLetter"/>
+      <w:lvlText w:val="%2."/>
+      <w:lvlJc w:val="left"/>
+      <w:pPr>
+        <w:ind w:left="1440" w:hanging="360"/>
+      </w:pPr>
+    </w:lvl>
+    <w:lvl w:ilvl="2" w:tplc="0409001B" w:tentative="1">
+      <w:start w:val="1"/>
+      <w:numFmt w:val="lowerRoman"/>
+      <w:lvlText w:val="%3."/>
+      <w:lvlJc w:val="right"/>
+      <w:pPr>
+        <w:ind w:left="2160" w:hanging="180"/>
+      </w:pPr>
+    </w:lvl>
+    <w:lvl w:ilvl="3" w:tplc="0409000F" w:tentative="1">
+      <w:start w:val="1"/>
+      <w:numFmt w:val="decimal"/>
+      <w:lvlText w:val="%4."/>
+      <w:lvlJc w:val="left"/>
+      <w:pPr>
+        <w:ind w:left="2880" w:hanging="360"/>
+      </w:pPr>
+    </w:lvl>
+    <w:lvl w:ilvl="4" w:tplc="04090019" w:tentative="1">
+      <w:start w:val="1"/>
+      <w:numFmt w:val="lowerLetter"/>
+      <w:lvlText w:val="%5."/>
+      <w:lvlJc w:val="left"/>
+      <w:pPr>
+        <w:ind w:left="3600" w:hanging="360"/>
+      </w:pPr>
+    </w:lvl>
+    <w:lvl w:ilvl="5" w:tplc="0409001B" w:tentative="1">
+      <w:start w:val="1"/>
+      <w:numFmt w:val="lowerRoman"/>
+      <w:lvlText w:val="%6."/>
+      <w:lvlJc w:val="right"/>
+      <w:pPr>
+        <w:ind w:left="4320" w:hanging="180"/>
+      </w:pPr>
+    </w:lvl>
+    <w:lvl w:ilvl="6" w:tplc="0409000F" w:tentative="1">
+      <w:start w:val="1"/>
+      <w:numFmt w:val="decimal"/>
+      <w:lvlText w:val="%7."/>
+      <w:lvlJc w:val="left"/>
+      <w:pPr>
+        <w:ind w:left="5040" w:hanging="360"/>
+      </w:pPr>
+    </w:lvl>
+    <w:lvl w:ilvl="7" w:tplc="04090019" w:tentative="1">
+      <w:start w:val="1"/>
+      <w:numFmt w:val="lowerLetter"/>
+      <w:lvlText w:val="%8."/>
+      <w:lvlJc w:val="left"/>
+      <w:pPr>
+        <w:ind w:left="5760" w:hanging="360"/>
+      </w:pPr>
+    </w:lvl>
+    <w:lvl w:ilvl="8" w:tplc="0409001B" w:tentative="1">
+      <w:start w:val="1"/>
+      <w:numFmt w:val="lowerRoman"/>
+      <w:lvlText w:val="%9."/>
+      <w:lvlJc w:val="right"/>
+      <w:pPr>
+        <w:ind w:left="6480" w:hanging="180"/>
+      </w:pPr>
+    </w:lvl>
+  </w:abstractNum>
+  <w:abstractNum w:abstractNumId="4" w15:restartNumberingAfterBreak="0">
     <w:nsid w:val="230F2A23"/>
     <w:multiLevelType w:val="hybridMultilevel"/>
     <w:tmpl w:val="15B29E9E"/>
@@ -5963,7 +7283,96 @@
       </w:pPr>
     </w:lvl>
   </w:abstractNum>
-  <w:abstractNum w:abstractNumId="3" w15:restartNumberingAfterBreak="0">
+  <w:abstractNum w:abstractNumId="5" w15:restartNumberingAfterBreak="0">
+    <w:nsid w:val="28493337"/>
+    <w:multiLevelType w:val="hybridMultilevel"/>
+    <w:tmpl w:val="A6FCAE60"/>
+    <w:lvl w:ilvl="0" w:tplc="0409000F">
+      <w:start w:val="1"/>
+      <w:numFmt w:val="decimal"/>
+      <w:lvlText w:val="%1."/>
+      <w:lvlJc w:val="left"/>
+      <w:pPr>
+        <w:ind w:left="720" w:hanging="360"/>
+      </w:pPr>
+      <w:rPr>
+        <w:rFonts w:hint="default"/>
+      </w:rPr>
+    </w:lvl>
+    <w:lvl w:ilvl="1" w:tplc="04090019" w:tentative="1">
+      <w:start w:val="1"/>
+      <w:numFmt w:val="lowerLetter"/>
+      <w:lvlText w:val="%2."/>
+      <w:lvlJc w:val="left"/>
+      <w:pPr>
+        <w:ind w:left="1440" w:hanging="360"/>
+      </w:pPr>
+    </w:lvl>
+    <w:lvl w:ilvl="2" w:tplc="0409001B" w:tentative="1">
+      <w:start w:val="1"/>
+      <w:numFmt w:val="lowerRoman"/>
+      <w:lvlText w:val="%3."/>
+      <w:lvlJc w:val="right"/>
+      <w:pPr>
+        <w:ind w:left="2160" w:hanging="180"/>
+      </w:pPr>
+    </w:lvl>
+    <w:lvl w:ilvl="3" w:tplc="0409000F" w:tentative="1">
+      <w:start w:val="1"/>
+      <w:numFmt w:val="decimal"/>
+      <w:lvlText w:val="%4."/>
+      <w:lvlJc w:val="left"/>
+      <w:pPr>
+        <w:ind w:left="2880" w:hanging="360"/>
+      </w:pPr>
+    </w:lvl>
+    <w:lvl w:ilvl="4" w:tplc="04090019" w:tentative="1">
+      <w:start w:val="1"/>
+      <w:numFmt w:val="lowerLetter"/>
+      <w:lvlText w:val="%5."/>
+      <w:lvlJc w:val="left"/>
+      <w:pPr>
+        <w:ind w:left="3600" w:hanging="360"/>
+      </w:pPr>
+    </w:lvl>
+    <w:lvl w:ilvl="5" w:tplc="0409001B" w:tentative="1">
+      <w:start w:val="1"/>
+      <w:numFmt w:val="lowerRoman"/>
+      <w:lvlText w:val="%6."/>
+      <w:lvlJc w:val="right"/>
+      <w:pPr>
+        <w:ind w:left="4320" w:hanging="180"/>
+      </w:pPr>
+    </w:lvl>
+    <w:lvl w:ilvl="6" w:tplc="0409000F" w:tentative="1">
+      <w:start w:val="1"/>
+      <w:numFmt w:val="decimal"/>
+      <w:lvlText w:val="%7."/>
+      <w:lvlJc w:val="left"/>
+      <w:pPr>
+        <w:ind w:left="5040" w:hanging="360"/>
+      </w:pPr>
+    </w:lvl>
+    <w:lvl w:ilvl="7" w:tplc="04090019" w:tentative="1">
+      <w:start w:val="1"/>
+      <w:numFmt w:val="lowerLetter"/>
+      <w:lvlText w:val="%8."/>
+      <w:lvlJc w:val="left"/>
+      <w:pPr>
+        <w:ind w:left="5760" w:hanging="360"/>
+      </w:pPr>
+    </w:lvl>
+    <w:lvl w:ilvl="8" w:tplc="0409001B" w:tentative="1">
+      <w:start w:val="1"/>
+      <w:numFmt w:val="lowerRoman"/>
+      <w:lvlText w:val="%9."/>
+      <w:lvlJc w:val="right"/>
+      <w:pPr>
+        <w:ind w:left="6480" w:hanging="180"/>
+      </w:pPr>
+    </w:lvl>
+  </w:abstractNum>
+  <w:abstractNum w:abstractNumId="6" w15:restartNumberingAfterBreak="0">
     <w:nsid w:val="29531BAF"/>
     <w:multiLevelType w:val="hybridMultilevel"/>
     <w:tmpl w:val="825EDB6C"/>
@@ -6052,7 +7461,7 @@
       </w:pPr>
     </w:lvl>
   </w:abstractNum>
-  <w:abstractNum w:abstractNumId="4" w15:restartNumberingAfterBreak="0">
+  <w:abstractNum w:abstractNumId="7" w15:restartNumberingAfterBreak="0">
     <w:nsid w:val="2E57703E"/>
     <w:multiLevelType w:val="hybridMultilevel"/>
     <w:tmpl w:val="2954CD1E"/>
@@ -6141,7 +7550,7 @@
       </w:pPr>
     </w:lvl>
   </w:abstractNum>
-  <w:abstractNum w:abstractNumId="5" w15:restartNumberingAfterBreak="0">
+  <w:abstractNum w:abstractNumId="8" w15:restartNumberingAfterBreak="0">
     <w:nsid w:val="2E8E3B7C"/>
     <w:multiLevelType w:val="hybridMultilevel"/>
     <w:tmpl w:val="642A09EE"/>
@@ -6230,7 +7639,7 @@
       </w:pPr>
     </w:lvl>
   </w:abstractNum>
-  <w:abstractNum w:abstractNumId="6" w15:restartNumberingAfterBreak="0">
+  <w:abstractNum w:abstractNumId="9" w15:restartNumberingAfterBreak="0">
     <w:nsid w:val="316C2ABE"/>
     <w:multiLevelType w:val="hybridMultilevel"/>
     <w:tmpl w:val="B8122270"/>
@@ -6319,7 +7728,96 @@
       </w:pPr>
     </w:lvl>
   </w:abstractNum>
-  <w:abstractNum w:abstractNumId="7" w15:restartNumberingAfterBreak="0">
+  <w:abstractNum w:abstractNumId="10" w15:restartNumberingAfterBreak="0">
+    <w:nsid w:val="34C354E6"/>
+    <w:multiLevelType w:val="hybridMultilevel"/>
+    <w:tmpl w:val="FABEE6F8"/>
+    <w:lvl w:ilvl="0" w:tplc="0409000F">
+      <w:start w:val="1"/>
+      <w:numFmt w:val="decimal"/>
+      <w:lvlText w:val="%1."/>
+      <w:lvlJc w:val="left"/>
+      <w:pPr>
+        <w:ind w:left="720" w:hanging="360"/>
+      </w:pPr>
+      <w:rPr>
+        <w:rFonts w:hint="default"/>
+      </w:rPr>
+    </w:lvl>
+    <w:lvl w:ilvl="1" w:tplc="04090019" w:tentative="1">
+      <w:start w:val="1"/>
+      <w:numFmt w:val="lowerLetter"/>
+      <w:lvlText w:val="%2."/>
+      <w:lvlJc w:val="left"/>
+      <w:pPr>
+        <w:ind w:left="1440" w:hanging="360"/>
+      </w:pPr>
+    </w:lvl>
+    <w:lvl w:ilvl="2" w:tplc="0409001B" w:tentative="1">
+      <w:start w:val="1"/>
+      <w:numFmt w:val="lowerRoman"/>
+      <w:lvlText w:val="%3."/>
+      <w:lvlJc w:val="right"/>
+      <w:pPr>
+        <w:ind w:left="2160" w:hanging="180"/>
+      </w:pPr>
+    </w:lvl>
+    <w:lvl w:ilvl="3" w:tplc="0409000F" w:tentative="1">
+      <w:start w:val="1"/>
+      <w:numFmt w:val="decimal"/>
+      <w:lvlText w:val="%4."/>
+      <w:lvlJc w:val="left"/>
+      <w:pPr>
+        <w:ind w:left="2880" w:hanging="360"/>
+      </w:pPr>
+    </w:lvl>
+    <w:lvl w:ilvl="4" w:tplc="04090019" w:tentative="1">
+      <w:start w:val="1"/>
+      <w:numFmt w:val="lowerLetter"/>
+      <w:lvlText w:val="%5."/>
+      <w:lvlJc w:val="left"/>
+      <w:pPr>
+        <w:ind w:left="3600" w:hanging="360"/>
+      </w:pPr>
+    </w:lvl>
+    <w:lvl w:ilvl="5" w:tplc="0409001B" w:tentative="1">
+      <w:start w:val="1"/>
+      <w:numFmt w:val="lowerRoman"/>
+      <w:lvlText w:val="%6."/>
+      <w:lvlJc w:val="right"/>
+      <w:pPr>
+        <w:ind w:left="4320" w:hanging="180"/>
+      </w:pPr>
+    </w:lvl>
+    <w:lvl w:ilvl="6" w:tplc="0409000F" w:tentative="1">
+      <w:start w:val="1"/>
+      <w:numFmt w:val="decimal"/>
+      <w:lvlText w:val="%7."/>
+      <w:lvlJc w:val="left"/>
+      <w:pPr>
+        <w:ind w:left="5040" w:hanging="360"/>
+      </w:pPr>
+    </w:lvl>
+    <w:lvl w:ilvl="7" w:tplc="04090019" w:tentative="1">
+      <w:start w:val="1"/>
+      <w:numFmt w:val="lowerLetter"/>
+      <w:lvlText w:val="%8."/>
+      <w:lvlJc w:val="left"/>
+      <w:pPr>
+        <w:ind w:left="5760" w:hanging="360"/>
+      </w:pPr>
+    </w:lvl>
+    <w:lvl w:ilvl="8" w:tplc="0409001B" w:tentative="1">
+      <w:start w:val="1"/>
+      <w:numFmt w:val="lowerRoman"/>
+      <w:lvlText w:val="%9."/>
+      <w:lvlJc w:val="right"/>
+      <w:pPr>
+        <w:ind w:left="6480" w:hanging="180"/>
+      </w:pPr>
+    </w:lvl>
+  </w:abstractNum>
+  <w:abstractNum w:abstractNumId="11" w15:restartNumberingAfterBreak="0">
     <w:nsid w:val="35105F3F"/>
     <w:multiLevelType w:val="hybridMultilevel"/>
     <w:tmpl w:val="5836731C"/>
@@ -6408,7 +7906,7 @@
       </w:pPr>
     </w:lvl>
   </w:abstractNum>
-  <w:abstractNum w:abstractNumId="8" w15:restartNumberingAfterBreak="0">
+  <w:abstractNum w:abstractNumId="12" w15:restartNumberingAfterBreak="0">
     <w:nsid w:val="379F1E0F"/>
     <w:multiLevelType w:val="hybridMultilevel"/>
     <w:tmpl w:val="0B867A42"/>
@@ -6497,7 +7995,7 @@
       </w:pPr>
     </w:lvl>
   </w:abstractNum>
-  <w:abstractNum w:abstractNumId="9" w15:restartNumberingAfterBreak="0">
+  <w:abstractNum w:abstractNumId="13" w15:restartNumberingAfterBreak="0">
     <w:nsid w:val="44CA2C52"/>
     <w:multiLevelType w:val="hybridMultilevel"/>
     <w:tmpl w:val="CE54277C"/>
@@ -6586,7 +8084,7 @@
       </w:pPr>
     </w:lvl>
   </w:abstractNum>
-  <w:abstractNum w:abstractNumId="10" w15:restartNumberingAfterBreak="0">
+  <w:abstractNum w:abstractNumId="14" w15:restartNumberingAfterBreak="0">
     <w:nsid w:val="46044801"/>
     <w:multiLevelType w:val="hybridMultilevel"/>
     <w:tmpl w:val="5ACEF4C4"/>
@@ -6675,7 +8173,7 @@
       </w:pPr>
     </w:lvl>
   </w:abstractNum>
-  <w:abstractNum w:abstractNumId="11" w15:restartNumberingAfterBreak="0">
+  <w:abstractNum w:abstractNumId="15" w15:restartNumberingAfterBreak="0">
     <w:nsid w:val="4AC07085"/>
     <w:multiLevelType w:val="hybridMultilevel"/>
     <w:tmpl w:val="3C1447BA"/>
@@ -6764,7 +8262,7 @@
       </w:pPr>
     </w:lvl>
   </w:abstractNum>
-  <w:abstractNum w:abstractNumId="12" w15:restartNumberingAfterBreak="0">
+  <w:abstractNum w:abstractNumId="16" w15:restartNumberingAfterBreak="0">
     <w:nsid w:val="4FAA6A76"/>
     <w:multiLevelType w:val="hybridMultilevel"/>
     <w:tmpl w:val="E74AB79A"/>
@@ -6853,7 +8351,7 @@
       </w:pPr>
     </w:lvl>
   </w:abstractNum>
-  <w:abstractNum w:abstractNumId="13" w15:restartNumberingAfterBreak="0">
+  <w:abstractNum w:abstractNumId="17" w15:restartNumberingAfterBreak="0">
     <w:nsid w:val="51370263"/>
     <w:multiLevelType w:val="hybridMultilevel"/>
     <w:tmpl w:val="A19EA814"/>
@@ -6942,7 +8440,7 @@
       </w:pPr>
     </w:lvl>
   </w:abstractNum>
-  <w:abstractNum w:abstractNumId="14" w15:restartNumberingAfterBreak="0">
+  <w:abstractNum w:abstractNumId="18" w15:restartNumberingAfterBreak="0">
     <w:nsid w:val="582E2516"/>
     <w:multiLevelType w:val="hybridMultilevel"/>
     <w:tmpl w:val="E55C935C"/>
@@ -7031,7 +8529,7 @@
       </w:pPr>
     </w:lvl>
   </w:abstractNum>
-  <w:abstractNum w:abstractNumId="15" w15:restartNumberingAfterBreak="0">
+  <w:abstractNum w:abstractNumId="19" w15:restartNumberingAfterBreak="0">
     <w:nsid w:val="58EC0FA2"/>
     <w:multiLevelType w:val="hybridMultilevel"/>
     <w:tmpl w:val="CE3EAE10"/>
@@ -7120,7 +8618,7 @@
       </w:pPr>
     </w:lvl>
   </w:abstractNum>
-  <w:abstractNum w:abstractNumId="16" w15:restartNumberingAfterBreak="0">
+  <w:abstractNum w:abstractNumId="20" w15:restartNumberingAfterBreak="0">
     <w:nsid w:val="5B3F3CEC"/>
     <w:multiLevelType w:val="hybridMultilevel"/>
     <w:tmpl w:val="71460F90"/>
@@ -7209,7 +8707,96 @@
       </w:pPr>
     </w:lvl>
   </w:abstractNum>
-  <w:abstractNum w:abstractNumId="17" w15:restartNumberingAfterBreak="0">
+  <w:abstractNum w:abstractNumId="21" w15:restartNumberingAfterBreak="0">
+    <w:nsid w:val="5E176280"/>
+    <w:multiLevelType w:val="hybridMultilevel"/>
+    <w:tmpl w:val="A412E02A"/>
+    <w:lvl w:ilvl="0" w:tplc="0409000F">
+      <w:start w:val="1"/>
+      <w:numFmt w:val="decimal"/>
+      <w:lvlText w:val="%1."/>
+      <w:lvlJc w:val="left"/>
+      <w:pPr>
+        <w:ind w:left="720" w:hanging="360"/>
+      </w:pPr>
+      <w:rPr>
+        <w:rFonts w:hint="default"/>
+      </w:rPr>
+    </w:lvl>
+    <w:lvl w:ilvl="1" w:tplc="04090019" w:tentative="1">
+      <w:start w:val="1"/>
+      <w:numFmt w:val="lowerLetter"/>
+      <w:lvlText w:val="%2."/>
+      <w:lvlJc w:val="left"/>
+      <w:pPr>
+        <w:ind w:left="1440" w:hanging="360"/>
+      </w:pPr>
+    </w:lvl>
+    <w:lvl w:ilvl="2" w:tplc="0409001B" w:tentative="1">
+      <w:start w:val="1"/>
+      <w:numFmt w:val="lowerRoman"/>
+      <w:lvlText w:val="%3."/>
+      <w:lvlJc w:val="right"/>
+      <w:pPr>
+        <w:ind w:left="2160" w:hanging="180"/>
+      </w:pPr>
+    </w:lvl>
+    <w:lvl w:ilvl="3" w:tplc="0409000F" w:tentative="1">
+      <w:start w:val="1"/>
+      <w:numFmt w:val="decimal"/>
+      <w:lvlText w:val="%4."/>
+      <w:lvlJc w:val="left"/>
+      <w:pPr>
+        <w:ind w:left="2880" w:hanging="360"/>
+      </w:pPr>
+    </w:lvl>
+    <w:lvl w:ilvl="4" w:tplc="04090019" w:tentative="1">
+      <w:start w:val="1"/>
+      <w:numFmt w:val="lowerLetter"/>
+      <w:lvlText w:val="%5."/>
+      <w:lvlJc w:val="left"/>
+      <w:pPr>
+        <w:ind w:left="3600" w:hanging="360"/>
+      </w:pPr>
+    </w:lvl>
+    <w:lvl w:ilvl="5" w:tplc="0409001B" w:tentative="1">
+      <w:start w:val="1"/>
+      <w:numFmt w:val="lowerRoman"/>
+      <w:lvlText w:val="%6."/>
+      <w:lvlJc w:val="right"/>
+      <w:pPr>
+        <w:ind w:left="4320" w:hanging="180"/>
+      </w:pPr>
+    </w:lvl>
+    <w:lvl w:ilvl="6" w:tplc="0409000F" w:tentative="1">
+      <w:start w:val="1"/>
+      <w:numFmt w:val="decimal"/>
+      <w:lvlText w:val="%7."/>
+      <w:lvlJc w:val="left"/>
+      <w:pPr>
+        <w:ind w:left="5040" w:hanging="360"/>
+      </w:pPr>
+    </w:lvl>
+    <w:lvl w:ilvl="7" w:tplc="04090019" w:tentative="1">
+      <w:start w:val="1"/>
+      <w:numFmt w:val="lowerLetter"/>
+      <w:lvlText w:val="%8."/>
+      <w:lvlJc w:val="left"/>
+      <w:pPr>
+        <w:ind w:left="5760" w:hanging="360"/>
+      </w:pPr>
+    </w:lvl>
+    <w:lvl w:ilvl="8" w:tplc="0409001B" w:tentative="1">
+      <w:start w:val="1"/>
+      <w:numFmt w:val="lowerRoman"/>
+      <w:lvlText w:val="%9."/>
+      <w:lvlJc w:val="right"/>
+      <w:pPr>
+        <w:ind w:left="6480" w:hanging="180"/>
+      </w:pPr>
+    </w:lvl>
+  </w:abstractNum>
+  <w:abstractNum w:abstractNumId="22" w15:restartNumberingAfterBreak="0">
     <w:nsid w:val="5ED30FF7"/>
     <w:multiLevelType w:val="hybridMultilevel"/>
     <w:tmpl w:val="B3AC66B8"/>
@@ -7298,7 +8885,7 @@
       </w:pPr>
     </w:lvl>
   </w:abstractNum>
-  <w:abstractNum w:abstractNumId="18" w15:restartNumberingAfterBreak="0">
+  <w:abstractNum w:abstractNumId="23" w15:restartNumberingAfterBreak="0">
     <w:nsid w:val="6561046C"/>
     <w:multiLevelType w:val="hybridMultilevel"/>
     <w:tmpl w:val="54BC4562"/>
@@ -7387,7 +8974,96 @@
       </w:pPr>
     </w:lvl>
   </w:abstractNum>
-  <w:abstractNum w:abstractNumId="19" w15:restartNumberingAfterBreak="0">
+  <w:abstractNum w:abstractNumId="24" w15:restartNumberingAfterBreak="0">
+    <w:nsid w:val="664C2B59"/>
+    <w:multiLevelType w:val="hybridMultilevel"/>
+    <w:tmpl w:val="1CF0A4EA"/>
+    <w:lvl w:ilvl="0" w:tplc="0409000F">
+      <w:start w:val="1"/>
+      <w:numFmt w:val="decimal"/>
+      <w:lvlText w:val="%1."/>
+      <w:lvlJc w:val="left"/>
+      <w:pPr>
+        <w:ind w:left="720" w:hanging="360"/>
+      </w:pPr>
+      <w:rPr>
+        <w:rFonts w:hint="default"/>
+      </w:rPr>
+    </w:lvl>
+    <w:lvl w:ilvl="1" w:tplc="04090019" w:tentative="1">
+      <w:start w:val="1"/>
+      <w:numFmt w:val="lowerLetter"/>
+      <w:lvlText w:val="%2."/>
+      <w:lvlJc w:val="left"/>
+      <w:pPr>
+        <w:ind w:left="1440" w:hanging="360"/>
+      </w:pPr>
+    </w:lvl>
+    <w:lvl w:ilvl="2" w:tplc="0409001B" w:tentative="1">
+      <w:start w:val="1"/>
+      <w:numFmt w:val="lowerRoman"/>
+      <w:lvlText w:val="%3."/>
+      <w:lvlJc w:val="right"/>
+      <w:pPr>
+        <w:ind w:left="2160" w:hanging="180"/>
+      </w:pPr>
+    </w:lvl>
+    <w:lvl w:ilvl="3" w:tplc="0409000F" w:tentative="1">
+      <w:start w:val="1"/>
+      <w:numFmt w:val="decimal"/>
+      <w:lvlText w:val="%4."/>
+      <w:lvlJc w:val="left"/>
+      <w:pPr>
+        <w:ind w:left="2880" w:hanging="360"/>
+      </w:pPr>
+    </w:lvl>
+    <w:lvl w:ilvl="4" w:tplc="04090019" w:tentative="1">
+      <w:start w:val="1"/>
+      <w:numFmt w:val="lowerLetter"/>
+      <w:lvlText w:val="%5."/>
+      <w:lvlJc w:val="left"/>
+      <w:pPr>
+        <w:ind w:left="3600" w:hanging="360"/>
+      </w:pPr>
+    </w:lvl>
+    <w:lvl w:ilvl="5" w:tplc="0409001B" w:tentative="1">
+      <w:start w:val="1"/>
+      <w:numFmt w:val="lowerRoman"/>
+      <w:lvlText w:val="%6."/>
+      <w:lvlJc w:val="right"/>
+      <w:pPr>
+        <w:ind w:left="4320" w:hanging="180"/>
+      </w:pPr>
+    </w:lvl>
+    <w:lvl w:ilvl="6" w:tplc="0409000F" w:tentative="1">
+      <w:start w:val="1"/>
+      <w:numFmt w:val="decimal"/>
+      <w:lvlText w:val="%7."/>
+      <w:lvlJc w:val="left"/>
+      <w:pPr>
+        <w:ind w:left="5040" w:hanging="360"/>
+      </w:pPr>
+    </w:lvl>
+    <w:lvl w:ilvl="7" w:tplc="04090019" w:tentative="1">
+      <w:start w:val="1"/>
+      <w:numFmt w:val="lowerLetter"/>
+      <w:lvlText w:val="%8."/>
+      <w:lvlJc w:val="left"/>
+      <w:pPr>
+        <w:ind w:left="5760" w:hanging="360"/>
+      </w:pPr>
+    </w:lvl>
+    <w:lvl w:ilvl="8" w:tplc="0409001B" w:tentative="1">
+      <w:start w:val="1"/>
+      <w:numFmt w:val="lowerRoman"/>
+      <w:lvlText w:val="%9."/>
+      <w:lvlJc w:val="right"/>
+      <w:pPr>
+        <w:ind w:left="6480" w:hanging="180"/>
+      </w:pPr>
+    </w:lvl>
+  </w:abstractNum>
+  <w:abstractNum w:abstractNumId="25" w15:restartNumberingAfterBreak="0">
     <w:nsid w:val="676E2B6B"/>
     <w:multiLevelType w:val="hybridMultilevel"/>
     <w:tmpl w:val="E7204440"/>
@@ -7500,7 +9176,7 @@
       </w:rPr>
     </w:lvl>
   </w:abstractNum>
-  <w:abstractNum w:abstractNumId="20" w15:restartNumberingAfterBreak="0">
+  <w:abstractNum w:abstractNumId="26" w15:restartNumberingAfterBreak="0">
     <w:nsid w:val="6F9628B0"/>
     <w:multiLevelType w:val="hybridMultilevel"/>
     <w:tmpl w:val="58B2F9FA"/>
@@ -7589,7 +9265,7 @@
       </w:pPr>
     </w:lvl>
   </w:abstractNum>
-  <w:abstractNum w:abstractNumId="21" w15:restartNumberingAfterBreak="0">
+  <w:abstractNum w:abstractNumId="27" w15:restartNumberingAfterBreak="0">
     <w:nsid w:val="78CF66F5"/>
     <w:multiLevelType w:val="hybridMultilevel"/>
     <w:tmpl w:val="FD460E22"/>
@@ -7678,7 +9354,7 @@
       </w:pPr>
     </w:lvl>
   </w:abstractNum>
-  <w:abstractNum w:abstractNumId="22" w15:restartNumberingAfterBreak="0">
+  <w:abstractNum w:abstractNumId="28" w15:restartNumberingAfterBreak="0">
     <w:nsid w:val="78FE7F30"/>
     <w:multiLevelType w:val="hybridMultilevel"/>
     <w:tmpl w:val="545CA6A2"/>
@@ -7767,7 +9443,96 @@
       </w:pPr>
     </w:lvl>
   </w:abstractNum>
-  <w:abstractNum w:abstractNumId="23" w15:restartNumberingAfterBreak="0">
+  <w:abstractNum w:abstractNumId="29" w15:restartNumberingAfterBreak="0">
+    <w:nsid w:val="7C953AEA"/>
+    <w:multiLevelType w:val="hybridMultilevel"/>
+    <w:tmpl w:val="7CCC41C4"/>
+    <w:lvl w:ilvl="0" w:tplc="0409000F">
+      <w:start w:val="1"/>
+      <w:numFmt w:val="decimal"/>
+      <w:lvlText w:val="%1."/>
+      <w:lvlJc w:val="left"/>
+      <w:pPr>
+        <w:ind w:left="720" w:hanging="360"/>
+      </w:pPr>
+      <w:rPr>
+        <w:rFonts w:hint="default"/>
+      </w:rPr>
+    </w:lvl>
+    <w:lvl w:ilvl="1" w:tplc="04090019" w:tentative="1">
+      <w:start w:val="1"/>
+      <w:numFmt w:val="lowerLetter"/>
+      <w:lvlText w:val="%2."/>
+      <w:lvlJc w:val="left"/>
+      <w:pPr>
+        <w:ind w:left="1440" w:hanging="360"/>
+      </w:pPr>
+    </w:lvl>
+    <w:lvl w:ilvl="2" w:tplc="0409001B" w:tentative="1">
+      <w:start w:val="1"/>
+      <w:numFmt w:val="lowerRoman"/>
+      <w:lvlText w:val="%3."/>
+      <w:lvlJc w:val="right"/>
+      <w:pPr>
+        <w:ind w:left="2160" w:hanging="180"/>
+      </w:pPr>
+    </w:lvl>
+    <w:lvl w:ilvl="3" w:tplc="0409000F" w:tentative="1">
+      <w:start w:val="1"/>
+      <w:numFmt w:val="decimal"/>
+      <w:lvlText w:val="%4."/>
+      <w:lvlJc w:val="left"/>
+      <w:pPr>
+        <w:ind w:left="2880" w:hanging="360"/>
+      </w:pPr>
+    </w:lvl>
+    <w:lvl w:ilvl="4" w:tplc="04090019" w:tentative="1">
+      <w:start w:val="1"/>
+      <w:numFmt w:val="lowerLetter"/>
+      <w:lvlText w:val="%5."/>
+      <w:lvlJc w:val="left"/>
+      <w:pPr>
+        <w:ind w:left="3600" w:hanging="360"/>
+      </w:pPr>
+    </w:lvl>
+    <w:lvl w:ilvl="5" w:tplc="0409001B" w:tentative="1">
+      <w:start w:val="1"/>
+      <w:numFmt w:val="lowerRoman"/>
+      <w:lvlText w:val="%6."/>
+      <w:lvlJc w:val="right"/>
+      <w:pPr>
+        <w:ind w:left="4320" w:hanging="180"/>
+      </w:pPr>
+    </w:lvl>
+    <w:lvl w:ilvl="6" w:tplc="0409000F" w:tentative="1">
+      <w:start w:val="1"/>
+      <w:numFmt w:val="decimal"/>
+      <w:lvlText w:val="%7."/>
+      <w:lvlJc w:val="left"/>
+      <w:pPr>
+        <w:ind w:left="5040" w:hanging="360"/>
+      </w:pPr>
+    </w:lvl>
+    <w:lvl w:ilvl="7" w:tplc="04090019" w:tentative="1">
+      <w:start w:val="1"/>
+      <w:numFmt w:val="lowerLetter"/>
+      <w:lvlText w:val="%8."/>
+      <w:lvlJc w:val="left"/>
+      <w:pPr>
+        <w:ind w:left="5760" w:hanging="360"/>
+      </w:pPr>
+    </w:lvl>
+    <w:lvl w:ilvl="8" w:tplc="0409001B" w:tentative="1">
+      <w:start w:val="1"/>
+      <w:numFmt w:val="lowerRoman"/>
+      <w:lvlText w:val="%9."/>
+      <w:lvlJc w:val="right"/>
+      <w:pPr>
+        <w:ind w:left="6480" w:hanging="180"/>
+      </w:pPr>
+    </w:lvl>
+  </w:abstractNum>
+  <w:abstractNum w:abstractNumId="30" w15:restartNumberingAfterBreak="0">
     <w:nsid w:val="7DB613C1"/>
     <w:multiLevelType w:val="hybridMultilevel"/>
     <w:tmpl w:val="CE10F88C"/>
@@ -7857,76 +9622,97 @@
     </w:lvl>
   </w:abstractNum>
   <w:num w:numId="1" w16cid:durableId="1918829433">
+    <w:abstractNumId w:val="2"/>
+  </w:num>
+  <w:num w:numId="2" w16cid:durableId="1596203068">
+    <w:abstractNumId w:val="19"/>
+  </w:num>
+  <w:num w:numId="3" w16cid:durableId="1960138834">
+    <w:abstractNumId w:val="7"/>
+  </w:num>
+  <w:num w:numId="4" w16cid:durableId="444156143">
+    <w:abstractNumId w:val="11"/>
+  </w:num>
+  <w:num w:numId="5" w16cid:durableId="1785925703">
+    <w:abstractNumId w:val="26"/>
+  </w:num>
+  <w:num w:numId="6" w16cid:durableId="1729105484">
+    <w:abstractNumId w:val="15"/>
+  </w:num>
+  <w:num w:numId="7" w16cid:durableId="34280185">
+    <w:abstractNumId w:val="27"/>
+  </w:num>
+  <w:num w:numId="8" w16cid:durableId="1777092839">
     <w:abstractNumId w:val="1"/>
   </w:num>
-  <w:num w:numId="2" w16cid:durableId="1596203068">
-    <w:abstractNumId w:val="15"/>
+  <w:num w:numId="9" w16cid:durableId="758718524">
+    <w:abstractNumId w:val="30"/>
   </w:num>
-  <w:num w:numId="3" w16cid:durableId="1960138834">
+  <w:num w:numId="10" w16cid:durableId="160897060">
+    <w:abstractNumId w:val="6"/>
+  </w:num>
+  <w:num w:numId="11" w16cid:durableId="419764462">
     <w:abstractNumId w:val="4"/>
   </w:num>
-  <w:num w:numId="4" w16cid:durableId="444156143">
-    <w:abstractNumId w:val="7"/>
+  <w:num w:numId="12" w16cid:durableId="1721898317">
+    <w:abstractNumId w:val="22"/>
   </w:num>
-  <w:num w:numId="5" w16cid:durableId="1785925703">
+  <w:num w:numId="13" w16cid:durableId="120151737">
+    <w:abstractNumId w:val="14"/>
+  </w:num>
+  <w:num w:numId="14" w16cid:durableId="1319262171">
+    <w:abstractNumId w:val="8"/>
+  </w:num>
+  <w:num w:numId="15" w16cid:durableId="1268582426">
+    <w:abstractNumId w:val="18"/>
+  </w:num>
+  <w:num w:numId="16" w16cid:durableId="2088308342">
+    <w:abstractNumId w:val="25"/>
+  </w:num>
+  <w:num w:numId="17" w16cid:durableId="1731228637">
+    <w:abstractNumId w:val="23"/>
+  </w:num>
+  <w:num w:numId="18" w16cid:durableId="1541242673">
+    <w:abstractNumId w:val="17"/>
+  </w:num>
+  <w:num w:numId="19" w16cid:durableId="654335855">
+    <w:abstractNumId w:val="16"/>
+  </w:num>
+  <w:num w:numId="20" w16cid:durableId="1070467808">
+    <w:abstractNumId w:val="13"/>
+  </w:num>
+  <w:num w:numId="21" w16cid:durableId="1911192305">
     <w:abstractNumId w:val="20"/>
   </w:num>
-  <w:num w:numId="6" w16cid:durableId="1729105484">
-    <w:abstractNumId w:val="11"/>
+  <w:num w:numId="22" w16cid:durableId="1167987115">
+    <w:abstractNumId w:val="12"/>
   </w:num>
-  <w:num w:numId="7" w16cid:durableId="34280185">
+  <w:num w:numId="23" w16cid:durableId="1645891084">
+    <w:abstractNumId w:val="9"/>
+  </w:num>
+  <w:num w:numId="24" w16cid:durableId="1099522345">
+    <w:abstractNumId w:val="28"/>
+  </w:num>
+  <w:num w:numId="25" w16cid:durableId="56437003">
     <w:abstractNumId w:val="21"/>
   </w:num>
-  <w:num w:numId="8" w16cid:durableId="1777092839">
+  <w:num w:numId="26" w16cid:durableId="1210337143">
+    <w:abstractNumId w:val="5"/>
+  </w:num>
+  <w:num w:numId="27" w16cid:durableId="1936326995">
+    <w:abstractNumId w:val="10"/>
+  </w:num>
+  <w:num w:numId="28" w16cid:durableId="2003309175">
+    <w:abstractNumId w:val="24"/>
+  </w:num>
+  <w:num w:numId="29" w16cid:durableId="654456774">
     <w:abstractNumId w:val="0"/>
   </w:num>
-  <w:num w:numId="9" w16cid:durableId="758718524">
-    <w:abstractNumId w:val="23"/>
-  </w:num>
-  <w:num w:numId="10" w16cid:durableId="160897060">
+  <w:num w:numId="30" w16cid:durableId="1986424941">
     <w:abstractNumId w:val="3"/>
   </w:num>
-  <w:num w:numId="11" w16cid:durableId="419764462">
-    <w:abstractNumId w:val="2"/>
-  </w:num>
-  <w:num w:numId="12" w16cid:durableId="1721898317">
-    <w:abstractNumId w:val="17"/>
-  </w:num>
-  <w:num w:numId="13" w16cid:durableId="120151737">
-    <w:abstractNumId w:val="10"/>
-  </w:num>
-  <w:num w:numId="14" w16cid:durableId="1319262171">
-    <w:abstractNumId w:val="5"/>
-  </w:num>
-  <w:num w:numId="15" w16cid:durableId="1268582426">
-    <w:abstractNumId w:val="14"/>
-  </w:num>
-  <w:num w:numId="16" w16cid:durableId="2088308342">
-    <w:abstractNumId w:val="19"/>
-  </w:num>
-  <w:num w:numId="17" w16cid:durableId="1731228637">
-    <w:abstractNumId w:val="18"/>
-  </w:num>
-  <w:num w:numId="18" w16cid:durableId="1541242673">
-    <w:abstractNumId w:val="13"/>
-  </w:num>
-  <w:num w:numId="19" w16cid:durableId="654335855">
-    <w:abstractNumId w:val="12"/>
-  </w:num>
-  <w:num w:numId="20" w16cid:durableId="1070467808">
-    <w:abstractNumId w:val="9"/>
-  </w:num>
-  <w:num w:numId="21" w16cid:durableId="1911192305">
-    <w:abstractNumId w:val="16"/>
-  </w:num>
-  <w:num w:numId="22" w16cid:durableId="1167987115">
-    <w:abstractNumId w:val="8"/>
-  </w:num>
-  <w:num w:numId="23" w16cid:durableId="1645891084">
-    <w:abstractNumId w:val="6"/>
-  </w:num>
-  <w:num w:numId="24" w16cid:durableId="1099522345">
-    <w:abstractNumId w:val="22"/>
+  <w:num w:numId="31" w16cid:durableId="30812947">
+    <w:abstractNumId w:val="29"/>
   </w:num>
 </w:numbering>
 </file>

--- a/Phase 3 Api Endpoints.docx
+++ b/Phase 3 Api Endpoints.docx
@@ -144,9 +144,11 @@
           <w:numId w:val="3"/>
         </w:numPr>
       </w:pPr>
+      <w:proofErr w:type="spellStart"/>
       <w:r>
         <w:t>assertEquals</w:t>
       </w:r>
+      <w:proofErr w:type="spellEnd"/>
     </w:p>
     <w:p>
       <w:pPr>
@@ -156,9 +158,11 @@
           <w:numId w:val="3"/>
         </w:numPr>
       </w:pPr>
+      <w:proofErr w:type="spellStart"/>
       <w:r>
         <w:t>assertArrayEquals</w:t>
       </w:r>
+      <w:proofErr w:type="spellEnd"/>
     </w:p>
     <w:p>
       <w:pPr>
@@ -168,9 +172,11 @@
           <w:numId w:val="3"/>
         </w:numPr>
       </w:pPr>
+      <w:proofErr w:type="spellStart"/>
       <w:r>
         <w:t>assertThrows</w:t>
       </w:r>
+      <w:proofErr w:type="spellEnd"/>
     </w:p>
     <w:p>
       <w:pPr>
@@ -204,8 +210,13 @@
         <w:ind w:left="0" w:firstLine="0"/>
       </w:pPr>
       <w:r>
-        <w:t>Framework is like a semi implemented application which provides all the common functionalities an application needs</w:t>
-      </w:r>
+        <w:t xml:space="preserve">Framework is like a semi implemented application which provides all the common functionalities an application </w:t>
+      </w:r>
+      <w:proofErr w:type="gramStart"/>
+      <w:r>
+        <w:t>needs</w:t>
+      </w:r>
+      <w:proofErr w:type="gramEnd"/>
     </w:p>
     <w:p>
       <w:pPr>
@@ -263,7 +274,15 @@
         <w:t>Spring Framework:</w:t>
       </w:r>
       <w:r>
-        <w:t xml:space="preserve"> It is an application framework helps you to develop various types of applications like desktop, web, enterprise, cloud based applications</w:t>
+        <w:t xml:space="preserve"> It is an application framework helps you to develop various types of applications like desktop, web, enterprise, </w:t>
+      </w:r>
+      <w:proofErr w:type="gramStart"/>
+      <w:r>
+        <w:t>cloud based</w:t>
+      </w:r>
+      <w:proofErr w:type="gramEnd"/>
+      <w:r>
+        <w:t xml:space="preserve"> applications</w:t>
       </w:r>
     </w:p>
     <w:p>
@@ -331,18 +350,37 @@
         <w:ind w:left="0" w:firstLine="0"/>
       </w:pPr>
       <w:r>
-        <w:t>EmployeeDAO employeeDao</w:t>
-      </w:r>
+        <w:t xml:space="preserve">EmployeeDAO </w:t>
+      </w:r>
+      <w:proofErr w:type="spellStart"/>
+      <w:r>
+        <w:t>employeeDao</w:t>
+      </w:r>
+      <w:proofErr w:type="spellEnd"/>
       <w:r>
         <w:t xml:space="preserve">; </w:t>
       </w:r>
       <w:r>
         <w:br/>
-        <w:t>EmployeeService() {</w:t>
+      </w:r>
+      <w:proofErr w:type="gramStart"/>
+      <w:r>
+        <w:t>EmployeeService(</w:t>
+      </w:r>
+      <w:proofErr w:type="gramEnd"/>
+      <w:r>
+        <w:t>) {</w:t>
       </w:r>
       <w:r>
         <w:br/>
-        <w:t xml:space="preserve">employeeDao </w:t>
+      </w:r>
+      <w:proofErr w:type="spellStart"/>
+      <w:r>
+        <w:t>employeeDao</w:t>
+      </w:r>
+      <w:proofErr w:type="spellEnd"/>
+      <w:r>
+        <w:t xml:space="preserve"> </w:t>
       </w:r>
       <w:r>
         <w:t>= new EmployeeDao</w:t>
@@ -378,11 +416,26 @@
         <w:ind w:left="0" w:firstLine="0"/>
       </w:pPr>
       <w:r>
-        <w:t>EmployeeDAO employeeDao;</w:t>
+        <w:t xml:space="preserve">EmployeeDAO </w:t>
+      </w:r>
+      <w:proofErr w:type="spellStart"/>
+      <w:r>
+        <w:t>employeeDao</w:t>
+      </w:r>
+      <w:proofErr w:type="spellEnd"/>
+      <w:r>
+        <w:t>;</w:t>
       </w:r>
       <w:r>
         <w:br/>
-        <w:t>EmployeeService(EmployeeDao dao) {</w:t>
+      </w:r>
+      <w:proofErr w:type="gramStart"/>
+      <w:r>
+        <w:t>EmployeeService(</w:t>
+      </w:r>
+      <w:proofErr w:type="gramEnd"/>
+      <w:r>
+        <w:t>EmployeeDao dao) {</w:t>
       </w:r>
       <w:r>
         <w:br/>
@@ -414,7 +467,15 @@
         <w:ind w:left="0" w:firstLine="0"/>
       </w:pPr>
       <w:r>
-        <w:t>It implements the design pattern to create objects and supply objects, IOC is like a container that will maintain the objects created by spring.</w:t>
+        <w:t xml:space="preserve">It implements the design pattern to create objects and supply </w:t>
+      </w:r>
+      <w:proofErr w:type="gramStart"/>
+      <w:r>
+        <w:t>objects,</w:t>
+      </w:r>
+      <w:proofErr w:type="gramEnd"/>
+      <w:r>
+        <w:t xml:space="preserve"> IOC is like a container that will maintain the objects created by spring.</w:t>
       </w:r>
     </w:p>
     <w:p>
@@ -549,7 +610,15 @@
         </w:numPr>
       </w:pPr>
       <w:r>
-        <w:t>Handlings requests and forwarding to the controllers</w:t>
+        <w:t xml:space="preserve">Handlings </w:t>
+      </w:r>
+      <w:proofErr w:type="gramStart"/>
+      <w:r>
+        <w:t>requests</w:t>
+      </w:r>
+      <w:proofErr w:type="gramEnd"/>
+      <w:r>
+        <w:t xml:space="preserve"> and forwarding to the controllers</w:t>
       </w:r>
     </w:p>
     <w:p>
@@ -592,8 +661,13 @@
       <w:pPr>
         <w:ind w:left="0" w:firstLine="0"/>
       </w:pPr>
-      <w:r>
-        <w:t xml:space="preserve">DBUtil -&gt; spring creates </w:t>
+      <w:proofErr w:type="spellStart"/>
+      <w:r>
+        <w:t>DBUtil</w:t>
+      </w:r>
+      <w:proofErr w:type="spellEnd"/>
+      <w:r>
+        <w:t xml:space="preserve"> -&gt; spring creates </w:t>
       </w:r>
       <w:r>
         <w:t xml:space="preserve">the object &amp; manages </w:t>
@@ -719,15 +793,31 @@
         <w:t>dbUtil</w:t>
       </w:r>
       <w:r>
-        <w:t>” class = “com.exampels.DBUtil” /&gt;</w:t>
-      </w:r>
-    </w:p>
-    <w:p>
-      <w:pPr>
-        <w:ind w:left="0" w:firstLine="0"/>
-      </w:pPr>
-      <w:r>
-        <w:t>&lt;bean id = “datasource” class = “com.examples.Datasource”&gt;</w:t>
+        <w:t>” class = “</w:t>
+      </w:r>
+      <w:proofErr w:type="gramStart"/>
+      <w:r>
+        <w:t>com.exampels</w:t>
+      </w:r>
+      <w:proofErr w:type="gramEnd"/>
+      <w:r>
+        <w:t>.DBUtil” /&gt;</w:t>
+      </w:r>
+    </w:p>
+    <w:p>
+      <w:pPr>
+        <w:ind w:left="0" w:firstLine="0"/>
+      </w:pPr>
+      <w:r>
+        <w:t>&lt;bean id = “datasource” class = “</w:t>
+      </w:r>
+      <w:proofErr w:type="gramStart"/>
+      <w:r>
+        <w:t>com.examples</w:t>
+      </w:r>
+      <w:proofErr w:type="gramEnd"/>
+      <w:r>
+        <w:t>.Datasource”&gt;</w:t>
       </w:r>
       <w:r>
         <w:br/>
@@ -982,7 +1072,15 @@
         <w:ind w:left="0" w:firstLine="0"/>
       </w:pPr>
       <w:r>
-        <w:t>ApplicationContext context = new ClassPathXMLApplicationContext(“beans.xml”);</w:t>
+        <w:t xml:space="preserve">ApplicationContext context = new </w:t>
+      </w:r>
+      <w:proofErr w:type="spellStart"/>
+      <w:r>
+        <w:t>ClassPathXMLApplicationContext</w:t>
+      </w:r>
+      <w:proofErr w:type="spellEnd"/>
+      <w:r>
+        <w:t>(“beans.xml”);</w:t>
       </w:r>
     </w:p>
     <w:p>
@@ -1324,7 +1422,15 @@
         <w:t>Constructor injection:</w:t>
       </w:r>
       <w:r>
-        <w:t xml:space="preserve"> Here the data is supplied through constructor argument, and in the XML you will use &lt;constructor-arg&gt; tag</w:t>
+        <w:t xml:space="preserve"> Here the data is supplied through constructor argument, and in the </w:t>
+      </w:r>
+      <w:proofErr w:type="gramStart"/>
+      <w:r>
+        <w:t>XML</w:t>
+      </w:r>
+      <w:proofErr w:type="gramEnd"/>
+      <w:r>
+        <w:t xml:space="preserve"> you will use &lt;constructor-arg&gt; tag</w:t>
       </w:r>
     </w:p>
     <w:p>
@@ -1481,7 +1587,20 @@
               <w:ind w:left="0" w:firstLine="0"/>
             </w:pPr>
             <w:r>
-              <w:t>DB Connection you must establish, using getConnection(url, username, password)</w:t>
+              <w:t xml:space="preserve">DB Connection you must establish, using </w:t>
+            </w:r>
+            <w:proofErr w:type="spellStart"/>
+            <w:proofErr w:type="gramStart"/>
+            <w:r>
+              <w:t>getConnection</w:t>
+            </w:r>
+            <w:proofErr w:type="spellEnd"/>
+            <w:r>
+              <w:t>(</w:t>
+            </w:r>
+            <w:proofErr w:type="gramEnd"/>
+            <w:r>
+              <w:t>url, username, password)</w:t>
             </w:r>
           </w:p>
         </w:tc>
@@ -1517,7 +1636,23 @@
               <w:ind w:left="0" w:firstLine="0"/>
             </w:pPr>
             <w:r>
-              <w:t>ex: result.getInt(“ID”) or statement.setInt(1, value)</w:t>
+              <w:t xml:space="preserve">ex: </w:t>
+            </w:r>
+            <w:proofErr w:type="gramStart"/>
+            <w:r>
+              <w:t>result.getInt</w:t>
+            </w:r>
+            <w:proofErr w:type="gramEnd"/>
+            <w:r>
+              <w:t xml:space="preserve">(“ID”) or </w:t>
+            </w:r>
+            <w:proofErr w:type="gramStart"/>
+            <w:r>
+              <w:t>statement.setInt</w:t>
+            </w:r>
+            <w:proofErr w:type="gramEnd"/>
+            <w:r>
+              <w:t>(1, value)</w:t>
             </w:r>
           </w:p>
         </w:tc>
@@ -1563,16 +1698,26 @@
       <w:pPr>
         <w:ind w:left="0" w:firstLine="0"/>
       </w:pPr>
-      <w:r>
-        <w:t>update(“query”, parameters): This method is used to execute insert, update &amp; delete queries</w:t>
-      </w:r>
-    </w:p>
-    <w:p>
-      <w:pPr>
-        <w:ind w:left="0" w:firstLine="0"/>
-      </w:pPr>
-      <w:r>
-        <w:t>query(“query”, RowMapper): This method is used to execute select query for multiple records, RowMapper converts ResultSet to Java object</w:t>
+      <w:proofErr w:type="gramStart"/>
+      <w:r>
+        <w:t>update(</w:t>
+      </w:r>
+      <w:proofErr w:type="gramEnd"/>
+      <w:r>
+        <w:t>“query”, parameters): This method is used to execute insert, update &amp; delete queries</w:t>
+      </w:r>
+    </w:p>
+    <w:p>
+      <w:pPr>
+        <w:ind w:left="0" w:firstLine="0"/>
+      </w:pPr>
+      <w:proofErr w:type="gramStart"/>
+      <w:r>
+        <w:t>query(</w:t>
+      </w:r>
+      <w:proofErr w:type="gramEnd"/>
+      <w:r>
+        <w:t>“query”, RowMapper): This method is used to execute select query for multiple records, RowMapper converts ResultSet to Java object</w:t>
       </w:r>
     </w:p>
     <w:p>
@@ -1613,7 +1758,15 @@
         <w:ind w:left="0" w:firstLine="0"/>
       </w:pPr>
       <w:r>
-        <w:t>&lt;bean id = “datasource” class = “org.springframework…DriverManagerDataSource”&gt;</w:t>
+        <w:t>&lt;bean id = “datasource” class = “</w:t>
+      </w:r>
+      <w:proofErr w:type="gramStart"/>
+      <w:r>
+        <w:t>org.springframework</w:t>
+      </w:r>
+      <w:proofErr w:type="gramEnd"/>
+      <w:r>
+        <w:t>…DriverManagerDataSource”&gt;</w:t>
       </w:r>
       <w:r>
         <w:br/>
@@ -1629,7 +1782,20 @@
         <w:ind w:left="0" w:firstLine="0"/>
       </w:pPr>
       <w:r>
-        <w:t>&lt;bean id = “template” class = “org.spring…..JdbcTemplate”&gt;</w:t>
+        <w:t>&lt;bean id = “template” class = “</w:t>
+      </w:r>
+      <w:proofErr w:type="spellStart"/>
+      <w:proofErr w:type="gramStart"/>
+      <w:r>
+        <w:t>org.spring</w:t>
+      </w:r>
+      <w:proofErr w:type="spellEnd"/>
+      <w:r>
+        <w:t>…..</w:t>
+      </w:r>
+      <w:proofErr w:type="gramEnd"/>
+      <w:r>
+        <w:t>JdbcTemplate”&gt;</w:t>
       </w:r>
       <w:r>
         <w:br/>
@@ -1645,7 +1811,20 @@
         <w:ind w:left="0" w:firstLine="0"/>
       </w:pPr>
       <w:r>
-        <w:t>&lt;bean id = “dao” class = “com.example.ProfileDaoImpl”&gt;</w:t>
+        <w:t>&lt;bean id = “dao” class = “</w:t>
+      </w:r>
+      <w:proofErr w:type="spellStart"/>
+      <w:r>
+        <w:t>com.</w:t>
+      </w:r>
+      <w:proofErr w:type="gramStart"/>
+      <w:r>
+        <w:t>example.ProfileDaoImpl</w:t>
+      </w:r>
+      <w:proofErr w:type="spellEnd"/>
+      <w:proofErr w:type="gramEnd"/>
+      <w:r>
+        <w:t>”&gt;</w:t>
       </w:r>
       <w:r>
         <w:br/>
@@ -2085,11 +2264,19 @@
       <w:r>
         <w:t xml:space="preserve">JdbcTemplate has a method called </w:t>
       </w:r>
+      <w:proofErr w:type="gramStart"/>
       <w:r>
         <w:rPr>
           <w:color w:val="EE0000"/>
         </w:rPr>
-        <w:t xml:space="preserve">query() </w:t>
+        <w:t>query(</w:t>
+      </w:r>
+      <w:proofErr w:type="gramEnd"/>
+      <w:r>
+        <w:rPr>
+          <w:color w:val="EE0000"/>
+        </w:rPr>
+        <w:t xml:space="preserve">) </w:t>
       </w:r>
       <w:r>
         <w:t>which accepts SQL query and takes a RowMapper object</w:t>
@@ -2106,7 +2293,15 @@
         <w:t>RowMapper:</w:t>
       </w:r>
       <w:r>
-        <w:t xml:space="preserve"> It is an interface with one abstract method, which accepts ResultSet and row number as a parameter, we must implement this interface and the object the implementation we need to pass to the query() method</w:t>
+        <w:t xml:space="preserve"> It is an interface with one abstract method, which accepts ResultSet and row number as a parameter, we must implement this interface and the object the implementation we need to pass to the </w:t>
+      </w:r>
+      <w:proofErr w:type="gramStart"/>
+      <w:r>
+        <w:t>query(</w:t>
+      </w:r>
+      <w:proofErr w:type="gramEnd"/>
+      <w:r>
+        <w:t>) method</w:t>
       </w:r>
       <w:r>
         <w:t>, the query method takes care of calling the method present in the RowMapper as per the number of records</w:t>
@@ -2476,7 +2671,15 @@
         <w:ind w:left="0" w:firstLine="0"/>
       </w:pPr>
       <w:r>
-        <w:t>In Spring Framework we can also configure the beans using annotations and autowire as well, spring provides various annotations that are derived from @Component which you can write on top of classes, spring automatically create object of such classes &amp; maintains them in the container, some of the annotations are</w:t>
+        <w:t xml:space="preserve">In Spring </w:t>
+      </w:r>
+      <w:proofErr w:type="gramStart"/>
+      <w:r>
+        <w:t>Framework</w:t>
+      </w:r>
+      <w:proofErr w:type="gramEnd"/>
+      <w:r>
+        <w:t xml:space="preserve"> we can also configure the beans using annotations and autowire as well, spring provides various annotations that are derived from @Component which you can write on top of classes, spring automatically create object of such classes &amp; maintains them in the container, some of the annotations are</w:t>
       </w:r>
     </w:p>
     <w:p>
@@ -2516,7 +2719,15 @@
         <w:ind w:left="0" w:firstLine="0"/>
       </w:pPr>
       <w:r>
-        <w:t>&lt;context:component-scan base-package=”com” /&gt;</w:t>
+        <w:t>&lt;</w:t>
+      </w:r>
+      <w:proofErr w:type="gramStart"/>
+      <w:r>
+        <w:t>context:component</w:t>
+      </w:r>
+      <w:proofErr w:type="gramEnd"/>
+      <w:r>
+        <w:t>-scan base-package=”com” /&gt;</w:t>
       </w:r>
     </w:p>
     <w:p>
@@ -2728,7 +2939,21 @@
         <w:rPr>
           <w:highlight w:val="yellow"/>
         </w:rPr>
-        <w:t>Front Controller does following tasks</w:t>
+        <w:t xml:space="preserve">Front Controller does </w:t>
+      </w:r>
+      <w:proofErr w:type="gramStart"/>
+      <w:r>
+        <w:rPr>
+          <w:highlight w:val="yellow"/>
+        </w:rPr>
+        <w:t>following</w:t>
+      </w:r>
+      <w:proofErr w:type="gramEnd"/>
+      <w:r>
+        <w:rPr>
+          <w:highlight w:val="yellow"/>
+        </w:rPr>
+        <w:t xml:space="preserve"> tasks</w:t>
       </w:r>
     </w:p>
     <w:p>
@@ -2890,8 +3115,13 @@
         </w:numPr>
       </w:pPr>
       <w:r>
-        <w:t>spring-webmvc</w:t>
-      </w:r>
+        <w:t>spring-</w:t>
+      </w:r>
+      <w:proofErr w:type="spellStart"/>
+      <w:r>
+        <w:t>webmvc</w:t>
+      </w:r>
+      <w:proofErr w:type="spellEnd"/>
     </w:p>
     <w:p>
       <w:pPr>
@@ -3194,11 +3424,27 @@
       </w:r>
       <w:r>
         <w:br/>
-        <w:t xml:space="preserve">  @RequestMapping(path = “/test”, method = RequestMethod.GET)</w:t>
+        <w:t xml:space="preserve">  @</w:t>
+      </w:r>
+      <w:proofErr w:type="gramStart"/>
+      <w:r>
+        <w:t>RequestMapping(</w:t>
+      </w:r>
+      <w:proofErr w:type="gramEnd"/>
+      <w:r>
+        <w:t>path = “/test”, method = RequestMethod.GET)</w:t>
       </w:r>
       <w:r>
         <w:br/>
-        <w:t xml:space="preserve">  public ModelAndView hello() { </w:t>
+        <w:t xml:space="preserve">  public ModelAndView </w:t>
+      </w:r>
+      <w:proofErr w:type="gramStart"/>
+      <w:r>
+        <w:t>hello(</w:t>
+      </w:r>
+      <w:proofErr w:type="gramEnd"/>
+      <w:r>
+        <w:t xml:space="preserve">) { </w:t>
       </w:r>
       <w:r>
         <w:br/>
@@ -3206,8 +3452,21 @@
       </w:r>
       <w:r>
         <w:br/>
-        <w:t xml:space="preserve">        ModelAndView mav = new ModelAndView(</w:t>
-      </w:r>
+        <w:t xml:space="preserve">        ModelAndView </w:t>
+      </w:r>
+      <w:proofErr w:type="spellStart"/>
+      <w:r>
+        <w:t>mav</w:t>
+      </w:r>
+      <w:proofErr w:type="spellEnd"/>
+      <w:r>
+        <w:t xml:space="preserve"> = new </w:t>
+      </w:r>
+      <w:proofErr w:type="gramStart"/>
+      <w:r>
+        <w:t>ModelAndView(</w:t>
+      </w:r>
+      <w:proofErr w:type="gramEnd"/>
       <w:r>
         <w:t xml:space="preserve">“display”, “obj”, </w:t>
       </w:r>
@@ -3219,7 +3478,15 @@
       </w:r>
       <w:r>
         <w:br/>
-        <w:t xml:space="preserve">        return mav;</w:t>
+        <w:t xml:space="preserve">        return </w:t>
+      </w:r>
+      <w:proofErr w:type="spellStart"/>
+      <w:r>
+        <w:t>mav</w:t>
+      </w:r>
+      <w:proofErr w:type="spellEnd"/>
+      <w:r>
+        <w:t>;</w:t>
       </w:r>
       <w:r>
         <w:br/>
@@ -3238,8 +3505,13 @@
         <w:t xml:space="preserve">Front Controller -&gt; View Resolver </w:t>
       </w:r>
       <w:r>
-        <w:t>-&gt; WEB-INF/pages/display.jsp</w:t>
-      </w:r>
+        <w:t>-&gt; WEB-INF/pages/</w:t>
+      </w:r>
+      <w:proofErr w:type="spellStart"/>
+      <w:r>
+        <w:t>display.jsp</w:t>
+      </w:r>
+      <w:proofErr w:type="spellEnd"/>
     </w:p>
     <w:p>
       <w:pPr>
@@ -3492,12 +3764,14 @@
       <w:pPr>
         <w:ind w:left="0" w:firstLine="0"/>
       </w:pPr>
+      <w:proofErr w:type="spellStart"/>
       <w:r>
         <w:rPr>
           <w:highlight w:val="yellow"/>
         </w:rPr>
         <w:t>display.jsp</w:t>
       </w:r>
+      <w:proofErr w:type="spellEnd"/>
     </w:p>
     <w:p>
       <w:pPr>
@@ -4775,9 +5049,11 @@
       <w:r>
         <w:t xml:space="preserve">Send a PUT request with phone number and profileId in the URL, read </w:t>
       </w:r>
+      <w:proofErr w:type="gramStart"/>
       <w:r>
         <w:t>those value</w:t>
       </w:r>
+      <w:proofErr w:type="gramEnd"/>
       <w:r>
         <w:t xml:space="preserve"> in the webservice and return </w:t>
       </w:r>
@@ -4905,7 +5181,15 @@
         </w:numPr>
       </w:pPr>
       <w:r>
-        <w:t>JpaRepository&lt;T,ID&gt; extends CrudRepository&lt;T, ID&gt;</w:t>
+        <w:t>JpaRepository&lt;</w:t>
+      </w:r>
+      <w:proofErr w:type="gramStart"/>
+      <w:r>
+        <w:t>T,ID</w:t>
+      </w:r>
+      <w:proofErr w:type="gramEnd"/>
+      <w:r>
+        <w:t>&gt; extends CrudRepository&lt;T, ID&gt;</w:t>
       </w:r>
     </w:p>
     <w:p>
@@ -4976,7 +5260,39 @@
         <w:ind w:left="360" w:firstLine="0"/>
       </w:pPr>
       <w:r>
-        <w:t>CrudRepository&lt;T, ID&gt;: it provides generic methods to perform CRUD operations like save(T), deleteById(ID), findById(ID), findAll(), count()</w:t>
+        <w:t xml:space="preserve">CrudRepository&lt;T, ID&gt;: it provides generic methods to perform CRUD operations like save(T), </w:t>
+      </w:r>
+      <w:proofErr w:type="gramStart"/>
+      <w:r>
+        <w:t>deleteById(</w:t>
+      </w:r>
+      <w:proofErr w:type="gramEnd"/>
+      <w:r>
+        <w:t xml:space="preserve">ID), </w:t>
+      </w:r>
+      <w:proofErr w:type="gramStart"/>
+      <w:r>
+        <w:t>findById(</w:t>
+      </w:r>
+      <w:proofErr w:type="gramEnd"/>
+      <w:r>
+        <w:t xml:space="preserve">ID), </w:t>
+      </w:r>
+      <w:proofErr w:type="gramStart"/>
+      <w:r>
+        <w:t>findAll(</w:t>
+      </w:r>
+      <w:proofErr w:type="gramEnd"/>
+      <w:r>
+        <w:t xml:space="preserve">), </w:t>
+      </w:r>
+      <w:proofErr w:type="gramStart"/>
+      <w:r>
+        <w:t>count(</w:t>
+      </w:r>
+      <w:proofErr w:type="gramEnd"/>
+      <w:r>
+        <w:t>)</w:t>
       </w:r>
     </w:p>
     <w:p>
@@ -5081,12 +5397,14 @@
       <w:r>
         <w:t xml:space="preserve">Spring Data JPA looks for </w:t>
       </w:r>
+      <w:proofErr w:type="gramStart"/>
       <w:r>
         <w:rPr>
           <w:highlight w:val="yellow"/>
         </w:rPr>
         <w:t>application.properties</w:t>
       </w:r>
+      <w:proofErr w:type="gramEnd"/>
       <w:r>
         <w:t xml:space="preserve"> for database information like </w:t>
       </w:r>
@@ -5231,7 +5549,23 @@
         </w:numPr>
       </w:pPr>
       <w:r>
-        <w:t>public T save(T t): Here T is an entity class</w:t>
+        <w:t xml:space="preserve">public T </w:t>
+      </w:r>
+      <w:proofErr w:type="gramStart"/>
+      <w:r>
+        <w:t>save(</w:t>
+      </w:r>
+      <w:proofErr w:type="gramEnd"/>
+      <w:r>
+        <w:t xml:space="preserve">T t): Here </w:t>
+      </w:r>
+      <w:proofErr w:type="spellStart"/>
+      <w:r>
+        <w:t>T</w:t>
+      </w:r>
+      <w:proofErr w:type="spellEnd"/>
+      <w:r>
+        <w:t xml:space="preserve"> is an entity class</w:t>
       </w:r>
     </w:p>
     <w:p>
@@ -5244,7 +5578,15 @@
       </w:pPr>
       <w:r>
         <w:lastRenderedPageBreak/>
-        <w:t>public Optional&lt;T&gt; findById(ID id): Here Optional is an object that either stores entity or null</w:t>
+        <w:t xml:space="preserve">public Optional&lt;T&gt; </w:t>
+      </w:r>
+      <w:proofErr w:type="gramStart"/>
+      <w:r>
+        <w:t>findById(</w:t>
+      </w:r>
+      <w:proofErr w:type="gramEnd"/>
+      <w:r>
+        <w:t>ID id): Here Optional is an object that either stores entity or null</w:t>
       </w:r>
     </w:p>
     <w:p>
@@ -5256,7 +5598,15 @@
         </w:numPr>
       </w:pPr>
       <w:r>
-        <w:t xml:space="preserve">public List&lt;T&gt; findAll(): Here findAll returns all the entities </w:t>
+        <w:t xml:space="preserve">public List&lt;T&gt; </w:t>
+      </w:r>
+      <w:proofErr w:type="gramStart"/>
+      <w:r>
+        <w:t>findAll(</w:t>
+      </w:r>
+      <w:proofErr w:type="gramEnd"/>
+      <w:r>
+        <w:t xml:space="preserve">): Here findAll returns all the entities </w:t>
       </w:r>
     </w:p>
     <w:p>
@@ -5268,7 +5618,15 @@
         </w:numPr>
       </w:pPr>
       <w:r>
-        <w:t>public void deleteById(ID id): Here ID is a primary key value</w:t>
+        <w:t xml:space="preserve">public void </w:t>
+      </w:r>
+      <w:proofErr w:type="gramStart"/>
+      <w:r>
+        <w:t>deleteById(</w:t>
+      </w:r>
+      <w:proofErr w:type="gramEnd"/>
+      <w:r>
+        <w:t>ID id): Here ID is a primary key value</w:t>
       </w:r>
     </w:p>
     <w:p>
@@ -5311,8 +5669,13 @@
         </w:numPr>
       </w:pPr>
       <w:r>
-        <w:t>Use datasource information in application.properties</w:t>
-      </w:r>
+        <w:t xml:space="preserve">Use datasource information in </w:t>
+      </w:r>
+      <w:proofErr w:type="gramStart"/>
+      <w:r>
+        <w:t>application.properties</w:t>
+      </w:r>
+      <w:proofErr w:type="gramEnd"/>
     </w:p>
     <w:p>
       <w:pPr>
@@ -5473,12 +5836,14 @@
       <w:pPr>
         <w:ind w:left="0" w:firstLine="0"/>
       </w:pPr>
+      <w:proofErr w:type="gramStart"/>
       <w:r>
         <w:rPr>
           <w:highlight w:val="yellow"/>
         </w:rPr>
         <w:t>application.properties</w:t>
       </w:r>
+      <w:proofErr w:type="gramEnd"/>
     </w:p>
     <w:p>
       <w:pPr>
@@ -5708,7 +6073,15 @@
         <w:ind w:left="0" w:firstLine="0"/>
       </w:pPr>
       <w:r>
-        <w:t>Right now we will keep only three operations and later we can implement update &amp; delete, now in the webservice we must create controllers to invoke create and read profiles, but we will keep same URL but different HTTP methods.</w:t>
+        <w:t xml:space="preserve">Right </w:t>
+      </w:r>
+      <w:proofErr w:type="gramStart"/>
+      <w:r>
+        <w:t>now</w:t>
+      </w:r>
+      <w:proofErr w:type="gramEnd"/>
+      <w:r>
+        <w:t xml:space="preserve"> we will keep only three operations and later we can implement update &amp; delete, now in the webservice we must create controllers to invoke create and read profiles, but we will keep same URL but different HTTP methods.</w:t>
       </w:r>
     </w:p>
     <w:p>
@@ -5743,11 +6116,42 @@
         <w:ind w:left="0" w:firstLine="0"/>
       </w:pPr>
       <w:r>
-        <w:t>Profile profile = findProfile(100);</w:t>
+        <w:t xml:space="preserve">Profile </w:t>
+      </w:r>
+      <w:proofErr w:type="spellStart"/>
+      <w:r>
+        <w:t>profile</w:t>
+      </w:r>
+      <w:proofErr w:type="spellEnd"/>
+      <w:r>
+        <w:t xml:space="preserve"> = </w:t>
+      </w:r>
+      <w:proofErr w:type="gramStart"/>
+      <w:r>
+        <w:t>findProfile(</w:t>
+      </w:r>
+      <w:proofErr w:type="gramEnd"/>
+      <w:r>
+        <w:t>100);</w:t>
       </w:r>
       <w:r>
         <w:br/>
-        <w:t>if(profile != null) profile.setPhone(93892323); // this automatically saves changes to the DB</w:t>
+      </w:r>
+      <w:proofErr w:type="gramStart"/>
+      <w:r>
+        <w:t>if(profile !</w:t>
+      </w:r>
+      <w:proofErr w:type="gramEnd"/>
+      <w:r>
+        <w:t xml:space="preserve">= null) </w:t>
+      </w:r>
+      <w:proofErr w:type="gramStart"/>
+      <w:r>
+        <w:t>profile.setPhone</w:t>
+      </w:r>
+      <w:proofErr w:type="gramEnd"/>
+      <w:r>
+        <w:t>(93892323); // this automatically saves changes to the DB</w:t>
       </w:r>
     </w:p>
     <w:p>
@@ -5756,15 +6160,30 @@
       </w:pPr>
       <w:r>
         <w:lastRenderedPageBreak/>
-        <w:t>For Delete you can use deleteById(ID id) method of JpaRepository</w:t>
-      </w:r>
-    </w:p>
-    <w:p>
-      <w:pPr>
-        <w:ind w:left="0" w:firstLine="0"/>
-      </w:pPr>
-      <w:r>
-        <w:t>dao.deleteById(100);</w:t>
+        <w:t xml:space="preserve">For Delete you can use </w:t>
+      </w:r>
+      <w:proofErr w:type="gramStart"/>
+      <w:r>
+        <w:t>deleteById(</w:t>
+      </w:r>
+      <w:proofErr w:type="gramEnd"/>
+      <w:r>
+        <w:t>ID id) method of JpaRepository</w:t>
+      </w:r>
+    </w:p>
+    <w:p>
+      <w:pPr>
+        <w:ind w:left="0" w:firstLine="0"/>
+      </w:pPr>
+      <w:proofErr w:type="spellStart"/>
+      <w:proofErr w:type="gramStart"/>
+      <w:r>
+        <w:t>dao.deleteById</w:t>
+      </w:r>
+      <w:proofErr w:type="spellEnd"/>
+      <w:proofErr w:type="gramEnd"/>
+      <w:r>
+        <w:t>(100);</w:t>
       </w:r>
     </w:p>
     <w:p>
@@ -5783,6 +6202,9 @@
         <w:ind w:left="0" w:firstLine="0"/>
       </w:pPr>
       <w:r>
+        <w:rPr>
+          <w:noProof/>
+        </w:rPr>
         <w:drawing>
           <wp:inline distT="0" distB="0" distL="0" distR="0" wp14:anchorId="0D36A0FB" wp14:editId="07540371">
             <wp:extent cx="5943600" cy="3937635"/>
@@ -5836,6 +6258,9 @@
         <w:ind w:left="0" w:firstLine="0"/>
       </w:pPr>
       <w:r>
+        <w:rPr>
+          <w:noProof/>
+        </w:rPr>
         <w:lastRenderedPageBreak/>
         <w:drawing>
           <wp:inline distT="0" distB="0" distL="0" distR="0" wp14:anchorId="55C5C3BC" wp14:editId="7802E20B">
@@ -5890,6 +6315,9 @@
         <w:ind w:left="0" w:firstLine="0"/>
       </w:pPr>
       <w:r>
+        <w:rPr>
+          <w:noProof/>
+        </w:rPr>
         <w:lastRenderedPageBreak/>
         <w:drawing>
           <wp:inline distT="0" distB="0" distL="0" distR="0" wp14:anchorId="74DCD4AC" wp14:editId="04E77E69">
@@ -6072,47 +6500,87 @@
       </w:r>
       <w:r>
         <w:br/>
-        <w:t xml:space="preserve">class AspectDemo { </w:t>
+        <w:t xml:space="preserve">class </w:t>
+      </w:r>
+      <w:proofErr w:type="spellStart"/>
+      <w:r>
+        <w:t>AspectDemo</w:t>
+      </w:r>
+      <w:proofErr w:type="spellEnd"/>
+      <w:r>
+        <w:t xml:space="preserve"> { </w:t>
       </w:r>
       <w:r>
         <w:br/>
         <w:t xml:space="preserve">  @Before</w:t>
       </w:r>
       <w:r>
-        <w:t>(“</w:t>
-      </w:r>
-      <w:r>
-        <w:t>execution(“com.examples.ProfileServiceImpl.createProfile”)</w:t>
-      </w:r>
-      <w:r>
-        <w:t xml:space="preserve">”) </w:t>
+        <w:t>(“execution(“</w:t>
+      </w:r>
+      <w:proofErr w:type="gramStart"/>
+      <w:r>
+        <w:t>com.examples</w:t>
+      </w:r>
+      <w:proofErr w:type="gramEnd"/>
+      <w:r>
+        <w:t xml:space="preserve">.ProfileServiceImpl.createProfile”)”) </w:t>
       </w:r>
       <w:r>
         <w:br/>
-        <w:t xml:space="preserve">  public void beforeExec()  { .. } </w:t>
+        <w:t xml:space="preserve">  public void </w:t>
+      </w:r>
+      <w:proofErr w:type="spellStart"/>
+      <w:proofErr w:type="gramStart"/>
+      <w:r>
+        <w:t>beforeExec</w:t>
+      </w:r>
+      <w:proofErr w:type="spellEnd"/>
+      <w:r>
+        <w:t>()  { ..</w:t>
+      </w:r>
+      <w:proofErr w:type="gramEnd"/>
+      <w:r>
+        <w:t xml:space="preserve"> } </w:t>
       </w:r>
       <w:r>
         <w:br/>
         <w:t xml:space="preserve">  @After</w:t>
       </w:r>
       <w:r>
-        <w:t>(“</w:t>
-      </w:r>
-      <w:r>
-        <w:t>execution(“com.examples.ProfileServiceImpl.createProfile”)</w:t>
-      </w:r>
-      <w:r>
-        <w:t>”)</w:t>
+        <w:t>(“execution(“</w:t>
+      </w:r>
+      <w:proofErr w:type="gramStart"/>
+      <w:r>
+        <w:t>com.examples</w:t>
+      </w:r>
+      <w:proofErr w:type="gramEnd"/>
+      <w:r>
+        <w:t>.ProfileServiceImpl.createProfile”)”)</w:t>
       </w:r>
       <w:r>
         <w:br/>
-        <w:t xml:space="preserve">  </w:t>
-      </w:r>
-      <w:r>
-        <w:t xml:space="preserve"> </w:t>
-      </w:r>
-      <w:r>
-        <w:t xml:space="preserve">   public void afterExce() { .. }</w:t>
+        <w:t xml:space="preserve">      public void </w:t>
+      </w:r>
+      <w:proofErr w:type="spellStart"/>
+      <w:proofErr w:type="gramStart"/>
+      <w:r>
+        <w:t>afterExce</w:t>
+      </w:r>
+      <w:proofErr w:type="spellEnd"/>
+      <w:r>
+        <w:t>(</w:t>
+      </w:r>
+      <w:proofErr w:type="gramEnd"/>
+      <w:r>
+        <w:t>) {</w:t>
+      </w:r>
+      <w:proofErr w:type="gramStart"/>
+      <w:r>
+        <w:t xml:space="preserve"> ..</w:t>
+      </w:r>
+      <w:proofErr w:type="gramEnd"/>
+      <w:r>
+        <w:t xml:space="preserve"> }</w:t>
       </w:r>
       <w:r>
         <w:br/>
@@ -6142,7 +6610,15 @@
         </w:numPr>
       </w:pPr>
       <w:r>
-        <w:t>spring boot aop starter</w:t>
+        <w:t xml:space="preserve">spring boot </w:t>
+      </w:r>
+      <w:proofErr w:type="spellStart"/>
+      <w:r>
+        <w:t>aop</w:t>
+      </w:r>
+      <w:proofErr w:type="spellEnd"/>
+      <w:r>
+        <w:t xml:space="preserve"> starter</w:t>
       </w:r>
     </w:p>
     <w:p>
@@ -6153,9 +6629,11 @@
           <w:numId w:val="26"/>
         </w:numPr>
       </w:pPr>
+      <w:proofErr w:type="spellStart"/>
       <w:r>
         <w:t>aspectjweaver</w:t>
       </w:r>
+      <w:proofErr w:type="spellEnd"/>
     </w:p>
     <w:p>
       <w:pPr>
@@ -6212,6 +6690,9 @@
         <w:ind w:left="0" w:firstLine="0"/>
       </w:pPr>
       <w:r>
+        <w:rPr>
+          <w:noProof/>
+        </w:rPr>
         <w:drawing>
           <wp:inline distT="0" distB="0" distL="0" distR="0" wp14:anchorId="4F2CEF36" wp14:editId="6E38F70F">
             <wp:extent cx="5943600" cy="2633345"/>
@@ -6259,14 +6740,25 @@
         <w:ind w:left="0" w:firstLine="0"/>
       </w:pPr>
       <w:r>
-        <w:t>In Microservices architecture each service are developed, tested and deployed independently, you can scale whichever the service gets high traffic without scaling other services, if you modify any one service you can only test that service, without testing other services, if any service goes down, other services will be still working, releasing new feature is quicker</w:t>
-      </w:r>
-    </w:p>
-    <w:p>
-      <w:pPr>
-        <w:ind w:left="0" w:firstLine="0"/>
-      </w:pPr>
-      <w:r>
+        <w:t xml:space="preserve">In Microservices architecture each service </w:t>
+      </w:r>
+      <w:proofErr w:type="gramStart"/>
+      <w:r>
+        <w:t>are</w:t>
+      </w:r>
+      <w:proofErr w:type="gramEnd"/>
+      <w:r>
+        <w:t xml:space="preserve"> developed, tested and deployed independently, you can scale whichever the service gets high traffic without scaling other services, if you modify any one service you can only test that service, without testing other services, if any service goes down, other services will be still working, releasing new feature is quicker</w:t>
+      </w:r>
+    </w:p>
+    <w:p>
+      <w:pPr>
+        <w:ind w:left="0" w:firstLine="0"/>
+      </w:pPr>
+      <w:r>
+        <w:rPr>
+          <w:noProof/>
+        </w:rPr>
         <w:lastRenderedPageBreak/>
         <w:drawing>
           <wp:inline distT="0" distB="0" distL="0" distR="0" wp14:anchorId="774EF095" wp14:editId="2C65338D">
@@ -6333,14 +6825,25 @@
         </w:numPr>
       </w:pPr>
       <w:r>
-        <w:t>Discovery Server -&gt; This registers all the microservices, so that microservices can locate other microservices to communicate</w:t>
-      </w:r>
-    </w:p>
-    <w:p>
-      <w:pPr>
-        <w:ind w:left="0" w:firstLine="0"/>
-      </w:pPr>
-      <w:r>
+        <w:t xml:space="preserve">Discovery Server -&gt; </w:t>
+      </w:r>
+      <w:proofErr w:type="gramStart"/>
+      <w:r>
+        <w:t>This registers</w:t>
+      </w:r>
+      <w:proofErr w:type="gramEnd"/>
+      <w:r>
+        <w:t xml:space="preserve"> all the microservices, so that microservices can locate other microservices to communicate</w:t>
+      </w:r>
+    </w:p>
+    <w:p>
+      <w:pPr>
+        <w:ind w:left="0" w:firstLine="0"/>
+      </w:pPr>
+      <w:r>
+        <w:rPr>
+          <w:noProof/>
+        </w:rPr>
         <w:drawing>
           <wp:inline distT="0" distB="0" distL="0" distR="0" wp14:anchorId="72A1ACCC" wp14:editId="26CDAE15">
             <wp:extent cx="5943600" cy="3055620"/>
@@ -6456,6 +6959,9 @@
         <w:ind w:left="0" w:firstLine="0"/>
       </w:pPr>
       <w:r>
+        <w:rPr>
+          <w:noProof/>
+        </w:rPr>
         <w:drawing>
           <wp:inline distT="0" distB="0" distL="0" distR="0" wp14:anchorId="56F55736" wp14:editId="66FABC1A">
             <wp:extent cx="5943600" cy="2632075"/>
@@ -6520,7 +7026,15 @@
         </w:numPr>
       </w:pPr>
       <w:r>
-        <w:t>it allows all the clients (microservices) to register with an unique name called instance id</w:t>
+        <w:t xml:space="preserve">it allows all the clients (microservices) to register with </w:t>
+      </w:r>
+      <w:proofErr w:type="gramStart"/>
+      <w:r>
+        <w:t>an</w:t>
+      </w:r>
+      <w:proofErr w:type="gramEnd"/>
+      <w:r>
+        <w:t xml:space="preserve"> unique name called instance id</w:t>
       </w:r>
     </w:p>
     <w:p>
@@ -6555,7 +7069,15 @@
         </w:numPr>
       </w:pPr>
       <w:r>
-        <w:t>It is a microservice (will be having controller, service, dao and etc)</w:t>
+        <w:t xml:space="preserve">It is a microservice (will be having controller, service, dao and </w:t>
+      </w:r>
+      <w:proofErr w:type="spellStart"/>
+      <w:r>
+        <w:t>etc</w:t>
+      </w:r>
+      <w:proofErr w:type="spellEnd"/>
+      <w:r>
+        <w:t>)</w:t>
       </w:r>
     </w:p>
     <w:p>
@@ -6595,6 +7117,9 @@
         <w:ind w:left="360" w:firstLine="0"/>
       </w:pPr>
       <w:r>
+        <w:rPr>
+          <w:noProof/>
+        </w:rPr>
         <w:drawing>
           <wp:inline distT="0" distB="0" distL="0" distR="0" wp14:anchorId="5A09AE55" wp14:editId="30E99D8F">
             <wp:extent cx="5943600" cy="2950845"/>
@@ -6669,8 +7194,21 @@
         </w:numPr>
       </w:pPr>
       <w:r>
-        <w:t>Service Discovery - libraries : eureka server, devtools</w:t>
-      </w:r>
+        <w:t xml:space="preserve">Service Discovery - </w:t>
+      </w:r>
+      <w:proofErr w:type="gramStart"/>
+      <w:r>
+        <w:t>libraries :</w:t>
+      </w:r>
+      <w:proofErr w:type="gramEnd"/>
+      <w:r>
+        <w:t xml:space="preserve"> eureka server, </w:t>
+      </w:r>
+      <w:proofErr w:type="spellStart"/>
+      <w:r>
+        <w:t>devtools</w:t>
+      </w:r>
+      <w:proofErr w:type="spellEnd"/>
     </w:p>
     <w:p>
       <w:pPr>
@@ -6681,7 +7219,31 @@
         </w:numPr>
       </w:pPr>
       <w:r>
-        <w:t>Microservice - libraries : eureka client, devtools, web, jpa and so on</w:t>
+        <w:t xml:space="preserve">Microservice - </w:t>
+      </w:r>
+      <w:proofErr w:type="gramStart"/>
+      <w:r>
+        <w:t>libraries :</w:t>
+      </w:r>
+      <w:proofErr w:type="gramEnd"/>
+      <w:r>
+        <w:t xml:space="preserve"> eureka client, </w:t>
+      </w:r>
+      <w:proofErr w:type="spellStart"/>
+      <w:r>
+        <w:t>devtools</w:t>
+      </w:r>
+      <w:proofErr w:type="spellEnd"/>
+      <w:r>
+        <w:t xml:space="preserve">, web, </w:t>
+      </w:r>
+      <w:proofErr w:type="spellStart"/>
+      <w:r>
+        <w:t>jpa</w:t>
+      </w:r>
+      <w:proofErr w:type="spellEnd"/>
+      <w:r>
+        <w:t xml:space="preserve"> and so on</w:t>
       </w:r>
     </w:p>
     <w:p>
@@ -6703,8 +7265,13 @@
           <w:numId w:val="31"/>
         </w:numPr>
       </w:pPr>
-      <w:r>
-        <w:t xml:space="preserve">application.properties -&gt; port = 8761, disable client features </w:t>
+      <w:proofErr w:type="gramStart"/>
+      <w:r>
+        <w:t>application.properties</w:t>
+      </w:r>
+      <w:proofErr w:type="gramEnd"/>
+      <w:r>
+        <w:t xml:space="preserve"> -&gt; port = 8761, disable client features </w:t>
       </w:r>
     </w:p>
     <w:p>
@@ -6723,18 +7290,23 @@
       <w:pPr>
         <w:ind w:left="0" w:firstLine="0"/>
       </w:pPr>
+      <w:proofErr w:type="gramStart"/>
       <w:r>
         <w:rPr>
           <w:highlight w:val="yellow"/>
         </w:rPr>
         <w:t>application.properties</w:t>
       </w:r>
-    </w:p>
-    <w:p>
-      <w:pPr>
-        <w:ind w:left="0" w:firstLine="0"/>
-      </w:pPr>
-      <w:r>
+      <w:proofErr w:type="gramEnd"/>
+    </w:p>
+    <w:p>
+      <w:pPr>
+        <w:ind w:left="0" w:firstLine="0"/>
+      </w:pPr>
+      <w:r>
+        <w:rPr>
+          <w:noProof/>
+        </w:rPr>
         <w:lastRenderedPageBreak/>
         <w:drawing>
           <wp:inline distT="0" distB="0" distL="0" distR="0" wp14:anchorId="0E36BB21" wp14:editId="022A6FDE">
@@ -6789,6 +7361,9 @@
         <w:ind w:left="0" w:firstLine="0"/>
       </w:pPr>
       <w:r>
+        <w:rPr>
+          <w:noProof/>
+        </w:rPr>
         <w:drawing>
           <wp:inline distT="0" distB="0" distL="0" distR="0" wp14:anchorId="3DD4C316" wp14:editId="3997945C">
             <wp:extent cx="5943600" cy="2672080"/>
@@ -6826,6 +7401,911 @@
         </w:drawing>
       </w:r>
     </w:p>
+    <w:p>
+      <w:pPr>
+        <w:ind w:left="0" w:firstLine="0"/>
+      </w:pPr>
+      <w:r>
+        <w:rPr>
+          <w:highlight w:val="yellow"/>
+        </w:rPr>
+        <w:t>10-05-2026</w:t>
+      </w:r>
+    </w:p>
+    <w:p>
+      <w:pPr>
+        <w:ind w:left="0" w:firstLine="0"/>
+      </w:pPr>
+      <w:r>
+        <w:rPr>
+          <w:highlight w:val="yellow"/>
+        </w:rPr>
+        <w:t>Creating microservice</w:t>
+      </w:r>
+    </w:p>
+    <w:p>
+      <w:pPr>
+        <w:ind w:left="0" w:firstLine="0"/>
+      </w:pPr>
+      <w:proofErr w:type="gramStart"/>
+      <w:r>
+        <w:rPr>
+          <w:highlight w:val="yellow"/>
+        </w:rPr>
+        <w:t>application.properties</w:t>
+      </w:r>
+      <w:proofErr w:type="gramEnd"/>
+    </w:p>
+    <w:p>
+      <w:pPr>
+        <w:ind w:left="0" w:firstLine="0"/>
+      </w:pPr>
+      <w:r>
+        <w:drawing>
+          <wp:inline distT="0" distB="0" distL="0" distR="0" wp14:anchorId="0F30A221" wp14:editId="57C89737">
+            <wp:extent cx="5687219" cy="1143160"/>
+            <wp:effectExtent l="0" t="0" r="0" b="0"/>
+            <wp:docPr id="1018567036" name="Picture 1"/>
+            <wp:cNvGraphicFramePr>
+              <a:graphicFrameLocks xmlns:a="http://schemas.openxmlformats.org/drawingml/2006/main" noChangeAspect="1"/>
+            </wp:cNvGraphicFramePr>
+            <a:graphic xmlns:a="http://schemas.openxmlformats.org/drawingml/2006/main">
+              <a:graphicData uri="http://schemas.openxmlformats.org/drawingml/2006/picture">
+                <pic:pic xmlns:pic="http://schemas.openxmlformats.org/drawingml/2006/picture">
+                  <pic:nvPicPr>
+                    <pic:cNvPr id="1018567036" name=""/>
+                    <pic:cNvPicPr/>
+                  </pic:nvPicPr>
+                  <pic:blipFill>
+                    <a:blip r:embed="rId63"/>
+                    <a:stretch>
+                      <a:fillRect/>
+                    </a:stretch>
+                  </pic:blipFill>
+                  <pic:spPr>
+                    <a:xfrm>
+                      <a:off x="0" y="0"/>
+                      <a:ext cx="5687219" cy="1143160"/>
+                    </a:xfrm>
+                    <a:prstGeom prst="rect">
+                      <a:avLst/>
+                    </a:prstGeom>
+                  </pic:spPr>
+                </pic:pic>
+              </a:graphicData>
+            </a:graphic>
+          </wp:inline>
+        </w:drawing>
+      </w:r>
+    </w:p>
+    <w:p>
+      <w:pPr>
+        <w:ind w:left="0" w:firstLine="0"/>
+      </w:pPr>
+      <w:r>
+        <w:rPr>
+          <w:highlight w:val="yellow"/>
+        </w:rPr>
+        <w:t>AccountApi.java</w:t>
+      </w:r>
+    </w:p>
+    <w:p>
+      <w:pPr>
+        <w:ind w:left="0" w:firstLine="0"/>
+      </w:pPr>
+      <w:r>
+        <w:lastRenderedPageBreak/>
+        <w:drawing>
+          <wp:inline distT="0" distB="0" distL="0" distR="0" wp14:anchorId="1C26ED7A" wp14:editId="2FA0A829">
+            <wp:extent cx="5943600" cy="3622040"/>
+            <wp:effectExtent l="0" t="0" r="0" b="0"/>
+            <wp:docPr id="334482046" name="Picture 1"/>
+            <wp:cNvGraphicFramePr>
+              <a:graphicFrameLocks xmlns:a="http://schemas.openxmlformats.org/drawingml/2006/main" noChangeAspect="1"/>
+            </wp:cNvGraphicFramePr>
+            <a:graphic xmlns:a="http://schemas.openxmlformats.org/drawingml/2006/main">
+              <a:graphicData uri="http://schemas.openxmlformats.org/drawingml/2006/picture">
+                <pic:pic xmlns:pic="http://schemas.openxmlformats.org/drawingml/2006/picture">
+                  <pic:nvPicPr>
+                    <pic:cNvPr id="334482046" name=""/>
+                    <pic:cNvPicPr/>
+                  </pic:nvPicPr>
+                  <pic:blipFill>
+                    <a:blip r:embed="rId64"/>
+                    <a:stretch>
+                      <a:fillRect/>
+                    </a:stretch>
+                  </pic:blipFill>
+                  <pic:spPr>
+                    <a:xfrm>
+                      <a:off x="0" y="0"/>
+                      <a:ext cx="5943600" cy="3622040"/>
+                    </a:xfrm>
+                    <a:prstGeom prst="rect">
+                      <a:avLst/>
+                    </a:prstGeom>
+                  </pic:spPr>
+                </pic:pic>
+              </a:graphicData>
+            </a:graphic>
+          </wp:inline>
+        </w:drawing>
+      </w:r>
+    </w:p>
+    <w:p>
+      <w:pPr>
+        <w:ind w:left="0" w:firstLine="0"/>
+      </w:pPr>
+      <w:r>
+        <w:rPr>
+          <w:highlight w:val="yellow"/>
+        </w:rPr>
+        <w:t>Second Microservice</w:t>
+      </w:r>
+    </w:p>
+    <w:p>
+      <w:pPr>
+        <w:ind w:left="0" w:firstLine="0"/>
+      </w:pPr>
+      <w:r>
+        <w:t>It must call the Account Service and use the data coming from the microservice and process it, like it can use the balance and display in the mobile screen your balance with some amount.</w:t>
+      </w:r>
+    </w:p>
+    <w:p>
+      <w:pPr>
+        <w:ind w:left="0" w:firstLine="0"/>
+      </w:pPr>
+      <w:r>
+        <w:rPr>
+          <w:highlight w:val="yellow"/>
+        </w:rPr>
+        <w:t>Feign Rest Client:</w:t>
+      </w:r>
+      <w:r>
+        <w:t xml:space="preserve"> This is a client that can use the remote microservice instance id and query the physical address of the remote microservice, by default this library wouldn’t be available, we must add this in our project</w:t>
+      </w:r>
+    </w:p>
+    <w:p>
+      <w:pPr>
+        <w:ind w:left="0" w:firstLine="0"/>
+      </w:pPr>
+      <w:r>
+        <w:rPr>
+          <w:highlight w:val="yellow"/>
+        </w:rPr>
+        <w:t>Note:</w:t>
+      </w:r>
+      <w:r>
+        <w:t xml:space="preserve"> Feign Client can do an intelligent routing even if there are multiple instances of the remote microservices, that is it sends requests to distribute the load across the instances</w:t>
+      </w:r>
+    </w:p>
+    <w:p>
+      <w:pPr>
+        <w:ind w:left="0" w:firstLine="0"/>
+      </w:pPr>
+      <w:r>
+        <w:t>@EnableFeignClients -&gt; This creates a feign client object for the Feign Client interfaces</w:t>
+      </w:r>
+    </w:p>
+    <w:p>
+      <w:pPr>
+        <w:ind w:left="0" w:firstLine="0"/>
+      </w:pPr>
+      <w:r>
+        <w:t xml:space="preserve">Feign Client </w:t>
+      </w:r>
+      <w:proofErr w:type="gramStart"/>
+      <w:r>
+        <w:t>interfaces :</w:t>
+      </w:r>
+      <w:proofErr w:type="gramEnd"/>
+      <w:r>
+        <w:t xml:space="preserve"> These are rest end points of remote </w:t>
+      </w:r>
+      <w:r>
+        <w:t>microser</w:t>
+      </w:r>
+      <w:r>
+        <w:t xml:space="preserve">vice </w:t>
+      </w:r>
+    </w:p>
+    <w:p>
+      <w:pPr>
+        <w:ind w:left="0" w:firstLine="0"/>
+      </w:pPr>
+      <w:r>
+        <w:t>@</w:t>
+      </w:r>
+      <w:proofErr w:type="gramStart"/>
+      <w:r>
+        <w:t>FeignClient(</w:t>
+      </w:r>
+      <w:proofErr w:type="gramEnd"/>
+      <w:r>
+        <w:t>path = “http://ACCOUNT-SERVICE”)</w:t>
+      </w:r>
+      <w:r>
+        <w:br/>
+        <w:t xml:space="preserve">interface AccountClient { </w:t>
+      </w:r>
+      <w:r>
+        <w:br/>
+        <w:t xml:space="preserve">     @GetMapping(“/account/balance”)</w:t>
+      </w:r>
+      <w:r>
+        <w:br/>
+      </w:r>
+      <w:r>
+        <w:lastRenderedPageBreak/>
+        <w:t xml:space="preserve">     public ResponseEntity&lt;Object&gt; </w:t>
+      </w:r>
+      <w:proofErr w:type="gramStart"/>
+      <w:r>
+        <w:t>fetchBalance(</w:t>
+      </w:r>
+      <w:proofErr w:type="gramEnd"/>
+      <w:r>
+        <w:t>);</w:t>
+      </w:r>
+      <w:r>
+        <w:br/>
+        <w:t>}</w:t>
+      </w:r>
+    </w:p>
+    <w:p>
+      <w:pPr>
+        <w:ind w:left="0" w:firstLine="0"/>
+      </w:pPr>
+      <w:r>
+        <w:t>@Autowired</w:t>
+      </w:r>
+      <w:r>
+        <w:br/>
+        <w:t>private AccountClient client;</w:t>
+      </w:r>
+    </w:p>
+    <w:p>
+      <w:pPr>
+        <w:ind w:left="0" w:firstLine="0"/>
+      </w:pPr>
+      <w:proofErr w:type="gramStart"/>
+      <w:r>
+        <w:t>client.fetchBalance</w:t>
+      </w:r>
+      <w:proofErr w:type="gramEnd"/>
+      <w:r>
+        <w:t>(); -&gt; send request to http://ACCOUNT-SERVICE/account/balance -&gt; Feign Client -&gt; query service discovery -&gt; finds ACCOUNT-SERVICE is mapped to which address -&gt; sends request to that address</w:t>
+      </w:r>
+    </w:p>
+    <w:p>
+      <w:pPr>
+        <w:ind w:left="0" w:firstLine="0"/>
+      </w:pPr>
+    </w:p>
+    <w:p>
+      <w:pPr>
+        <w:ind w:left="0" w:firstLine="0"/>
+      </w:pPr>
+      <w:r>
+        <w:drawing>
+          <wp:inline distT="0" distB="0" distL="0" distR="0" wp14:anchorId="50A56ACE" wp14:editId="0AEE05FF">
+            <wp:extent cx="5943600" cy="2386965"/>
+            <wp:effectExtent l="0" t="0" r="0" b="0"/>
+            <wp:docPr id="1999489727" name="Picture 1"/>
+            <wp:cNvGraphicFramePr>
+              <a:graphicFrameLocks xmlns:a="http://schemas.openxmlformats.org/drawingml/2006/main" noChangeAspect="1"/>
+            </wp:cNvGraphicFramePr>
+            <a:graphic xmlns:a="http://schemas.openxmlformats.org/drawingml/2006/main">
+              <a:graphicData uri="http://schemas.openxmlformats.org/drawingml/2006/picture">
+                <pic:pic xmlns:pic="http://schemas.openxmlformats.org/drawingml/2006/picture">
+                  <pic:nvPicPr>
+                    <pic:cNvPr id="1999489727" name=""/>
+                    <pic:cNvPicPr/>
+                  </pic:nvPicPr>
+                  <pic:blipFill>
+                    <a:blip r:embed="rId65"/>
+                    <a:stretch>
+                      <a:fillRect/>
+                    </a:stretch>
+                  </pic:blipFill>
+                  <pic:spPr>
+                    <a:xfrm>
+                      <a:off x="0" y="0"/>
+                      <a:ext cx="5943600" cy="2386965"/>
+                    </a:xfrm>
+                    <a:prstGeom prst="rect">
+                      <a:avLst/>
+                    </a:prstGeom>
+                  </pic:spPr>
+                </pic:pic>
+              </a:graphicData>
+            </a:graphic>
+          </wp:inline>
+        </w:drawing>
+      </w:r>
+    </w:p>
+    <w:p>
+      <w:pPr>
+        <w:ind w:left="0" w:firstLine="0"/>
+      </w:pPr>
+    </w:p>
+    <w:p>
+      <w:pPr>
+        <w:ind w:left="0" w:firstLine="0"/>
+      </w:pPr>
+      <w:r>
+        <w:rPr>
+          <w:highlight w:val="yellow"/>
+        </w:rPr>
+        <w:t>AccountClient.java</w:t>
+      </w:r>
+    </w:p>
+    <w:p>
+      <w:pPr>
+        <w:ind w:left="0" w:firstLine="0"/>
+      </w:pPr>
+      <w:r>
+        <w:lastRenderedPageBreak/>
+        <w:drawing>
+          <wp:inline distT="0" distB="0" distL="0" distR="0" wp14:anchorId="38ACD412" wp14:editId="73F5FB58">
+            <wp:extent cx="5943600" cy="3510280"/>
+            <wp:effectExtent l="0" t="0" r="0" b="0"/>
+            <wp:docPr id="1474650947" name="Picture 1"/>
+            <wp:cNvGraphicFramePr>
+              <a:graphicFrameLocks xmlns:a="http://schemas.openxmlformats.org/drawingml/2006/main" noChangeAspect="1"/>
+            </wp:cNvGraphicFramePr>
+            <a:graphic xmlns:a="http://schemas.openxmlformats.org/drawingml/2006/main">
+              <a:graphicData uri="http://schemas.openxmlformats.org/drawingml/2006/picture">
+                <pic:pic xmlns:pic="http://schemas.openxmlformats.org/drawingml/2006/picture">
+                  <pic:nvPicPr>
+                    <pic:cNvPr id="1474650947" name=""/>
+                    <pic:cNvPicPr/>
+                  </pic:nvPicPr>
+                  <pic:blipFill>
+                    <a:blip r:embed="rId66"/>
+                    <a:stretch>
+                      <a:fillRect/>
+                    </a:stretch>
+                  </pic:blipFill>
+                  <pic:spPr>
+                    <a:xfrm>
+                      <a:off x="0" y="0"/>
+                      <a:ext cx="5943600" cy="3510280"/>
+                    </a:xfrm>
+                    <a:prstGeom prst="rect">
+                      <a:avLst/>
+                    </a:prstGeom>
+                  </pic:spPr>
+                </pic:pic>
+              </a:graphicData>
+            </a:graphic>
+          </wp:inline>
+        </w:drawing>
+      </w:r>
+    </w:p>
+    <w:p>
+      <w:pPr>
+        <w:ind w:left="0" w:firstLine="0"/>
+      </w:pPr>
+      <w:r>
+        <w:rPr>
+          <w:highlight w:val="yellow"/>
+        </w:rPr>
+        <w:t>Add @EnableFeignClients to the application</w:t>
+      </w:r>
+    </w:p>
+    <w:p>
+      <w:pPr>
+        <w:ind w:left="0" w:firstLine="0"/>
+      </w:pPr>
+      <w:r>
+        <w:drawing>
+          <wp:inline distT="0" distB="0" distL="0" distR="0" wp14:anchorId="35E2E2B9" wp14:editId="3DCD6882">
+            <wp:extent cx="5943600" cy="3335020"/>
+            <wp:effectExtent l="0" t="0" r="0" b="0"/>
+            <wp:docPr id="1476199147" name="Picture 1"/>
+            <wp:cNvGraphicFramePr>
+              <a:graphicFrameLocks xmlns:a="http://schemas.openxmlformats.org/drawingml/2006/main" noChangeAspect="1"/>
+            </wp:cNvGraphicFramePr>
+            <a:graphic xmlns:a="http://schemas.openxmlformats.org/drawingml/2006/main">
+              <a:graphicData uri="http://schemas.openxmlformats.org/drawingml/2006/picture">
+                <pic:pic xmlns:pic="http://schemas.openxmlformats.org/drawingml/2006/picture">
+                  <pic:nvPicPr>
+                    <pic:cNvPr id="1476199147" name=""/>
+                    <pic:cNvPicPr/>
+                  </pic:nvPicPr>
+                  <pic:blipFill>
+                    <a:blip r:embed="rId67"/>
+                    <a:stretch>
+                      <a:fillRect/>
+                    </a:stretch>
+                  </pic:blipFill>
+                  <pic:spPr>
+                    <a:xfrm>
+                      <a:off x="0" y="0"/>
+                      <a:ext cx="5943600" cy="3335020"/>
+                    </a:xfrm>
+                    <a:prstGeom prst="rect">
+                      <a:avLst/>
+                    </a:prstGeom>
+                  </pic:spPr>
+                </pic:pic>
+              </a:graphicData>
+            </a:graphic>
+          </wp:inline>
+        </w:drawing>
+      </w:r>
+    </w:p>
+    <w:p>
+      <w:pPr>
+        <w:ind w:left="0" w:firstLine="0"/>
+      </w:pPr>
+      <w:r>
+        <w:rPr>
+          <w:highlight w:val="yellow"/>
+        </w:rPr>
+        <w:t>UPIController.java</w:t>
+      </w:r>
+    </w:p>
+    <w:p>
+      <w:pPr>
+        <w:ind w:left="0" w:firstLine="0"/>
+      </w:pPr>
+      <w:r>
+        <w:lastRenderedPageBreak/>
+        <w:drawing>
+          <wp:inline distT="0" distB="0" distL="0" distR="0" wp14:anchorId="3FA2EE4A" wp14:editId="1B0B2CF6">
+            <wp:extent cx="5943600" cy="3196590"/>
+            <wp:effectExtent l="0" t="0" r="0" b="3810"/>
+            <wp:docPr id="1190180069" name="Picture 1"/>
+            <wp:cNvGraphicFramePr>
+              <a:graphicFrameLocks xmlns:a="http://schemas.openxmlformats.org/drawingml/2006/main" noChangeAspect="1"/>
+            </wp:cNvGraphicFramePr>
+            <a:graphic xmlns:a="http://schemas.openxmlformats.org/drawingml/2006/main">
+              <a:graphicData uri="http://schemas.openxmlformats.org/drawingml/2006/picture">
+                <pic:pic xmlns:pic="http://schemas.openxmlformats.org/drawingml/2006/picture">
+                  <pic:nvPicPr>
+                    <pic:cNvPr id="1190180069" name=""/>
+                    <pic:cNvPicPr/>
+                  </pic:nvPicPr>
+                  <pic:blipFill>
+                    <a:blip r:embed="rId68"/>
+                    <a:stretch>
+                      <a:fillRect/>
+                    </a:stretch>
+                  </pic:blipFill>
+                  <pic:spPr>
+                    <a:xfrm>
+                      <a:off x="0" y="0"/>
+                      <a:ext cx="5943600" cy="3196590"/>
+                    </a:xfrm>
+                    <a:prstGeom prst="rect">
+                      <a:avLst/>
+                    </a:prstGeom>
+                  </pic:spPr>
+                </pic:pic>
+              </a:graphicData>
+            </a:graphic>
+          </wp:inline>
+        </w:drawing>
+      </w:r>
+    </w:p>
+    <w:p>
+      <w:pPr>
+        <w:ind w:left="0" w:firstLine="0"/>
+      </w:pPr>
+    </w:p>
+    <w:p>
+      <w:pPr>
+        <w:ind w:left="0" w:firstLine="0"/>
+      </w:pPr>
+      <w:r>
+        <w:t>Create another microservice that would send the request to the same account service, but the balance must be modified to extra 1000 RS, so that when you send request to this new microservice it sends request to the account service and whatever the balance it gives to that add 1000 and display</w:t>
+      </w:r>
+      <w:r>
+        <w:br/>
+        <w:t>Ex: if account service balance is 5000, then the new microservice shows balance as 6000</w:t>
+      </w:r>
+    </w:p>
+    <w:p>
+      <w:pPr>
+        <w:ind w:left="0" w:firstLine="0"/>
+      </w:pPr>
+    </w:p>
+    <w:p>
+      <w:pPr>
+        <w:ind w:left="0" w:firstLine="0"/>
+      </w:pPr>
+      <w:r>
+        <w:rPr>
+          <w:highlight w:val="yellow"/>
+        </w:rPr>
+        <w:t>Spring Cloud Configuration</w:t>
+      </w:r>
+    </w:p>
+    <w:p>
+      <w:pPr>
+        <w:ind w:left="0" w:firstLine="0"/>
+      </w:pPr>
+      <w:r>
+        <w:t>It is mainly used when multiple microservices wants to use same configurations, so that you can maintain the configuration in a centralized GIT repository and all the microservices can pull those configurations, if you change the centralized configuration all the microservices get the changes</w:t>
+      </w:r>
+    </w:p>
+    <w:p>
+      <w:pPr>
+        <w:ind w:left="0" w:firstLine="0"/>
+      </w:pPr>
+      <w:r>
+        <w:t>Configuration Server: It is a program that connects to the common configuration repository and microservices connects to the configuration server</w:t>
+      </w:r>
+    </w:p>
+    <w:p>
+      <w:pPr>
+        <w:ind w:left="0" w:firstLine="0"/>
+      </w:pPr>
+    </w:p>
+    <w:p>
+      <w:pPr>
+        <w:ind w:left="0" w:firstLine="0"/>
+      </w:pPr>
+      <w:r>
+        <w:lastRenderedPageBreak/>
+        <w:drawing>
+          <wp:inline distT="0" distB="0" distL="0" distR="0" wp14:anchorId="114264E8" wp14:editId="49B2DFF2">
+            <wp:extent cx="5943600" cy="2945765"/>
+            <wp:effectExtent l="0" t="0" r="0" b="6985"/>
+            <wp:docPr id="1651092862" name="Picture 1"/>
+            <wp:cNvGraphicFramePr>
+              <a:graphicFrameLocks xmlns:a="http://schemas.openxmlformats.org/drawingml/2006/main" noChangeAspect="1"/>
+            </wp:cNvGraphicFramePr>
+            <a:graphic xmlns:a="http://schemas.openxmlformats.org/drawingml/2006/main">
+              <a:graphicData uri="http://schemas.openxmlformats.org/drawingml/2006/picture">
+                <pic:pic xmlns:pic="http://schemas.openxmlformats.org/drawingml/2006/picture">
+                  <pic:nvPicPr>
+                    <pic:cNvPr id="1651092862" name=""/>
+                    <pic:cNvPicPr/>
+                  </pic:nvPicPr>
+                  <pic:blipFill>
+                    <a:blip r:embed="rId69"/>
+                    <a:stretch>
+                      <a:fillRect/>
+                    </a:stretch>
+                  </pic:blipFill>
+                  <pic:spPr>
+                    <a:xfrm>
+                      <a:off x="0" y="0"/>
+                      <a:ext cx="5943600" cy="2945765"/>
+                    </a:xfrm>
+                    <a:prstGeom prst="rect">
+                      <a:avLst/>
+                    </a:prstGeom>
+                  </pic:spPr>
+                </pic:pic>
+              </a:graphicData>
+            </a:graphic>
+          </wp:inline>
+        </w:drawing>
+      </w:r>
+    </w:p>
+    <w:p>
+      <w:pPr>
+        <w:ind w:left="0" w:firstLine="0"/>
+      </w:pPr>
+      <w:r>
+        <w:drawing>
+          <wp:inline distT="0" distB="0" distL="0" distR="0" wp14:anchorId="61A9FF63" wp14:editId="5F169154">
+            <wp:extent cx="5943600" cy="2746375"/>
+            <wp:effectExtent l="0" t="0" r="0" b="0"/>
+            <wp:docPr id="337096965" name="Picture 1"/>
+            <wp:cNvGraphicFramePr>
+              <a:graphicFrameLocks xmlns:a="http://schemas.openxmlformats.org/drawingml/2006/main" noChangeAspect="1"/>
+            </wp:cNvGraphicFramePr>
+            <a:graphic xmlns:a="http://schemas.openxmlformats.org/drawingml/2006/main">
+              <a:graphicData uri="http://schemas.openxmlformats.org/drawingml/2006/picture">
+                <pic:pic xmlns:pic="http://schemas.openxmlformats.org/drawingml/2006/picture">
+                  <pic:nvPicPr>
+                    <pic:cNvPr id="337096965" name=""/>
+                    <pic:cNvPicPr/>
+                  </pic:nvPicPr>
+                  <pic:blipFill>
+                    <a:blip r:embed="rId70"/>
+                    <a:stretch>
+                      <a:fillRect/>
+                    </a:stretch>
+                  </pic:blipFill>
+                  <pic:spPr>
+                    <a:xfrm>
+                      <a:off x="0" y="0"/>
+                      <a:ext cx="5943600" cy="2746375"/>
+                    </a:xfrm>
+                    <a:prstGeom prst="rect">
+                      <a:avLst/>
+                    </a:prstGeom>
+                  </pic:spPr>
+                </pic:pic>
+              </a:graphicData>
+            </a:graphic>
+          </wp:inline>
+        </w:drawing>
+      </w:r>
+    </w:p>
+    <w:p>
+      <w:pPr>
+        <w:ind w:left="0" w:firstLine="0"/>
+      </w:pPr>
+      <w:r>
+        <w:t xml:space="preserve">You can pull different property files for the same microservice using </w:t>
+      </w:r>
+      <w:proofErr w:type="spellStart"/>
+      <w:proofErr w:type="gramStart"/>
+      <w:r>
+        <w:t>profiles.active</w:t>
+      </w:r>
+      <w:proofErr w:type="spellEnd"/>
+      <w:proofErr w:type="gramEnd"/>
+      <w:r>
+        <w:t xml:space="preserve"> so that no need to keep these properties in local environment.</w:t>
+      </w:r>
+    </w:p>
+    <w:p>
+      <w:pPr>
+        <w:ind w:left="0" w:firstLine="0"/>
+      </w:pPr>
+    </w:p>
+    <w:p>
+      <w:pPr>
+        <w:ind w:left="0" w:firstLine="0"/>
+      </w:pPr>
+    </w:p>
+    <w:p>
+      <w:pPr>
+        <w:ind w:left="0" w:firstLine="0"/>
+      </w:pPr>
+      <w:r>
+        <w:rPr>
+          <w:highlight w:val="yellow"/>
+        </w:rPr>
+        <w:lastRenderedPageBreak/>
+        <w:t>Configuration Server:</w:t>
+      </w:r>
+      <w:r>
+        <w:t xml:space="preserve"> @EnableConfigServer enables the application to connect to the git repository or </w:t>
+      </w:r>
+      <w:proofErr w:type="spellStart"/>
+      <w:r>
+        <w:t>aws</w:t>
+      </w:r>
+      <w:proofErr w:type="spellEnd"/>
+      <w:r>
+        <w:t xml:space="preserve"> or any cloud platform</w:t>
+      </w:r>
+      <w:r>
+        <w:t xml:space="preserve">, its </w:t>
+      </w:r>
+      <w:proofErr w:type="gramStart"/>
+      <w:r>
+        <w:t>application.properties</w:t>
+      </w:r>
+      <w:proofErr w:type="gramEnd"/>
+      <w:r>
+        <w:t xml:space="preserve"> will have the centralized configuration file location like git url or </w:t>
+      </w:r>
+      <w:proofErr w:type="spellStart"/>
+      <w:r>
+        <w:t>aws</w:t>
+      </w:r>
+      <w:proofErr w:type="spellEnd"/>
+      <w:r>
+        <w:t xml:space="preserve"> url or azure url.</w:t>
+      </w:r>
+    </w:p>
+    <w:p>
+      <w:pPr>
+        <w:ind w:left="0" w:firstLine="0"/>
+      </w:pPr>
+      <w:r>
+        <w:drawing>
+          <wp:inline distT="0" distB="0" distL="0" distR="0" wp14:anchorId="4909CDD4" wp14:editId="5910A93C">
+            <wp:extent cx="5943600" cy="3004820"/>
+            <wp:effectExtent l="0" t="0" r="0" b="5080"/>
+            <wp:docPr id="587146615" name="Picture 1"/>
+            <wp:cNvGraphicFramePr>
+              <a:graphicFrameLocks xmlns:a="http://schemas.openxmlformats.org/drawingml/2006/main" noChangeAspect="1"/>
+            </wp:cNvGraphicFramePr>
+            <a:graphic xmlns:a="http://schemas.openxmlformats.org/drawingml/2006/main">
+              <a:graphicData uri="http://schemas.openxmlformats.org/drawingml/2006/picture">
+                <pic:pic xmlns:pic="http://schemas.openxmlformats.org/drawingml/2006/picture">
+                  <pic:nvPicPr>
+                    <pic:cNvPr id="587146615" name=""/>
+                    <pic:cNvPicPr/>
+                  </pic:nvPicPr>
+                  <pic:blipFill>
+                    <a:blip r:embed="rId71"/>
+                    <a:stretch>
+                      <a:fillRect/>
+                    </a:stretch>
+                  </pic:blipFill>
+                  <pic:spPr>
+                    <a:xfrm>
+                      <a:off x="0" y="0"/>
+                      <a:ext cx="5943600" cy="3004820"/>
+                    </a:xfrm>
+                    <a:prstGeom prst="rect">
+                      <a:avLst/>
+                    </a:prstGeom>
+                  </pic:spPr>
+                </pic:pic>
+              </a:graphicData>
+            </a:graphic>
+          </wp:inline>
+        </w:drawing>
+      </w:r>
+    </w:p>
+    <w:p>
+      <w:pPr>
+        <w:ind w:left="0" w:firstLine="0"/>
+      </w:pPr>
+      <w:r>
+        <w:rPr>
+          <w:highlight w:val="yellow"/>
+        </w:rPr>
+        <w:t>Config Client</w:t>
+      </w:r>
+    </w:p>
+    <w:p>
+      <w:pPr>
+        <w:ind w:left="0" w:firstLine="0"/>
+      </w:pPr>
+      <w:r>
+        <w:drawing>
+          <wp:inline distT="0" distB="0" distL="0" distR="0" wp14:anchorId="52D5B250" wp14:editId="1DB1E615">
+            <wp:extent cx="5943600" cy="2357120"/>
+            <wp:effectExtent l="0" t="0" r="0" b="5080"/>
+            <wp:docPr id="128711931" name="Picture 1"/>
+            <wp:cNvGraphicFramePr>
+              <a:graphicFrameLocks xmlns:a="http://schemas.openxmlformats.org/drawingml/2006/main" noChangeAspect="1"/>
+            </wp:cNvGraphicFramePr>
+            <a:graphic xmlns:a="http://schemas.openxmlformats.org/drawingml/2006/main">
+              <a:graphicData uri="http://schemas.openxmlformats.org/drawingml/2006/picture">
+                <pic:pic xmlns:pic="http://schemas.openxmlformats.org/drawingml/2006/picture">
+                  <pic:nvPicPr>
+                    <pic:cNvPr id="128711931" name=""/>
+                    <pic:cNvPicPr/>
+                  </pic:nvPicPr>
+                  <pic:blipFill>
+                    <a:blip r:embed="rId72"/>
+                    <a:stretch>
+                      <a:fillRect/>
+                    </a:stretch>
+                  </pic:blipFill>
+                  <pic:spPr>
+                    <a:xfrm>
+                      <a:off x="0" y="0"/>
+                      <a:ext cx="5943600" cy="2357120"/>
+                    </a:xfrm>
+                    <a:prstGeom prst="rect">
+                      <a:avLst/>
+                    </a:prstGeom>
+                  </pic:spPr>
+                </pic:pic>
+              </a:graphicData>
+            </a:graphic>
+          </wp:inline>
+        </w:drawing>
+      </w:r>
+    </w:p>
+    <w:p>
+      <w:pPr>
+        <w:ind w:left="0" w:firstLine="0"/>
+      </w:pPr>
+      <w:r>
+        <w:lastRenderedPageBreak/>
+        <w:drawing>
+          <wp:inline distT="0" distB="0" distL="0" distR="0" wp14:anchorId="2032DE3F" wp14:editId="4CDF8EBA">
+            <wp:extent cx="5943600" cy="2661920"/>
+            <wp:effectExtent l="0" t="0" r="0" b="5080"/>
+            <wp:docPr id="922804854" name="Picture 1"/>
+            <wp:cNvGraphicFramePr>
+              <a:graphicFrameLocks xmlns:a="http://schemas.openxmlformats.org/drawingml/2006/main" noChangeAspect="1"/>
+            </wp:cNvGraphicFramePr>
+            <a:graphic xmlns:a="http://schemas.openxmlformats.org/drawingml/2006/main">
+              <a:graphicData uri="http://schemas.openxmlformats.org/drawingml/2006/picture">
+                <pic:pic xmlns:pic="http://schemas.openxmlformats.org/drawingml/2006/picture">
+                  <pic:nvPicPr>
+                    <pic:cNvPr id="922804854" name=""/>
+                    <pic:cNvPicPr/>
+                  </pic:nvPicPr>
+                  <pic:blipFill>
+                    <a:blip r:embed="rId73"/>
+                    <a:stretch>
+                      <a:fillRect/>
+                    </a:stretch>
+                  </pic:blipFill>
+                  <pic:spPr>
+                    <a:xfrm>
+                      <a:off x="0" y="0"/>
+                      <a:ext cx="5943600" cy="2661920"/>
+                    </a:xfrm>
+                    <a:prstGeom prst="rect">
+                      <a:avLst/>
+                    </a:prstGeom>
+                  </pic:spPr>
+                </pic:pic>
+              </a:graphicData>
+            </a:graphic>
+          </wp:inline>
+        </w:drawing>
+      </w:r>
+    </w:p>
+    <w:p>
+      <w:pPr>
+        <w:ind w:left="0" w:firstLine="0"/>
+      </w:pPr>
+      <w:r>
+        <w:rPr>
+          <w:highlight w:val="yellow"/>
+        </w:rPr>
+        <w:t>Things to run</w:t>
+      </w:r>
+    </w:p>
+    <w:p>
+      <w:pPr>
+        <w:pStyle w:val="ListParagraph"/>
+        <w:numPr>
+          <w:ilvl w:val="0"/>
+          <w:numId w:val="32"/>
+        </w:numPr>
+      </w:pPr>
+      <w:r>
+        <w:t>Service Discovery</w:t>
+      </w:r>
+    </w:p>
+    <w:p>
+      <w:pPr>
+        <w:pStyle w:val="ListParagraph"/>
+        <w:numPr>
+          <w:ilvl w:val="0"/>
+          <w:numId w:val="32"/>
+        </w:numPr>
+      </w:pPr>
+      <w:r>
+        <w:t>Configuration Server</w:t>
+      </w:r>
+    </w:p>
+    <w:p>
+      <w:pPr>
+        <w:pStyle w:val="ListParagraph"/>
+        <w:numPr>
+          <w:ilvl w:val="0"/>
+          <w:numId w:val="32"/>
+        </w:numPr>
+      </w:pPr>
+      <w:r>
+        <w:t>Configuration Client</w:t>
+      </w:r>
+    </w:p>
+    <w:p>
+      <w:pPr>
+        <w:ind w:left="0" w:firstLine="0"/>
+      </w:pPr>
+      <w:r>
+        <w:rPr>
+          <w:highlight w:val="yellow"/>
+        </w:rPr>
+        <w:t>Activity:</w:t>
+      </w:r>
+      <w:r>
+        <w:t xml:space="preserve"> Create DB properties in the GIT and in your project add spring data </w:t>
+      </w:r>
+      <w:proofErr w:type="spellStart"/>
+      <w:r>
+        <w:t>jpa</w:t>
+      </w:r>
+      <w:proofErr w:type="spellEnd"/>
+      <w:r>
+        <w:t xml:space="preserve"> and mysql library and test the DB connection</w:t>
+      </w:r>
+    </w:p>
     <w:sectPr>
       <w:pgSz w:w="12240" w:h="15840"/>
       <w:pgMar w:top="1440" w:right="1440" w:bottom="1440" w:left="1440" w:header="720" w:footer="720" w:gutter="0"/>
@@ -8441,6 +9921,95 @@
     </w:lvl>
   </w:abstractNum>
   <w:abstractNum w:abstractNumId="18" w15:restartNumberingAfterBreak="0">
+    <w:nsid w:val="5766271F"/>
+    <w:multiLevelType w:val="hybridMultilevel"/>
+    <w:tmpl w:val="6ABE5E62"/>
+    <w:lvl w:ilvl="0" w:tplc="0409000F">
+      <w:start w:val="1"/>
+      <w:numFmt w:val="decimal"/>
+      <w:lvlText w:val="%1."/>
+      <w:lvlJc w:val="left"/>
+      <w:pPr>
+        <w:ind w:left="720" w:hanging="360"/>
+      </w:pPr>
+      <w:rPr>
+        <w:rFonts w:hint="default"/>
+      </w:rPr>
+    </w:lvl>
+    <w:lvl w:ilvl="1" w:tplc="04090019" w:tentative="1">
+      <w:start w:val="1"/>
+      <w:numFmt w:val="lowerLetter"/>
+      <w:lvlText w:val="%2."/>
+      <w:lvlJc w:val="left"/>
+      <w:pPr>
+        <w:ind w:left="1440" w:hanging="360"/>
+      </w:pPr>
+    </w:lvl>
+    <w:lvl w:ilvl="2" w:tplc="0409001B" w:tentative="1">
+      <w:start w:val="1"/>
+      <w:numFmt w:val="lowerRoman"/>
+      <w:lvlText w:val="%3."/>
+      <w:lvlJc w:val="right"/>
+      <w:pPr>
+        <w:ind w:left="2160" w:hanging="180"/>
+      </w:pPr>
+    </w:lvl>
+    <w:lvl w:ilvl="3" w:tplc="0409000F" w:tentative="1">
+      <w:start w:val="1"/>
+      <w:numFmt w:val="decimal"/>
+      <w:lvlText w:val="%4."/>
+      <w:lvlJc w:val="left"/>
+      <w:pPr>
+        <w:ind w:left="2880" w:hanging="360"/>
+      </w:pPr>
+    </w:lvl>
+    <w:lvl w:ilvl="4" w:tplc="04090019" w:tentative="1">
+      <w:start w:val="1"/>
+      <w:numFmt w:val="lowerLetter"/>
+      <w:lvlText w:val="%5."/>
+      <w:lvlJc w:val="left"/>
+      <w:pPr>
+        <w:ind w:left="3600" w:hanging="360"/>
+      </w:pPr>
+    </w:lvl>
+    <w:lvl w:ilvl="5" w:tplc="0409001B" w:tentative="1">
+      <w:start w:val="1"/>
+      <w:numFmt w:val="lowerRoman"/>
+      <w:lvlText w:val="%6."/>
+      <w:lvlJc w:val="right"/>
+      <w:pPr>
+        <w:ind w:left="4320" w:hanging="180"/>
+      </w:pPr>
+    </w:lvl>
+    <w:lvl w:ilvl="6" w:tplc="0409000F" w:tentative="1">
+      <w:start w:val="1"/>
+      <w:numFmt w:val="decimal"/>
+      <w:lvlText w:val="%7."/>
+      <w:lvlJc w:val="left"/>
+      <w:pPr>
+        <w:ind w:left="5040" w:hanging="360"/>
+      </w:pPr>
+    </w:lvl>
+    <w:lvl w:ilvl="7" w:tplc="04090019" w:tentative="1">
+      <w:start w:val="1"/>
+      <w:numFmt w:val="lowerLetter"/>
+      <w:lvlText w:val="%8."/>
+      <w:lvlJc w:val="left"/>
+      <w:pPr>
+        <w:ind w:left="5760" w:hanging="360"/>
+      </w:pPr>
+    </w:lvl>
+    <w:lvl w:ilvl="8" w:tplc="0409001B" w:tentative="1">
+      <w:start w:val="1"/>
+      <w:numFmt w:val="lowerRoman"/>
+      <w:lvlText w:val="%9."/>
+      <w:lvlJc w:val="right"/>
+      <w:pPr>
+        <w:ind w:left="6480" w:hanging="180"/>
+      </w:pPr>
+    </w:lvl>
+  </w:abstractNum>
+  <w:abstractNum w:abstractNumId="19" w15:restartNumberingAfterBreak="0">
     <w:nsid w:val="582E2516"/>
     <w:multiLevelType w:val="hybridMultilevel"/>
     <w:tmpl w:val="E55C935C"/>
@@ -8529,7 +10098,7 @@
       </w:pPr>
     </w:lvl>
   </w:abstractNum>
-  <w:abstractNum w:abstractNumId="19" w15:restartNumberingAfterBreak="0">
+  <w:abstractNum w:abstractNumId="20" w15:restartNumberingAfterBreak="0">
     <w:nsid w:val="58EC0FA2"/>
     <w:multiLevelType w:val="hybridMultilevel"/>
     <w:tmpl w:val="CE3EAE10"/>
@@ -8618,7 +10187,7 @@
       </w:pPr>
     </w:lvl>
   </w:abstractNum>
-  <w:abstractNum w:abstractNumId="20" w15:restartNumberingAfterBreak="0">
+  <w:abstractNum w:abstractNumId="21" w15:restartNumberingAfterBreak="0">
     <w:nsid w:val="5B3F3CEC"/>
     <w:multiLevelType w:val="hybridMultilevel"/>
     <w:tmpl w:val="71460F90"/>
@@ -8707,7 +10276,7 @@
       </w:pPr>
     </w:lvl>
   </w:abstractNum>
-  <w:abstractNum w:abstractNumId="21" w15:restartNumberingAfterBreak="0">
+  <w:abstractNum w:abstractNumId="22" w15:restartNumberingAfterBreak="0">
     <w:nsid w:val="5E176280"/>
     <w:multiLevelType w:val="hybridMultilevel"/>
     <w:tmpl w:val="A412E02A"/>
@@ -8796,7 +10365,7 @@
       </w:pPr>
     </w:lvl>
   </w:abstractNum>
-  <w:abstractNum w:abstractNumId="22" w15:restartNumberingAfterBreak="0">
+  <w:abstractNum w:abstractNumId="23" w15:restartNumberingAfterBreak="0">
     <w:nsid w:val="5ED30FF7"/>
     <w:multiLevelType w:val="hybridMultilevel"/>
     <w:tmpl w:val="B3AC66B8"/>
@@ -8885,7 +10454,7 @@
       </w:pPr>
     </w:lvl>
   </w:abstractNum>
-  <w:abstractNum w:abstractNumId="23" w15:restartNumberingAfterBreak="0">
+  <w:abstractNum w:abstractNumId="24" w15:restartNumberingAfterBreak="0">
     <w:nsid w:val="6561046C"/>
     <w:multiLevelType w:val="hybridMultilevel"/>
     <w:tmpl w:val="54BC4562"/>
@@ -8974,7 +10543,7 @@
       </w:pPr>
     </w:lvl>
   </w:abstractNum>
-  <w:abstractNum w:abstractNumId="24" w15:restartNumberingAfterBreak="0">
+  <w:abstractNum w:abstractNumId="25" w15:restartNumberingAfterBreak="0">
     <w:nsid w:val="664C2B59"/>
     <w:multiLevelType w:val="hybridMultilevel"/>
     <w:tmpl w:val="1CF0A4EA"/>
@@ -9063,7 +10632,7 @@
       </w:pPr>
     </w:lvl>
   </w:abstractNum>
-  <w:abstractNum w:abstractNumId="25" w15:restartNumberingAfterBreak="0">
+  <w:abstractNum w:abstractNumId="26" w15:restartNumberingAfterBreak="0">
     <w:nsid w:val="676E2B6B"/>
     <w:multiLevelType w:val="hybridMultilevel"/>
     <w:tmpl w:val="E7204440"/>
@@ -9176,7 +10745,7 @@
       </w:rPr>
     </w:lvl>
   </w:abstractNum>
-  <w:abstractNum w:abstractNumId="26" w15:restartNumberingAfterBreak="0">
+  <w:abstractNum w:abstractNumId="27" w15:restartNumberingAfterBreak="0">
     <w:nsid w:val="6F9628B0"/>
     <w:multiLevelType w:val="hybridMultilevel"/>
     <w:tmpl w:val="58B2F9FA"/>
@@ -9265,7 +10834,7 @@
       </w:pPr>
     </w:lvl>
   </w:abstractNum>
-  <w:abstractNum w:abstractNumId="27" w15:restartNumberingAfterBreak="0">
+  <w:abstractNum w:abstractNumId="28" w15:restartNumberingAfterBreak="0">
     <w:nsid w:val="78CF66F5"/>
     <w:multiLevelType w:val="hybridMultilevel"/>
     <w:tmpl w:val="FD460E22"/>
@@ -9354,7 +10923,7 @@
       </w:pPr>
     </w:lvl>
   </w:abstractNum>
-  <w:abstractNum w:abstractNumId="28" w15:restartNumberingAfterBreak="0">
+  <w:abstractNum w:abstractNumId="29" w15:restartNumberingAfterBreak="0">
     <w:nsid w:val="78FE7F30"/>
     <w:multiLevelType w:val="hybridMultilevel"/>
     <w:tmpl w:val="545CA6A2"/>
@@ -9443,7 +11012,7 @@
       </w:pPr>
     </w:lvl>
   </w:abstractNum>
-  <w:abstractNum w:abstractNumId="29" w15:restartNumberingAfterBreak="0">
+  <w:abstractNum w:abstractNumId="30" w15:restartNumberingAfterBreak="0">
     <w:nsid w:val="7C953AEA"/>
     <w:multiLevelType w:val="hybridMultilevel"/>
     <w:tmpl w:val="7CCC41C4"/>
@@ -9532,7 +11101,7 @@
       </w:pPr>
     </w:lvl>
   </w:abstractNum>
-  <w:abstractNum w:abstractNumId="30" w15:restartNumberingAfterBreak="0">
+  <w:abstractNum w:abstractNumId="31" w15:restartNumberingAfterBreak="0">
     <w:nsid w:val="7DB613C1"/>
     <w:multiLevelType w:val="hybridMultilevel"/>
     <w:tmpl w:val="CE10F88C"/>
@@ -9625,7 +11194,7 @@
     <w:abstractNumId w:val="2"/>
   </w:num>
   <w:num w:numId="2" w16cid:durableId="1596203068">
-    <w:abstractNumId w:val="19"/>
+    <w:abstractNumId w:val="20"/>
   </w:num>
   <w:num w:numId="3" w16cid:durableId="1960138834">
     <w:abstractNumId w:val="7"/>
@@ -9634,19 +11203,19 @@
     <w:abstractNumId w:val="11"/>
   </w:num>
   <w:num w:numId="5" w16cid:durableId="1785925703">
-    <w:abstractNumId w:val="26"/>
+    <w:abstractNumId w:val="27"/>
   </w:num>
   <w:num w:numId="6" w16cid:durableId="1729105484">
     <w:abstractNumId w:val="15"/>
   </w:num>
   <w:num w:numId="7" w16cid:durableId="34280185">
-    <w:abstractNumId w:val="27"/>
+    <w:abstractNumId w:val="28"/>
   </w:num>
   <w:num w:numId="8" w16cid:durableId="1777092839">
     <w:abstractNumId w:val="1"/>
   </w:num>
   <w:num w:numId="9" w16cid:durableId="758718524">
-    <w:abstractNumId w:val="30"/>
+    <w:abstractNumId w:val="31"/>
   </w:num>
   <w:num w:numId="10" w16cid:durableId="160897060">
     <w:abstractNumId w:val="6"/>
@@ -9655,7 +11224,7 @@
     <w:abstractNumId w:val="4"/>
   </w:num>
   <w:num w:numId="12" w16cid:durableId="1721898317">
-    <w:abstractNumId w:val="22"/>
+    <w:abstractNumId w:val="23"/>
   </w:num>
   <w:num w:numId="13" w16cid:durableId="120151737">
     <w:abstractNumId w:val="14"/>
@@ -9664,13 +11233,13 @@
     <w:abstractNumId w:val="8"/>
   </w:num>
   <w:num w:numId="15" w16cid:durableId="1268582426">
-    <w:abstractNumId w:val="18"/>
+    <w:abstractNumId w:val="19"/>
   </w:num>
   <w:num w:numId="16" w16cid:durableId="2088308342">
-    <w:abstractNumId w:val="25"/>
+    <w:abstractNumId w:val="26"/>
   </w:num>
   <w:num w:numId="17" w16cid:durableId="1731228637">
-    <w:abstractNumId w:val="23"/>
+    <w:abstractNumId w:val="24"/>
   </w:num>
   <w:num w:numId="18" w16cid:durableId="1541242673">
     <w:abstractNumId w:val="17"/>
@@ -9682,7 +11251,7 @@
     <w:abstractNumId w:val="13"/>
   </w:num>
   <w:num w:numId="21" w16cid:durableId="1911192305">
-    <w:abstractNumId w:val="20"/>
+    <w:abstractNumId w:val="21"/>
   </w:num>
   <w:num w:numId="22" w16cid:durableId="1167987115">
     <w:abstractNumId w:val="12"/>
@@ -9691,10 +11260,10 @@
     <w:abstractNumId w:val="9"/>
   </w:num>
   <w:num w:numId="24" w16cid:durableId="1099522345">
-    <w:abstractNumId w:val="28"/>
+    <w:abstractNumId w:val="29"/>
   </w:num>
   <w:num w:numId="25" w16cid:durableId="56437003">
-    <w:abstractNumId w:val="21"/>
+    <w:abstractNumId w:val="22"/>
   </w:num>
   <w:num w:numId="26" w16cid:durableId="1210337143">
     <w:abstractNumId w:val="5"/>
@@ -9703,7 +11272,7 @@
     <w:abstractNumId w:val="10"/>
   </w:num>
   <w:num w:numId="28" w16cid:durableId="2003309175">
-    <w:abstractNumId w:val="24"/>
+    <w:abstractNumId w:val="25"/>
   </w:num>
   <w:num w:numId="29" w16cid:durableId="654456774">
     <w:abstractNumId w:val="0"/>
@@ -9712,7 +11281,10 @@
     <w:abstractNumId w:val="3"/>
   </w:num>
   <w:num w:numId="31" w16cid:durableId="30812947">
-    <w:abstractNumId w:val="29"/>
+    <w:abstractNumId w:val="30"/>
+  </w:num>
+  <w:num w:numId="32" w16cid:durableId="1839729555">
+    <w:abstractNumId w:val="18"/>
   </w:num>
 </w:numbering>
 </file>
@@ -10656,6 +12228,29 @@
       </w:tblBorders>
     </w:tblPr>
   </w:style>
+  <w:style w:type="character" w:styleId="Hyperlink">
+    <w:name w:val="Hyperlink"/>
+    <w:basedOn w:val="DefaultParagraphFont"/>
+    <w:uiPriority w:val="99"/>
+    <w:unhideWhenUsed/>
+    <w:rsid w:val="0073469B"/>
+    <w:rPr>
+      <w:color w:val="0563C1" w:themeColor="hyperlink"/>
+      <w:u w:val="single"/>
+    </w:rPr>
+  </w:style>
+  <w:style w:type="character" w:styleId="UnresolvedMention">
+    <w:name w:val="Unresolved Mention"/>
+    <w:basedOn w:val="DefaultParagraphFont"/>
+    <w:uiPriority w:val="99"/>
+    <w:semiHidden/>
+    <w:unhideWhenUsed/>
+    <w:rsid w:val="0073469B"/>
+    <w:rPr>
+      <w:color w:val="605E5C"/>
+      <w:shd w:val="clear" w:color="auto" w:fill="E1DFDD"/>
+    </w:rPr>
+  </w:style>
 </w:styles>
 </file>
 

--- a/Phase 3 Api Endpoints.docx
+++ b/Phase 3 Api Endpoints.docx
@@ -144,11 +144,9 @@
           <w:numId w:val="3"/>
         </w:numPr>
       </w:pPr>
-      <w:proofErr w:type="spellStart"/>
       <w:r>
         <w:t>assertEquals</w:t>
       </w:r>
-      <w:proofErr w:type="spellEnd"/>
     </w:p>
     <w:p>
       <w:pPr>
@@ -158,11 +156,9 @@
           <w:numId w:val="3"/>
         </w:numPr>
       </w:pPr>
-      <w:proofErr w:type="spellStart"/>
       <w:r>
         <w:t>assertArrayEquals</w:t>
       </w:r>
-      <w:proofErr w:type="spellEnd"/>
     </w:p>
     <w:p>
       <w:pPr>
@@ -172,11 +168,9 @@
           <w:numId w:val="3"/>
         </w:numPr>
       </w:pPr>
-      <w:proofErr w:type="spellStart"/>
       <w:r>
         <w:t>assertThrows</w:t>
       </w:r>
-      <w:proofErr w:type="spellEnd"/>
     </w:p>
     <w:p>
       <w:pPr>
@@ -210,13 +204,8 @@
         <w:ind w:left="0" w:firstLine="0"/>
       </w:pPr>
       <w:r>
-        <w:t xml:space="preserve">Framework is like a semi implemented application which provides all the common functionalities an application </w:t>
-      </w:r>
-      <w:proofErr w:type="gramStart"/>
-      <w:r>
-        <w:t>needs</w:t>
-      </w:r>
-      <w:proofErr w:type="gramEnd"/>
+        <w:t>Framework is like a semi implemented application which provides all the common functionalities an application needs</w:t>
+      </w:r>
     </w:p>
     <w:p>
       <w:pPr>
@@ -274,15 +263,7 @@
         <w:t>Spring Framework:</w:t>
       </w:r>
       <w:r>
-        <w:t xml:space="preserve"> It is an application framework helps you to develop various types of applications like desktop, web, enterprise, </w:t>
-      </w:r>
-      <w:proofErr w:type="gramStart"/>
-      <w:r>
-        <w:t>cloud based</w:t>
-      </w:r>
-      <w:proofErr w:type="gramEnd"/>
-      <w:r>
-        <w:t xml:space="preserve"> applications</w:t>
+        <w:t xml:space="preserve"> It is an application framework helps you to develop various types of applications like desktop, web, enterprise, cloud based applications</w:t>
       </w:r>
     </w:p>
     <w:p>
@@ -350,37 +331,18 @@
         <w:ind w:left="0" w:firstLine="0"/>
       </w:pPr>
       <w:r>
-        <w:t xml:space="preserve">EmployeeDAO </w:t>
-      </w:r>
-      <w:proofErr w:type="spellStart"/>
-      <w:r>
-        <w:t>employeeDao</w:t>
-      </w:r>
-      <w:proofErr w:type="spellEnd"/>
+        <w:t>EmployeeDAO employeeDao</w:t>
+      </w:r>
       <w:r>
         <w:t xml:space="preserve">; </w:t>
       </w:r>
       <w:r>
         <w:br/>
-      </w:r>
-      <w:proofErr w:type="gramStart"/>
-      <w:r>
-        <w:t>EmployeeService(</w:t>
-      </w:r>
-      <w:proofErr w:type="gramEnd"/>
-      <w:r>
-        <w:t>) {</w:t>
+        <w:t>EmployeeService() {</w:t>
       </w:r>
       <w:r>
         <w:br/>
-      </w:r>
-      <w:proofErr w:type="spellStart"/>
-      <w:r>
-        <w:t>employeeDao</w:t>
-      </w:r>
-      <w:proofErr w:type="spellEnd"/>
-      <w:r>
-        <w:t xml:space="preserve"> </w:t>
+        <w:t xml:space="preserve">employeeDao </w:t>
       </w:r>
       <w:r>
         <w:t>= new EmployeeDao</w:t>
@@ -416,26 +378,11 @@
         <w:ind w:left="0" w:firstLine="0"/>
       </w:pPr>
       <w:r>
-        <w:t xml:space="preserve">EmployeeDAO </w:t>
-      </w:r>
-      <w:proofErr w:type="spellStart"/>
-      <w:r>
-        <w:t>employeeDao</w:t>
-      </w:r>
-      <w:proofErr w:type="spellEnd"/>
-      <w:r>
-        <w:t>;</w:t>
+        <w:t>EmployeeDAO employeeDao;</w:t>
       </w:r>
       <w:r>
         <w:br/>
-      </w:r>
-      <w:proofErr w:type="gramStart"/>
-      <w:r>
-        <w:t>EmployeeService(</w:t>
-      </w:r>
-      <w:proofErr w:type="gramEnd"/>
-      <w:r>
-        <w:t>EmployeeDao dao) {</w:t>
+        <w:t>EmployeeService(EmployeeDao dao) {</w:t>
       </w:r>
       <w:r>
         <w:br/>
@@ -467,15 +414,7 @@
         <w:ind w:left="0" w:firstLine="0"/>
       </w:pPr>
       <w:r>
-        <w:t xml:space="preserve">It implements the design pattern to create objects and supply </w:t>
-      </w:r>
-      <w:proofErr w:type="gramStart"/>
-      <w:r>
-        <w:t>objects,</w:t>
-      </w:r>
-      <w:proofErr w:type="gramEnd"/>
-      <w:r>
-        <w:t xml:space="preserve"> IOC is like a container that will maintain the objects created by spring.</w:t>
+        <w:t>It implements the design pattern to create objects and supply objects, IOC is like a container that will maintain the objects created by spring.</w:t>
       </w:r>
     </w:p>
     <w:p>
@@ -610,15 +549,7 @@
         </w:numPr>
       </w:pPr>
       <w:r>
-        <w:t xml:space="preserve">Handlings </w:t>
-      </w:r>
-      <w:proofErr w:type="gramStart"/>
-      <w:r>
-        <w:t>requests</w:t>
-      </w:r>
-      <w:proofErr w:type="gramEnd"/>
-      <w:r>
-        <w:t xml:space="preserve"> and forwarding to the controllers</w:t>
+        <w:t>Handlings requests and forwarding to the controllers</w:t>
       </w:r>
     </w:p>
     <w:p>
@@ -661,13 +592,8 @@
       <w:pPr>
         <w:ind w:left="0" w:firstLine="0"/>
       </w:pPr>
-      <w:proofErr w:type="spellStart"/>
-      <w:r>
-        <w:t>DBUtil</w:t>
-      </w:r>
-      <w:proofErr w:type="spellEnd"/>
-      <w:r>
-        <w:t xml:space="preserve"> -&gt; spring creates </w:t>
+      <w:r>
+        <w:t xml:space="preserve">DBUtil -&gt; spring creates </w:t>
       </w:r>
       <w:r>
         <w:t xml:space="preserve">the object &amp; manages </w:t>
@@ -793,31 +719,15 @@
         <w:t>dbUtil</w:t>
       </w:r>
       <w:r>
-        <w:t>” class = “</w:t>
-      </w:r>
-      <w:proofErr w:type="gramStart"/>
-      <w:r>
-        <w:t>com.exampels</w:t>
-      </w:r>
-      <w:proofErr w:type="gramEnd"/>
-      <w:r>
-        <w:t>.DBUtil” /&gt;</w:t>
-      </w:r>
-    </w:p>
-    <w:p>
-      <w:pPr>
-        <w:ind w:left="0" w:firstLine="0"/>
-      </w:pPr>
-      <w:r>
-        <w:t>&lt;bean id = “datasource” class = “</w:t>
-      </w:r>
-      <w:proofErr w:type="gramStart"/>
-      <w:r>
-        <w:t>com.examples</w:t>
-      </w:r>
-      <w:proofErr w:type="gramEnd"/>
-      <w:r>
-        <w:t>.Datasource”&gt;</w:t>
+        <w:t>” class = “com.exampels.DBUtil” /&gt;</w:t>
+      </w:r>
+    </w:p>
+    <w:p>
+      <w:pPr>
+        <w:ind w:left="0" w:firstLine="0"/>
+      </w:pPr>
+      <w:r>
+        <w:t>&lt;bean id = “datasource” class = “com.examples.Datasource”&gt;</w:t>
       </w:r>
       <w:r>
         <w:br/>
@@ -1072,15 +982,7 @@
         <w:ind w:left="0" w:firstLine="0"/>
       </w:pPr>
       <w:r>
-        <w:t xml:space="preserve">ApplicationContext context = new </w:t>
-      </w:r>
-      <w:proofErr w:type="spellStart"/>
-      <w:r>
-        <w:t>ClassPathXMLApplicationContext</w:t>
-      </w:r>
-      <w:proofErr w:type="spellEnd"/>
-      <w:r>
-        <w:t>(“beans.xml”);</w:t>
+        <w:t>ApplicationContext context = new ClassPathXMLApplicationContext(“beans.xml”);</w:t>
       </w:r>
     </w:p>
     <w:p>
@@ -1422,15 +1324,7 @@
         <w:t>Constructor injection:</w:t>
       </w:r>
       <w:r>
-        <w:t xml:space="preserve"> Here the data is supplied through constructor argument, and in the </w:t>
-      </w:r>
-      <w:proofErr w:type="gramStart"/>
-      <w:r>
-        <w:t>XML</w:t>
-      </w:r>
-      <w:proofErr w:type="gramEnd"/>
-      <w:r>
-        <w:t xml:space="preserve"> you will use &lt;constructor-arg&gt; tag</w:t>
+        <w:t xml:space="preserve"> Here the data is supplied through constructor argument, and in the XML you will use &lt;constructor-arg&gt; tag</w:t>
       </w:r>
     </w:p>
     <w:p>
@@ -1587,20 +1481,7 @@
               <w:ind w:left="0" w:firstLine="0"/>
             </w:pPr>
             <w:r>
-              <w:t xml:space="preserve">DB Connection you must establish, using </w:t>
-            </w:r>
-            <w:proofErr w:type="spellStart"/>
-            <w:proofErr w:type="gramStart"/>
-            <w:r>
-              <w:t>getConnection</w:t>
-            </w:r>
-            <w:proofErr w:type="spellEnd"/>
-            <w:r>
-              <w:t>(</w:t>
-            </w:r>
-            <w:proofErr w:type="gramEnd"/>
-            <w:r>
-              <w:t>url, username, password)</w:t>
+              <w:t>DB Connection you must establish, using getConnection(url, username, password)</w:t>
             </w:r>
           </w:p>
         </w:tc>
@@ -1636,23 +1517,7 @@
               <w:ind w:left="0" w:firstLine="0"/>
             </w:pPr>
             <w:r>
-              <w:t xml:space="preserve">ex: </w:t>
-            </w:r>
-            <w:proofErr w:type="gramStart"/>
-            <w:r>
-              <w:t>result.getInt</w:t>
-            </w:r>
-            <w:proofErr w:type="gramEnd"/>
-            <w:r>
-              <w:t xml:space="preserve">(“ID”) or </w:t>
-            </w:r>
-            <w:proofErr w:type="gramStart"/>
-            <w:r>
-              <w:t>statement.setInt</w:t>
-            </w:r>
-            <w:proofErr w:type="gramEnd"/>
-            <w:r>
-              <w:t>(1, value)</w:t>
+              <w:t>ex: result.getInt(“ID”) or statement.setInt(1, value)</w:t>
             </w:r>
           </w:p>
         </w:tc>
@@ -1698,26 +1563,16 @@
       <w:pPr>
         <w:ind w:left="0" w:firstLine="0"/>
       </w:pPr>
-      <w:proofErr w:type="gramStart"/>
-      <w:r>
-        <w:t>update(</w:t>
-      </w:r>
-      <w:proofErr w:type="gramEnd"/>
-      <w:r>
-        <w:t>“query”, parameters): This method is used to execute insert, update &amp; delete queries</w:t>
-      </w:r>
-    </w:p>
-    <w:p>
-      <w:pPr>
-        <w:ind w:left="0" w:firstLine="0"/>
-      </w:pPr>
-      <w:proofErr w:type="gramStart"/>
-      <w:r>
-        <w:t>query(</w:t>
-      </w:r>
-      <w:proofErr w:type="gramEnd"/>
-      <w:r>
-        <w:t>“query”, RowMapper): This method is used to execute select query for multiple records, RowMapper converts ResultSet to Java object</w:t>
+      <w:r>
+        <w:t>update(“query”, parameters): This method is used to execute insert, update &amp; delete queries</w:t>
+      </w:r>
+    </w:p>
+    <w:p>
+      <w:pPr>
+        <w:ind w:left="0" w:firstLine="0"/>
+      </w:pPr>
+      <w:r>
+        <w:t>query(“query”, RowMapper): This method is used to execute select query for multiple records, RowMapper converts ResultSet to Java object</w:t>
       </w:r>
     </w:p>
     <w:p>
@@ -1758,15 +1613,7 @@
         <w:ind w:left="0" w:firstLine="0"/>
       </w:pPr>
       <w:r>
-        <w:t>&lt;bean id = “datasource” class = “</w:t>
-      </w:r>
-      <w:proofErr w:type="gramStart"/>
-      <w:r>
-        <w:t>org.springframework</w:t>
-      </w:r>
-      <w:proofErr w:type="gramEnd"/>
-      <w:r>
-        <w:t>…DriverManagerDataSource”&gt;</w:t>
+        <w:t>&lt;bean id = “datasource” class = “org.springframework…DriverManagerDataSource”&gt;</w:t>
       </w:r>
       <w:r>
         <w:br/>
@@ -1782,20 +1629,7 @@
         <w:ind w:left="0" w:firstLine="0"/>
       </w:pPr>
       <w:r>
-        <w:t>&lt;bean id = “template” class = “</w:t>
-      </w:r>
-      <w:proofErr w:type="spellStart"/>
-      <w:proofErr w:type="gramStart"/>
-      <w:r>
-        <w:t>org.spring</w:t>
-      </w:r>
-      <w:proofErr w:type="spellEnd"/>
-      <w:r>
-        <w:t>…..</w:t>
-      </w:r>
-      <w:proofErr w:type="gramEnd"/>
-      <w:r>
-        <w:t>JdbcTemplate”&gt;</w:t>
+        <w:t>&lt;bean id = “template” class = “org.spring…..JdbcTemplate”&gt;</w:t>
       </w:r>
       <w:r>
         <w:br/>
@@ -1811,20 +1645,7 @@
         <w:ind w:left="0" w:firstLine="0"/>
       </w:pPr>
       <w:r>
-        <w:t>&lt;bean id = “dao” class = “</w:t>
-      </w:r>
-      <w:proofErr w:type="spellStart"/>
-      <w:r>
-        <w:t>com.</w:t>
-      </w:r>
-      <w:proofErr w:type="gramStart"/>
-      <w:r>
-        <w:t>example.ProfileDaoImpl</w:t>
-      </w:r>
-      <w:proofErr w:type="spellEnd"/>
-      <w:proofErr w:type="gramEnd"/>
-      <w:r>
-        <w:t>”&gt;</w:t>
+        <w:t>&lt;bean id = “dao” class = “com.example.ProfileDaoImpl”&gt;</w:t>
       </w:r>
       <w:r>
         <w:br/>
@@ -2264,19 +2085,11 @@
       <w:r>
         <w:t xml:space="preserve">JdbcTemplate has a method called </w:t>
       </w:r>
-      <w:proofErr w:type="gramStart"/>
       <w:r>
         <w:rPr>
           <w:color w:val="EE0000"/>
         </w:rPr>
-        <w:t>query(</w:t>
-      </w:r>
-      <w:proofErr w:type="gramEnd"/>
-      <w:r>
-        <w:rPr>
-          <w:color w:val="EE0000"/>
-        </w:rPr>
-        <w:t xml:space="preserve">) </w:t>
+        <w:t xml:space="preserve">query() </w:t>
       </w:r>
       <w:r>
         <w:t>which accepts SQL query and takes a RowMapper object</w:t>
@@ -2293,15 +2106,7 @@
         <w:t>RowMapper:</w:t>
       </w:r>
       <w:r>
-        <w:t xml:space="preserve"> It is an interface with one abstract method, which accepts ResultSet and row number as a parameter, we must implement this interface and the object the implementation we need to pass to the </w:t>
-      </w:r>
-      <w:proofErr w:type="gramStart"/>
-      <w:r>
-        <w:t>query(</w:t>
-      </w:r>
-      <w:proofErr w:type="gramEnd"/>
-      <w:r>
-        <w:t>) method</w:t>
+        <w:t xml:space="preserve"> It is an interface with one abstract method, which accepts ResultSet and row number as a parameter, we must implement this interface and the object the implementation we need to pass to the query() method</w:t>
       </w:r>
       <w:r>
         <w:t>, the query method takes care of calling the method present in the RowMapper as per the number of records</w:t>
@@ -2671,15 +2476,7 @@
         <w:ind w:left="0" w:firstLine="0"/>
       </w:pPr>
       <w:r>
-        <w:t xml:space="preserve">In Spring </w:t>
-      </w:r>
-      <w:proofErr w:type="gramStart"/>
-      <w:r>
-        <w:t>Framework</w:t>
-      </w:r>
-      <w:proofErr w:type="gramEnd"/>
-      <w:r>
-        <w:t xml:space="preserve"> we can also configure the beans using annotations and autowire as well, spring provides various annotations that are derived from @Component which you can write on top of classes, spring automatically create object of such classes &amp; maintains them in the container, some of the annotations are</w:t>
+        <w:t>In Spring Framework we can also configure the beans using annotations and autowire as well, spring provides various annotations that are derived from @Component which you can write on top of classes, spring automatically create object of such classes &amp; maintains them in the container, some of the annotations are</w:t>
       </w:r>
     </w:p>
     <w:p>
@@ -2719,15 +2516,7 @@
         <w:ind w:left="0" w:firstLine="0"/>
       </w:pPr>
       <w:r>
-        <w:t>&lt;</w:t>
-      </w:r>
-      <w:proofErr w:type="gramStart"/>
-      <w:r>
-        <w:t>context:component</w:t>
-      </w:r>
-      <w:proofErr w:type="gramEnd"/>
-      <w:r>
-        <w:t>-scan base-package=”com” /&gt;</w:t>
+        <w:t>&lt;context:component-scan base-package=”com” /&gt;</w:t>
       </w:r>
     </w:p>
     <w:p>
@@ -2939,21 +2728,7 @@
         <w:rPr>
           <w:highlight w:val="yellow"/>
         </w:rPr>
-        <w:t xml:space="preserve">Front Controller does </w:t>
-      </w:r>
-      <w:proofErr w:type="gramStart"/>
-      <w:r>
-        <w:rPr>
-          <w:highlight w:val="yellow"/>
-        </w:rPr>
-        <w:t>following</w:t>
-      </w:r>
-      <w:proofErr w:type="gramEnd"/>
-      <w:r>
-        <w:rPr>
-          <w:highlight w:val="yellow"/>
-        </w:rPr>
-        <w:t xml:space="preserve"> tasks</w:t>
+        <w:t>Front Controller does following tasks</w:t>
       </w:r>
     </w:p>
     <w:p>
@@ -3115,13 +2890,8 @@
         </w:numPr>
       </w:pPr>
       <w:r>
-        <w:t>spring-</w:t>
-      </w:r>
-      <w:proofErr w:type="spellStart"/>
-      <w:r>
-        <w:t>webmvc</w:t>
-      </w:r>
-      <w:proofErr w:type="spellEnd"/>
+        <w:t>spring-webmvc</w:t>
+      </w:r>
     </w:p>
     <w:p>
       <w:pPr>
@@ -3424,27 +3194,11 @@
       </w:r>
       <w:r>
         <w:br/>
-        <w:t xml:space="preserve">  @</w:t>
-      </w:r>
-      <w:proofErr w:type="gramStart"/>
-      <w:r>
-        <w:t>RequestMapping(</w:t>
-      </w:r>
-      <w:proofErr w:type="gramEnd"/>
-      <w:r>
-        <w:t>path = “/test”, method = RequestMethod.GET)</w:t>
+        <w:t xml:space="preserve">  @RequestMapping(path = “/test”, method = RequestMethod.GET)</w:t>
       </w:r>
       <w:r>
         <w:br/>
-        <w:t xml:space="preserve">  public ModelAndView </w:t>
-      </w:r>
-      <w:proofErr w:type="gramStart"/>
-      <w:r>
-        <w:t>hello(</w:t>
-      </w:r>
-      <w:proofErr w:type="gramEnd"/>
-      <w:r>
-        <w:t xml:space="preserve">) { </w:t>
+        <w:t xml:space="preserve">  public ModelAndView hello() { </w:t>
       </w:r>
       <w:r>
         <w:br/>
@@ -3452,21 +3206,8 @@
       </w:r>
       <w:r>
         <w:br/>
-        <w:t xml:space="preserve">        ModelAndView </w:t>
-      </w:r>
-      <w:proofErr w:type="spellStart"/>
-      <w:r>
-        <w:t>mav</w:t>
-      </w:r>
-      <w:proofErr w:type="spellEnd"/>
-      <w:r>
-        <w:t xml:space="preserve"> = new </w:t>
-      </w:r>
-      <w:proofErr w:type="gramStart"/>
-      <w:r>
-        <w:t>ModelAndView(</w:t>
-      </w:r>
-      <w:proofErr w:type="gramEnd"/>
+        <w:t xml:space="preserve">        ModelAndView mav = new ModelAndView(</w:t>
+      </w:r>
       <w:r>
         <w:t xml:space="preserve">“display”, “obj”, </w:t>
       </w:r>
@@ -3478,15 +3219,7 @@
       </w:r>
       <w:r>
         <w:br/>
-        <w:t xml:space="preserve">        return </w:t>
-      </w:r>
-      <w:proofErr w:type="spellStart"/>
-      <w:r>
-        <w:t>mav</w:t>
-      </w:r>
-      <w:proofErr w:type="spellEnd"/>
-      <w:r>
-        <w:t>;</w:t>
+        <w:t xml:space="preserve">        return mav;</w:t>
       </w:r>
       <w:r>
         <w:br/>
@@ -3505,13 +3238,8 @@
         <w:t xml:space="preserve">Front Controller -&gt; View Resolver </w:t>
       </w:r>
       <w:r>
-        <w:t>-&gt; WEB-INF/pages/</w:t>
-      </w:r>
-      <w:proofErr w:type="spellStart"/>
-      <w:r>
-        <w:t>display.jsp</w:t>
-      </w:r>
-      <w:proofErr w:type="spellEnd"/>
+        <w:t>-&gt; WEB-INF/pages/display.jsp</w:t>
+      </w:r>
     </w:p>
     <w:p>
       <w:pPr>
@@ -3764,14 +3492,12 @@
       <w:pPr>
         <w:ind w:left="0" w:firstLine="0"/>
       </w:pPr>
-      <w:proofErr w:type="spellStart"/>
       <w:r>
         <w:rPr>
           <w:highlight w:val="yellow"/>
         </w:rPr>
         <w:t>display.jsp</w:t>
       </w:r>
-      <w:proofErr w:type="spellEnd"/>
     </w:p>
     <w:p>
       <w:pPr>
@@ -5049,11 +4775,9 @@
       <w:r>
         <w:t xml:space="preserve">Send a PUT request with phone number and profileId in the URL, read </w:t>
       </w:r>
-      <w:proofErr w:type="gramStart"/>
       <w:r>
         <w:t>those value</w:t>
       </w:r>
-      <w:proofErr w:type="gramEnd"/>
       <w:r>
         <w:t xml:space="preserve"> in the webservice and return </w:t>
       </w:r>
@@ -5181,15 +4905,7 @@
         </w:numPr>
       </w:pPr>
       <w:r>
-        <w:t>JpaRepository&lt;</w:t>
-      </w:r>
-      <w:proofErr w:type="gramStart"/>
-      <w:r>
-        <w:t>T,ID</w:t>
-      </w:r>
-      <w:proofErr w:type="gramEnd"/>
-      <w:r>
-        <w:t>&gt; extends CrudRepository&lt;T, ID&gt;</w:t>
+        <w:t>JpaRepository&lt;T,ID&gt; extends CrudRepository&lt;T, ID&gt;</w:t>
       </w:r>
     </w:p>
     <w:p>
@@ -5260,39 +4976,7 @@
         <w:ind w:left="360" w:firstLine="0"/>
       </w:pPr>
       <w:r>
-        <w:t xml:space="preserve">CrudRepository&lt;T, ID&gt;: it provides generic methods to perform CRUD operations like save(T), </w:t>
-      </w:r>
-      <w:proofErr w:type="gramStart"/>
-      <w:r>
-        <w:t>deleteById(</w:t>
-      </w:r>
-      <w:proofErr w:type="gramEnd"/>
-      <w:r>
-        <w:t xml:space="preserve">ID), </w:t>
-      </w:r>
-      <w:proofErr w:type="gramStart"/>
-      <w:r>
-        <w:t>findById(</w:t>
-      </w:r>
-      <w:proofErr w:type="gramEnd"/>
-      <w:r>
-        <w:t xml:space="preserve">ID), </w:t>
-      </w:r>
-      <w:proofErr w:type="gramStart"/>
-      <w:r>
-        <w:t>findAll(</w:t>
-      </w:r>
-      <w:proofErr w:type="gramEnd"/>
-      <w:r>
-        <w:t xml:space="preserve">), </w:t>
-      </w:r>
-      <w:proofErr w:type="gramStart"/>
-      <w:r>
-        <w:t>count(</w:t>
-      </w:r>
-      <w:proofErr w:type="gramEnd"/>
-      <w:r>
-        <w:t>)</w:t>
+        <w:t>CrudRepository&lt;T, ID&gt;: it provides generic methods to perform CRUD operations like save(T), deleteById(ID), findById(ID), findAll(), count()</w:t>
       </w:r>
     </w:p>
     <w:p>
@@ -5397,14 +5081,12 @@
       <w:r>
         <w:t xml:space="preserve">Spring Data JPA looks for </w:t>
       </w:r>
-      <w:proofErr w:type="gramStart"/>
       <w:r>
         <w:rPr>
           <w:highlight w:val="yellow"/>
         </w:rPr>
         <w:t>application.properties</w:t>
       </w:r>
-      <w:proofErr w:type="gramEnd"/>
       <w:r>
         <w:t xml:space="preserve"> for database information like </w:t>
       </w:r>
@@ -5549,23 +5231,7 @@
         </w:numPr>
       </w:pPr>
       <w:r>
-        <w:t xml:space="preserve">public T </w:t>
-      </w:r>
-      <w:proofErr w:type="gramStart"/>
-      <w:r>
-        <w:t>save(</w:t>
-      </w:r>
-      <w:proofErr w:type="gramEnd"/>
-      <w:r>
-        <w:t xml:space="preserve">T t): Here </w:t>
-      </w:r>
-      <w:proofErr w:type="spellStart"/>
-      <w:r>
-        <w:t>T</w:t>
-      </w:r>
-      <w:proofErr w:type="spellEnd"/>
-      <w:r>
-        <w:t xml:space="preserve"> is an entity class</w:t>
+        <w:t>public T save(T t): Here T is an entity class</w:t>
       </w:r>
     </w:p>
     <w:p>
@@ -5578,15 +5244,7 @@
       </w:pPr>
       <w:r>
         <w:lastRenderedPageBreak/>
-        <w:t xml:space="preserve">public Optional&lt;T&gt; </w:t>
-      </w:r>
-      <w:proofErr w:type="gramStart"/>
-      <w:r>
-        <w:t>findById(</w:t>
-      </w:r>
-      <w:proofErr w:type="gramEnd"/>
-      <w:r>
-        <w:t>ID id): Here Optional is an object that either stores entity or null</w:t>
+        <w:t>public Optional&lt;T&gt; findById(ID id): Here Optional is an object that either stores entity or null</w:t>
       </w:r>
     </w:p>
     <w:p>
@@ -5598,15 +5256,7 @@
         </w:numPr>
       </w:pPr>
       <w:r>
-        <w:t xml:space="preserve">public List&lt;T&gt; </w:t>
-      </w:r>
-      <w:proofErr w:type="gramStart"/>
-      <w:r>
-        <w:t>findAll(</w:t>
-      </w:r>
-      <w:proofErr w:type="gramEnd"/>
-      <w:r>
-        <w:t xml:space="preserve">): Here findAll returns all the entities </w:t>
+        <w:t xml:space="preserve">public List&lt;T&gt; findAll(): Here findAll returns all the entities </w:t>
       </w:r>
     </w:p>
     <w:p>
@@ -5618,15 +5268,7 @@
         </w:numPr>
       </w:pPr>
       <w:r>
-        <w:t xml:space="preserve">public void </w:t>
-      </w:r>
-      <w:proofErr w:type="gramStart"/>
-      <w:r>
-        <w:t>deleteById(</w:t>
-      </w:r>
-      <w:proofErr w:type="gramEnd"/>
-      <w:r>
-        <w:t>ID id): Here ID is a primary key value</w:t>
+        <w:t>public void deleteById(ID id): Here ID is a primary key value</w:t>
       </w:r>
     </w:p>
     <w:p>
@@ -5669,13 +5311,8 @@
         </w:numPr>
       </w:pPr>
       <w:r>
-        <w:t xml:space="preserve">Use datasource information in </w:t>
-      </w:r>
-      <w:proofErr w:type="gramStart"/>
-      <w:r>
-        <w:t>application.properties</w:t>
-      </w:r>
-      <w:proofErr w:type="gramEnd"/>
+        <w:t>Use datasource information in application.properties</w:t>
+      </w:r>
     </w:p>
     <w:p>
       <w:pPr>
@@ -5836,14 +5473,12 @@
       <w:pPr>
         <w:ind w:left="0" w:firstLine="0"/>
       </w:pPr>
-      <w:proofErr w:type="gramStart"/>
       <w:r>
         <w:rPr>
           <w:highlight w:val="yellow"/>
         </w:rPr>
         <w:t>application.properties</w:t>
       </w:r>
-      <w:proofErr w:type="gramEnd"/>
     </w:p>
     <w:p>
       <w:pPr>
@@ -6073,15 +5708,7 @@
         <w:ind w:left="0" w:firstLine="0"/>
       </w:pPr>
       <w:r>
-        <w:t xml:space="preserve">Right </w:t>
-      </w:r>
-      <w:proofErr w:type="gramStart"/>
-      <w:r>
-        <w:t>now</w:t>
-      </w:r>
-      <w:proofErr w:type="gramEnd"/>
-      <w:r>
-        <w:t xml:space="preserve"> we will keep only three operations and later we can implement update &amp; delete, now in the webservice we must create controllers to invoke create and read profiles, but we will keep same URL but different HTTP methods.</w:t>
+        <w:t>Right now we will keep only three operations and later we can implement update &amp; delete, now in the webservice we must create controllers to invoke create and read profiles, but we will keep same URL but different HTTP methods.</w:t>
       </w:r>
     </w:p>
     <w:p>
@@ -6116,42 +5743,11 @@
         <w:ind w:left="0" w:firstLine="0"/>
       </w:pPr>
       <w:r>
-        <w:t xml:space="preserve">Profile </w:t>
-      </w:r>
-      <w:proofErr w:type="spellStart"/>
-      <w:r>
-        <w:t>profile</w:t>
-      </w:r>
-      <w:proofErr w:type="spellEnd"/>
-      <w:r>
-        <w:t xml:space="preserve"> = </w:t>
-      </w:r>
-      <w:proofErr w:type="gramStart"/>
-      <w:r>
-        <w:t>findProfile(</w:t>
-      </w:r>
-      <w:proofErr w:type="gramEnd"/>
-      <w:r>
-        <w:t>100);</w:t>
+        <w:t>Profile profile = findProfile(100);</w:t>
       </w:r>
       <w:r>
         <w:br/>
-      </w:r>
-      <w:proofErr w:type="gramStart"/>
-      <w:r>
-        <w:t>if(profile !</w:t>
-      </w:r>
-      <w:proofErr w:type="gramEnd"/>
-      <w:r>
-        <w:t xml:space="preserve">= null) </w:t>
-      </w:r>
-      <w:proofErr w:type="gramStart"/>
-      <w:r>
-        <w:t>profile.setPhone</w:t>
-      </w:r>
-      <w:proofErr w:type="gramEnd"/>
-      <w:r>
-        <w:t>(93892323); // this automatically saves changes to the DB</w:t>
+        <w:t>if(profile != null) profile.setPhone(93892323); // this automatically saves changes to the DB</w:t>
       </w:r>
     </w:p>
     <w:p>
@@ -6160,30 +5756,15 @@
       </w:pPr>
       <w:r>
         <w:lastRenderedPageBreak/>
-        <w:t xml:space="preserve">For Delete you can use </w:t>
-      </w:r>
-      <w:proofErr w:type="gramStart"/>
-      <w:r>
-        <w:t>deleteById(</w:t>
-      </w:r>
-      <w:proofErr w:type="gramEnd"/>
-      <w:r>
-        <w:t>ID id) method of JpaRepository</w:t>
-      </w:r>
-    </w:p>
-    <w:p>
-      <w:pPr>
-        <w:ind w:left="0" w:firstLine="0"/>
-      </w:pPr>
-      <w:proofErr w:type="spellStart"/>
-      <w:proofErr w:type="gramStart"/>
-      <w:r>
-        <w:t>dao.deleteById</w:t>
-      </w:r>
-      <w:proofErr w:type="spellEnd"/>
-      <w:proofErr w:type="gramEnd"/>
-      <w:r>
-        <w:t>(100);</w:t>
+        <w:t>For Delete you can use deleteById(ID id) method of JpaRepository</w:t>
+      </w:r>
+    </w:p>
+    <w:p>
+      <w:pPr>
+        <w:ind w:left="0" w:firstLine="0"/>
+      </w:pPr>
+      <w:r>
+        <w:t>dao.deleteById(100);</w:t>
       </w:r>
     </w:p>
     <w:p>
@@ -6500,87 +6081,29 @@
       </w:r>
       <w:r>
         <w:br/>
-        <w:t xml:space="preserve">class </w:t>
-      </w:r>
-      <w:proofErr w:type="spellStart"/>
-      <w:r>
-        <w:t>AspectDemo</w:t>
-      </w:r>
-      <w:proofErr w:type="spellEnd"/>
-      <w:r>
-        <w:t xml:space="preserve"> { </w:t>
+        <w:t xml:space="preserve">class AspectDemo { </w:t>
       </w:r>
       <w:r>
         <w:br/>
         <w:t xml:space="preserve">  @Before</w:t>
       </w:r>
       <w:r>
-        <w:t>(“execution(“</w:t>
-      </w:r>
-      <w:proofErr w:type="gramStart"/>
-      <w:r>
-        <w:t>com.examples</w:t>
-      </w:r>
-      <w:proofErr w:type="gramEnd"/>
-      <w:r>
-        <w:t xml:space="preserve">.ProfileServiceImpl.createProfile”)”) </w:t>
+        <w:t xml:space="preserve">(“execution(“com.examples.ProfileServiceImpl.createProfile”)”) </w:t>
       </w:r>
       <w:r>
         <w:br/>
-        <w:t xml:space="preserve">  public void </w:t>
-      </w:r>
-      <w:proofErr w:type="spellStart"/>
-      <w:proofErr w:type="gramStart"/>
-      <w:r>
-        <w:t>beforeExec</w:t>
-      </w:r>
-      <w:proofErr w:type="spellEnd"/>
-      <w:r>
-        <w:t>()  { ..</w:t>
-      </w:r>
-      <w:proofErr w:type="gramEnd"/>
-      <w:r>
-        <w:t xml:space="preserve"> } </w:t>
+        <w:t xml:space="preserve">  public void beforeExec()  { .. } </w:t>
       </w:r>
       <w:r>
         <w:br/>
         <w:t xml:space="preserve">  @After</w:t>
       </w:r>
       <w:r>
-        <w:t>(“execution(“</w:t>
-      </w:r>
-      <w:proofErr w:type="gramStart"/>
-      <w:r>
-        <w:t>com.examples</w:t>
-      </w:r>
-      <w:proofErr w:type="gramEnd"/>
-      <w:r>
-        <w:t>.ProfileServiceImpl.createProfile”)”)</w:t>
+        <w:t>(“execution(“com.examples.ProfileServiceImpl.createProfile”)”)</w:t>
       </w:r>
       <w:r>
         <w:br/>
-        <w:t xml:space="preserve">      public void </w:t>
-      </w:r>
-      <w:proofErr w:type="spellStart"/>
-      <w:proofErr w:type="gramStart"/>
-      <w:r>
-        <w:t>afterExce</w:t>
-      </w:r>
-      <w:proofErr w:type="spellEnd"/>
-      <w:r>
-        <w:t>(</w:t>
-      </w:r>
-      <w:proofErr w:type="gramEnd"/>
-      <w:r>
-        <w:t>) {</w:t>
-      </w:r>
-      <w:proofErr w:type="gramStart"/>
-      <w:r>
-        <w:t xml:space="preserve"> ..</w:t>
-      </w:r>
-      <w:proofErr w:type="gramEnd"/>
-      <w:r>
-        <w:t xml:space="preserve"> }</w:t>
+        <w:t xml:space="preserve">      public void afterExce() { .. }</w:t>
       </w:r>
       <w:r>
         <w:br/>
@@ -6610,15 +6133,7 @@
         </w:numPr>
       </w:pPr>
       <w:r>
-        <w:t xml:space="preserve">spring boot </w:t>
-      </w:r>
-      <w:proofErr w:type="spellStart"/>
-      <w:r>
-        <w:t>aop</w:t>
-      </w:r>
-      <w:proofErr w:type="spellEnd"/>
-      <w:r>
-        <w:t xml:space="preserve"> starter</w:t>
+        <w:t>spring boot aop starter</w:t>
       </w:r>
     </w:p>
     <w:p>
@@ -6629,11 +6144,9 @@
           <w:numId w:val="26"/>
         </w:numPr>
       </w:pPr>
-      <w:proofErr w:type="spellStart"/>
       <w:r>
         <w:t>aspectjweaver</w:t>
       </w:r>
-      <w:proofErr w:type="spellEnd"/>
     </w:p>
     <w:p>
       <w:pPr>
@@ -6740,15 +6253,7 @@
         <w:ind w:left="0" w:firstLine="0"/>
       </w:pPr>
       <w:r>
-        <w:t xml:space="preserve">In Microservices architecture each service </w:t>
-      </w:r>
-      <w:proofErr w:type="gramStart"/>
-      <w:r>
-        <w:t>are</w:t>
-      </w:r>
-      <w:proofErr w:type="gramEnd"/>
-      <w:r>
-        <w:t xml:space="preserve"> developed, tested and deployed independently, you can scale whichever the service gets high traffic without scaling other services, if you modify any one service you can only test that service, without testing other services, if any service goes down, other services will be still working, releasing new feature is quicker</w:t>
+        <w:t>In Microservices architecture each service are developed, tested and deployed independently, you can scale whichever the service gets high traffic without scaling other services, if you modify any one service you can only test that service, without testing other services, if any service goes down, other services will be still working, releasing new feature is quicker</w:t>
       </w:r>
     </w:p>
     <w:p>
@@ -6825,15 +6330,7 @@
         </w:numPr>
       </w:pPr>
       <w:r>
-        <w:t xml:space="preserve">Discovery Server -&gt; </w:t>
-      </w:r>
-      <w:proofErr w:type="gramStart"/>
-      <w:r>
-        <w:t>This registers</w:t>
-      </w:r>
-      <w:proofErr w:type="gramEnd"/>
-      <w:r>
-        <w:t xml:space="preserve"> all the microservices, so that microservices can locate other microservices to communicate</w:t>
+        <w:t>Discovery Server -&gt; This registers all the microservices, so that microservices can locate other microservices to communicate</w:t>
       </w:r>
     </w:p>
     <w:p>
@@ -7026,15 +6523,7 @@
         </w:numPr>
       </w:pPr>
       <w:r>
-        <w:t xml:space="preserve">it allows all the clients (microservices) to register with </w:t>
-      </w:r>
-      <w:proofErr w:type="gramStart"/>
-      <w:r>
-        <w:t>an</w:t>
-      </w:r>
-      <w:proofErr w:type="gramEnd"/>
-      <w:r>
-        <w:t xml:space="preserve"> unique name called instance id</w:t>
+        <w:t>it allows all the clients (microservices) to register with an unique name called instance id</w:t>
       </w:r>
     </w:p>
     <w:p>
@@ -7069,15 +6558,7 @@
         </w:numPr>
       </w:pPr>
       <w:r>
-        <w:t xml:space="preserve">It is a microservice (will be having controller, service, dao and </w:t>
-      </w:r>
-      <w:proofErr w:type="spellStart"/>
-      <w:r>
-        <w:t>etc</w:t>
-      </w:r>
-      <w:proofErr w:type="spellEnd"/>
-      <w:r>
-        <w:t>)</w:t>
+        <w:t>It is a microservice (will be having controller, service, dao and etc)</w:t>
       </w:r>
     </w:p>
     <w:p>
@@ -7194,21 +6675,8 @@
         </w:numPr>
       </w:pPr>
       <w:r>
-        <w:t xml:space="preserve">Service Discovery - </w:t>
-      </w:r>
-      <w:proofErr w:type="gramStart"/>
-      <w:r>
-        <w:t>libraries :</w:t>
-      </w:r>
-      <w:proofErr w:type="gramEnd"/>
-      <w:r>
-        <w:t xml:space="preserve"> eureka server, </w:t>
-      </w:r>
-      <w:proofErr w:type="spellStart"/>
-      <w:r>
-        <w:t>devtools</w:t>
-      </w:r>
-      <w:proofErr w:type="spellEnd"/>
+        <w:t>Service Discovery - libraries : eureka server, devtools</w:t>
+      </w:r>
     </w:p>
     <w:p>
       <w:pPr>
@@ -7219,31 +6687,7 @@
         </w:numPr>
       </w:pPr>
       <w:r>
-        <w:t xml:space="preserve">Microservice - </w:t>
-      </w:r>
-      <w:proofErr w:type="gramStart"/>
-      <w:r>
-        <w:t>libraries :</w:t>
-      </w:r>
-      <w:proofErr w:type="gramEnd"/>
-      <w:r>
-        <w:t xml:space="preserve"> eureka client, </w:t>
-      </w:r>
-      <w:proofErr w:type="spellStart"/>
-      <w:r>
-        <w:t>devtools</w:t>
-      </w:r>
-      <w:proofErr w:type="spellEnd"/>
-      <w:r>
-        <w:t xml:space="preserve">, web, </w:t>
-      </w:r>
-      <w:proofErr w:type="spellStart"/>
-      <w:r>
-        <w:t>jpa</w:t>
-      </w:r>
-      <w:proofErr w:type="spellEnd"/>
-      <w:r>
-        <w:t xml:space="preserve"> and so on</w:t>
+        <w:t>Microservice - libraries : eureka client, devtools, web, jpa and so on</w:t>
       </w:r>
     </w:p>
     <w:p>
@@ -7265,13 +6709,8 @@
           <w:numId w:val="31"/>
         </w:numPr>
       </w:pPr>
-      <w:proofErr w:type="gramStart"/>
-      <w:r>
-        <w:t>application.properties</w:t>
-      </w:r>
-      <w:proofErr w:type="gramEnd"/>
-      <w:r>
-        <w:t xml:space="preserve"> -&gt; port = 8761, disable client features </w:t>
+      <w:r>
+        <w:t xml:space="preserve">application.properties -&gt; port = 8761, disable client features </w:t>
       </w:r>
     </w:p>
     <w:p>
@@ -7290,14 +6729,12 @@
       <w:pPr>
         <w:ind w:left="0" w:firstLine="0"/>
       </w:pPr>
-      <w:proofErr w:type="gramStart"/>
       <w:r>
         <w:rPr>
           <w:highlight w:val="yellow"/>
         </w:rPr>
         <w:t>application.properties</w:t>
       </w:r>
-      <w:proofErr w:type="gramEnd"/>
     </w:p>
     <w:p>
       <w:pPr>
@@ -7427,20 +6864,21 @@
       <w:pPr>
         <w:ind w:left="0" w:firstLine="0"/>
       </w:pPr>
-      <w:proofErr w:type="gramStart"/>
       <w:r>
         <w:rPr>
           <w:highlight w:val="yellow"/>
         </w:rPr>
         <w:t>application.properties</w:t>
       </w:r>
-      <w:proofErr w:type="gramEnd"/>
-    </w:p>
-    <w:p>
-      <w:pPr>
-        <w:ind w:left="0" w:firstLine="0"/>
-      </w:pPr>
-      <w:r>
+    </w:p>
+    <w:p>
+      <w:pPr>
+        <w:ind w:left="0" w:firstLine="0"/>
+      </w:pPr>
+      <w:r>
+        <w:rPr>
+          <w:noProof/>
+        </w:rPr>
         <w:drawing>
           <wp:inline distT="0" distB="0" distL="0" distR="0" wp14:anchorId="0F30A221" wp14:editId="57C89737">
             <wp:extent cx="5687219" cy="1143160"/>
@@ -7494,6 +6932,9 @@
         <w:ind w:left="0" w:firstLine="0"/>
       </w:pPr>
       <w:r>
+        <w:rPr>
+          <w:noProof/>
+        </w:rPr>
         <w:lastRenderedPageBreak/>
         <w:drawing>
           <wp:inline distT="0" distB="0" distL="0" distR="0" wp14:anchorId="1C26ED7A" wp14:editId="2FA0A829">
@@ -7592,15 +7033,7 @@
         <w:ind w:left="0" w:firstLine="0"/>
       </w:pPr>
       <w:r>
-        <w:t xml:space="preserve">Feign Client </w:t>
-      </w:r>
-      <w:proofErr w:type="gramStart"/>
-      <w:r>
-        <w:t>interfaces :</w:t>
-      </w:r>
-      <w:proofErr w:type="gramEnd"/>
-      <w:r>
-        <w:t xml:space="preserve"> These are rest end points of remote </w:t>
+        <w:t xml:space="preserve">Feign Client interfaces : These are rest end points of remote </w:t>
       </w:r>
       <w:r>
         <w:t>microser</w:t>
@@ -7614,15 +7047,7 @@
         <w:ind w:left="0" w:firstLine="0"/>
       </w:pPr>
       <w:r>
-        <w:t>@</w:t>
-      </w:r>
-      <w:proofErr w:type="gramStart"/>
-      <w:r>
-        <w:t>FeignClient(</w:t>
-      </w:r>
-      <w:proofErr w:type="gramEnd"/>
-      <w:r>
-        <w:t>path = “http://ACCOUNT-SERVICE”)</w:t>
+        <w:t>@FeignClient(path = “http://ACCOUNT-SERVICE”)</w:t>
       </w:r>
       <w:r>
         <w:br/>
@@ -7637,15 +7062,7 @@
       </w:r>
       <w:r>
         <w:lastRenderedPageBreak/>
-        <w:t xml:space="preserve">     public ResponseEntity&lt;Object&gt; </w:t>
-      </w:r>
-      <w:proofErr w:type="gramStart"/>
-      <w:r>
-        <w:t>fetchBalance(</w:t>
-      </w:r>
-      <w:proofErr w:type="gramEnd"/>
-      <w:r>
-        <w:t>);</w:t>
+        <w:t xml:space="preserve">     public ResponseEntity&lt;Object&gt; fetchBalance();</w:t>
       </w:r>
       <w:r>
         <w:br/>
@@ -7668,25 +7085,23 @@
       <w:pPr>
         <w:ind w:left="0" w:firstLine="0"/>
       </w:pPr>
-      <w:proofErr w:type="gramStart"/>
-      <w:r>
-        <w:t>client.fetchBalance</w:t>
-      </w:r>
-      <w:proofErr w:type="gramEnd"/>
-      <w:r>
-        <w:t>(); -&gt; send request to http://ACCOUNT-SERVICE/account/balance -&gt; Feign Client -&gt; query service discovery -&gt; finds ACCOUNT-SERVICE is mapped to which address -&gt; sends request to that address</w:t>
-      </w:r>
-    </w:p>
-    <w:p>
-      <w:pPr>
-        <w:ind w:left="0" w:firstLine="0"/>
-      </w:pPr>
-    </w:p>
-    <w:p>
-      <w:pPr>
-        <w:ind w:left="0" w:firstLine="0"/>
-      </w:pPr>
-      <w:r>
+      <w:r>
+        <w:t>client.fetchBalance(); -&gt; send request to http://ACCOUNT-SERVICE/account/balance -&gt; Feign Client -&gt; query service discovery -&gt; finds ACCOUNT-SERVICE is mapped to which address -&gt; sends request to that address</w:t>
+      </w:r>
+    </w:p>
+    <w:p>
+      <w:pPr>
+        <w:ind w:left="0" w:firstLine="0"/>
+      </w:pPr>
+    </w:p>
+    <w:p>
+      <w:pPr>
+        <w:ind w:left="0" w:firstLine="0"/>
+      </w:pPr>
+      <w:r>
+        <w:rPr>
+          <w:noProof/>
+        </w:rPr>
         <w:drawing>
           <wp:inline distT="0" distB="0" distL="0" distR="0" wp14:anchorId="50A56ACE" wp14:editId="0AEE05FF">
             <wp:extent cx="5943600" cy="2386965"/>
@@ -7745,6 +7160,9 @@
         <w:ind w:left="0" w:firstLine="0"/>
       </w:pPr>
       <w:r>
+        <w:rPr>
+          <w:noProof/>
+        </w:rPr>
         <w:lastRenderedPageBreak/>
         <w:drawing>
           <wp:inline distT="0" distB="0" distL="0" distR="0" wp14:anchorId="38ACD412" wp14:editId="73F5FB58">
@@ -7799,6 +7217,9 @@
         <w:ind w:left="0" w:firstLine="0"/>
       </w:pPr>
       <w:r>
+        <w:rPr>
+          <w:noProof/>
+        </w:rPr>
         <w:drawing>
           <wp:inline distT="0" distB="0" distL="0" distR="0" wp14:anchorId="35E2E2B9" wp14:editId="3DCD6882">
             <wp:extent cx="5943600" cy="3335020"/>
@@ -7852,6 +7273,9 @@
         <w:ind w:left="0" w:firstLine="0"/>
       </w:pPr>
       <w:r>
+        <w:rPr>
+          <w:noProof/>
+        </w:rPr>
         <w:lastRenderedPageBreak/>
         <w:drawing>
           <wp:inline distT="0" distB="0" distL="0" distR="0" wp14:anchorId="3FA2EE4A" wp14:editId="1B0B2CF6">
@@ -7949,6 +7373,9 @@
         <w:ind w:left="0" w:firstLine="0"/>
       </w:pPr>
       <w:r>
+        <w:rPr>
+          <w:noProof/>
+        </w:rPr>
         <w:lastRenderedPageBreak/>
         <w:drawing>
           <wp:inline distT="0" distB="0" distL="0" distR="0" wp14:anchorId="114264E8" wp14:editId="49B2DFF2">
@@ -7992,6 +7419,9 @@
         <w:ind w:left="0" w:firstLine="0"/>
       </w:pPr>
       <w:r>
+        <w:rPr>
+          <w:noProof/>
+        </w:rPr>
         <w:drawing>
           <wp:inline distT="0" distB="0" distL="0" distR="0" wp14:anchorId="61A9FF63" wp14:editId="5F169154">
             <wp:extent cx="5943600" cy="2746375"/>
@@ -8034,15 +7464,8 @@
         <w:ind w:left="0" w:firstLine="0"/>
       </w:pPr>
       <w:r>
-        <w:t xml:space="preserve">You can pull different property files for the same microservice using </w:t>
-      </w:r>
-      <w:proofErr w:type="spellStart"/>
-      <w:proofErr w:type="gramStart"/>
-      <w:r>
-        <w:t>profiles.active</w:t>
-      </w:r>
-      <w:proofErr w:type="spellEnd"/>
-      <w:proofErr w:type="gramEnd"/>
+        <w:t>You can pull different property files for the same microservice using profiles.active</w:t>
+      </w:r>
       <w:r>
         <w:t xml:space="preserve"> so that no need to keep these properties in local environment.</w:t>
       </w:r>
@@ -8069,41 +7492,20 @@
         <w:t>Configuration Server:</w:t>
       </w:r>
       <w:r>
-        <w:t xml:space="preserve"> @EnableConfigServer enables the application to connect to the git repository or </w:t>
-      </w:r>
-      <w:proofErr w:type="spellStart"/>
-      <w:r>
-        <w:t>aws</w:t>
-      </w:r>
-      <w:proofErr w:type="spellEnd"/>
-      <w:r>
-        <w:t xml:space="preserve"> or any cloud platform</w:t>
-      </w:r>
-      <w:r>
-        <w:t xml:space="preserve">, its </w:t>
-      </w:r>
-      <w:proofErr w:type="gramStart"/>
-      <w:r>
-        <w:t>application.properties</w:t>
-      </w:r>
-      <w:proofErr w:type="gramEnd"/>
-      <w:r>
-        <w:t xml:space="preserve"> will have the centralized configuration file location like git url or </w:t>
-      </w:r>
-      <w:proofErr w:type="spellStart"/>
-      <w:r>
-        <w:t>aws</w:t>
-      </w:r>
-      <w:proofErr w:type="spellEnd"/>
-      <w:r>
-        <w:t xml:space="preserve"> url or azure url.</w:t>
-      </w:r>
-    </w:p>
-    <w:p>
-      <w:pPr>
-        <w:ind w:left="0" w:firstLine="0"/>
-      </w:pPr>
-      <w:r>
+        <w:t xml:space="preserve"> @EnableConfigServer enables the application to connect to the git repository or aws or any cloud platform</w:t>
+      </w:r>
+      <w:r>
+        <w:t>, its application.properties will have the centralized configuration file location like git url or aws url or azure url.</w:t>
+      </w:r>
+    </w:p>
+    <w:p>
+      <w:pPr>
+        <w:ind w:left="0" w:firstLine="0"/>
+      </w:pPr>
+      <w:r>
+        <w:rPr>
+          <w:noProof/>
+        </w:rPr>
         <w:drawing>
           <wp:inline distT="0" distB="0" distL="0" distR="0" wp14:anchorId="4909CDD4" wp14:editId="5910A93C">
             <wp:extent cx="5943600" cy="3004820"/>
@@ -8157,6 +7559,9 @@
         <w:ind w:left="0" w:firstLine="0"/>
       </w:pPr>
       <w:r>
+        <w:rPr>
+          <w:noProof/>
+        </w:rPr>
         <w:drawing>
           <wp:inline distT="0" distB="0" distL="0" distR="0" wp14:anchorId="52D5B250" wp14:editId="1DB1E615">
             <wp:extent cx="5943600" cy="2357120"/>
@@ -8199,6 +7604,9 @@
         <w:ind w:left="0" w:firstLine="0"/>
       </w:pPr>
       <w:r>
+        <w:rPr>
+          <w:noProof/>
+        </w:rPr>
         <w:lastRenderedPageBreak/>
         <w:drawing>
           <wp:inline distT="0" distB="0" distL="0" distR="0" wp14:anchorId="2032DE3F" wp14:editId="4CDF8EBA">
@@ -8295,15 +7703,844 @@
         <w:t>Activity:</w:t>
       </w:r>
       <w:r>
-        <w:t xml:space="preserve"> Create DB properties in the GIT and in your project add spring data </w:t>
-      </w:r>
-      <w:proofErr w:type="spellStart"/>
-      <w:r>
-        <w:t>jpa</w:t>
-      </w:r>
-      <w:proofErr w:type="spellEnd"/>
-      <w:r>
-        <w:t xml:space="preserve"> and mysql library and test the DB connection</w:t>
+        <w:t xml:space="preserve"> Create DB properties in the GIT and in your project add spring data jpa and mysql library and test the DB connection</w:t>
+      </w:r>
+    </w:p>
+    <w:p>
+      <w:pPr>
+        <w:ind w:left="0" w:firstLine="0"/>
+      </w:pPr>
+      <w:r>
+        <w:rPr>
+          <w:highlight w:val="yellow"/>
+        </w:rPr>
+        <w:t>SOAP webservices and REST webservcies with Jersey</w:t>
+      </w:r>
+    </w:p>
+    <w:p>
+      <w:pPr>
+        <w:ind w:left="0" w:firstLine="0"/>
+      </w:pPr>
+      <w:r>
+        <w:t>SOAP: Simple Object Access Protocol</w:t>
+      </w:r>
+      <w:r>
+        <w:t>, it is a webservice where data exchange happens only through XML</w:t>
+      </w:r>
+    </w:p>
+    <w:p>
+      <w:pPr>
+        <w:ind w:left="0" w:firstLine="0"/>
+      </w:pPr>
+      <w:r>
+        <w:rPr>
+          <w:highlight w:val="yellow"/>
+        </w:rPr>
+        <w:t>REST webservices with Jersey:</w:t>
+      </w:r>
+      <w:r>
+        <w:t xml:space="preserve"> It is a webservice which you can create without using spring boot library, you get a separate library called jersey that provides API’s to create RESTful webservices</w:t>
+      </w:r>
+    </w:p>
+    <w:p>
+      <w:pPr>
+        <w:ind w:left="0" w:firstLine="0"/>
+      </w:pPr>
+    </w:p>
+    <w:p>
+      <w:pPr>
+        <w:ind w:left="0" w:firstLine="0"/>
+      </w:pPr>
+      <w:r>
+        <w:rPr>
+          <w:highlight w:val="yellow"/>
+        </w:rPr>
+        <w:t>SOAP vs REST webservcies</w:t>
+      </w:r>
+    </w:p>
+    <w:tbl>
+      <w:tblPr>
+        <w:tblStyle w:val="TableGrid"/>
+        <w:tblW w:w="0" w:type="auto"/>
+        <w:tblLook w:val="04A0" w:firstRow="1" w:lastRow="0" w:firstColumn="1" w:lastColumn="0" w:noHBand="0" w:noVBand="1"/>
+      </w:tblPr>
+      <w:tblGrid>
+        <w:gridCol w:w="4675"/>
+        <w:gridCol w:w="4675"/>
+      </w:tblGrid>
+      <w:tr>
+        <w:tc>
+          <w:tcPr>
+            <w:tcW w:w="4675" w:type="dxa"/>
+          </w:tcPr>
+          <w:p>
+            <w:pPr>
+              <w:ind w:left="0" w:firstLine="0"/>
+              <w:rPr>
+                <w:highlight w:val="yellow"/>
+              </w:rPr>
+            </w:pPr>
+            <w:r>
+              <w:rPr>
+                <w:highlight w:val="yellow"/>
+              </w:rPr>
+              <w:t>SOAP</w:t>
+            </w:r>
+          </w:p>
+        </w:tc>
+        <w:tc>
+          <w:tcPr>
+            <w:tcW w:w="4675" w:type="dxa"/>
+          </w:tcPr>
+          <w:p>
+            <w:pPr>
+              <w:ind w:left="0" w:firstLine="0"/>
+              <w:rPr>
+                <w:highlight w:val="yellow"/>
+              </w:rPr>
+            </w:pPr>
+            <w:r>
+              <w:rPr>
+                <w:highlight w:val="yellow"/>
+              </w:rPr>
+              <w:t>REST Webservices</w:t>
+            </w:r>
+          </w:p>
+        </w:tc>
+      </w:tr>
+      <w:tr>
+        <w:tc>
+          <w:tcPr>
+            <w:tcW w:w="4675" w:type="dxa"/>
+          </w:tcPr>
+          <w:p>
+            <w:pPr>
+              <w:ind w:left="0" w:firstLine="0"/>
+            </w:pPr>
+            <w:r>
+              <w:t>It is a very first webservices that was introduced</w:t>
+            </w:r>
+          </w:p>
+        </w:tc>
+        <w:tc>
+          <w:tcPr>
+            <w:tcW w:w="4675" w:type="dxa"/>
+          </w:tcPr>
+          <w:p>
+            <w:pPr>
+              <w:ind w:left="0" w:firstLine="0"/>
+            </w:pPr>
+            <w:r>
+              <w:t>It came later</w:t>
+            </w:r>
+          </w:p>
+        </w:tc>
+      </w:tr>
+      <w:tr>
+        <w:tc>
+          <w:tcPr>
+            <w:tcW w:w="4675" w:type="dxa"/>
+          </w:tcPr>
+          <w:p>
+            <w:pPr>
+              <w:ind w:left="0" w:firstLine="0"/>
+            </w:pPr>
+            <w:r>
+              <w:lastRenderedPageBreak/>
+              <w:t>It uses XML to exchange the data</w:t>
+            </w:r>
+          </w:p>
+        </w:tc>
+        <w:tc>
+          <w:tcPr>
+            <w:tcW w:w="4675" w:type="dxa"/>
+          </w:tcPr>
+          <w:p>
+            <w:pPr>
+              <w:ind w:left="0" w:firstLine="0"/>
+            </w:pPr>
+            <w:r>
+              <w:t>It uses JSON, XML, Text, CSV and many other formats</w:t>
+            </w:r>
+          </w:p>
+        </w:tc>
+      </w:tr>
+      <w:tr>
+        <w:tc>
+          <w:tcPr>
+            <w:tcW w:w="4675" w:type="dxa"/>
+          </w:tcPr>
+          <w:p>
+            <w:pPr>
+              <w:ind w:left="0" w:firstLine="0"/>
+            </w:pPr>
+            <w:r>
+              <w:t>It is almost obsolete</w:t>
+            </w:r>
+          </w:p>
+        </w:tc>
+        <w:tc>
+          <w:tcPr>
+            <w:tcW w:w="4675" w:type="dxa"/>
+          </w:tcPr>
+          <w:p>
+            <w:pPr>
+              <w:ind w:left="0" w:firstLine="0"/>
+            </w:pPr>
+            <w:r>
+              <w:t>It is used widely</w:t>
+            </w:r>
+          </w:p>
+        </w:tc>
+      </w:tr>
+      <w:tr>
+        <w:tc>
+          <w:tcPr>
+            <w:tcW w:w="4675" w:type="dxa"/>
+          </w:tcPr>
+          <w:p>
+            <w:pPr>
+              <w:ind w:left="0" w:firstLine="0"/>
+            </w:pPr>
+            <w:r>
+              <w:t xml:space="preserve">It uses SOAP protocol to communicate </w:t>
+            </w:r>
+          </w:p>
+        </w:tc>
+        <w:tc>
+          <w:tcPr>
+            <w:tcW w:w="4675" w:type="dxa"/>
+          </w:tcPr>
+          <w:p>
+            <w:pPr>
+              <w:ind w:left="0" w:firstLine="0"/>
+            </w:pPr>
+            <w:r>
+              <w:t>It uses HTTP protocol to communicate</w:t>
+            </w:r>
+          </w:p>
+        </w:tc>
+      </w:tr>
+    </w:tbl>
+    <w:p>
+      <w:pPr>
+        <w:ind w:left="0" w:firstLine="0"/>
+      </w:pPr>
+    </w:p>
+    <w:p>
+      <w:pPr>
+        <w:ind w:left="0" w:firstLine="0"/>
+      </w:pPr>
+      <w:r>
+        <w:rPr>
+          <w:highlight w:val="yellow"/>
+        </w:rPr>
+        <w:t>Implementing a Cab Booking Project</w:t>
+      </w:r>
+    </w:p>
+    <w:p>
+      <w:pPr>
+        <w:ind w:left="0" w:firstLine="0"/>
+      </w:pPr>
+      <w:r>
+        <w:t>We will create the backend service that will have two microservices connects to the same database</w:t>
+      </w:r>
+    </w:p>
+    <w:p>
+      <w:pPr>
+        <w:pStyle w:val="ListParagraph"/>
+        <w:numPr>
+          <w:ilvl w:val="0"/>
+          <w:numId w:val="33"/>
+        </w:numPr>
+      </w:pPr>
+      <w:r>
+        <w:t>Booking Cab : From and To, then Type of Cab</w:t>
+      </w:r>
+    </w:p>
+    <w:p>
+      <w:pPr>
+        <w:pStyle w:val="ListParagraph"/>
+        <w:numPr>
+          <w:ilvl w:val="0"/>
+          <w:numId w:val="33"/>
+        </w:numPr>
+      </w:pPr>
+      <w:r>
+        <w:t xml:space="preserve">Calculate Fare Details: For </w:t>
+      </w:r>
+      <w:r>
+        <w:t>Hatchback</w:t>
+      </w:r>
+      <w:r>
+        <w:t xml:space="preserve">, </w:t>
+      </w:r>
+      <w:r>
+        <w:t>Sedan, SUV</w:t>
+      </w:r>
+      <w:r>
+        <w:t>, Luxury</w:t>
+      </w:r>
+    </w:p>
+    <w:p>
+      <w:pPr>
+        <w:ind w:left="0" w:firstLine="0"/>
+      </w:pPr>
+    </w:p>
+    <w:p>
+      <w:pPr>
+        <w:ind w:left="0" w:firstLine="0"/>
+      </w:pPr>
+      <w:r>
+        <w:rPr>
+          <w:highlight w:val="yellow"/>
+        </w:rPr>
+        <w:t>Booking table:</w:t>
+      </w:r>
+      <w:r>
+        <w:t xml:space="preserve"> </w:t>
+      </w:r>
+    </w:p>
+    <w:p>
+      <w:pPr>
+        <w:ind w:left="0" w:firstLine="0"/>
+      </w:pPr>
+      <w:r>
+        <w:t xml:space="preserve">Create a table with column names like id, name, </w:t>
+      </w:r>
+      <w:r>
+        <w:t>source</w:t>
+      </w:r>
+      <w:r>
+        <w:t xml:space="preserve">, </w:t>
+      </w:r>
+      <w:r>
+        <w:t>destination</w:t>
+      </w:r>
+      <w:r>
+        <w:t xml:space="preserve">, type, distance, rate, total </w:t>
+      </w:r>
+    </w:p>
+    <w:p>
+      <w:pPr>
+        <w:ind w:left="0" w:firstLine="0"/>
+      </w:pPr>
+      <w:r>
+        <w:rPr>
+          <w:highlight w:val="yellow"/>
+        </w:rPr>
+        <w:t>Front end and backend</w:t>
+      </w:r>
+      <w:r>
+        <w:t xml:space="preserve"> </w:t>
+      </w:r>
+    </w:p>
+    <w:p>
+      <w:pPr>
+        <w:ind w:left="0" w:firstLine="0"/>
+      </w:pPr>
+      <w:r>
+        <w:drawing>
+          <wp:inline distT="0" distB="0" distL="0" distR="0" wp14:anchorId="0DDA62E7" wp14:editId="4BA101FF">
+            <wp:extent cx="5943600" cy="3100705"/>
+            <wp:effectExtent l="0" t="0" r="0" b="4445"/>
+            <wp:docPr id="511385051" name="Picture 1"/>
+            <wp:cNvGraphicFramePr>
+              <a:graphicFrameLocks xmlns:a="http://schemas.openxmlformats.org/drawingml/2006/main" noChangeAspect="1"/>
+            </wp:cNvGraphicFramePr>
+            <a:graphic xmlns:a="http://schemas.openxmlformats.org/drawingml/2006/main">
+              <a:graphicData uri="http://schemas.openxmlformats.org/drawingml/2006/picture">
+                <pic:pic xmlns:pic="http://schemas.openxmlformats.org/drawingml/2006/picture">
+                  <pic:nvPicPr>
+                    <pic:cNvPr id="511385051" name=""/>
+                    <pic:cNvPicPr/>
+                  </pic:nvPicPr>
+                  <pic:blipFill>
+                    <a:blip r:embed="rId74"/>
+                    <a:stretch>
+                      <a:fillRect/>
+                    </a:stretch>
+                  </pic:blipFill>
+                  <pic:spPr>
+                    <a:xfrm>
+                      <a:off x="0" y="0"/>
+                      <a:ext cx="5943600" cy="3100705"/>
+                    </a:xfrm>
+                    <a:prstGeom prst="rect">
+                      <a:avLst/>
+                    </a:prstGeom>
+                  </pic:spPr>
+                </pic:pic>
+              </a:graphicData>
+            </a:graphic>
+          </wp:inline>
+        </w:drawing>
+      </w:r>
+    </w:p>
+    <w:p>
+      <w:pPr>
+        <w:ind w:left="0" w:firstLine="0"/>
+      </w:pPr>
+      <w:r>
+        <w:lastRenderedPageBreak/>
+        <w:t>As per the requirement we must create 2 microservices one to book and another to calculate fare, but right now we will calculate fare within a single microservice and store all the details, later you separate calculate fare as a separate microservices that just returns the fare details to the end user.</w:t>
+      </w:r>
+    </w:p>
+    <w:p>
+      <w:pPr>
+        <w:ind w:left="0" w:firstLine="0"/>
+      </w:pPr>
+      <w:r>
+        <w:rPr>
+          <w:highlight w:val="yellow"/>
+        </w:rPr>
+        <w:t>Things to create</w:t>
+      </w:r>
+    </w:p>
+    <w:p>
+      <w:pPr>
+        <w:pStyle w:val="ListParagraph"/>
+        <w:numPr>
+          <w:ilvl w:val="0"/>
+          <w:numId w:val="34"/>
+        </w:numPr>
+      </w:pPr>
+      <w:r>
+        <w:t>One Microservice project having below libraries</w:t>
+      </w:r>
+    </w:p>
+    <w:p>
+      <w:pPr>
+        <w:pStyle w:val="ListParagraph"/>
+        <w:numPr>
+          <w:ilvl w:val="1"/>
+          <w:numId w:val="34"/>
+        </w:numPr>
+      </w:pPr>
+      <w:r>
+        <w:t>Web</w:t>
+      </w:r>
+    </w:p>
+    <w:p>
+      <w:pPr>
+        <w:pStyle w:val="ListParagraph"/>
+        <w:numPr>
+          <w:ilvl w:val="1"/>
+          <w:numId w:val="34"/>
+        </w:numPr>
+      </w:pPr>
+      <w:r>
+        <w:t>JPA</w:t>
+      </w:r>
+    </w:p>
+    <w:p>
+      <w:pPr>
+        <w:pStyle w:val="ListParagraph"/>
+        <w:numPr>
+          <w:ilvl w:val="1"/>
+          <w:numId w:val="34"/>
+        </w:numPr>
+      </w:pPr>
+      <w:r>
+        <w:t>Devtools</w:t>
+      </w:r>
+    </w:p>
+    <w:p>
+      <w:pPr>
+        <w:pStyle w:val="ListParagraph"/>
+        <w:numPr>
+          <w:ilvl w:val="1"/>
+          <w:numId w:val="34"/>
+        </w:numPr>
+      </w:pPr>
+      <w:r>
+        <w:t>MySQL Connector</w:t>
+      </w:r>
+    </w:p>
+    <w:p>
+      <w:pPr>
+        <w:pStyle w:val="ListParagraph"/>
+        <w:numPr>
+          <w:ilvl w:val="1"/>
+          <w:numId w:val="34"/>
+        </w:numPr>
+      </w:pPr>
+      <w:r>
+        <w:t>Eureka Client</w:t>
+      </w:r>
+    </w:p>
+    <w:p>
+      <w:pPr>
+        <w:pStyle w:val="ListParagraph"/>
+        <w:numPr>
+          <w:ilvl w:val="0"/>
+          <w:numId w:val="34"/>
+        </w:numPr>
+      </w:pPr>
+      <w:r>
+        <w:t>Entity class - Booking</w:t>
+      </w:r>
+    </w:p>
+    <w:p>
+      <w:pPr>
+        <w:pStyle w:val="ListParagraph"/>
+        <w:numPr>
+          <w:ilvl w:val="0"/>
+          <w:numId w:val="34"/>
+        </w:numPr>
+      </w:pPr>
+      <w:r>
+        <w:t>Repository - BookingRepo</w:t>
+      </w:r>
+    </w:p>
+    <w:p>
+      <w:pPr>
+        <w:pStyle w:val="ListParagraph"/>
+        <w:numPr>
+          <w:ilvl w:val="0"/>
+          <w:numId w:val="34"/>
+        </w:numPr>
+      </w:pPr>
+      <w:r>
+        <w:t>Service - BookingService - must store all the booking details, with fare details</w:t>
+      </w:r>
+    </w:p>
+    <w:p>
+      <w:pPr>
+        <w:pStyle w:val="ListParagraph"/>
+        <w:numPr>
+          <w:ilvl w:val="0"/>
+          <w:numId w:val="34"/>
+        </w:numPr>
+      </w:pPr>
+      <w:r>
+        <w:t>Controller - accepting the booking details</w:t>
+      </w:r>
+    </w:p>
+    <w:p>
+      <w:pPr>
+        <w:ind w:left="0" w:firstLine="0"/>
+      </w:pPr>
+      <w:r>
+        <w:rPr>
+          <w:highlight w:val="yellow"/>
+        </w:rPr>
+        <w:t>Assignment:</w:t>
+      </w:r>
+      <w:r>
+        <w:t xml:space="preserve"> Separate the calculate fare logics </w:t>
+      </w:r>
+      <w:r>
+        <w:t xml:space="preserve">in a second </w:t>
+      </w:r>
+      <w:r>
+        <w:t>microservice and when you book</w:t>
+      </w:r>
+      <w:r>
+        <w:t xml:space="preserve">, </w:t>
+      </w:r>
+      <w:r>
+        <w:t>the front end must send booking details with fare details so that First microservice will store them</w:t>
+      </w:r>
+    </w:p>
+    <w:p>
+      <w:pPr>
+        <w:ind w:left="0" w:firstLine="0"/>
+      </w:pPr>
+      <w:r>
+        <w:rPr>
+          <w:highlight w:val="yellow"/>
+        </w:rPr>
+        <w:t>application.properties</w:t>
+      </w:r>
+    </w:p>
+    <w:p>
+      <w:pPr>
+        <w:ind w:left="0" w:firstLine="0"/>
+      </w:pPr>
+      <w:r>
+        <w:drawing>
+          <wp:inline distT="0" distB="0" distL="0" distR="0" wp14:anchorId="213235CE" wp14:editId="7830DF5A">
+            <wp:extent cx="5943600" cy="2357755"/>
+            <wp:effectExtent l="0" t="0" r="0" b="4445"/>
+            <wp:docPr id="1331596261" name="Picture 1"/>
+            <wp:cNvGraphicFramePr>
+              <a:graphicFrameLocks xmlns:a="http://schemas.openxmlformats.org/drawingml/2006/main" noChangeAspect="1"/>
+            </wp:cNvGraphicFramePr>
+            <a:graphic xmlns:a="http://schemas.openxmlformats.org/drawingml/2006/main">
+              <a:graphicData uri="http://schemas.openxmlformats.org/drawingml/2006/picture">
+                <pic:pic xmlns:pic="http://schemas.openxmlformats.org/drawingml/2006/picture">
+                  <pic:nvPicPr>
+                    <pic:cNvPr id="1331596261" name=""/>
+                    <pic:cNvPicPr/>
+                  </pic:nvPicPr>
+                  <pic:blipFill>
+                    <a:blip r:embed="rId75"/>
+                    <a:stretch>
+                      <a:fillRect/>
+                    </a:stretch>
+                  </pic:blipFill>
+                  <pic:spPr>
+                    <a:xfrm>
+                      <a:off x="0" y="0"/>
+                      <a:ext cx="5943600" cy="2357755"/>
+                    </a:xfrm>
+                    <a:prstGeom prst="rect">
+                      <a:avLst/>
+                    </a:prstGeom>
+                  </pic:spPr>
+                </pic:pic>
+              </a:graphicData>
+            </a:graphic>
+          </wp:inline>
+        </w:drawing>
+      </w:r>
+    </w:p>
+    <w:p>
+      <w:pPr>
+        <w:ind w:left="0" w:firstLine="0"/>
+      </w:pPr>
+      <w:r>
+        <w:rPr>
+          <w:highlight w:val="yellow"/>
+        </w:rPr>
+        <w:lastRenderedPageBreak/>
+        <w:t>Entity class</w:t>
+      </w:r>
+      <w:r>
+        <w:t>: Booking</w:t>
+      </w:r>
+    </w:p>
+    <w:p>
+      <w:pPr>
+        <w:ind w:left="0" w:firstLine="0"/>
+      </w:pPr>
+      <w:r>
+        <w:drawing>
+          <wp:inline distT="0" distB="0" distL="0" distR="0" wp14:anchorId="2F8D3F01" wp14:editId="2948801E">
+            <wp:extent cx="5943600" cy="4892040"/>
+            <wp:effectExtent l="0" t="0" r="0" b="3810"/>
+            <wp:docPr id="1002008662" name="Picture 1"/>
+            <wp:cNvGraphicFramePr>
+              <a:graphicFrameLocks xmlns:a="http://schemas.openxmlformats.org/drawingml/2006/main" noChangeAspect="1"/>
+            </wp:cNvGraphicFramePr>
+            <a:graphic xmlns:a="http://schemas.openxmlformats.org/drawingml/2006/main">
+              <a:graphicData uri="http://schemas.openxmlformats.org/drawingml/2006/picture">
+                <pic:pic xmlns:pic="http://schemas.openxmlformats.org/drawingml/2006/picture">
+                  <pic:nvPicPr>
+                    <pic:cNvPr id="1002008662" name=""/>
+                    <pic:cNvPicPr/>
+                  </pic:nvPicPr>
+                  <pic:blipFill>
+                    <a:blip r:embed="rId76"/>
+                    <a:stretch>
+                      <a:fillRect/>
+                    </a:stretch>
+                  </pic:blipFill>
+                  <pic:spPr>
+                    <a:xfrm>
+                      <a:off x="0" y="0"/>
+                      <a:ext cx="5943600" cy="4892040"/>
+                    </a:xfrm>
+                    <a:prstGeom prst="rect">
+                      <a:avLst/>
+                    </a:prstGeom>
+                  </pic:spPr>
+                </pic:pic>
+              </a:graphicData>
+            </a:graphic>
+          </wp:inline>
+        </w:drawing>
+      </w:r>
+    </w:p>
+    <w:p>
+      <w:pPr>
+        <w:ind w:left="0" w:firstLine="0"/>
+      </w:pPr>
+      <w:r>
+        <w:rPr>
+          <w:highlight w:val="yellow"/>
+        </w:rPr>
+        <w:t>Repository interface</w:t>
+      </w:r>
+    </w:p>
+    <w:p>
+      <w:pPr>
+        <w:ind w:left="0" w:firstLine="0"/>
+      </w:pPr>
+      <w:r>
+        <w:drawing>
+          <wp:inline distT="0" distB="0" distL="0" distR="0" wp14:anchorId="1E656313" wp14:editId="6279E1AA">
+            <wp:extent cx="5943600" cy="1813560"/>
+            <wp:effectExtent l="0" t="0" r="0" b="0"/>
+            <wp:docPr id="1973566595" name="Picture 1"/>
+            <wp:cNvGraphicFramePr>
+              <a:graphicFrameLocks xmlns:a="http://schemas.openxmlformats.org/drawingml/2006/main" noChangeAspect="1"/>
+            </wp:cNvGraphicFramePr>
+            <a:graphic xmlns:a="http://schemas.openxmlformats.org/drawingml/2006/main">
+              <a:graphicData uri="http://schemas.openxmlformats.org/drawingml/2006/picture">
+                <pic:pic xmlns:pic="http://schemas.openxmlformats.org/drawingml/2006/picture">
+                  <pic:nvPicPr>
+                    <pic:cNvPr id="1973566595" name=""/>
+                    <pic:cNvPicPr/>
+                  </pic:nvPicPr>
+                  <pic:blipFill>
+                    <a:blip r:embed="rId77"/>
+                    <a:stretch>
+                      <a:fillRect/>
+                    </a:stretch>
+                  </pic:blipFill>
+                  <pic:spPr>
+                    <a:xfrm>
+                      <a:off x="0" y="0"/>
+                      <a:ext cx="5943600" cy="1813560"/>
+                    </a:xfrm>
+                    <a:prstGeom prst="rect">
+                      <a:avLst/>
+                    </a:prstGeom>
+                  </pic:spPr>
+                </pic:pic>
+              </a:graphicData>
+            </a:graphic>
+          </wp:inline>
+        </w:drawing>
+      </w:r>
+    </w:p>
+    <w:p>
+      <w:pPr>
+        <w:ind w:left="0" w:firstLine="0"/>
+      </w:pPr>
+    </w:p>
+    <w:p>
+      <w:pPr>
+        <w:ind w:left="0" w:firstLine="0"/>
+      </w:pPr>
+      <w:r>
+        <w:rPr>
+          <w:highlight w:val="yellow"/>
+        </w:rPr>
+        <w:lastRenderedPageBreak/>
+        <w:t>Service layer</w:t>
+      </w:r>
+    </w:p>
+    <w:p>
+      <w:pPr>
+        <w:ind w:left="0" w:firstLine="0"/>
+      </w:pPr>
+      <w:r>
+        <w:drawing>
+          <wp:inline distT="0" distB="0" distL="0" distR="0" wp14:anchorId="035F96D5" wp14:editId="401F686B">
+            <wp:extent cx="5943600" cy="4674870"/>
+            <wp:effectExtent l="0" t="0" r="0" b="0"/>
+            <wp:docPr id="1302355533" name="Picture 1"/>
+            <wp:cNvGraphicFramePr>
+              <a:graphicFrameLocks xmlns:a="http://schemas.openxmlformats.org/drawingml/2006/main" noChangeAspect="1"/>
+            </wp:cNvGraphicFramePr>
+            <a:graphic xmlns:a="http://schemas.openxmlformats.org/drawingml/2006/main">
+              <a:graphicData uri="http://schemas.openxmlformats.org/drawingml/2006/picture">
+                <pic:pic xmlns:pic="http://schemas.openxmlformats.org/drawingml/2006/picture">
+                  <pic:nvPicPr>
+                    <pic:cNvPr id="1302355533" name=""/>
+                    <pic:cNvPicPr/>
+                  </pic:nvPicPr>
+                  <pic:blipFill>
+                    <a:blip r:embed="rId78"/>
+                    <a:stretch>
+                      <a:fillRect/>
+                    </a:stretch>
+                  </pic:blipFill>
+                  <pic:spPr>
+                    <a:xfrm>
+                      <a:off x="0" y="0"/>
+                      <a:ext cx="5943600" cy="4674870"/>
+                    </a:xfrm>
+                    <a:prstGeom prst="rect">
+                      <a:avLst/>
+                    </a:prstGeom>
+                  </pic:spPr>
+                </pic:pic>
+              </a:graphicData>
+            </a:graphic>
+          </wp:inline>
+        </w:drawing>
+      </w:r>
+    </w:p>
+    <w:p>
+      <w:pPr>
+        <w:ind w:left="0" w:firstLine="0"/>
+      </w:pPr>
+      <w:r>
+        <w:rPr>
+          <w:highlight w:val="yellow"/>
+        </w:rPr>
+        <w:t>Controller layer</w:t>
+      </w:r>
+    </w:p>
+    <w:p>
+      <w:pPr>
+        <w:ind w:left="0" w:firstLine="0"/>
+      </w:pPr>
+      <w:r>
+        <w:lastRenderedPageBreak/>
+        <w:drawing>
+          <wp:inline distT="0" distB="0" distL="0" distR="0" wp14:anchorId="03D3743A" wp14:editId="1367D4B3">
+            <wp:extent cx="5943600" cy="2697480"/>
+            <wp:effectExtent l="0" t="0" r="0" b="7620"/>
+            <wp:docPr id="1435383353" name="Picture 1"/>
+            <wp:cNvGraphicFramePr>
+              <a:graphicFrameLocks xmlns:a="http://schemas.openxmlformats.org/drawingml/2006/main" noChangeAspect="1"/>
+            </wp:cNvGraphicFramePr>
+            <a:graphic xmlns:a="http://schemas.openxmlformats.org/drawingml/2006/main">
+              <a:graphicData uri="http://schemas.openxmlformats.org/drawingml/2006/picture">
+                <pic:pic xmlns:pic="http://schemas.openxmlformats.org/drawingml/2006/picture">
+                  <pic:nvPicPr>
+                    <pic:cNvPr id="1435383353" name=""/>
+                    <pic:cNvPicPr/>
+                  </pic:nvPicPr>
+                  <pic:blipFill>
+                    <a:blip r:embed="rId79"/>
+                    <a:stretch>
+                      <a:fillRect/>
+                    </a:stretch>
+                  </pic:blipFill>
+                  <pic:spPr>
+                    <a:xfrm>
+                      <a:off x="0" y="0"/>
+                      <a:ext cx="5943600" cy="2697480"/>
+                    </a:xfrm>
+                    <a:prstGeom prst="rect">
+                      <a:avLst/>
+                    </a:prstGeom>
+                  </pic:spPr>
+                </pic:pic>
+              </a:graphicData>
+            </a:graphic>
+          </wp:inline>
+        </w:drawing>
+      </w:r>
+    </w:p>
+    <w:p>
+      <w:pPr>
+        <w:ind w:left="0" w:firstLine="0"/>
+      </w:pPr>
+      <w:r>
+        <w:t>We will use front end applications to access this backend</w:t>
+      </w:r>
+    </w:p>
+    <w:p>
+      <w:pPr>
+        <w:ind w:left="0" w:firstLine="0"/>
+      </w:pPr>
+      <w:r>
+        <w:t>React uses axios library to make an HTTP request</w:t>
+      </w:r>
+    </w:p>
+    <w:p>
+      <w:pPr>
+        <w:ind w:left="0" w:firstLine="0"/>
+      </w:pPr>
+      <w:r>
+        <w:t>Angular HttpClient to make an HTTP requests</w:t>
       </w:r>
     </w:p>
     <w:sectPr>
@@ -9476,6 +9713,95 @@
     </w:lvl>
   </w:abstractNum>
   <w:abstractNum w:abstractNumId="13" w15:restartNumberingAfterBreak="0">
+    <w:nsid w:val="3FAC6AD6"/>
+    <w:multiLevelType w:val="hybridMultilevel"/>
+    <w:tmpl w:val="5C7EBB0C"/>
+    <w:lvl w:ilvl="0" w:tplc="0409000F">
+      <w:start w:val="1"/>
+      <w:numFmt w:val="decimal"/>
+      <w:lvlText w:val="%1."/>
+      <w:lvlJc w:val="left"/>
+      <w:pPr>
+        <w:ind w:left="720" w:hanging="360"/>
+      </w:pPr>
+      <w:rPr>
+        <w:rFonts w:hint="default"/>
+      </w:rPr>
+    </w:lvl>
+    <w:lvl w:ilvl="1" w:tplc="04090019">
+      <w:start w:val="1"/>
+      <w:numFmt w:val="lowerLetter"/>
+      <w:lvlText w:val="%2."/>
+      <w:lvlJc w:val="left"/>
+      <w:pPr>
+        <w:ind w:left="1440" w:hanging="360"/>
+      </w:pPr>
+    </w:lvl>
+    <w:lvl w:ilvl="2" w:tplc="0409001B" w:tentative="1">
+      <w:start w:val="1"/>
+      <w:numFmt w:val="lowerRoman"/>
+      <w:lvlText w:val="%3."/>
+      <w:lvlJc w:val="right"/>
+      <w:pPr>
+        <w:ind w:left="2160" w:hanging="180"/>
+      </w:pPr>
+    </w:lvl>
+    <w:lvl w:ilvl="3" w:tplc="0409000F" w:tentative="1">
+      <w:start w:val="1"/>
+      <w:numFmt w:val="decimal"/>
+      <w:lvlText w:val="%4."/>
+      <w:lvlJc w:val="left"/>
+      <w:pPr>
+        <w:ind w:left="2880" w:hanging="360"/>
+      </w:pPr>
+    </w:lvl>
+    <w:lvl w:ilvl="4" w:tplc="04090019" w:tentative="1">
+      <w:start w:val="1"/>
+      <w:numFmt w:val="lowerLetter"/>
+      <w:lvlText w:val="%5."/>
+      <w:lvlJc w:val="left"/>
+      <w:pPr>
+        <w:ind w:left="3600" w:hanging="360"/>
+      </w:pPr>
+    </w:lvl>
+    <w:lvl w:ilvl="5" w:tplc="0409001B" w:tentative="1">
+      <w:start w:val="1"/>
+      <w:numFmt w:val="lowerRoman"/>
+      <w:lvlText w:val="%6."/>
+      <w:lvlJc w:val="right"/>
+      <w:pPr>
+        <w:ind w:left="4320" w:hanging="180"/>
+      </w:pPr>
+    </w:lvl>
+    <w:lvl w:ilvl="6" w:tplc="0409000F" w:tentative="1">
+      <w:start w:val="1"/>
+      <w:numFmt w:val="decimal"/>
+      <w:lvlText w:val="%7."/>
+      <w:lvlJc w:val="left"/>
+      <w:pPr>
+        <w:ind w:left="5040" w:hanging="360"/>
+      </w:pPr>
+    </w:lvl>
+    <w:lvl w:ilvl="7" w:tplc="04090019" w:tentative="1">
+      <w:start w:val="1"/>
+      <w:numFmt w:val="lowerLetter"/>
+      <w:lvlText w:val="%8."/>
+      <w:lvlJc w:val="left"/>
+      <w:pPr>
+        <w:ind w:left="5760" w:hanging="360"/>
+      </w:pPr>
+    </w:lvl>
+    <w:lvl w:ilvl="8" w:tplc="0409001B" w:tentative="1">
+      <w:start w:val="1"/>
+      <w:numFmt w:val="lowerRoman"/>
+      <w:lvlText w:val="%9."/>
+      <w:lvlJc w:val="right"/>
+      <w:pPr>
+        <w:ind w:left="6480" w:hanging="180"/>
+      </w:pPr>
+    </w:lvl>
+  </w:abstractNum>
+  <w:abstractNum w:abstractNumId="14" w15:restartNumberingAfterBreak="0">
     <w:nsid w:val="44CA2C52"/>
     <w:multiLevelType w:val="hybridMultilevel"/>
     <w:tmpl w:val="CE54277C"/>
@@ -9564,7 +9890,7 @@
       </w:pPr>
     </w:lvl>
   </w:abstractNum>
-  <w:abstractNum w:abstractNumId="14" w15:restartNumberingAfterBreak="0">
+  <w:abstractNum w:abstractNumId="15" w15:restartNumberingAfterBreak="0">
     <w:nsid w:val="46044801"/>
     <w:multiLevelType w:val="hybridMultilevel"/>
     <w:tmpl w:val="5ACEF4C4"/>
@@ -9653,7 +9979,7 @@
       </w:pPr>
     </w:lvl>
   </w:abstractNum>
-  <w:abstractNum w:abstractNumId="15" w15:restartNumberingAfterBreak="0">
+  <w:abstractNum w:abstractNumId="16" w15:restartNumberingAfterBreak="0">
     <w:nsid w:val="4AC07085"/>
     <w:multiLevelType w:val="hybridMultilevel"/>
     <w:tmpl w:val="3C1447BA"/>
@@ -9742,7 +10068,7 @@
       </w:pPr>
     </w:lvl>
   </w:abstractNum>
-  <w:abstractNum w:abstractNumId="16" w15:restartNumberingAfterBreak="0">
+  <w:abstractNum w:abstractNumId="17" w15:restartNumberingAfterBreak="0">
     <w:nsid w:val="4FAA6A76"/>
     <w:multiLevelType w:val="hybridMultilevel"/>
     <w:tmpl w:val="E74AB79A"/>
@@ -9831,7 +10157,96 @@
       </w:pPr>
     </w:lvl>
   </w:abstractNum>
-  <w:abstractNum w:abstractNumId="17" w15:restartNumberingAfterBreak="0">
+  <w:abstractNum w:abstractNumId="18" w15:restartNumberingAfterBreak="0">
+    <w:nsid w:val="50D535DD"/>
+    <w:multiLevelType w:val="hybridMultilevel"/>
+    <w:tmpl w:val="ABD47FE4"/>
+    <w:lvl w:ilvl="0" w:tplc="0409000F">
+      <w:start w:val="1"/>
+      <w:numFmt w:val="decimal"/>
+      <w:lvlText w:val="%1."/>
+      <w:lvlJc w:val="left"/>
+      <w:pPr>
+        <w:ind w:left="720" w:hanging="360"/>
+      </w:pPr>
+      <w:rPr>
+        <w:rFonts w:hint="default"/>
+      </w:rPr>
+    </w:lvl>
+    <w:lvl w:ilvl="1" w:tplc="04090019" w:tentative="1">
+      <w:start w:val="1"/>
+      <w:numFmt w:val="lowerLetter"/>
+      <w:lvlText w:val="%2."/>
+      <w:lvlJc w:val="left"/>
+      <w:pPr>
+        <w:ind w:left="1440" w:hanging="360"/>
+      </w:pPr>
+    </w:lvl>
+    <w:lvl w:ilvl="2" w:tplc="0409001B" w:tentative="1">
+      <w:start w:val="1"/>
+      <w:numFmt w:val="lowerRoman"/>
+      <w:lvlText w:val="%3."/>
+      <w:lvlJc w:val="right"/>
+      <w:pPr>
+        <w:ind w:left="2160" w:hanging="180"/>
+      </w:pPr>
+    </w:lvl>
+    <w:lvl w:ilvl="3" w:tplc="0409000F" w:tentative="1">
+      <w:start w:val="1"/>
+      <w:numFmt w:val="decimal"/>
+      <w:lvlText w:val="%4."/>
+      <w:lvlJc w:val="left"/>
+      <w:pPr>
+        <w:ind w:left="2880" w:hanging="360"/>
+      </w:pPr>
+    </w:lvl>
+    <w:lvl w:ilvl="4" w:tplc="04090019" w:tentative="1">
+      <w:start w:val="1"/>
+      <w:numFmt w:val="lowerLetter"/>
+      <w:lvlText w:val="%5."/>
+      <w:lvlJc w:val="left"/>
+      <w:pPr>
+        <w:ind w:left="3600" w:hanging="360"/>
+      </w:pPr>
+    </w:lvl>
+    <w:lvl w:ilvl="5" w:tplc="0409001B" w:tentative="1">
+      <w:start w:val="1"/>
+      <w:numFmt w:val="lowerRoman"/>
+      <w:lvlText w:val="%6."/>
+      <w:lvlJc w:val="right"/>
+      <w:pPr>
+        <w:ind w:left="4320" w:hanging="180"/>
+      </w:pPr>
+    </w:lvl>
+    <w:lvl w:ilvl="6" w:tplc="0409000F" w:tentative="1">
+      <w:start w:val="1"/>
+      <w:numFmt w:val="decimal"/>
+      <w:lvlText w:val="%7."/>
+      <w:lvlJc w:val="left"/>
+      <w:pPr>
+        <w:ind w:left="5040" w:hanging="360"/>
+      </w:pPr>
+    </w:lvl>
+    <w:lvl w:ilvl="7" w:tplc="04090019" w:tentative="1">
+      <w:start w:val="1"/>
+      <w:numFmt w:val="lowerLetter"/>
+      <w:lvlText w:val="%8."/>
+      <w:lvlJc w:val="left"/>
+      <w:pPr>
+        <w:ind w:left="5760" w:hanging="360"/>
+      </w:pPr>
+    </w:lvl>
+    <w:lvl w:ilvl="8" w:tplc="0409001B" w:tentative="1">
+      <w:start w:val="1"/>
+      <w:numFmt w:val="lowerRoman"/>
+      <w:lvlText w:val="%9."/>
+      <w:lvlJc w:val="right"/>
+      <w:pPr>
+        <w:ind w:left="6480" w:hanging="180"/>
+      </w:pPr>
+    </w:lvl>
+  </w:abstractNum>
+  <w:abstractNum w:abstractNumId="19" w15:restartNumberingAfterBreak="0">
     <w:nsid w:val="51370263"/>
     <w:multiLevelType w:val="hybridMultilevel"/>
     <w:tmpl w:val="A19EA814"/>
@@ -9920,7 +10335,7 @@
       </w:pPr>
     </w:lvl>
   </w:abstractNum>
-  <w:abstractNum w:abstractNumId="18" w15:restartNumberingAfterBreak="0">
+  <w:abstractNum w:abstractNumId="20" w15:restartNumberingAfterBreak="0">
     <w:nsid w:val="5766271F"/>
     <w:multiLevelType w:val="hybridMultilevel"/>
     <w:tmpl w:val="6ABE5E62"/>
@@ -10009,7 +10424,7 @@
       </w:pPr>
     </w:lvl>
   </w:abstractNum>
-  <w:abstractNum w:abstractNumId="19" w15:restartNumberingAfterBreak="0">
+  <w:abstractNum w:abstractNumId="21" w15:restartNumberingAfterBreak="0">
     <w:nsid w:val="582E2516"/>
     <w:multiLevelType w:val="hybridMultilevel"/>
     <w:tmpl w:val="E55C935C"/>
@@ -10098,7 +10513,7 @@
       </w:pPr>
     </w:lvl>
   </w:abstractNum>
-  <w:abstractNum w:abstractNumId="20" w15:restartNumberingAfterBreak="0">
+  <w:abstractNum w:abstractNumId="22" w15:restartNumberingAfterBreak="0">
     <w:nsid w:val="58EC0FA2"/>
     <w:multiLevelType w:val="hybridMultilevel"/>
     <w:tmpl w:val="CE3EAE10"/>
@@ -10187,7 +10602,7 @@
       </w:pPr>
     </w:lvl>
   </w:abstractNum>
-  <w:abstractNum w:abstractNumId="21" w15:restartNumberingAfterBreak="0">
+  <w:abstractNum w:abstractNumId="23" w15:restartNumberingAfterBreak="0">
     <w:nsid w:val="5B3F3CEC"/>
     <w:multiLevelType w:val="hybridMultilevel"/>
     <w:tmpl w:val="71460F90"/>
@@ -10276,7 +10691,7 @@
       </w:pPr>
     </w:lvl>
   </w:abstractNum>
-  <w:abstractNum w:abstractNumId="22" w15:restartNumberingAfterBreak="0">
+  <w:abstractNum w:abstractNumId="24" w15:restartNumberingAfterBreak="0">
     <w:nsid w:val="5E176280"/>
     <w:multiLevelType w:val="hybridMultilevel"/>
     <w:tmpl w:val="A412E02A"/>
@@ -10365,7 +10780,7 @@
       </w:pPr>
     </w:lvl>
   </w:abstractNum>
-  <w:abstractNum w:abstractNumId="23" w15:restartNumberingAfterBreak="0">
+  <w:abstractNum w:abstractNumId="25" w15:restartNumberingAfterBreak="0">
     <w:nsid w:val="5ED30FF7"/>
     <w:multiLevelType w:val="hybridMultilevel"/>
     <w:tmpl w:val="B3AC66B8"/>
@@ -10454,7 +10869,7 @@
       </w:pPr>
     </w:lvl>
   </w:abstractNum>
-  <w:abstractNum w:abstractNumId="24" w15:restartNumberingAfterBreak="0">
+  <w:abstractNum w:abstractNumId="26" w15:restartNumberingAfterBreak="0">
     <w:nsid w:val="6561046C"/>
     <w:multiLevelType w:val="hybridMultilevel"/>
     <w:tmpl w:val="54BC4562"/>
@@ -10543,7 +10958,7 @@
       </w:pPr>
     </w:lvl>
   </w:abstractNum>
-  <w:abstractNum w:abstractNumId="25" w15:restartNumberingAfterBreak="0">
+  <w:abstractNum w:abstractNumId="27" w15:restartNumberingAfterBreak="0">
     <w:nsid w:val="664C2B59"/>
     <w:multiLevelType w:val="hybridMultilevel"/>
     <w:tmpl w:val="1CF0A4EA"/>
@@ -10632,7 +11047,7 @@
       </w:pPr>
     </w:lvl>
   </w:abstractNum>
-  <w:abstractNum w:abstractNumId="26" w15:restartNumberingAfterBreak="0">
+  <w:abstractNum w:abstractNumId="28" w15:restartNumberingAfterBreak="0">
     <w:nsid w:val="676E2B6B"/>
     <w:multiLevelType w:val="hybridMultilevel"/>
     <w:tmpl w:val="E7204440"/>
@@ -10745,7 +11160,7 @@
       </w:rPr>
     </w:lvl>
   </w:abstractNum>
-  <w:abstractNum w:abstractNumId="27" w15:restartNumberingAfterBreak="0">
+  <w:abstractNum w:abstractNumId="29" w15:restartNumberingAfterBreak="0">
     <w:nsid w:val="6F9628B0"/>
     <w:multiLevelType w:val="hybridMultilevel"/>
     <w:tmpl w:val="58B2F9FA"/>
@@ -10834,7 +11249,7 @@
       </w:pPr>
     </w:lvl>
   </w:abstractNum>
-  <w:abstractNum w:abstractNumId="28" w15:restartNumberingAfterBreak="0">
+  <w:abstractNum w:abstractNumId="30" w15:restartNumberingAfterBreak="0">
     <w:nsid w:val="78CF66F5"/>
     <w:multiLevelType w:val="hybridMultilevel"/>
     <w:tmpl w:val="FD460E22"/>
@@ -10923,7 +11338,7 @@
       </w:pPr>
     </w:lvl>
   </w:abstractNum>
-  <w:abstractNum w:abstractNumId="29" w15:restartNumberingAfterBreak="0">
+  <w:abstractNum w:abstractNumId="31" w15:restartNumberingAfterBreak="0">
     <w:nsid w:val="78FE7F30"/>
     <w:multiLevelType w:val="hybridMultilevel"/>
     <w:tmpl w:val="545CA6A2"/>
@@ -11012,7 +11427,7 @@
       </w:pPr>
     </w:lvl>
   </w:abstractNum>
-  <w:abstractNum w:abstractNumId="30" w15:restartNumberingAfterBreak="0">
+  <w:abstractNum w:abstractNumId="32" w15:restartNumberingAfterBreak="0">
     <w:nsid w:val="7C953AEA"/>
     <w:multiLevelType w:val="hybridMultilevel"/>
     <w:tmpl w:val="7CCC41C4"/>
@@ -11101,7 +11516,7 @@
       </w:pPr>
     </w:lvl>
   </w:abstractNum>
-  <w:abstractNum w:abstractNumId="31" w15:restartNumberingAfterBreak="0">
+  <w:abstractNum w:abstractNumId="33" w15:restartNumberingAfterBreak="0">
     <w:nsid w:val="7DB613C1"/>
     <w:multiLevelType w:val="hybridMultilevel"/>
     <w:tmpl w:val="CE10F88C"/>
@@ -11194,7 +11609,7 @@
     <w:abstractNumId w:val="2"/>
   </w:num>
   <w:num w:numId="2" w16cid:durableId="1596203068">
-    <w:abstractNumId w:val="20"/>
+    <w:abstractNumId w:val="22"/>
   </w:num>
   <w:num w:numId="3" w16cid:durableId="1960138834">
     <w:abstractNumId w:val="7"/>
@@ -11203,19 +11618,19 @@
     <w:abstractNumId w:val="11"/>
   </w:num>
   <w:num w:numId="5" w16cid:durableId="1785925703">
-    <w:abstractNumId w:val="27"/>
+    <w:abstractNumId w:val="29"/>
   </w:num>
   <w:num w:numId="6" w16cid:durableId="1729105484">
-    <w:abstractNumId w:val="15"/>
+    <w:abstractNumId w:val="16"/>
   </w:num>
   <w:num w:numId="7" w16cid:durableId="34280185">
-    <w:abstractNumId w:val="28"/>
+    <w:abstractNumId w:val="30"/>
   </w:num>
   <w:num w:numId="8" w16cid:durableId="1777092839">
     <w:abstractNumId w:val="1"/>
   </w:num>
   <w:num w:numId="9" w16cid:durableId="758718524">
-    <w:abstractNumId w:val="31"/>
+    <w:abstractNumId w:val="33"/>
   </w:num>
   <w:num w:numId="10" w16cid:durableId="160897060">
     <w:abstractNumId w:val="6"/>
@@ -11224,34 +11639,34 @@
     <w:abstractNumId w:val="4"/>
   </w:num>
   <w:num w:numId="12" w16cid:durableId="1721898317">
-    <w:abstractNumId w:val="23"/>
+    <w:abstractNumId w:val="25"/>
   </w:num>
   <w:num w:numId="13" w16cid:durableId="120151737">
-    <w:abstractNumId w:val="14"/>
+    <w:abstractNumId w:val="15"/>
   </w:num>
   <w:num w:numId="14" w16cid:durableId="1319262171">
     <w:abstractNumId w:val="8"/>
   </w:num>
   <w:num w:numId="15" w16cid:durableId="1268582426">
+    <w:abstractNumId w:val="21"/>
+  </w:num>
+  <w:num w:numId="16" w16cid:durableId="2088308342">
+    <w:abstractNumId w:val="28"/>
+  </w:num>
+  <w:num w:numId="17" w16cid:durableId="1731228637">
+    <w:abstractNumId w:val="26"/>
+  </w:num>
+  <w:num w:numId="18" w16cid:durableId="1541242673">
     <w:abstractNumId w:val="19"/>
   </w:num>
-  <w:num w:numId="16" w16cid:durableId="2088308342">
-    <w:abstractNumId w:val="26"/>
-  </w:num>
-  <w:num w:numId="17" w16cid:durableId="1731228637">
-    <w:abstractNumId w:val="24"/>
-  </w:num>
-  <w:num w:numId="18" w16cid:durableId="1541242673">
+  <w:num w:numId="19" w16cid:durableId="654335855">
     <w:abstractNumId w:val="17"/>
   </w:num>
-  <w:num w:numId="19" w16cid:durableId="654335855">
-    <w:abstractNumId w:val="16"/>
-  </w:num>
   <w:num w:numId="20" w16cid:durableId="1070467808">
-    <w:abstractNumId w:val="13"/>
+    <w:abstractNumId w:val="14"/>
   </w:num>
   <w:num w:numId="21" w16cid:durableId="1911192305">
-    <w:abstractNumId w:val="21"/>
+    <w:abstractNumId w:val="23"/>
   </w:num>
   <w:num w:numId="22" w16cid:durableId="1167987115">
     <w:abstractNumId w:val="12"/>
@@ -11260,10 +11675,10 @@
     <w:abstractNumId w:val="9"/>
   </w:num>
   <w:num w:numId="24" w16cid:durableId="1099522345">
-    <w:abstractNumId w:val="29"/>
+    <w:abstractNumId w:val="31"/>
   </w:num>
   <w:num w:numId="25" w16cid:durableId="56437003">
-    <w:abstractNumId w:val="22"/>
+    <w:abstractNumId w:val="24"/>
   </w:num>
   <w:num w:numId="26" w16cid:durableId="1210337143">
     <w:abstractNumId w:val="5"/>
@@ -11272,7 +11687,7 @@
     <w:abstractNumId w:val="10"/>
   </w:num>
   <w:num w:numId="28" w16cid:durableId="2003309175">
-    <w:abstractNumId w:val="25"/>
+    <w:abstractNumId w:val="27"/>
   </w:num>
   <w:num w:numId="29" w16cid:durableId="654456774">
     <w:abstractNumId w:val="0"/>
@@ -11281,10 +11696,16 @@
     <w:abstractNumId w:val="3"/>
   </w:num>
   <w:num w:numId="31" w16cid:durableId="30812947">
-    <w:abstractNumId w:val="30"/>
+    <w:abstractNumId w:val="32"/>
   </w:num>
   <w:num w:numId="32" w16cid:durableId="1839729555">
+    <w:abstractNumId w:val="20"/>
+  </w:num>
+  <w:num w:numId="33" w16cid:durableId="1479762195">
     <w:abstractNumId w:val="18"/>
+  </w:num>
+  <w:num w:numId="34" w16cid:durableId="1066101150">
+    <w:abstractNumId w:val="13"/>
   </w:num>
 </w:numbering>
 </file>
